--- a/PHOCS-Docgentemplates/PHOCS_WaterSourceEvaluation_Template.docx
+++ b/PHOCS-Docgentemplates/PHOCS_WaterSourceEvaluation_Template.docx
@@ -1,10 +1,1375 @@
 
 <file path=word/document.xml><?xml version="1.0" encoding="utf-8"?>
-<w:document xmlns:wpc="http://schemas.microsoft.com/office/word/2010/wordprocessingCanvas" xmlns:cx="http://schemas.microsoft.com/office/drawing/2014/chartex" xmlns:cx1="http://schemas.microsoft.com/office/drawing/2015/9/8/chartex" xmlns:cx2="http://schemas.microsoft.com/office/drawing/2015/10/21/chartex" xmlns:cx3="http://schemas.microsoft.com/office/drawing/2016/5/9/chartex" xmlns:cx4="http://schemas.microsoft.com/office/drawing/2016/5/10/chartex" xmlns:cx5="http://schemas.microsoft.com/office/drawing/2016/5/11/chartex" xmlns:cx6="http://schemas.microsoft.com/office/drawing/2016/5/12/chartex" xmlns:cx7="http://schemas.microsoft.com/office/drawing/2016/5/13/chartex" xmlns:cx8="http://schemas.microsoft.com/office/drawing/2016/5/14/chartex" xmlns:mc="http://schemas.openxmlformats.org/markup-compatibility/2006" xmlns:aink="http://schemas.microsoft.com/office/drawing/2016/ink" xmlns:am3d="http://schemas.microsoft.com/office/drawing/2017/model3d" xmlns:o="urn:schemas-microsoft-com:office:office" xmlns:oel="http://schemas.microsoft.com/office/2019/extlst" xmlns:r="http://schemas.openxmlformats.org/officeDocument/2006/relationships" xmlns:m="http://schemas.openxmlformats.org/officeDocument/2006/math" xmlns:v="urn:schemas-microsoft-com:vml" xmlns:wp14="http://schemas.microsoft.com/office/word/2010/wordprocessingDrawing" xmlns:wp="http://schemas.openxmlformats.org/drawingml/2006/wordprocessingDrawing" xmlns:w10="urn:schemas-microsoft-com:office:word" xmlns:w="http://schemas.openxmlformats.org/wordprocessingml/2006/main" xmlns:w14="http://schemas.microsoft.com/office/word/2010/wordml" xmlns:w15="http://schemas.microsoft.com/office/word/2012/wordml" xmlns:w16cex="http://schemas.microsoft.com/office/word/2018/wordml/cex" xmlns:w16cid="http://schemas.microsoft.com/office/word/2016/wordml/cid" xmlns:w16="http://schemas.microsoft.com/office/word/2018/wordml" xmlns:w16du="http://schemas.microsoft.com/office/word/2023/wordml/word16du" xmlns:w16sdtdh="http://schemas.microsoft.com/office/word/2020/wordml/sdtdatahash" xmlns:w16sdtfl="http://schemas.microsoft.com/office/word/2024/wordml/sdtformatlock" xmlns:w16se="http://schemas.microsoft.com/office/word/2015/wordml/symex" xmlns:wpg="http://schemas.microsoft.com/office/word/2010/wordprocessingGroup" xmlns:wpi="http://schemas.microsoft.com/office/word/2010/wordprocessingInk" xmlns:wne="http://schemas.microsoft.com/office/word/2006/wordml" xmlns:wps="http://schemas.microsoft.com/office/word/2010/wordprocessingShape" mc:Ignorable="w14 w15 w16se w16cid w16 w16cex w16sdtdh w16sdtfl w16du wp14">
+<w:document xmlns:wpc="http://schemas.microsoft.com/office/word/2010/wordprocessingCanvas" xmlns:cx="http://schemas.microsoft.com/office/drawing/2014/chartex" xmlns:cx1="http://schemas.microsoft.com/office/drawing/2015/9/8/chartex" xmlns:cx2="http://schemas.microsoft.com/office/drawing/2015/10/21/chartex" xmlns:cx3="http://schemas.microsoft.com/office/drawing/2016/5/9/chartex" xmlns:cx4="http://schemas.microsoft.com/office/drawing/2016/5/10/chartex" xmlns:cx5="http://schemas.microsoft.com/office/drawing/2016/5/11/chartex" xmlns:cx6="http://schemas.microsoft.com/office/drawing/2016/5/12/chartex" xmlns:cx7="http://schemas.microsoft.com/office/drawing/2016/5/13/chartex" xmlns:cx8="http://schemas.microsoft.com/office/drawing/2016/5/14/chartex" xmlns:mc="http://schemas.openxmlformats.org/markup-compatibility/2006" xmlns:aink="http://schemas.microsoft.com/office/drawing/2016/ink" xmlns:am3d="http://schemas.microsoft.com/office/drawing/2017/model3d" xmlns:o="urn:schemas-microsoft-com:office:office" xmlns:oel="http://schemas.microsoft.com/office/2019/extlst" xmlns:r="http://schemas.openxmlformats.org/officeDocument/2006/relationships" xmlns:m="http://schemas.openxmlformats.org/officeDocument/2006/math" xmlns:v="urn:schemas-microsoft-com:vml" xmlns:wp14="http://schemas.microsoft.com/office/word/2010/wordprocessingDrawing" xmlns:wp="http://schemas.openxmlformats.org/drawingml/2006/wordprocessingDrawing" xmlns:w10="urn:schemas-microsoft-com:office:word" xmlns:w="http://schemas.openxmlformats.org/wordprocessingml/2006/main" xmlns:w14="http://schemas.microsoft.com/office/word/2010/wordml" xmlns:w15="http://schemas.microsoft.com/office/word/2012/wordml" xmlns:w16cei="http://schemas.microsoft.com/office/word/2026/wordml/cei" xmlns:w16cex="http://schemas.microsoft.com/office/word/2018/wordml/cex" xmlns:w16cid="http://schemas.microsoft.com/office/word/2016/wordml/cid" xmlns:w16="http://schemas.microsoft.com/office/word/2018/wordml" xmlns:w16du="http://schemas.microsoft.com/office/word/2023/wordml/word16du" xmlns:w16sdtdh="http://schemas.microsoft.com/office/word/2020/wordml/sdtdatahash" xmlns:w16sdtfl="http://schemas.microsoft.com/office/word/2024/wordml/sdtformatlock" xmlns:w16se="http://schemas.microsoft.com/office/word/2015/wordml/symex" xmlns:wpg="http://schemas.microsoft.com/office/word/2010/wordprocessingGroup" xmlns:wpi="http://schemas.microsoft.com/office/word/2010/wordprocessingInk" xmlns:wne="http://schemas.microsoft.com/office/word/2006/wordml" xmlns:wps="http://schemas.microsoft.com/office/word/2010/wordprocessingShape" mc:Ignorable="w14 w15 w16se w16cid w16 w16cex w16sdtdh w16sdtfl w16du wp14">
   <w:body>
     <w:tbl>
       <w:tblPr>
-        <w:tblW w:w="9629" w:type="dxa"/>
+        <w:tblStyle w:val="TableGrid"/>
+        <w:tblpPr w:leftFromText="180" w:rightFromText="180" w:vertAnchor="text" w:horzAnchor="margin" w:tblpY="60"/>
+        <w:tblOverlap w:val="never"/>
+        <w:tblW w:w="9355" w:type="dxa"/>
+        <w:tblBorders>
+          <w:top w:val="none" w:sz="0" w:space="0" w:color="auto"/>
+          <w:left w:val="none" w:sz="0" w:space="0" w:color="auto"/>
+          <w:bottom w:val="none" w:sz="0" w:space="0" w:color="auto"/>
+          <w:right w:val="none" w:sz="0" w:space="0" w:color="auto"/>
+          <w:insideH w:val="none" w:sz="0" w:space="0" w:color="auto"/>
+          <w:insideV w:val="none" w:sz="0" w:space="0" w:color="auto"/>
+        </w:tblBorders>
+        <w:tblLook w:val="04A0" w:firstRow="1" w:lastRow="0" w:firstColumn="1" w:lastColumn="0" w:noHBand="0" w:noVBand="1"/>
+      </w:tblPr>
+      <w:tblGrid>
+        <w:gridCol w:w="5220"/>
+        <w:gridCol w:w="4135"/>
+      </w:tblGrid>
+      <w:tr>
+        <w:trPr>
+          <w:trHeight w:val="54"/>
+        </w:trPr>
+        <w:tc>
+          <w:tcPr>
+            <w:tcW w:w="5220" w:type="dxa"/>
+          </w:tcPr>
+          <w:p>
+            <w:r>
+              <w:rPr>
+                <w:rFonts w:ascii="BC Sans" w:hAnsi="BC Sans"/>
+                <w:b/>
+                <w:bCs/>
+                <w:sz w:val="24"/>
+                <w:szCs w:val="24"/>
+              </w:rPr>
+              <w:t xml:space="preserve">Source Water </w:t>
+            </w:r>
+            <w:proofErr w:type="gramStart"/>
+            <w:r>
+              <w:rPr>
+                <w:rFonts w:ascii="BC Sans" w:hAnsi="BC Sans"/>
+                <w:b/>
+                <w:bCs/>
+                <w:sz w:val="24"/>
+                <w:szCs w:val="24"/>
+              </w:rPr>
+              <w:t>ID #:</w:t>
+            </w:r>
+            <w:proofErr w:type="gramEnd"/>
+            <w:r>
+              <w:t> </w:t>
+            </w:r>
+          </w:p>
+          <w:p/>
+          <w:p/>
+        </w:tc>
+        <w:tc>
+          <w:tcPr>
+            <w:tcW w:w="4135" w:type="dxa"/>
+          </w:tcPr>
+          <w:p>
+            <w:r>
+              <w:rPr>
+                <w:rFonts w:ascii="BC Sans" w:hAnsi="BC Sans"/>
+                <w:sz w:val="24"/>
+                <w:szCs w:val="24"/>
+              </w:rPr>
+              <w:t>{{</w:t>
+            </w:r>
+            <w:proofErr w:type="spellStart"/>
+            <w:r>
+              <w:rPr>
+                <w:rFonts w:ascii="BC Sans" w:hAnsi="BC Sans"/>
+                <w:sz w:val="24"/>
+                <w:szCs w:val="24"/>
+              </w:rPr>
+              <w:t>BLAccountNumber</w:t>
+            </w:r>
+            <w:proofErr w:type="spellEnd"/>
+            <w:r>
+              <w:rPr>
+                <w:rFonts w:ascii="BC Sans" w:hAnsi="BC Sans"/>
+                <w:sz w:val="24"/>
+                <w:szCs w:val="24"/>
+              </w:rPr>
+              <w:t>}}</w:t>
+            </w:r>
+          </w:p>
+        </w:tc>
+      </w:tr>
+      <w:tr>
+        <w:trPr>
+          <w:trHeight w:val="249"/>
+        </w:trPr>
+        <w:tc>
+          <w:tcPr>
+            <w:tcW w:w="5220" w:type="dxa"/>
+          </w:tcPr>
+          <w:p>
+            <w:pPr>
+              <w:rPr>
+                <w:rFonts w:ascii="BC Sans" w:hAnsi="BC Sans"/>
+                <w:sz w:val="24"/>
+                <w:szCs w:val="24"/>
+              </w:rPr>
+            </w:pPr>
+            <w:r>
+              <w:rPr>
+                <w:rFonts w:ascii="BC Sans" w:hAnsi="BC Sans"/>
+                <w:b/>
+                <w:bCs/>
+                <w:sz w:val="24"/>
+                <w:szCs w:val="24"/>
+              </w:rPr>
+              <w:t>Source Water Type:</w:t>
+            </w:r>
+            <w:r>
+              <w:rPr>
+                <w:rFonts w:ascii="BC Sans" w:hAnsi="BC Sans"/>
+                <w:sz w:val="24"/>
+                <w:szCs w:val="24"/>
+              </w:rPr>
+              <w:t> </w:t>
+            </w:r>
+          </w:p>
+          <w:p>
+            <w:pPr>
+              <w:rPr>
+                <w:rFonts w:ascii="BC Sans" w:hAnsi="BC Sans"/>
+                <w:sz w:val="24"/>
+                <w:szCs w:val="24"/>
+              </w:rPr>
+            </w:pPr>
+          </w:p>
+          <w:p/>
+        </w:tc>
+        <w:tc>
+          <w:tcPr>
+            <w:tcW w:w="4135" w:type="dxa"/>
+          </w:tcPr>
+          <w:p>
+            <w:pPr>
+              <w:rPr>
+                <w:rFonts w:ascii="BC Sans" w:hAnsi="BC Sans"/>
+                <w:sz w:val="24"/>
+                <w:szCs w:val="24"/>
+              </w:rPr>
+            </w:pPr>
+            <w:r>
+              <w:rPr>
+                <w:rFonts w:ascii="BC Sans" w:hAnsi="BC Sans"/>
+                <w:sz w:val="24"/>
+                <w:szCs w:val="24"/>
+              </w:rPr>
+              <w:t>{{AccountCategoryL1}}</w:t>
+            </w:r>
+          </w:p>
+        </w:tc>
+      </w:tr>
+      <w:tr>
+        <w:trPr>
+          <w:trHeight w:val="249"/>
+        </w:trPr>
+        <w:tc>
+          <w:tcPr>
+            <w:tcW w:w="5220" w:type="dxa"/>
+          </w:tcPr>
+          <w:p>
+            <w:pPr>
+              <w:rPr>
+                <w:rFonts w:ascii="BC Sans" w:hAnsi="BC Sans"/>
+                <w:b/>
+                <w:bCs/>
+                <w:sz w:val="24"/>
+                <w:szCs w:val="24"/>
+              </w:rPr>
+            </w:pPr>
+            <w:r>
+              <w:rPr>
+                <w:rFonts w:ascii="BC Sans" w:hAnsi="BC Sans"/>
+                <w:b/>
+                <w:bCs/>
+                <w:sz w:val="24"/>
+                <w:szCs w:val="24"/>
+              </w:rPr>
+              <w:t>Drinking Water System Name: </w:t>
+            </w:r>
+          </w:p>
+          <w:p>
+            <w:pPr>
+              <w:rPr>
+                <w:rFonts w:ascii="BC Sans" w:hAnsi="BC Sans"/>
+                <w:b/>
+                <w:bCs/>
+                <w:sz w:val="24"/>
+                <w:szCs w:val="24"/>
+              </w:rPr>
+            </w:pPr>
+          </w:p>
+          <w:p>
+            <w:pPr>
+              <w:rPr>
+                <w:rFonts w:ascii="BC Sans" w:hAnsi="BC Sans"/>
+                <w:b/>
+                <w:bCs/>
+                <w:sz w:val="24"/>
+                <w:szCs w:val="24"/>
+              </w:rPr>
+            </w:pPr>
+          </w:p>
+        </w:tc>
+        <w:tc>
+          <w:tcPr>
+            <w:tcW w:w="4135" w:type="dxa"/>
+          </w:tcPr>
+          <w:p>
+            <w:pPr>
+              <w:rPr>
+                <w:rFonts w:ascii="BC Sans" w:hAnsi="BC Sans"/>
+                <w:sz w:val="24"/>
+                <w:szCs w:val="24"/>
+              </w:rPr>
+            </w:pPr>
+            <w:r>
+              <w:rPr>
+                <w:rFonts w:ascii="BC Sans" w:hAnsi="BC Sans"/>
+                <w:sz w:val="24"/>
+                <w:szCs w:val="24"/>
+              </w:rPr>
+              <w:t>{{</w:t>
+            </w:r>
+            <w:proofErr w:type="spellStart"/>
+            <w:r>
+              <w:rPr>
+                <w:rFonts w:ascii="BC Sans" w:hAnsi="BC Sans"/>
+                <w:sz w:val="24"/>
+                <w:szCs w:val="24"/>
+              </w:rPr>
+              <w:t>BLAccountName</w:t>
+            </w:r>
+            <w:proofErr w:type="spellEnd"/>
+            <w:r>
+              <w:rPr>
+                <w:rFonts w:ascii="BC Sans" w:hAnsi="BC Sans"/>
+                <w:sz w:val="24"/>
+                <w:szCs w:val="24"/>
+              </w:rPr>
+              <w:t>}}</w:t>
+            </w:r>
+          </w:p>
+        </w:tc>
+      </w:tr>
+      <w:tr>
+        <w:trPr>
+          <w:trHeight w:val="249"/>
+        </w:trPr>
+        <w:tc>
+          <w:tcPr>
+            <w:tcW w:w="5220" w:type="dxa"/>
+          </w:tcPr>
+          <w:p>
+            <w:pPr>
+              <w:rPr>
+                <w:rFonts w:ascii="BC Sans" w:hAnsi="BC Sans"/>
+                <w:b/>
+                <w:bCs/>
+                <w:sz w:val="24"/>
+                <w:szCs w:val="24"/>
+              </w:rPr>
+            </w:pPr>
+            <w:r>
+              <w:rPr>
+                <w:rFonts w:ascii="BC Sans" w:hAnsi="BC Sans"/>
+                <w:b/>
+                <w:bCs/>
+                <w:sz w:val="24"/>
+                <w:szCs w:val="24"/>
+              </w:rPr>
+              <w:t>Drinking Water System Number: </w:t>
+            </w:r>
+          </w:p>
+          <w:p>
+            <w:pPr>
+              <w:rPr>
+                <w:rFonts w:ascii="BC Sans" w:hAnsi="BC Sans"/>
+                <w:b/>
+                <w:bCs/>
+                <w:sz w:val="24"/>
+                <w:szCs w:val="24"/>
+              </w:rPr>
+            </w:pPr>
+          </w:p>
+          <w:p>
+            <w:pPr>
+              <w:rPr>
+                <w:rFonts w:ascii="BC Sans" w:hAnsi="BC Sans"/>
+                <w:b/>
+                <w:bCs/>
+                <w:sz w:val="24"/>
+                <w:szCs w:val="24"/>
+              </w:rPr>
+            </w:pPr>
+          </w:p>
+        </w:tc>
+        <w:tc>
+          <w:tcPr>
+            <w:tcW w:w="4135" w:type="dxa"/>
+          </w:tcPr>
+          <w:p>
+            <w:pPr>
+              <w:rPr>
+                <w:rFonts w:ascii="BC Sans" w:hAnsi="BC Sans"/>
+                <w:sz w:val="24"/>
+                <w:szCs w:val="24"/>
+              </w:rPr>
+            </w:pPr>
+            <w:r>
+              <w:rPr>
+                <w:rFonts w:ascii="BC Sans" w:hAnsi="BC Sans"/>
+                <w:sz w:val="24"/>
+                <w:szCs w:val="24"/>
+              </w:rPr>
+              <w:t>{{</w:t>
+            </w:r>
+            <w:proofErr w:type="spellStart"/>
+            <w:r>
+              <w:rPr>
+                <w:rFonts w:ascii="BC Sans" w:hAnsi="BC Sans"/>
+                <w:sz w:val="24"/>
+                <w:szCs w:val="24"/>
+              </w:rPr>
+              <w:t>BLAccountNumber</w:t>
+            </w:r>
+            <w:proofErr w:type="spellEnd"/>
+            <w:r>
+              <w:rPr>
+                <w:rFonts w:ascii="BC Sans" w:hAnsi="BC Sans"/>
+                <w:sz w:val="24"/>
+                <w:szCs w:val="24"/>
+              </w:rPr>
+              <w:t>}}</w:t>
+            </w:r>
+          </w:p>
+        </w:tc>
+      </w:tr>
+      <w:tr>
+        <w:trPr>
+          <w:trHeight w:val="260"/>
+        </w:trPr>
+        <w:tc>
+          <w:tcPr>
+            <w:tcW w:w="5220" w:type="dxa"/>
+          </w:tcPr>
+          <w:p>
+            <w:pPr>
+              <w:rPr>
+                <w:rFonts w:ascii="BC Sans" w:hAnsi="BC Sans"/>
+                <w:b/>
+                <w:bCs/>
+                <w:sz w:val="24"/>
+                <w:szCs w:val="24"/>
+              </w:rPr>
+            </w:pPr>
+            <w:r>
+              <w:rPr>
+                <w:rFonts w:ascii="BC Sans" w:hAnsi="BC Sans"/>
+                <w:b/>
+                <w:bCs/>
+                <w:sz w:val="24"/>
+                <w:szCs w:val="24"/>
+              </w:rPr>
+              <w:t>Owner Name: </w:t>
+            </w:r>
+          </w:p>
+          <w:p>
+            <w:pPr>
+              <w:rPr>
+                <w:rFonts w:ascii="BC Sans" w:hAnsi="BC Sans"/>
+                <w:b/>
+                <w:bCs/>
+                <w:sz w:val="24"/>
+                <w:szCs w:val="24"/>
+              </w:rPr>
+            </w:pPr>
+          </w:p>
+          <w:p>
+            <w:pPr>
+              <w:rPr>
+                <w:rFonts w:ascii="BC Sans" w:hAnsi="BC Sans"/>
+                <w:sz w:val="24"/>
+                <w:szCs w:val="24"/>
+              </w:rPr>
+            </w:pPr>
+          </w:p>
+        </w:tc>
+        <w:tc>
+          <w:tcPr>
+            <w:tcW w:w="4135" w:type="dxa"/>
+          </w:tcPr>
+          <w:p>
+            <w:pPr>
+              <w:rPr>
+                <w:rFonts w:ascii="BC Sans" w:hAnsi="BC Sans"/>
+                <w:sz w:val="24"/>
+                <w:szCs w:val="24"/>
+              </w:rPr>
+            </w:pPr>
+            <w:r>
+              <w:rPr>
+                <w:rFonts w:ascii="BC Sans" w:hAnsi="BC Sans"/>
+                <w:sz w:val="24"/>
+                <w:szCs w:val="24"/>
+              </w:rPr>
+              <w:t>{{</w:t>
+            </w:r>
+            <w:proofErr w:type="spellStart"/>
+            <w:r>
+              <w:rPr>
+                <w:rFonts w:ascii="BC Sans" w:hAnsi="BC Sans"/>
+                <w:sz w:val="24"/>
+                <w:szCs w:val="24"/>
+              </w:rPr>
+              <w:t>BLAPrimaryOwner</w:t>
+            </w:r>
+            <w:proofErr w:type="spellEnd"/>
+            <w:r>
+              <w:rPr>
+                <w:rFonts w:ascii="BC Sans" w:hAnsi="BC Sans"/>
+                <w:sz w:val="24"/>
+                <w:szCs w:val="24"/>
+              </w:rPr>
+              <w:t>}}</w:t>
+            </w:r>
+          </w:p>
+        </w:tc>
+      </w:tr>
+      <w:tr>
+        <w:trPr>
+          <w:trHeight w:val="249"/>
+        </w:trPr>
+        <w:tc>
+          <w:tcPr>
+            <w:tcW w:w="5220" w:type="dxa"/>
+          </w:tcPr>
+          <w:p>
+            <w:pPr>
+              <w:rPr>
+                <w:rFonts w:ascii="BC Sans" w:hAnsi="BC Sans"/>
+                <w:b/>
+                <w:bCs/>
+                <w:sz w:val="24"/>
+                <w:szCs w:val="24"/>
+              </w:rPr>
+            </w:pPr>
+            <w:r>
+              <w:rPr>
+                <w:rFonts w:ascii="BC Sans" w:hAnsi="BC Sans"/>
+                <w:b/>
+                <w:bCs/>
+                <w:sz w:val="24"/>
+                <w:szCs w:val="24"/>
+              </w:rPr>
+              <w:t>Applicant Name:</w:t>
+            </w:r>
+          </w:p>
+          <w:p>
+            <w:pPr>
+              <w:rPr>
+                <w:rFonts w:ascii="BC Sans" w:hAnsi="BC Sans"/>
+                <w:b/>
+                <w:bCs/>
+                <w:sz w:val="24"/>
+                <w:szCs w:val="24"/>
+              </w:rPr>
+            </w:pPr>
+          </w:p>
+          <w:p>
+            <w:pPr>
+              <w:rPr>
+                <w:rFonts w:ascii="BC Sans" w:hAnsi="BC Sans"/>
+                <w:sz w:val="24"/>
+                <w:szCs w:val="24"/>
+              </w:rPr>
+            </w:pPr>
+          </w:p>
+        </w:tc>
+        <w:tc>
+          <w:tcPr>
+            <w:tcW w:w="4135" w:type="dxa"/>
+          </w:tcPr>
+          <w:p>
+            <w:r>
+              <w:rPr>
+                <w:rFonts w:ascii="BC Sans" w:hAnsi="BC Sans"/>
+                <w:sz w:val="24"/>
+                <w:szCs w:val="24"/>
+              </w:rPr>
+              <w:t>{{</w:t>
+            </w:r>
+            <w:proofErr w:type="spellStart"/>
+            <w:r>
+              <w:rPr>
+                <w:rFonts w:ascii="BC Sans" w:hAnsi="BC Sans"/>
+                <w:sz w:val="24"/>
+                <w:szCs w:val="24"/>
+              </w:rPr>
+              <w:t>BLAApplicantName</w:t>
+            </w:r>
+            <w:proofErr w:type="spellEnd"/>
+            <w:r>
+              <w:rPr>
+                <w:rFonts w:ascii="BC Sans" w:hAnsi="BC Sans"/>
+                <w:sz w:val="24"/>
+                <w:szCs w:val="24"/>
+              </w:rPr>
+              <w:t>}}</w:t>
+            </w:r>
+          </w:p>
+        </w:tc>
+      </w:tr>
+      <w:tr>
+        <w:trPr>
+          <w:trHeight w:val="249"/>
+        </w:trPr>
+        <w:tc>
+          <w:tcPr>
+            <w:tcW w:w="5220" w:type="dxa"/>
+          </w:tcPr>
+          <w:p>
+            <w:pPr>
+              <w:rPr>
+                <w:kern w:val="2"/>
+                <w:lang w:eastAsia="en-CA"/>
+                <w14:ligatures w14:val="standardContextual"/>
+              </w:rPr>
+            </w:pPr>
+            <w:r>
+              <w:rPr>
+                <w:rFonts w:ascii="BC Sans" w:hAnsi="BC Sans"/>
+                <w:b/>
+                <w:bCs/>
+                <w:sz w:val="24"/>
+                <w:szCs w:val="24"/>
+                <w:lang w:val="en-CA"/>
+              </w:rPr>
+              <w:lastRenderedPageBreak/>
+              <w:t>Water License Number:</w:t>
+            </w:r>
+            <w:r>
+              <w:rPr>
+                <w:rFonts w:ascii="BC Sans" w:hAnsi="BC Sans"/>
+                <w:b/>
+                <w:bCs/>
+                <w:sz w:val="24"/>
+                <w:szCs w:val="24"/>
+                <w:lang w:val="en-CA"/>
+              </w:rPr>
+              <w:t> </w:t>
+            </w:r>
+          </w:p>
+          <w:p>
+            <w:pPr>
+              <w:tabs>
+                <w:tab w:val="left" w:pos="930"/>
+              </w:tabs>
+              <w:rPr>
+                <w:rFonts w:ascii="Arial" w:hAnsi="Arial" w:cs="Arial"/>
+                <w:b/>
+                <w:bCs/>
+                <w:sz w:val="24"/>
+                <w:szCs w:val="24"/>
+              </w:rPr>
+            </w:pPr>
+          </w:p>
+          <w:p>
+            <w:pPr>
+              <w:tabs>
+                <w:tab w:val="left" w:pos="930"/>
+              </w:tabs>
+              <w:rPr>
+                <w:rFonts w:ascii="BC Sans" w:hAnsi="BC Sans"/>
+                <w:b/>
+                <w:bCs/>
+                <w:sz w:val="24"/>
+                <w:szCs w:val="24"/>
+              </w:rPr>
+            </w:pPr>
+          </w:p>
+        </w:tc>
+        <w:tc>
+          <w:tcPr>
+            <w:tcW w:w="4135" w:type="dxa"/>
+          </w:tcPr>
+          <w:p>
+            <w:pPr>
+              <w:rPr>
+                <w:rFonts w:ascii="BC Sans" w:hAnsi="BC Sans"/>
+                <w:sz w:val="24"/>
+                <w:szCs w:val="24"/>
+              </w:rPr>
+            </w:pPr>
+            <w:r>
+              <w:rPr>
+                <w:rFonts w:ascii="BC Sans" w:hAnsi="BC Sans"/>
+                <w:sz w:val="24"/>
+                <w:szCs w:val="24"/>
+              </w:rPr>
+              <w:t>{{</w:t>
+            </w:r>
+            <w:proofErr w:type="spellStart"/>
+            <w:r>
+              <w:rPr>
+                <w:rFonts w:ascii="BC Sans" w:hAnsi="BC Sans"/>
+                <w:sz w:val="24"/>
+                <w:szCs w:val="24"/>
+              </w:rPr>
+              <w:t>WaterLicenseNumber</w:t>
+            </w:r>
+            <w:proofErr w:type="spellEnd"/>
+            <w:r>
+              <w:rPr>
+                <w:rFonts w:ascii="BC Sans" w:hAnsi="BC Sans"/>
+                <w:sz w:val="24"/>
+                <w:szCs w:val="24"/>
+              </w:rPr>
+              <w:t>}}</w:t>
+            </w:r>
+          </w:p>
+        </w:tc>
+      </w:tr>
+      <w:tr>
+        <w:trPr>
+          <w:trHeight w:val="249"/>
+        </w:trPr>
+        <w:tc>
+          <w:tcPr>
+            <w:tcW w:w="5220" w:type="dxa"/>
+          </w:tcPr>
+          <w:p>
+            <w:pPr>
+              <w:tabs>
+                <w:tab w:val="left" w:pos="930"/>
+              </w:tabs>
+              <w:rPr>
+                <w:rFonts w:ascii="BC Sans" w:hAnsi="BC Sans"/>
+                <w:b/>
+                <w:bCs/>
+                <w:sz w:val="24"/>
+                <w:szCs w:val="24"/>
+              </w:rPr>
+            </w:pPr>
+            <w:r>
+              <w:rPr>
+                <w:rFonts w:ascii="BC Sans" w:hAnsi="BC Sans"/>
+                <w:b/>
+                <w:bCs/>
+                <w:sz w:val="24"/>
+                <w:szCs w:val="24"/>
+              </w:rPr>
+              <w:t>Well Plate Number/Tag Number:</w:t>
+            </w:r>
+          </w:p>
+          <w:p>
+            <w:pPr>
+              <w:tabs>
+                <w:tab w:val="left" w:pos="930"/>
+              </w:tabs>
+              <w:rPr>
+                <w:rFonts w:ascii="BC Sans" w:hAnsi="BC Sans"/>
+                <w:b/>
+                <w:bCs/>
+                <w:sz w:val="24"/>
+                <w:szCs w:val="24"/>
+              </w:rPr>
+            </w:pPr>
+          </w:p>
+          <w:p>
+            <w:pPr>
+              <w:tabs>
+                <w:tab w:val="left" w:pos="930"/>
+              </w:tabs>
+              <w:rPr>
+                <w:rFonts w:ascii="BC Sans" w:hAnsi="BC Sans"/>
+                <w:b/>
+                <w:bCs/>
+                <w:sz w:val="24"/>
+                <w:szCs w:val="24"/>
+                <w:lang w:val="en-CA"/>
+              </w:rPr>
+            </w:pPr>
+          </w:p>
+        </w:tc>
+        <w:tc>
+          <w:tcPr>
+            <w:tcW w:w="4135" w:type="dxa"/>
+          </w:tcPr>
+          <w:p>
+            <w:pPr>
+              <w:rPr>
+                <w:rFonts w:ascii="BC Sans" w:hAnsi="BC Sans"/>
+                <w:sz w:val="24"/>
+                <w:szCs w:val="24"/>
+              </w:rPr>
+            </w:pPr>
+            <w:r>
+              <w:rPr>
+                <w:rFonts w:ascii="BC Sans" w:hAnsi="BC Sans"/>
+                <w:sz w:val="24"/>
+                <w:szCs w:val="24"/>
+              </w:rPr>
+              <w:t>{{</w:t>
+            </w:r>
+            <w:proofErr w:type="spellStart"/>
+            <w:r>
+              <w:rPr>
+                <w:rFonts w:ascii="BC Sans" w:hAnsi="BC Sans"/>
+                <w:sz w:val="24"/>
+                <w:szCs w:val="24"/>
+              </w:rPr>
+              <w:t>WellTagNumber</w:t>
+            </w:r>
+            <w:proofErr w:type="spellEnd"/>
+            <w:r>
+              <w:rPr>
+                <w:rFonts w:ascii="BC Sans" w:hAnsi="BC Sans"/>
+                <w:sz w:val="24"/>
+                <w:szCs w:val="24"/>
+              </w:rPr>
+              <w:t>}}</w:t>
+            </w:r>
+          </w:p>
+        </w:tc>
+      </w:tr>
+      <w:tr>
+        <w:trPr>
+          <w:trHeight w:val="249"/>
+        </w:trPr>
+        <w:tc>
+          <w:tcPr>
+            <w:tcW w:w="5220" w:type="dxa"/>
+          </w:tcPr>
+          <w:p>
+            <w:pPr>
+              <w:rPr>
+                <w:kern w:val="2"/>
+                <w:lang w:eastAsia="en-CA"/>
+                <w14:ligatures w14:val="standardContextual"/>
+              </w:rPr>
+            </w:pPr>
+            <w:r>
+              <w:rPr>
+                <w:rFonts w:ascii="BC Sans" w:hAnsi="BC Sans"/>
+                <w:b/>
+                <w:bCs/>
+                <w:sz w:val="24"/>
+                <w:szCs w:val="24"/>
+                <w:lang w:val="en-CA"/>
+              </w:rPr>
+              <w:t>Drawing from Aquifer Number:</w:t>
+            </w:r>
+            <w:r>
+              <w:rPr>
+                <w:rFonts w:ascii="BC Sans" w:hAnsi="BC Sans"/>
+                <w:b/>
+                <w:bCs/>
+                <w:sz w:val="24"/>
+                <w:szCs w:val="24"/>
+                <w:lang w:val="en-CA"/>
+              </w:rPr>
+              <w:t> </w:t>
+            </w:r>
+          </w:p>
+          <w:p>
+            <w:pPr>
+              <w:tabs>
+                <w:tab w:val="left" w:pos="930"/>
+              </w:tabs>
+              <w:rPr>
+                <w:rFonts w:ascii="Arial" w:hAnsi="Arial" w:cs="Arial"/>
+                <w:b/>
+                <w:bCs/>
+                <w:sz w:val="24"/>
+                <w:szCs w:val="24"/>
+              </w:rPr>
+            </w:pPr>
+          </w:p>
+          <w:p>
+            <w:pPr>
+              <w:tabs>
+                <w:tab w:val="left" w:pos="930"/>
+              </w:tabs>
+              <w:rPr>
+                <w:rFonts w:ascii="BC Sans" w:hAnsi="BC Sans"/>
+                <w:b/>
+                <w:bCs/>
+                <w:sz w:val="24"/>
+                <w:szCs w:val="24"/>
+              </w:rPr>
+            </w:pPr>
+          </w:p>
+        </w:tc>
+        <w:tc>
+          <w:tcPr>
+            <w:tcW w:w="4135" w:type="dxa"/>
+          </w:tcPr>
+          <w:p>
+            <w:pPr>
+              <w:rPr>
+                <w:rFonts w:ascii="BC Sans" w:hAnsi="BC Sans"/>
+                <w:sz w:val="24"/>
+                <w:szCs w:val="24"/>
+              </w:rPr>
+            </w:pPr>
+            <w:r>
+              <w:rPr>
+                <w:rFonts w:ascii="BC Sans" w:hAnsi="BC Sans"/>
+                <w:sz w:val="24"/>
+                <w:szCs w:val="24"/>
+              </w:rPr>
+              <w:t>{{</w:t>
+            </w:r>
+            <w:proofErr w:type="spellStart"/>
+            <w:r>
+              <w:rPr>
+                <w:rFonts w:ascii="BC Sans" w:hAnsi="BC Sans"/>
+                <w:sz w:val="24"/>
+                <w:szCs w:val="24"/>
+              </w:rPr>
+              <w:t>AquiferNumber</w:t>
+            </w:r>
+            <w:proofErr w:type="spellEnd"/>
+            <w:r>
+              <w:rPr>
+                <w:rFonts w:ascii="BC Sans" w:hAnsi="BC Sans"/>
+                <w:sz w:val="24"/>
+                <w:szCs w:val="24"/>
+              </w:rPr>
+              <w:t>}}</w:t>
+            </w:r>
+          </w:p>
+        </w:tc>
+      </w:tr>
+      <w:tr>
+        <w:trPr>
+          <w:trHeight w:val="249"/>
+        </w:trPr>
+        <w:tc>
+          <w:tcPr>
+            <w:tcW w:w="5220" w:type="dxa"/>
+          </w:tcPr>
+          <w:p>
+            <w:pPr>
+              <w:tabs>
+                <w:tab w:val="left" w:pos="930"/>
+              </w:tabs>
+              <w:rPr>
+                <w:rFonts w:ascii="BC Sans" w:hAnsi="BC Sans"/>
+                <w:b/>
+                <w:bCs/>
+                <w:sz w:val="24"/>
+                <w:szCs w:val="24"/>
+                <w:lang w:val="en-CA"/>
+              </w:rPr>
+            </w:pPr>
+            <w:r>
+              <w:rPr>
+                <w:rFonts w:ascii="BC Sans" w:hAnsi="BC Sans"/>
+                <w:b/>
+                <w:bCs/>
+                <w:sz w:val="24"/>
+                <w:szCs w:val="24"/>
+              </w:rPr>
+              <w:t>System Description:</w:t>
+            </w:r>
+          </w:p>
+        </w:tc>
+        <w:tc>
+          <w:tcPr>
+            <w:tcW w:w="4135" w:type="dxa"/>
+          </w:tcPr>
+          <w:p>
+            <w:pPr>
+              <w:rPr>
+                <w:rFonts w:ascii="BC Sans" w:hAnsi="BC Sans"/>
+                <w:sz w:val="24"/>
+                <w:szCs w:val="24"/>
+              </w:rPr>
+            </w:pPr>
+            <w:r>
+              <w:rPr>
+                <w:rFonts w:ascii="BC Sans" w:hAnsi="BC Sans"/>
+                <w:sz w:val="24"/>
+                <w:szCs w:val="24"/>
+              </w:rPr>
+              <w:t>{{</w:t>
+            </w:r>
+            <w:proofErr w:type="spellStart"/>
+            <w:r>
+              <w:rPr>
+                <w:rFonts w:ascii="BC Sans" w:hAnsi="BC Sans"/>
+                <w:sz w:val="24"/>
+                <w:szCs w:val="24"/>
+              </w:rPr>
+              <w:t>AccountDescription</w:t>
+            </w:r>
+            <w:proofErr w:type="spellEnd"/>
+            <w:r>
+              <w:rPr>
+                <w:rFonts w:ascii="BC Sans" w:hAnsi="BC Sans"/>
+                <w:sz w:val="24"/>
+                <w:szCs w:val="24"/>
+              </w:rPr>
+              <w:t>}}</w:t>
+            </w:r>
+          </w:p>
+        </w:tc>
+      </w:tr>
+    </w:tbl>
+    <w:p/>
+    <w:p>
+      <w:pPr>
+        <w:rPr>
+          <w:kern w:val="2"/>
+          <w:lang w:eastAsia="en-CA"/>
+          <w14:ligatures w14:val="standardContextual"/>
+        </w:rPr>
+      </w:pPr>
+      <w:r>
+        <w:rPr>
+          <w:rFonts w:ascii="BC Sans" w:hAnsi="BC Sans"/>
+          <w:sz w:val="24"/>
+          <w:szCs w:val="24"/>
+        </w:rPr>
+        <w:t xml:space="preserve"> </w:t>
+      </w:r>
+      <w:r>
+        <w:rPr>
+          <w:rFonts w:ascii="BC Sans" w:hAnsi="BC Sans"/>
+          <w:sz w:val="24"/>
+          <w:szCs w:val="24"/>
+        </w:rPr>
+        <w:t xml:space="preserve"> </w:t>
+      </w:r>
+      <w:r>
+        <w:rPr>
+          <w:rFonts w:ascii="BC Sans" w:hAnsi="BC Sans"/>
+          <w:sz w:val="24"/>
+          <w:szCs w:val="24"/>
+        </w:rPr>
+        <w:t>Dear </w:t>
+      </w:r>
+      <w:r>
+        <w:rPr>
+          <w:rFonts w:ascii="BC Sans" w:hAnsi="BC Sans"/>
+          <w:sz w:val="24"/>
+          <w:szCs w:val="24"/>
+        </w:rPr>
+        <w:t>{{</w:t>
+      </w:r>
+      <w:proofErr w:type="spellStart"/>
+      <w:r>
+        <w:rPr>
+          <w:rFonts w:ascii="BC Sans" w:hAnsi="BC Sans"/>
+          <w:sz w:val="24"/>
+          <w:szCs w:val="24"/>
+        </w:rPr>
+        <w:t>BLAApplicantName</w:t>
+      </w:r>
+      <w:proofErr w:type="spellEnd"/>
+      <w:r>
+        <w:rPr>
+          <w:rFonts w:ascii="BC Sans" w:hAnsi="BC Sans"/>
+          <w:sz w:val="24"/>
+          <w:szCs w:val="24"/>
+        </w:rPr>
+        <w:t>}},</w:t>
+      </w:r>
+      <w:r>
+        <w:rPr>
+          <w:rFonts w:ascii="BC Sans" w:hAnsi="BC Sans"/>
+          <w:sz w:val="24"/>
+          <w:szCs w:val="24"/>
+        </w:rPr>
+        <w:t>  </w:t>
+      </w:r>
+    </w:p>
+    <w:p>
+      <w:pPr>
+        <w:rPr>
+          <w:kern w:val="2"/>
+          <w:lang w:eastAsia="en-CA"/>
+          <w14:ligatures w14:val="standardContextual"/>
+        </w:rPr>
+      </w:pPr>
+      <w:r>
+        <w:rPr>
+          <w:rFonts w:ascii="BC Sans" w:hAnsi="BC Sans"/>
+          <w:sz w:val="24"/>
+          <w:szCs w:val="24"/>
+        </w:rPr>
+        <w:t xml:space="preserve"> </w:t>
+      </w:r>
+      <w:r>
+        <w:rPr>
+          <w:rFonts w:ascii="BC Sans" w:hAnsi="BC Sans"/>
+          <w:sz w:val="24"/>
+          <w:szCs w:val="24"/>
+        </w:rPr>
+        <w:t xml:space="preserve"> </w:t>
+      </w:r>
+      <w:r>
+        <w:rPr>
+          <w:rFonts w:ascii="BC Sans" w:hAnsi="BC Sans"/>
+          <w:sz w:val="24"/>
+          <w:szCs w:val="24"/>
+        </w:rPr>
+        <w:t>Re:</w:t>
+      </w:r>
+      <w:r>
+        <w:rPr>
+          <w:rFonts w:ascii="BC Sans" w:hAnsi="BC Sans"/>
+          <w:sz w:val="24"/>
+          <w:szCs w:val="24"/>
+        </w:rPr>
+        <w:t> Source</w:t>
+      </w:r>
+      <w:r>
+        <w:rPr>
+          <w:rFonts w:ascii="BC Sans" w:hAnsi="BC Sans"/>
+          <w:sz w:val="24"/>
+          <w:szCs w:val="24"/>
+        </w:rPr>
+        <w:t xml:space="preserve"> </w:t>
+      </w:r>
+      <w:r>
+        <w:rPr>
+          <w:rFonts w:ascii="BC Sans" w:hAnsi="BC Sans"/>
+          <w:sz w:val="24"/>
+          <w:szCs w:val="24"/>
+        </w:rPr>
+        <w:t>Water Evaluation </w:t>
+      </w:r>
+      <w:proofErr w:type="gramStart"/>
+      <w:r>
+        <w:rPr>
+          <w:rFonts w:ascii="BC Sans" w:hAnsi="BC Sans"/>
+          <w:sz w:val="24"/>
+          <w:szCs w:val="24"/>
+        </w:rPr>
+        <w:t>for</w:t>
+      </w:r>
+      <w:r>
+        <w:rPr>
+          <w:rFonts w:ascii="BC Sans" w:hAnsi="BC Sans"/>
+          <w:sz w:val="24"/>
+          <w:szCs w:val="24"/>
+        </w:rPr>
+        <w:t>:</w:t>
+      </w:r>
+      <w:r>
+        <w:rPr>
+          <w:rFonts w:ascii="BC Sans" w:hAnsi="BC Sans"/>
+          <w:sz w:val="24"/>
+          <w:szCs w:val="24"/>
+        </w:rPr>
+        <w:t xml:space="preserve"> {{</w:t>
+      </w:r>
+      <w:proofErr w:type="spellStart"/>
+      <w:proofErr w:type="gramEnd"/>
+      <w:r>
+        <w:rPr>
+          <w:rFonts w:ascii="BC Sans" w:hAnsi="BC Sans"/>
+          <w:sz w:val="24"/>
+          <w:szCs w:val="24"/>
+        </w:rPr>
+        <w:t>BLAccountName</w:t>
+      </w:r>
+      <w:proofErr w:type="spellEnd"/>
+      <w:r>
+        <w:rPr>
+          <w:rFonts w:ascii="BC Sans" w:hAnsi="BC Sans"/>
+          <w:sz w:val="24"/>
+          <w:szCs w:val="24"/>
+        </w:rPr>
+        <w:t>}}</w:t>
+      </w:r>
+    </w:p>
+    <w:tbl>
+      <w:tblPr>
+        <w:tblStyle w:val="TableGrid"/>
+        <w:tblW w:w="0" w:type="auto"/>
+        <w:tblInd w:w="85" w:type="dxa"/>
+        <w:tblBorders>
+          <w:top w:val="none" w:sz="0" w:space="0" w:color="auto"/>
+          <w:left w:val="none" w:sz="0" w:space="0" w:color="auto"/>
+          <w:bottom w:val="none" w:sz="0" w:space="0" w:color="auto"/>
+          <w:right w:val="none" w:sz="0" w:space="0" w:color="auto"/>
+          <w:insideH w:val="none" w:sz="0" w:space="0" w:color="auto"/>
+          <w:insideV w:val="none" w:sz="0" w:space="0" w:color="auto"/>
+        </w:tblBorders>
+        <w:tblLook w:val="04A0" w:firstRow="1" w:lastRow="0" w:firstColumn="1" w:lastColumn="0" w:noHBand="0" w:noVBand="1"/>
+      </w:tblPr>
+      <w:tblGrid>
+        <w:gridCol w:w="8747"/>
+      </w:tblGrid>
+      <w:tr>
+        <w:tc>
+          <w:tcPr>
+            <w:tcW w:w="8747" w:type="dxa"/>
+          </w:tcPr>
+          <w:p>
+            <w:pPr>
+              <w:jc w:val="both"/>
+              <w:rPr>
+                <w:rFonts w:ascii="BC Sans" w:hAnsi="BC Sans"/>
+                <w:kern w:val="2"/>
+                <w:sz w:val="24"/>
+                <w:szCs w:val="24"/>
+                <w:lang w:eastAsia="en-CA"/>
+                <w14:ligatures w14:val="standardContextual"/>
+              </w:rPr>
+            </w:pPr>
+            <w:r>
+              <w:rPr>
+                <w:rFonts w:ascii="BC Sans" w:hAnsi="BC Sans"/>
+                <w:kern w:val="2"/>
+                <w:sz w:val="24"/>
+                <w:szCs w:val="24"/>
+                <w:lang w:val="en-CA" w:eastAsia="en-CA"/>
+                <w14:ligatures w14:val="standardContextual"/>
+              </w:rPr>
+              <w:t xml:space="preserve">The application </w:t>
+            </w:r>
+            <w:r>
+              <w:rPr>
+                <w:rFonts w:ascii="BC Sans" w:hAnsi="BC Sans"/>
+                <w:sz w:val="24"/>
+                <w:szCs w:val="24"/>
+                <w:lang w:val="en-CA"/>
+              </w:rPr>
+              <w:t>package submitted for the</w:t>
+            </w:r>
+            <w:r>
+              <w:rPr>
+                <w:rFonts w:ascii="BC Sans" w:hAnsi="BC Sans"/>
+                <w:kern w:val="2"/>
+                <w:sz w:val="24"/>
+                <w:szCs w:val="24"/>
+                <w:lang w:val="en-CA" w:eastAsia="en-CA"/>
+                <w14:ligatures w14:val="standardContextual"/>
+              </w:rPr>
+              <w:t xml:space="preserve"> </w:t>
+            </w:r>
+            <w:r>
+              <w:rPr>
+                <w:rFonts w:ascii="BC Sans" w:hAnsi="BC Sans"/>
+                <w:sz w:val="24"/>
+                <w:szCs w:val="24"/>
+                <w:lang w:val="en-CA"/>
+              </w:rPr>
+              <w:t>above has</w:t>
+            </w:r>
+            <w:r>
+              <w:rPr>
+                <w:rFonts w:ascii="BC Sans" w:hAnsi="BC Sans"/>
+                <w:kern w:val="2"/>
+                <w:sz w:val="24"/>
+                <w:szCs w:val="24"/>
+                <w:lang w:val="en-CA" w:eastAsia="en-CA"/>
+                <w14:ligatures w14:val="standardContextual"/>
+              </w:rPr>
+              <w:t xml:space="preserve"> been reviewed and a source </w:t>
+            </w:r>
+            <w:r>
+              <w:rPr>
+                <w:rFonts w:ascii="BC Sans" w:hAnsi="BC Sans"/>
+                <w:sz w:val="24"/>
+                <w:szCs w:val="24"/>
+                <w:lang w:val="en-CA"/>
+              </w:rPr>
+              <w:t>water evaluation was</w:t>
+            </w:r>
+            <w:r>
+              <w:rPr>
+                <w:rFonts w:ascii="BC Sans" w:hAnsi="BC Sans"/>
+                <w:kern w:val="2"/>
+                <w:sz w:val="24"/>
+                <w:szCs w:val="24"/>
+                <w:lang w:val="en-CA" w:eastAsia="en-CA"/>
+                <w14:ligatures w14:val="standardContextual"/>
+              </w:rPr>
+              <w:t xml:space="preserve"> completed.</w:t>
+            </w:r>
+            <w:r>
+              <w:rPr>
+                <w:rFonts w:ascii="BC Sans" w:hAnsi="BC Sans"/>
+                <w:sz w:val="24"/>
+                <w:szCs w:val="24"/>
+                <w:lang w:val="en-CA"/>
+              </w:rPr>
+              <w:t> Our</w:t>
+            </w:r>
+            <w:r>
+              <w:rPr>
+                <w:rFonts w:ascii="BC Sans" w:hAnsi="BC Sans"/>
+                <w:kern w:val="2"/>
+                <w:sz w:val="24"/>
+                <w:szCs w:val="24"/>
+                <w:lang w:val="en-CA" w:eastAsia="en-CA"/>
+                <w14:ligatures w14:val="standardContextual"/>
+              </w:rPr>
+              <w:t xml:space="preserve"> standard procedure is to do an evaluation of the drinking water source before a Public Health Engineer (PHE) reviews a </w:t>
+            </w:r>
+            <w:r>
+              <w:rPr>
+                <w:rFonts w:ascii="BC Sans" w:hAnsi="BC Sans"/>
+                <w:kern w:val="2"/>
+                <w:sz w:val="24"/>
+                <w:szCs w:val="24"/>
+                <w:lang w:val="en-CA" w:eastAsia="en-CA"/>
+                <w14:ligatures w14:val="standardContextual"/>
+              </w:rPr>
+              <w:lastRenderedPageBreak/>
+              <w:t>proposed treatment and before an Environmental Health Officer (EHO) issues a Permit to Operate</w:t>
+            </w:r>
+            <w:r>
+              <w:rPr>
+                <w:rFonts w:ascii="BC Sans" w:hAnsi="BC Sans"/>
+                <w:kern w:val="2"/>
+                <w:sz w:val="24"/>
+                <w:szCs w:val="24"/>
+                <w:lang w:val="en-CA" w:eastAsia="en-CA"/>
+                <w14:ligatures w14:val="standardContextual"/>
+              </w:rPr>
+              <w:t xml:space="preserve"> </w:t>
+            </w:r>
+            <w:r>
+              <w:rPr>
+                <w:rFonts w:ascii="BC Sans" w:hAnsi="BC Sans"/>
+                <w:kern w:val="2"/>
+                <w:sz w:val="24"/>
+                <w:szCs w:val="24"/>
+                <w:lang w:val="en-CA" w:eastAsia="en-CA"/>
+                <w14:ligatures w14:val="standardContextual"/>
+              </w:rPr>
+              <w:t>a</w:t>
+            </w:r>
+            <w:r>
+              <w:rPr>
+                <w:rFonts w:ascii="BC Sans" w:hAnsi="BC Sans"/>
+                <w:kern w:val="2"/>
+                <w:sz w:val="24"/>
+                <w:szCs w:val="24"/>
+                <w:lang w:val="en-CA" w:eastAsia="en-CA"/>
+                <w14:ligatures w14:val="standardContextual"/>
+              </w:rPr>
+              <w:t xml:space="preserve"> </w:t>
+            </w:r>
+            <w:r>
+              <w:rPr>
+                <w:rFonts w:ascii="BC Sans" w:hAnsi="BC Sans"/>
+                <w:kern w:val="2"/>
+                <w:sz w:val="24"/>
+                <w:szCs w:val="24"/>
+                <w:lang w:val="en-CA" w:eastAsia="en-CA"/>
+                <w14:ligatures w14:val="standardContextual"/>
+              </w:rPr>
+              <w:t>water supply system (for new or unpermitted water systems).</w:t>
+            </w:r>
+            <w:r>
+              <w:rPr>
+                <w:rFonts w:ascii="BC Sans" w:hAnsi="BC Sans"/>
+                <w:sz w:val="24"/>
+                <w:szCs w:val="24"/>
+                <w:lang w:val="en-CA"/>
+              </w:rPr>
+              <w:t> Based</w:t>
+            </w:r>
+            <w:r>
+              <w:rPr>
+                <w:rFonts w:ascii="BC Sans" w:hAnsi="BC Sans"/>
+                <w:kern w:val="2"/>
+                <w:sz w:val="24"/>
+                <w:szCs w:val="24"/>
+                <w:lang w:val="en-CA" w:eastAsia="en-CA"/>
+                <w14:ligatures w14:val="standardContextual"/>
+              </w:rPr>
+              <w:t xml:space="preserve"> on the </w:t>
+            </w:r>
+            <w:r>
+              <w:rPr>
+                <w:rFonts w:ascii="BC Sans" w:hAnsi="BC Sans"/>
+                <w:sz w:val="24"/>
+                <w:szCs w:val="24"/>
+                <w:lang w:val="en-CA"/>
+              </w:rPr>
+              <w:t>information submitted</w:t>
+            </w:r>
+            <w:r>
+              <w:rPr>
+                <w:rFonts w:ascii="BC Sans" w:hAnsi="BC Sans"/>
+                <w:kern w:val="2"/>
+                <w:sz w:val="24"/>
+                <w:szCs w:val="24"/>
+                <w:lang w:val="en-CA" w:eastAsia="en-CA"/>
+                <w14:ligatures w14:val="standardContextual"/>
+              </w:rPr>
+              <w:t>,</w:t>
+            </w:r>
+            <w:r>
+              <w:rPr>
+                <w:rFonts w:ascii="BC Sans" w:hAnsi="BC Sans"/>
+                <w:kern w:val="2"/>
+                <w:sz w:val="24"/>
+                <w:szCs w:val="24"/>
+                <w:lang w:val="en-CA" w:eastAsia="en-CA"/>
+                <w14:ligatures w14:val="standardContextual"/>
+              </w:rPr>
+              <w:t xml:space="preserve"> </w:t>
+            </w:r>
+            <w:r>
+              <w:rPr>
+                <w:rFonts w:ascii="BC Sans" w:hAnsi="BC Sans"/>
+                <w:kern w:val="2"/>
+                <w:sz w:val="24"/>
+                <w:szCs w:val="24"/>
+                <w:lang w:val="en-CA" w:eastAsia="en-CA"/>
+                <w14:ligatures w14:val="standardContextual"/>
+              </w:rPr>
+              <w:t>the following summary is provided:</w:t>
+            </w:r>
+            <w:r>
+              <w:rPr>
+                <w:rFonts w:ascii="BC Sans" w:hAnsi="BC Sans"/>
+                <w:sz w:val="24"/>
+                <w:szCs w:val="24"/>
+                <w:lang w:val="en-CA"/>
+              </w:rPr>
+              <w:t> </w:t>
+            </w:r>
+          </w:p>
+        </w:tc>
+      </w:tr>
+    </w:tbl>
+    <w:p>
+      <w:pPr>
+        <w:rPr>
+          <w:rFonts w:ascii="BC Sans" w:hAnsi="BC Sans"/>
+          <w:kern w:val="2"/>
+          <w:sz w:val="24"/>
+          <w:szCs w:val="24"/>
+          <w:lang w:val="en-CA" w:eastAsia="en-CA"/>
+          <w14:ligatures w14:val="standardContextual"/>
+        </w:rPr>
+      </w:pPr>
+    </w:p>
+    <w:tbl>
+      <w:tblPr>
+        <w:tblW w:w="8820" w:type="dxa"/>
+        <w:tblInd w:w="172" w:type="dxa"/>
+        <w:tblBorders>
+          <w:top w:val="outset" w:sz="6" w:space="0" w:color="auto"/>
+          <w:left w:val="outset" w:sz="6" w:space="0" w:color="auto"/>
+          <w:bottom w:val="outset" w:sz="6" w:space="0" w:color="auto"/>
+          <w:right w:val="outset" w:sz="6" w:space="0" w:color="auto"/>
+        </w:tblBorders>
         <w:tblLayout w:type="fixed"/>
         <w:tblCellMar>
           <w:left w:w="0" w:type="dxa"/>
@@ -13,70 +1378,367 @@
         <w:tblLook w:val="04A0" w:firstRow="1" w:lastRow="0" w:firstColumn="1" w:lastColumn="0" w:noHBand="0" w:noVBand="1"/>
       </w:tblPr>
       <w:tblGrid>
-        <w:gridCol w:w="9629"/>
+        <w:gridCol w:w="3060"/>
+        <w:gridCol w:w="5760"/>
       </w:tblGrid>
       <w:tr>
         <w:trPr>
-          <w:trHeight w:val="449"/>
+          <w:trHeight w:val="285"/>
         </w:trPr>
         <w:tc>
           <w:tcPr>
-            <w:tcW w:w="9629" w:type="dxa"/>
-            <w:tcMar>
-              <w:top w:w="0" w:type="dxa"/>
-              <w:left w:w="108" w:type="dxa"/>
-              <w:bottom w:w="0" w:type="dxa"/>
-              <w:right w:w="108" w:type="dxa"/>
-            </w:tcMar>
+            <w:tcW w:w="3060" w:type="dxa"/>
+            <w:tcBorders>
+              <w:top w:val="single" w:sz="6" w:space="0" w:color="auto"/>
+              <w:left w:val="single" w:sz="6" w:space="0" w:color="auto"/>
+              <w:bottom w:val="single" w:sz="6" w:space="0" w:color="auto"/>
+              <w:right w:val="single" w:sz="6" w:space="0" w:color="auto"/>
+            </w:tcBorders>
+            <w:shd w:val="clear" w:color="auto" w:fill="FFFFFF"/>
+          </w:tcPr>
+          <w:p>
+            <w:pPr>
+              <w:rPr>
+                <w:rFonts w:ascii="BC Sans" w:hAnsi="BC Sans"/>
+                <w:kern w:val="2"/>
+                <w:lang w:val="en-CA" w:eastAsia="en-CA"/>
+                <w14:ligatures w14:val="standardContextual"/>
+              </w:rPr>
+            </w:pPr>
+            <w:r>
+              <w:rPr>
+                <w:rFonts w:ascii="BC Sans" w:hAnsi="BC Sans"/>
+                <w:kern w:val="2"/>
+                <w:lang w:val="en-CA" w:eastAsia="en-CA"/>
+                <w14:ligatures w14:val="standardContextual"/>
+              </w:rPr>
+              <w:t>Source water type:</w:t>
+            </w:r>
+            <w:r>
+              <w:rPr>
+                <w:rFonts w:ascii="BC Sans" w:hAnsi="BC Sans"/>
+                <w:kern w:val="2"/>
+                <w:lang w:eastAsia="en-CA"/>
+                <w14:ligatures w14:val="standardContextual"/>
+              </w:rPr>
+              <w:t> </w:t>
+            </w:r>
+          </w:p>
+        </w:tc>
+        <w:tc>
+          <w:tcPr>
+            <w:tcW w:w="5760" w:type="dxa"/>
+            <w:tcBorders>
+              <w:top w:val="single" w:sz="6" w:space="0" w:color="auto"/>
+              <w:left w:val="single" w:sz="6" w:space="0" w:color="auto"/>
+              <w:bottom w:val="single" w:sz="6" w:space="0" w:color="auto"/>
+              <w:right w:val="single" w:sz="6" w:space="0" w:color="auto"/>
+            </w:tcBorders>
+            <w:shd w:val="clear" w:color="auto" w:fill="FFFFFF"/>
+          </w:tcPr>
+          <w:p>
+            <w:pPr>
+              <w:rPr>
+                <w:rFonts w:ascii="BC Sans" w:hAnsi="BC Sans"/>
+                <w:kern w:val="2"/>
+                <w:lang w:val="en-CA" w:eastAsia="en-CA"/>
+                <w14:ligatures w14:val="standardContextual"/>
+              </w:rPr>
+            </w:pPr>
+            <w:r>
+              <w:rPr>
+                <w:rFonts w:ascii="BC Sans" w:hAnsi="BC Sans"/>
+                <w:kern w:val="2"/>
+                <w:lang w:eastAsia="en-CA"/>
+                <w14:ligatures w14:val="standardContextual"/>
+              </w:rPr>
+              <w:t>Surface Water, Rainwater, GARP, Garp – viruses only, Groundwater at low risk of containing Pathogens </w:t>
+            </w:r>
+          </w:p>
+        </w:tc>
+      </w:tr>
+      <w:tr>
+        <w:trPr>
+          <w:trHeight w:val="1005"/>
+        </w:trPr>
+        <w:tc>
+          <w:tcPr>
+            <w:tcW w:w="3060" w:type="dxa"/>
+            <w:tcBorders>
+              <w:top w:val="single" w:sz="6" w:space="0" w:color="auto"/>
+              <w:left w:val="single" w:sz="6" w:space="0" w:color="auto"/>
+              <w:bottom w:val="single" w:sz="6" w:space="0" w:color="auto"/>
+              <w:right w:val="single" w:sz="6" w:space="0" w:color="auto"/>
+            </w:tcBorders>
+            <w:shd w:val="clear" w:color="auto" w:fill="FFFFFF"/>
             <w:hideMark/>
           </w:tcPr>
           <w:p>
+            <w:pPr>
+              <w:rPr>
+                <w:rFonts w:ascii="BC Sans" w:hAnsi="BC Sans"/>
+                <w:kern w:val="2"/>
+                <w:lang w:eastAsia="en-CA"/>
+                <w14:ligatures w14:val="standardContextual"/>
+              </w:rPr>
+            </w:pPr>
             <w:r>
               <w:rPr>
                 <w:rFonts w:ascii="BC Sans" w:hAnsi="BC Sans"/>
-                <w:b/>
-                <w:bCs/>
-                <w:sz w:val="24"/>
-                <w:szCs w:val="24"/>
-              </w:rPr>
-              <w:t xml:space="preserve"> </w:t>
+                <w:kern w:val="2"/>
+                <w:lang w:val="en-CA" w:eastAsia="en-CA"/>
+                <w14:ligatures w14:val="standardContextual"/>
+              </w:rPr>
+              <w:t>Chemical parameters of concern based on drinking water quality guidelines:</w:t>
             </w:r>
             <w:r>
               <w:rPr>
                 <w:rFonts w:ascii="BC Sans" w:hAnsi="BC Sans"/>
-                <w:b/>
-                <w:bCs/>
-                <w:sz w:val="24"/>
-                <w:szCs w:val="24"/>
-              </w:rPr>
-              <w:t>Applicant Name:</w:t>
+                <w:kern w:val="2"/>
+                <w:lang w:eastAsia="en-CA"/>
+                <w14:ligatures w14:val="standardContextual"/>
+              </w:rPr>
+              <w:t> </w:t>
+            </w:r>
+          </w:p>
+        </w:tc>
+        <w:tc>
+          <w:tcPr>
+            <w:tcW w:w="5760" w:type="dxa"/>
+            <w:tcBorders>
+              <w:top w:val="single" w:sz="6" w:space="0" w:color="auto"/>
+              <w:left w:val="single" w:sz="6" w:space="0" w:color="auto"/>
+              <w:bottom w:val="single" w:sz="6" w:space="0" w:color="auto"/>
+              <w:right w:val="single" w:sz="6" w:space="0" w:color="auto"/>
+            </w:tcBorders>
+            <w:shd w:val="clear" w:color="auto" w:fill="FFFFFF"/>
+            <w:hideMark/>
+          </w:tcPr>
+          <w:p>
+            <w:pPr>
+              <w:rPr>
+                <w:rFonts w:ascii="BC Sans" w:hAnsi="BC Sans"/>
+                <w:kern w:val="2"/>
+                <w:lang w:eastAsia="en-CA"/>
+                <w14:ligatures w14:val="standardContextual"/>
+              </w:rPr>
+            </w:pPr>
+            <w:r>
+              <w:rPr>
+                <w:rFonts w:ascii="BC Sans" w:hAnsi="BC Sans"/>
+                <w:kern w:val="2"/>
+                <w:lang w:val="en-CA" w:eastAsia="en-CA"/>
+                <w14:ligatures w14:val="standardContextual"/>
+              </w:rPr>
+              <w:t xml:space="preserve">Refer to water sample </w:t>
             </w:r>
             <w:r>
+              <w:rPr>
+                <w:rFonts w:ascii="BC Sans" w:hAnsi="BC Sans"/>
+                <w:color w:val="000000"/>
+                <w:lang w:val="en-CA"/>
+              </w:rPr>
+              <w:t>results</w:t>
+            </w:r>
+            <w:r>
+              <w:rPr>
+                <w:rFonts w:ascii="BC Sans" w:hAnsi="BC Sans"/>
+                <w:kern w:val="2"/>
+                <w:lang w:eastAsia="en-CA"/>
+                <w14:ligatures w14:val="standardContextual"/>
+              </w:rPr>
+              <w:t> </w:t>
+            </w:r>
+          </w:p>
+        </w:tc>
+      </w:tr>
+      <w:tr>
+        <w:trPr>
+          <w:trHeight w:val="285"/>
+        </w:trPr>
+        <w:tc>
+          <w:tcPr>
+            <w:tcW w:w="3060" w:type="dxa"/>
+            <w:tcBorders>
+              <w:top w:val="single" w:sz="6" w:space="0" w:color="auto"/>
+              <w:left w:val="single" w:sz="6" w:space="0" w:color="auto"/>
+              <w:bottom w:val="single" w:sz="6" w:space="0" w:color="auto"/>
+              <w:right w:val="single" w:sz="6" w:space="0" w:color="auto"/>
+            </w:tcBorders>
+            <w:shd w:val="clear" w:color="auto" w:fill="FFFFFF"/>
+            <w:hideMark/>
+          </w:tcPr>
+          <w:p>
+            <w:pPr>
+              <w:rPr>
+                <w:rFonts w:ascii="BC Sans" w:hAnsi="BC Sans"/>
+                <w:kern w:val="2"/>
+                <w:lang w:eastAsia="en-CA"/>
+                <w14:ligatures w14:val="standardContextual"/>
+              </w:rPr>
+            </w:pPr>
+            <w:r>
+              <w:rPr>
+                <w:rFonts w:ascii="BC Sans" w:hAnsi="BC Sans"/>
+                <w:kern w:val="2"/>
+                <w:lang w:val="en-CA" w:eastAsia="en-CA"/>
+                <w14:ligatures w14:val="standardContextual"/>
+              </w:rPr>
+              <w:t>Treatment:</w:t>
+            </w:r>
+            <w:r>
+              <w:rPr>
+                <w:rFonts w:ascii="BC Sans" w:hAnsi="BC Sans"/>
+                <w:kern w:val="2"/>
+                <w:lang w:eastAsia="en-CA"/>
+                <w14:ligatures w14:val="standardContextual"/>
+              </w:rPr>
+              <w:t> </w:t>
+            </w:r>
+          </w:p>
+        </w:tc>
+        <w:tc>
+          <w:tcPr>
+            <w:tcW w:w="5760" w:type="dxa"/>
+            <w:tcBorders>
+              <w:top w:val="single" w:sz="6" w:space="0" w:color="auto"/>
+              <w:left w:val="single" w:sz="6" w:space="0" w:color="auto"/>
+              <w:bottom w:val="single" w:sz="6" w:space="0" w:color="auto"/>
+              <w:right w:val="single" w:sz="6" w:space="0" w:color="auto"/>
+            </w:tcBorders>
+            <w:shd w:val="clear" w:color="auto" w:fill="FFFFFF"/>
+            <w:hideMark/>
+          </w:tcPr>
+          <w:p>
+            <w:pPr>
+              <w:rPr>
+                <w:kern w:val="2"/>
+                <w:lang w:eastAsia="en-CA"/>
+                <w14:ligatures w14:val="standardContextual"/>
+              </w:rPr>
+            </w:pPr>
+            <w:r>
+              <w:rPr>
+                <w:rFonts w:ascii="BC Sans" w:hAnsi="BC Sans"/>
+                <w:kern w:val="2"/>
+                <w:lang w:eastAsia="en-CA"/>
+                <w14:ligatures w14:val="standardContextual"/>
+              </w:rPr>
+              <w:t>{{#IF_Treatement</w:t>
+            </w:r>
+            <w:r>
+              <w:rPr>
+                <w:rFonts w:ascii="BC Sans" w:hAnsi="BC Sans"/>
+                <w:kern w:val="2"/>
+                <w:lang w:eastAsia="en-CA"/>
+                <w14:ligatures w14:val="standardContextual"/>
+              </w:rPr>
+              <w:t>1</w:t>
+            </w:r>
+            <w:proofErr w:type="gramStart"/>
+            <w:r>
+              <w:rPr>
+                <w:rFonts w:ascii="BC Sans" w:hAnsi="BC Sans"/>
+                <w:kern w:val="2"/>
+                <w:lang w:eastAsia="en-CA"/>
+                <w14:ligatures w14:val="standardContextual"/>
+              </w:rPr>
+              <w:t>}}</w:t>
+            </w:r>
+            <w:r>
+              <w:rPr>
+                <w:rFonts w:ascii="BC Sans" w:hAnsi="BC Sans"/>
+                <w:kern w:val="2"/>
+                <w:lang w:val="en-CA" w:eastAsia="en-CA"/>
+                <w14:ligatures w14:val="standardContextual"/>
+              </w:rPr>
+              <w:t>The</w:t>
+            </w:r>
+            <w:proofErr w:type="gramEnd"/>
+            <w:r>
+              <w:rPr>
+                <w:rFonts w:ascii="BC Sans" w:hAnsi="BC Sans"/>
+                <w:kern w:val="2"/>
+                <w:lang w:val="en-CA" w:eastAsia="en-CA"/>
+                <w14:ligatures w14:val="standardContextual"/>
+              </w:rPr>
+              <w:t xml:space="preserve"> groundwater source water shall be </w:t>
+            </w:r>
+            <w:r>
+              <w:rPr>
+                <w:rFonts w:ascii="BC Sans" w:hAnsi="BC Sans"/>
+                <w:color w:val="000000"/>
+                <w:lang w:val="en-CA"/>
+              </w:rPr>
+              <w:t>treated in</w:t>
+            </w:r>
+            <w:r>
+              <w:rPr>
+                <w:rFonts w:ascii="BC Sans" w:hAnsi="BC Sans"/>
+                <w:kern w:val="2"/>
+                <w:lang w:val="en-CA" w:eastAsia="en-CA"/>
+                <w14:ligatures w14:val="standardContextual"/>
+              </w:rPr>
+              <w:t xml:space="preserve"> accordance </w:t>
+            </w:r>
+            <w:r>
+              <w:rPr>
+                <w:rFonts w:ascii="BC Sans" w:hAnsi="BC Sans"/>
+                <w:color w:val="000000"/>
+                <w:lang w:val="en-CA"/>
+              </w:rPr>
+              <w:t>with the</w:t>
+            </w:r>
+            <w:r>
+              <w:rPr>
+                <w:rFonts w:ascii="BC Sans" w:hAnsi="BC Sans"/>
+                <w:kern w:val="2"/>
+                <w:lang w:val="en-CA" w:eastAsia="en-CA"/>
+                <w14:ligatures w14:val="standardContextual"/>
+              </w:rPr>
+              <w:t xml:space="preserve"> Drinking Water Treatment </w:t>
+            </w:r>
+            <w:r>
+              <w:rPr>
+                <w:rFonts w:ascii="BC Sans" w:hAnsi="BC Sans"/>
+                <w:kern w:val="2"/>
+                <w:lang w:val="en-CA" w:eastAsia="en-CA"/>
+                <w14:ligatures w14:val="standardContextual"/>
+              </w:rPr>
+              <w:t>Objectives (Microbiological) for Ground Water Supplies in BC. Restate target virus for treatment.</w:t>
+            </w:r>
+            <w:r>
+              <w:rPr>
+                <w:rFonts w:ascii="BC Sans" w:hAnsi="BC Sans"/>
+                <w:color w:val="000000"/>
+                <w:lang w:val="en-CA"/>
+              </w:rPr>
               <w:t> </w:t>
             </w:r>
             <w:r>
               <w:rPr>
                 <w:rFonts w:ascii="BC Sans" w:hAnsi="BC Sans"/>
-                <w:sz w:val="24"/>
-                <w:szCs w:val="24"/>
-              </w:rPr>
-              <w:t>{{</w:t>
+                <w:kern w:val="2"/>
+                <w:lang w:eastAsia="en-CA"/>
+                <w14:ligatures w14:val="standardContextual"/>
+              </w:rPr>
+              <w:t>{{/IF_Treatement</w:t>
             </w:r>
-            <w:proofErr w:type="spellStart"/>
             <w:r>
               <w:rPr>
                 <w:rFonts w:ascii="BC Sans" w:hAnsi="BC Sans"/>
-                <w:sz w:val="24"/>
-                <w:szCs w:val="24"/>
-              </w:rPr>
-              <w:t>BLAApplicantName</w:t>
+                <w:kern w:val="2"/>
+                <w:lang w:eastAsia="en-CA"/>
+                <w14:ligatures w14:val="standardContextual"/>
+              </w:rPr>
+              <w:t>1</w:t>
             </w:r>
-            <w:proofErr w:type="spellEnd"/>
             <w:r>
               <w:rPr>
                 <w:rFonts w:ascii="BC Sans" w:hAnsi="BC Sans"/>
-                <w:sz w:val="24"/>
-                <w:szCs w:val="24"/>
+                <w:kern w:val="2"/>
+                <w:lang w:eastAsia="en-CA"/>
+                <w14:ligatures w14:val="standardContextual"/>
               </w:rPr>
               <w:t>}}</w:t>
             </w:r>
@@ -84,107 +1746,289 @@
           <w:p>
             <w:pPr>
               <w:rPr>
-                <w:rFonts w:ascii="BC Sans" w:hAnsi="BC Sans"/>
-                <w:sz w:val="24"/>
-                <w:szCs w:val="24"/>
+                <w:kern w:val="2"/>
+                <w:lang w:eastAsia="en-CA"/>
+                <w14:ligatures w14:val="standardContextual"/>
               </w:rPr>
             </w:pPr>
             <w:r>
               <w:rPr>
                 <w:rFonts w:ascii="BC Sans" w:hAnsi="BC Sans"/>
-                <w:b/>
-                <w:bCs/>
-                <w:sz w:val="24"/>
-                <w:szCs w:val="24"/>
-              </w:rPr>
-              <w:t xml:space="preserve"> </w:t>
+                <w:i/>
+                <w:iCs/>
+                <w:kern w:val="2"/>
+                <w:lang w:val="en-CA" w:eastAsia="en-CA"/>
+                <w14:ligatures w14:val="standardContextual"/>
+              </w:rPr>
+              <w:lastRenderedPageBreak/>
+              <w:t>{{#IF_Treatement2</w:t>
+            </w:r>
+            <w:proofErr w:type="gramStart"/>
+            <w:r>
+              <w:rPr>
+                <w:rFonts w:ascii="BC Sans" w:hAnsi="BC Sans"/>
+                <w:i/>
+                <w:iCs/>
+                <w:kern w:val="2"/>
+                <w:lang w:val="en-CA" w:eastAsia="en-CA"/>
+                <w14:ligatures w14:val="standardContextual"/>
+              </w:rPr>
+              <w:t>}}</w:t>
             </w:r>
             <w:r>
               <w:rPr>
                 <w:rFonts w:ascii="BC Sans" w:hAnsi="BC Sans"/>
-                <w:b/>
-                <w:bCs/>
-                <w:sz w:val="24"/>
-                <w:szCs w:val="24"/>
-              </w:rPr>
-              <w:t>Applicant Contact:</w:t>
+                <w:kern w:val="2"/>
+                <w:lang w:val="en-CA" w:eastAsia="en-CA"/>
+                <w14:ligatures w14:val="standardContextual"/>
+              </w:rPr>
+              <w:t>The</w:t>
+            </w:r>
+            <w:proofErr w:type="gramEnd"/>
+            <w:r>
+              <w:rPr>
+                <w:rFonts w:ascii="BC Sans" w:hAnsi="BC Sans"/>
+                <w:kern w:val="2"/>
+                <w:lang w:val="en-CA" w:eastAsia="en-CA"/>
+                <w14:ligatures w14:val="standardContextual"/>
+              </w:rPr>
+              <w:t xml:space="preserve"> surface water source water shall be </w:t>
             </w:r>
             <w:r>
               <w:rPr>
                 <w:rFonts w:ascii="BC Sans" w:hAnsi="BC Sans"/>
-                <w:sz w:val="24"/>
-                <w:szCs w:val="24"/>
-              </w:rPr>
-              <w:t> {{</w:t>
+                <w:color w:val="000000"/>
+                <w:lang w:val="en-CA"/>
+              </w:rPr>
+              <w:t>treated in</w:t>
             </w:r>
-            <w:proofErr w:type="spellStart"/>
             <w:r>
               <w:rPr>
                 <w:rFonts w:ascii="BC Sans" w:hAnsi="BC Sans"/>
-                <w:sz w:val="24"/>
-                <w:szCs w:val="24"/>
-              </w:rPr>
-              <w:t>BLAApplicantEmail</w:t>
+                <w:kern w:val="2"/>
+                <w:lang w:val="en-CA" w:eastAsia="en-CA"/>
+                <w14:ligatures w14:val="standardContextual"/>
+              </w:rPr>
+              <w:t xml:space="preserve"> accordance </w:t>
             </w:r>
-            <w:proofErr w:type="spellEnd"/>
             <w:r>
               <w:rPr>
                 <w:rFonts w:ascii="BC Sans" w:hAnsi="BC Sans"/>
-                <w:sz w:val="24"/>
-                <w:szCs w:val="24"/>
-              </w:rPr>
-              <w:t>}}</w:t>
+                <w:color w:val="000000"/>
+                <w:lang w:val="en-CA"/>
+              </w:rPr>
+              <w:t>with the</w:t>
+            </w:r>
+            <w:r>
+              <w:rPr>
+                <w:rFonts w:ascii="BC Sans" w:hAnsi="BC Sans"/>
+                <w:kern w:val="2"/>
+                <w:lang w:val="en-CA" w:eastAsia="en-CA"/>
+                <w14:ligatures w14:val="standardContextual"/>
+              </w:rPr>
+              <w:t xml:space="preserve"> Drinking Water Treatment Objectives (Microbiological) for Surface Water Supplies in BC. Restate target virus for treatment.</w:t>
+            </w:r>
+            <w:r>
+              <w:rPr>
+                <w:rFonts w:ascii="BC Sans" w:hAnsi="BC Sans"/>
+                <w:color w:val="000000"/>
+                <w:lang w:val="en-CA"/>
+              </w:rPr>
+              <w:t> </w:t>
+            </w:r>
+            <w:r>
+              <w:rPr>
+                <w:rFonts w:ascii="BC Sans" w:hAnsi="BC Sans"/>
+                <w:kern w:val="2"/>
+                <w:lang w:eastAsia="en-CA"/>
+                <w14:ligatures w14:val="standardContextual"/>
+              </w:rPr>
+              <w:t>{{/IF_Treatement2}}</w:t>
             </w:r>
           </w:p>
           <w:p>
             <w:pPr>
               <w:rPr>
                 <w:rFonts w:ascii="BC Sans" w:hAnsi="BC Sans"/>
-                <w:sz w:val="24"/>
-                <w:szCs w:val="24"/>
+                <w:kern w:val="2"/>
+                <w:lang w:val="en-CA" w:eastAsia="en-CA"/>
+                <w14:ligatures w14:val="standardContextual"/>
               </w:rPr>
             </w:pPr>
+            <w:r>
+              <w:rPr>
+                <w:rFonts w:ascii="BC Sans" w:hAnsi="BC Sans"/>
+                <w:kern w:val="2"/>
+                <w:lang w:val="en-CA" w:eastAsia="en-CA"/>
+                <w14:ligatures w14:val="standardContextual"/>
+              </w:rPr>
+              <w:t>{{#IF_Treatement3</w:t>
+            </w:r>
+            <w:proofErr w:type="gramStart"/>
+            <w:r>
+              <w:rPr>
+                <w:rFonts w:ascii="BC Sans" w:hAnsi="BC Sans"/>
+                <w:kern w:val="2"/>
+                <w:lang w:val="en-CA" w:eastAsia="en-CA"/>
+                <w14:ligatures w14:val="standardContextual"/>
+              </w:rPr>
+              <w:t>}}</w:t>
+            </w:r>
+            <w:r>
+              <w:rPr>
+                <w:rFonts w:ascii="BC Sans" w:hAnsi="BC Sans"/>
+                <w:kern w:val="2"/>
+                <w:lang w:val="en-CA" w:eastAsia="en-CA"/>
+                <w14:ligatures w14:val="standardContextual"/>
+              </w:rPr>
+              <w:t>The</w:t>
+            </w:r>
+            <w:proofErr w:type="gramEnd"/>
+            <w:r>
+              <w:rPr>
+                <w:rFonts w:ascii="BC Sans" w:hAnsi="BC Sans"/>
+                <w:kern w:val="2"/>
+                <w:lang w:val="en-CA" w:eastAsia="en-CA"/>
+                <w14:ligatures w14:val="standardContextual"/>
+              </w:rPr>
+              <w:t xml:space="preserve"> rainwater source shall be </w:t>
+            </w:r>
+            <w:r>
+              <w:rPr>
+                <w:rFonts w:ascii="BC Sans" w:hAnsi="BC Sans"/>
+                <w:color w:val="000000"/>
+                <w:lang w:val="en-CA"/>
+              </w:rPr>
+              <w:t>treated in</w:t>
+            </w:r>
+            <w:r>
+              <w:rPr>
+                <w:rFonts w:ascii="BC Sans" w:hAnsi="BC Sans"/>
+                <w:kern w:val="2"/>
+                <w:lang w:val="en-CA" w:eastAsia="en-CA"/>
+                <w14:ligatures w14:val="standardContextual"/>
+              </w:rPr>
+              <w:t xml:space="preserve"> accordance </w:t>
+            </w:r>
+            <w:r>
+              <w:rPr>
+                <w:rFonts w:ascii="BC Sans" w:hAnsi="BC Sans"/>
+                <w:color w:val="000000"/>
+                <w:lang w:val="en-CA"/>
+              </w:rPr>
+              <w:t>with the</w:t>
+            </w:r>
+            <w:r>
+              <w:rPr>
+                <w:rFonts w:ascii="BC Sans" w:hAnsi="BC Sans"/>
+                <w:kern w:val="2"/>
+                <w:lang w:val="en-CA" w:eastAsia="en-CA"/>
+                <w14:ligatures w14:val="standardContextual"/>
+              </w:rPr>
+              <w:t xml:space="preserve"> Ministry of Health Guidance for Treatment of Rainwater Harvested for Potable </w:t>
+            </w:r>
+            <w:r>
+              <w:rPr>
+                <w:rFonts w:ascii="BC Sans" w:hAnsi="BC Sans"/>
+                <w:color w:val="000000"/>
+                <w:lang w:val="en-CA"/>
+              </w:rPr>
+              <w:t>Use</w:t>
+            </w:r>
+            <w:r>
+              <w:rPr>
+                <w:rFonts w:ascii="BC Sans" w:hAnsi="BC Sans"/>
+                <w:kern w:val="2"/>
+                <w:lang w:eastAsia="en-CA"/>
+                <w14:ligatures w14:val="standardContextual"/>
+              </w:rPr>
+              <w:t> </w:t>
+            </w:r>
+            <w:r>
+              <w:rPr>
+                <w:rFonts w:ascii="BC Sans" w:hAnsi="BC Sans"/>
+                <w:kern w:val="2"/>
+                <w:lang w:eastAsia="en-CA"/>
+                <w14:ligatures w14:val="standardContextual"/>
+              </w:rPr>
+              <w:t>{{/IF_Treatement3}}</w:t>
+            </w:r>
           </w:p>
+        </w:tc>
+      </w:tr>
+      <w:tr>
+        <w:trPr>
+          <w:trHeight w:val="285"/>
+        </w:trPr>
+        <w:tc>
+          <w:tcPr>
+            <w:tcW w:w="3060" w:type="dxa"/>
+            <w:tcBorders>
+              <w:top w:val="single" w:sz="6" w:space="0" w:color="auto"/>
+              <w:left w:val="single" w:sz="6" w:space="0" w:color="auto"/>
+              <w:bottom w:val="single" w:sz="6" w:space="0" w:color="auto"/>
+              <w:right w:val="single" w:sz="6" w:space="0" w:color="auto"/>
+            </w:tcBorders>
+            <w:shd w:val="clear" w:color="auto" w:fill="FFFFFF"/>
+            <w:hideMark/>
+          </w:tcPr>
           <w:p>
             <w:pPr>
               <w:rPr>
-                <w:rFonts w:ascii="Arial" w:hAnsi="Arial" w:cs="Arial"/>
-                <w:sz w:val="24"/>
-                <w:szCs w:val="24"/>
+                <w:rFonts w:ascii="BC Sans" w:hAnsi="BC Sans"/>
+                <w:kern w:val="2"/>
+                <w:lang w:eastAsia="en-CA"/>
+                <w14:ligatures w14:val="standardContextual"/>
               </w:rPr>
             </w:pPr>
             <w:r>
               <w:rPr>
                 <w:rFonts w:ascii="BC Sans" w:hAnsi="BC Sans"/>
-                <w:sz w:val="24"/>
-                <w:szCs w:val="24"/>
-                <w:lang w:val="en-CA"/>
-              </w:rPr>
-              <w:t xml:space="preserve"> </w:t>
+                <w:kern w:val="2"/>
+                <w:lang w:val="en-CA" w:eastAsia="en-CA"/>
+                <w14:ligatures w14:val="standardContextual"/>
+              </w:rPr>
+              <w:lastRenderedPageBreak/>
+              <w:t>The source water was evaluated as:</w:t>
             </w:r>
             <w:r>
               <w:rPr>
                 <w:rFonts w:ascii="BC Sans" w:hAnsi="BC Sans"/>
-                <w:sz w:val="24"/>
-                <w:szCs w:val="24"/>
-                <w:lang w:val="en-CA"/>
-              </w:rPr>
-              <w:t>Dear</w:t>
+                <w:kern w:val="2"/>
+                <w:lang w:eastAsia="en-CA"/>
+                <w14:ligatures w14:val="standardContextual"/>
+              </w:rPr>
+              <w:t> </w:t>
             </w:r>
+          </w:p>
+        </w:tc>
+        <w:tc>
+          <w:tcPr>
+            <w:tcW w:w="5760" w:type="dxa"/>
+            <w:tcBorders>
+              <w:top w:val="single" w:sz="6" w:space="0" w:color="auto"/>
+              <w:left w:val="single" w:sz="6" w:space="0" w:color="auto"/>
+              <w:bottom w:val="single" w:sz="6" w:space="0" w:color="auto"/>
+              <w:right w:val="single" w:sz="6" w:space="0" w:color="auto"/>
+            </w:tcBorders>
+            <w:shd w:val="clear" w:color="auto" w:fill="FFFFFF"/>
+            <w:hideMark/>
+          </w:tcPr>
+          <w:p>
+            <w:pPr>
+              <w:rPr>
+                <w:rFonts w:ascii="BC Sans" w:hAnsi="BC Sans"/>
+                <w:kern w:val="2"/>
+                <w:lang w:eastAsia="en-CA"/>
+                <w14:ligatures w14:val="standardContextual"/>
+              </w:rPr>
+            </w:pPr>
             <w:r>
               <w:rPr>
-                <w:rFonts w:ascii="Arial" w:hAnsi="Arial" w:cs="Arial"/>
-                <w:sz w:val="24"/>
-                <w:szCs w:val="24"/>
-                <w:lang w:val="en-CA"/>
-              </w:rPr>
-              <w:t> </w:t>
-            </w:r>
-            <w:r>
-              <w:rPr>
                 <w:rFonts w:ascii="BC Sans" w:hAnsi="BC Sans"/>
-                <w:sz w:val="24"/>
-                <w:szCs w:val="24"/>
+                <w:kern w:val="2"/>
+                <w:lang w:val="en-CA" w:eastAsia="en-CA"/>
+                <w14:ligatures w14:val="standardContextual"/>
               </w:rPr>
               <w:t>{{</w:t>
             </w:r>
@@ -192,717 +2036,230 @@
             <w:r>
               <w:rPr>
                 <w:rFonts w:ascii="BC Sans" w:hAnsi="BC Sans"/>
-                <w:sz w:val="24"/>
-                <w:szCs w:val="24"/>
-              </w:rPr>
-              <w:t>BLAApplicantName</w:t>
+                <w:kern w:val="2"/>
+                <w:lang w:val="en-CA" w:eastAsia="en-CA"/>
+                <w14:ligatures w14:val="standardContextual"/>
+              </w:rPr>
+              <w:t>ClosureReason</w:t>
             </w:r>
             <w:proofErr w:type="spellEnd"/>
             <w:r>
               <w:rPr>
                 <w:rFonts w:ascii="BC Sans" w:hAnsi="BC Sans"/>
-                <w:sz w:val="24"/>
-                <w:szCs w:val="24"/>
+                <w:kern w:val="2"/>
+                <w:lang w:val="en-CA" w:eastAsia="en-CA"/>
+                <w14:ligatures w14:val="standardContextual"/>
               </w:rPr>
               <w:t>}}</w:t>
             </w:r>
             <w:r>
               <w:rPr>
                 <w:rFonts w:ascii="BC Sans" w:hAnsi="BC Sans"/>
-                <w:sz w:val="24"/>
-                <w:szCs w:val="24"/>
-                <w:lang w:val="en-CA"/>
-              </w:rPr>
-              <w:t>,</w:t>
+                <w:kern w:val="2"/>
+                <w:lang w:eastAsia="en-CA"/>
+                <w14:ligatures w14:val="standardContextual"/>
+              </w:rPr>
+              <w:t> </w:t>
+            </w:r>
+          </w:p>
+        </w:tc>
+      </w:tr>
+      <w:tr>
+        <w:trPr>
+          <w:trHeight w:val="285"/>
+        </w:trPr>
+        <w:tc>
+          <w:tcPr>
+            <w:tcW w:w="3060" w:type="dxa"/>
+            <w:tcBorders>
+              <w:top w:val="single" w:sz="6" w:space="0" w:color="auto"/>
+              <w:left w:val="single" w:sz="6" w:space="0" w:color="auto"/>
+              <w:bottom w:val="single" w:sz="6" w:space="0" w:color="auto"/>
+              <w:right w:val="single" w:sz="6" w:space="0" w:color="auto"/>
+            </w:tcBorders>
+            <w:shd w:val="clear" w:color="auto" w:fill="FFFFFF"/>
+            <w:hideMark/>
+          </w:tcPr>
+          <w:p>
+            <w:pPr>
+              <w:rPr>
+                <w:rFonts w:ascii="BC Sans" w:hAnsi="BC Sans"/>
+                <w:kern w:val="2"/>
+                <w:lang w:eastAsia="en-CA"/>
+                <w14:ligatures w14:val="standardContextual"/>
+              </w:rPr>
+            </w:pPr>
+            <w:r>
+              <w:rPr>
+                <w:rFonts w:ascii="BC Sans" w:hAnsi="BC Sans"/>
+                <w:kern w:val="2"/>
+                <w:lang w:val="en-CA" w:eastAsia="en-CA"/>
+                <w14:ligatures w14:val="standardContextual"/>
+              </w:rPr>
+              <w:t>Key recommendations:</w:t>
             </w:r>
             <w:r>
               <w:rPr>
-                <w:rFonts w:ascii="Arial" w:hAnsi="Arial" w:cs="Arial"/>
-                <w:sz w:val="24"/>
-                <w:szCs w:val="24"/>
-                <w:lang w:val="en-CA"/>
-              </w:rPr>
-              <w:t> </w:t>
-            </w:r>
-            <w:r>
-              <w:rPr>
-                <w:rFonts w:ascii="Arial" w:hAnsi="Arial" w:cs="Arial"/>
-                <w:sz w:val="24"/>
-                <w:szCs w:val="24"/>
-              </w:rPr>
-              <w:t> </w:t>
+                <w:rFonts w:ascii="BC Sans" w:hAnsi="BC Sans"/>
+                <w:kern w:val="2"/>
+                <w:lang w:eastAsia="en-CA"/>
+                <w14:ligatures w14:val="standardContextual"/>
+              </w:rPr>
+              <w:t> </w:t>
             </w:r>
           </w:p>
           <w:p>
             <w:pPr>
               <w:rPr>
                 <w:rFonts w:ascii="BC Sans" w:hAnsi="BC Sans"/>
-                <w:sz w:val="24"/>
-                <w:szCs w:val="24"/>
+                <w:kern w:val="2"/>
+                <w:lang w:eastAsia="en-CA"/>
+                <w14:ligatures w14:val="standardContextual"/>
+              </w:rPr>
+            </w:pPr>
+          </w:p>
+        </w:tc>
+        <w:tc>
+          <w:tcPr>
+            <w:tcW w:w="5760" w:type="dxa"/>
+            <w:tcBorders>
+              <w:top w:val="single" w:sz="6" w:space="0" w:color="auto"/>
+              <w:left w:val="single" w:sz="6" w:space="0" w:color="auto"/>
+              <w:bottom w:val="single" w:sz="6" w:space="0" w:color="auto"/>
+              <w:right w:val="single" w:sz="6" w:space="0" w:color="auto"/>
+            </w:tcBorders>
+            <w:shd w:val="clear" w:color="auto" w:fill="FFFFFF"/>
+            <w:hideMark/>
+          </w:tcPr>
+          <w:p>
+            <w:pPr>
+              <w:rPr>
+                <w:rFonts w:ascii="BC Sans" w:hAnsi="BC Sans"/>
+                <w:kern w:val="2"/>
+                <w:lang w:eastAsia="en-CA"/>
+                <w14:ligatures w14:val="standardContextual"/>
               </w:rPr>
             </w:pPr>
             <w:r>
               <w:rPr>
                 <w:rFonts w:ascii="BC Sans" w:hAnsi="BC Sans"/>
-                <w:b/>
-                <w:bCs/>
-                <w:sz w:val="24"/>
-                <w:szCs w:val="24"/>
-                <w:lang w:val="en-CA"/>
-              </w:rPr>
-              <w:t xml:space="preserve"> </w:t>
-            </w:r>
-            <w:r>
-              <w:rPr>
-                <w:rFonts w:ascii="BC Sans" w:hAnsi="BC Sans"/>
-                <w:b/>
-                <w:bCs/>
-                <w:sz w:val="24"/>
-                <w:szCs w:val="24"/>
-                <w:lang w:val="en-CA"/>
-              </w:rPr>
-              <w:t>Re:</w:t>
-            </w:r>
-            <w:r>
-              <w:rPr>
-                <w:rFonts w:ascii="Arial" w:hAnsi="Arial" w:cs="Arial"/>
-                <w:sz w:val="24"/>
-                <w:szCs w:val="24"/>
-                <w:lang w:val="en-CA"/>
-              </w:rPr>
-              <w:t> </w:t>
-            </w:r>
-            <w:r>
-              <w:rPr>
-                <w:rFonts w:ascii="BC Sans" w:hAnsi="BC Sans"/>
-                <w:sz w:val="24"/>
-                <w:szCs w:val="24"/>
-                <w:lang w:val="en-CA"/>
-              </w:rPr>
-              <w:t>Source Water</w:t>
-            </w:r>
-            <w:r>
-              <w:rPr>
-                <w:rFonts w:ascii="Arial" w:hAnsi="Arial" w:cs="Arial"/>
-                <w:sz w:val="24"/>
-                <w:szCs w:val="24"/>
-                <w:lang w:val="en-CA"/>
-              </w:rPr>
-              <w:t> </w:t>
-            </w:r>
-            <w:r>
-              <w:rPr>
-                <w:rFonts w:ascii="BC Sans" w:hAnsi="BC Sans"/>
-                <w:sz w:val="24"/>
-                <w:szCs w:val="24"/>
-                <w:lang w:val="en-CA"/>
-              </w:rPr>
-              <w:t>Evaluation</w:t>
-            </w:r>
-            <w:r>
-              <w:rPr>
-                <w:rFonts w:ascii="Arial" w:hAnsi="Arial" w:cs="Arial"/>
-                <w:sz w:val="24"/>
-                <w:szCs w:val="24"/>
-                <w:lang w:val="en-CA"/>
-              </w:rPr>
-              <w:t> </w:t>
-            </w:r>
-            <w:r>
-              <w:rPr>
-                <w:rFonts w:ascii="BC Sans" w:hAnsi="BC Sans"/>
-                <w:sz w:val="24"/>
-                <w:szCs w:val="24"/>
-                <w:lang w:val="en-CA"/>
-              </w:rPr>
-              <w:t>for:</w:t>
-            </w:r>
-            <w:r>
-              <w:rPr>
-                <w:rFonts w:ascii="Arial" w:hAnsi="Arial" w:cs="Arial"/>
-                <w:sz w:val="24"/>
-                <w:szCs w:val="24"/>
-                <w:lang w:val="en-CA"/>
-              </w:rPr>
-              <w:t> </w:t>
-            </w:r>
-            <w:r>
-              <w:rPr>
-                <w:rFonts w:ascii="Arial" w:hAnsi="Arial" w:cs="Arial"/>
-                <w:sz w:val="24"/>
-                <w:szCs w:val="24"/>
-              </w:rPr>
-              <w:t> </w:t>
-            </w:r>
-            <w:r>
-              <w:rPr>
-                <w:rFonts w:ascii="BC Sans" w:hAnsi="BC Sans"/>
-                <w:sz w:val="24"/>
-                <w:szCs w:val="24"/>
+                <w:kern w:val="2"/>
+                <w:lang w:eastAsia="en-CA"/>
+                <w14:ligatures w14:val="standardContextual"/>
               </w:rPr>
               <w:t> </w:t>
             </w:r>
           </w:p>
-          <w:tbl>
-            <w:tblPr>
-              <w:tblStyle w:val="TableGrid"/>
-              <w:tblW w:w="9634" w:type="dxa"/>
-              <w:tblBorders>
-                <w:top w:val="none" w:sz="0" w:space="0" w:color="auto"/>
-                <w:left w:val="none" w:sz="0" w:space="0" w:color="auto"/>
-                <w:bottom w:val="none" w:sz="0" w:space="0" w:color="auto"/>
-                <w:right w:val="none" w:sz="0" w:space="0" w:color="auto"/>
-                <w:insideH w:val="none" w:sz="0" w:space="0" w:color="auto"/>
-                <w:insideV w:val="none" w:sz="0" w:space="0" w:color="auto"/>
-              </w:tblBorders>
-              <w:tblLook w:val="04A0" w:firstRow="1" w:lastRow="0" w:firstColumn="1" w:lastColumn="0" w:noHBand="0" w:noVBand="1"/>
-            </w:tblPr>
-            <w:tblGrid>
-              <w:gridCol w:w="9634"/>
-            </w:tblGrid>
-            <w:tr>
-              <w:trPr>
-                <w:trHeight w:val="285"/>
-              </w:trPr>
-              <w:tc>
-                <w:tcPr>
-                  <w:tcW w:w="9390" w:type="dxa"/>
-                  <w:hideMark/>
-                </w:tcPr>
-                <w:p>
-                  <w:pPr>
-                    <w:jc w:val="both"/>
-                    <w:rPr>
-                      <w:rFonts w:ascii="BC Sans" w:hAnsi="BC Sans"/>
-                      <w:sz w:val="24"/>
-                      <w:szCs w:val="24"/>
-                      <w:lang w:val="en-CA"/>
-                    </w:rPr>
-                  </w:pPr>
-                  <w:r>
-                    <w:rPr>
-                      <w:rFonts w:ascii="BC Sans" w:hAnsi="BC Sans"/>
-                      <w:b/>
-                      <w:bCs/>
-                      <w:sz w:val="24"/>
-                      <w:szCs w:val="24"/>
-                      <w:lang w:val="en-CA"/>
-                    </w:rPr>
-                    <w:t>Water System Name:</w:t>
-                  </w:r>
-                  <w:r>
-                    <w:rPr>
-                      <w:rFonts w:ascii="Arial" w:hAnsi="Arial" w:cs="Arial"/>
-                      <w:sz w:val="24"/>
-                      <w:szCs w:val="24"/>
-                    </w:rPr>
-                    <w:t> </w:t>
-                  </w:r>
-                  <w:r>
-                    <w:rPr>
-                      <w:rFonts w:ascii="BC Sans" w:hAnsi="BC Sans"/>
-                      <w:sz w:val="24"/>
-                      <w:szCs w:val="24"/>
-                      <w:lang w:val="en-CA"/>
-                    </w:rPr>
-                    <w:t>{{</w:t>
-                  </w:r>
-                  <w:proofErr w:type="spellStart"/>
-                  <w:r>
-                    <w:rPr>
-                      <w:rFonts w:ascii="BC Sans" w:hAnsi="BC Sans"/>
-                      <w:sz w:val="24"/>
-                      <w:szCs w:val="24"/>
-                    </w:rPr>
-                    <w:t>BLAccountName</w:t>
-                  </w:r>
-                  <w:proofErr w:type="spellEnd"/>
-                  <w:r>
-                    <w:rPr>
-                      <w:rFonts w:ascii="BC Sans" w:hAnsi="BC Sans"/>
-                      <w:sz w:val="24"/>
-                      <w:szCs w:val="24"/>
-                      <w:lang w:val="en-CA"/>
-                    </w:rPr>
-                    <w:t>}}</w:t>
-                  </w:r>
-                  <w:r>
-                    <w:rPr>
-                      <w:rFonts w:ascii="BC Sans" w:hAnsi="BC Sans"/>
-                      <w:sz w:val="24"/>
-                      <w:szCs w:val="24"/>
-                      <w:lang w:val="en-CA"/>
-                    </w:rPr>
-                    <w:t xml:space="preserve"> </w:t>
-                  </w:r>
-                </w:p>
-                <w:p>
-                  <w:pPr>
-                    <w:rPr>
-                      <w:rFonts w:ascii="BC Sans" w:hAnsi="BC Sans"/>
-                      <w:sz w:val="24"/>
-                      <w:szCs w:val="24"/>
-                      <w:lang w:val="en-CA"/>
-                    </w:rPr>
-                  </w:pPr>
-                </w:p>
-                <w:p>
-                  <w:pPr>
-                    <w:rPr>
-                      <w:rFonts w:ascii="BC Sans" w:hAnsi="BC Sans"/>
-                      <w:sz w:val="24"/>
-                      <w:szCs w:val="24"/>
-                    </w:rPr>
-                  </w:pPr>
-                </w:p>
-              </w:tc>
-            </w:tr>
-            <w:tr>
-              <w:trPr>
-                <w:trHeight w:val="446"/>
-              </w:trPr>
-              <w:tc>
-                <w:tcPr>
-                  <w:tcW w:w="9390" w:type="dxa"/>
-                  <w:hideMark/>
-                </w:tcPr>
-                <w:p>
-                  <w:pPr>
-                    <w:rPr>
-                      <w:rFonts w:ascii="BC Sans" w:hAnsi="BC Sans"/>
-                      <w:sz w:val="24"/>
-                      <w:szCs w:val="24"/>
-                      <w:lang w:val="en-CA"/>
-                    </w:rPr>
-                  </w:pPr>
-                  <w:r>
-                    <w:rPr>
-                      <w:rFonts w:ascii="BC Sans" w:hAnsi="BC Sans"/>
-                      <w:b/>
-                      <w:bCs/>
-                      <w:sz w:val="24"/>
-                      <w:szCs w:val="24"/>
-                      <w:lang w:val="en-CA"/>
-                    </w:rPr>
-                    <w:t>{{#</w:t>
-                  </w:r>
-                  <w:r>
-                    <w:rPr>
-                      <w:rFonts w:ascii="BC Sans" w:hAnsi="BC Sans"/>
-                      <w:b/>
-                      <w:bCs/>
-                      <w:sz w:val="24"/>
-                      <w:szCs w:val="24"/>
-                      <w:lang w:val="en-CA"/>
-                    </w:rPr>
-                    <w:t>IF_GroundwaterCategoryL1</w:t>
-                  </w:r>
-                  <w:r>
-                    <w:rPr>
-                      <w:rFonts w:ascii="BC Sans" w:hAnsi="BC Sans"/>
-                      <w:b/>
-                      <w:bCs/>
-                      <w:sz w:val="24"/>
-                      <w:szCs w:val="24"/>
-                      <w:lang w:val="en-CA"/>
-                    </w:rPr>
-                    <w:t>}}</w:t>
-                  </w:r>
-                  <w:r>
-                    <w:rPr>
-                      <w:rFonts w:ascii="BC Sans" w:hAnsi="BC Sans"/>
-                      <w:b/>
-                      <w:bCs/>
-                      <w:sz w:val="24"/>
-                      <w:szCs w:val="24"/>
-                      <w:lang w:val="en-CA"/>
-                    </w:rPr>
-                    <w:t>Well Plate Number:</w:t>
-                  </w:r>
-                  <w:r>
-                    <w:rPr>
-                      <w:rFonts w:ascii="BC Sans" w:hAnsi="BC Sans"/>
-                      <w:i/>
-                      <w:iCs/>
-                      <w:sz w:val="24"/>
-                      <w:szCs w:val="24"/>
-                      <w:lang w:val="en-CA"/>
-                    </w:rPr>
-                    <w:t>{{</w:t>
-                  </w:r>
-                  <w:proofErr w:type="spellStart"/>
-                  <w:r>
-                    <w:rPr>
-                      <w:rFonts w:ascii="BC Sans" w:hAnsi="BC Sans"/>
-                      <w:i/>
-                      <w:iCs/>
-                      <w:sz w:val="24"/>
-                      <w:szCs w:val="24"/>
-                      <w:lang w:val="en-CA"/>
-                    </w:rPr>
-                    <w:t>WellTagNumber</w:t>
-                  </w:r>
-                  <w:proofErr w:type="spellEnd"/>
-                  <w:r>
-                    <w:rPr>
-                      <w:rFonts w:ascii="Segoe UI" w:hAnsi="Segoe UI" w:cs="Segoe UI"/>
-                      <w:color w:val="181818"/>
-                      <w:sz w:val="20"/>
-                      <w:szCs w:val="20"/>
-                    </w:rPr>
-                    <w:t xml:space="preserve"> }}</w:t>
-                  </w:r>
-                  <w:r>
-                    <w:rPr>
-                      <w:rFonts w:ascii="BC Sans" w:hAnsi="BC Sans"/>
-                      <w:sz w:val="24"/>
-                      <w:szCs w:val="24"/>
-                      <w:lang w:val="en-CA"/>
-                    </w:rPr>
-                    <w:t>{{/</w:t>
-                  </w:r>
-                  <w:r>
-                    <w:rPr>
-                      <w:rFonts w:ascii="BC Sans" w:hAnsi="BC Sans"/>
-                      <w:sz w:val="24"/>
-                      <w:szCs w:val="24"/>
-                      <w:lang w:val="en-CA"/>
-                    </w:rPr>
-                    <w:t>IF_GroundwaterCategoryL1</w:t>
-                  </w:r>
-                  <w:r>
-                    <w:rPr>
-                      <w:rFonts w:ascii="BC Sans" w:hAnsi="BC Sans"/>
-                      <w:sz w:val="24"/>
-                      <w:szCs w:val="24"/>
-                      <w:lang w:val="en-CA"/>
-                    </w:rPr>
-                    <w:t>}}</w:t>
-                  </w:r>
-                </w:p>
-                <w:p>
-                  <w:pPr>
-                    <w:rPr>
-                      <w:rFonts w:ascii="BC Sans" w:hAnsi="BC Sans"/>
-                      <w:sz w:val="24"/>
-                      <w:szCs w:val="24"/>
-                      <w:lang w:val="en-CA"/>
-                    </w:rPr>
-                  </w:pPr>
-                </w:p>
-                <w:p>
-                  <w:pPr>
-                    <w:rPr>
-                      <w:rFonts w:ascii="BC Sans" w:hAnsi="BC Sans"/>
-                      <w:sz w:val="24"/>
-                      <w:szCs w:val="24"/>
-                    </w:rPr>
-                  </w:pPr>
-                </w:p>
-              </w:tc>
-            </w:tr>
-            <w:tr>
-              <w:trPr>
-                <w:trHeight w:val="285"/>
-              </w:trPr>
-              <w:tc>
-                <w:tcPr>
-                  <w:tcW w:w="9390" w:type="dxa"/>
-                  <w:hideMark/>
-                </w:tcPr>
-                <w:p>
-                  <w:pPr>
-                    <w:rPr>
-                      <w:rFonts w:ascii="BC Sans" w:hAnsi="BC Sans"/>
-                      <w:sz w:val="24"/>
-                      <w:szCs w:val="24"/>
-                      <w:lang w:val="en-CA"/>
-                    </w:rPr>
-                  </w:pPr>
-                  <w:r>
-                    <w:rPr>
-                      <w:rFonts w:ascii="BC Sans" w:hAnsi="BC Sans"/>
-                      <w:b/>
-                      <w:bCs/>
-                      <w:sz w:val="24"/>
-                      <w:szCs w:val="24"/>
-                      <w:lang w:val="en-CA"/>
-                    </w:rPr>
-                    <w:t>{{#</w:t>
-                  </w:r>
-                  <w:r>
-                    <w:rPr>
-                      <w:rFonts w:ascii="BC Sans" w:hAnsi="BC Sans"/>
-                      <w:b/>
-                      <w:bCs/>
-                      <w:sz w:val="24"/>
-                      <w:szCs w:val="24"/>
-                      <w:lang w:val="en-CA"/>
-                    </w:rPr>
-                    <w:t>IF_GroundwaterCategoryL1</w:t>
-                  </w:r>
-                  <w:r>
-                    <w:rPr>
-                      <w:rFonts w:ascii="BC Sans" w:hAnsi="BC Sans"/>
-                      <w:b/>
-                      <w:bCs/>
-                      <w:sz w:val="24"/>
-                      <w:szCs w:val="24"/>
-                      <w:lang w:val="en-CA"/>
-                    </w:rPr>
-                    <w:t>}}</w:t>
-                  </w:r>
-                  <w:r>
-                    <w:rPr>
-                      <w:rFonts w:ascii="BC Sans" w:hAnsi="BC Sans"/>
-                      <w:b/>
-                      <w:bCs/>
-                      <w:sz w:val="24"/>
-                      <w:szCs w:val="24"/>
-                      <w:lang w:val="en-CA"/>
-                    </w:rPr>
-                    <w:t>Water License Number:</w:t>
-                  </w:r>
-                  <w:r>
-                    <w:rPr>
-                      <w:rFonts w:ascii="Arial" w:hAnsi="Arial" w:cs="Arial"/>
-                      <w:sz w:val="24"/>
-                      <w:szCs w:val="24"/>
-                    </w:rPr>
-                    <w:t> </w:t>
-                  </w:r>
-                  <w:r>
-                    <w:rPr>
-                      <w:rFonts w:ascii="BC Sans" w:hAnsi="BC Sans"/>
-                      <w:sz w:val="24"/>
-                      <w:szCs w:val="24"/>
-                    </w:rPr>
-                    <w:t>{{</w:t>
-                  </w:r>
-                  <w:proofErr w:type="spellStart"/>
-                  <w:r>
-                    <w:rPr>
-                      <w:rFonts w:ascii="BC Sans" w:hAnsi="BC Sans"/>
-                      <w:sz w:val="24"/>
-                      <w:szCs w:val="24"/>
-                    </w:rPr>
-                    <w:t>WaterLicenseNumber</w:t>
-                  </w:r>
-                  <w:proofErr w:type="spellEnd"/>
-                  <w:r>
-                    <w:rPr>
-                      <w:rFonts w:ascii="BC Sans" w:hAnsi="BC Sans"/>
-                      <w:sz w:val="24"/>
-                      <w:szCs w:val="24"/>
-                    </w:rPr>
-                    <w:t>}}</w:t>
-                  </w:r>
-                  <w:r>
-                    <w:rPr>
-                      <w:rFonts w:ascii="BC Sans" w:hAnsi="BC Sans"/>
-                      <w:sz w:val="24"/>
-                      <w:szCs w:val="24"/>
-                      <w:lang w:val="en-CA"/>
-                    </w:rPr>
-                    <w:t>{{/IF_GroundwaterCategoryL1}}</w:t>
-                  </w:r>
-                </w:p>
-                <w:p>
-                  <w:pPr>
-                    <w:rPr>
-                      <w:rFonts w:ascii="BC Sans" w:hAnsi="BC Sans"/>
-                      <w:sz w:val="24"/>
-                      <w:szCs w:val="24"/>
-                      <w:lang w:val="en-CA"/>
-                    </w:rPr>
-                  </w:pPr>
-                </w:p>
-                <w:p>
-                  <w:pPr>
-                    <w:rPr>
-                      <w:rFonts w:ascii="BC Sans" w:hAnsi="BC Sans"/>
-                      <w:sz w:val="24"/>
-                      <w:szCs w:val="24"/>
-                    </w:rPr>
-                  </w:pPr>
-                </w:p>
-              </w:tc>
-            </w:tr>
-            <w:tr>
-              <w:trPr>
-                <w:trHeight w:val="285"/>
-              </w:trPr>
-              <w:tc>
-                <w:tcPr>
-                  <w:tcW w:w="9390" w:type="dxa"/>
-                  <w:hideMark/>
-                </w:tcPr>
-                <w:p>
-                  <w:pPr>
-                    <w:rPr>
-                      <w:rFonts w:ascii="BC Sans" w:hAnsi="BC Sans"/>
-                      <w:sz w:val="24"/>
-                      <w:szCs w:val="24"/>
-                    </w:rPr>
-                  </w:pPr>
-                  <w:r>
-                    <w:rPr>
-                      <w:rFonts w:ascii="BC Sans" w:hAnsi="BC Sans"/>
-                      <w:b/>
-                      <w:bCs/>
-                      <w:sz w:val="24"/>
-                      <w:szCs w:val="24"/>
-                      <w:lang w:val="en-CA"/>
-                    </w:rPr>
-                    <w:t>{{#IF_GroundwaterCategoryL1}}Drawing from Aquifer Number:</w:t>
-                  </w:r>
-                  <w:r>
-                    <w:rPr>
-                      <w:rFonts w:ascii="Arial" w:hAnsi="Arial" w:cs="Arial"/>
-                      <w:sz w:val="24"/>
-                      <w:szCs w:val="24"/>
-                    </w:rPr>
-                    <w:t> </w:t>
-                  </w:r>
-                  <w:r>
-                    <w:rPr>
-                      <w:rFonts w:ascii="BC Sans" w:hAnsi="BC Sans"/>
-                      <w:i/>
-                      <w:iCs/>
-                      <w:sz w:val="24"/>
-                      <w:szCs w:val="24"/>
-                      <w:lang w:val="en-CA"/>
-                    </w:rPr>
-                    <w:t>{{</w:t>
-                  </w:r>
-                  <w:proofErr w:type="spellStart"/>
-                  <w:r>
-                    <w:rPr>
-                      <w:rFonts w:ascii="BC Sans" w:hAnsi="BC Sans"/>
-                      <w:i/>
-                      <w:iCs/>
-                      <w:sz w:val="24"/>
-                      <w:szCs w:val="24"/>
-                      <w:lang w:val="en-CA"/>
-                    </w:rPr>
-                    <w:t>AquiferNumber</w:t>
-                  </w:r>
-                  <w:proofErr w:type="spellEnd"/>
-                  <w:r>
-                    <w:rPr>
-                      <w:rFonts w:ascii="BC Sans" w:hAnsi="BC Sans"/>
-                      <w:i/>
-                      <w:iCs/>
-                      <w:sz w:val="24"/>
-                      <w:szCs w:val="24"/>
-                      <w:lang w:val="en-CA"/>
-                    </w:rPr>
-                    <w:t>}}{{/IF_GroundwaterCategoryL1}}</w:t>
-                  </w:r>
-                </w:p>
-              </w:tc>
-            </w:tr>
-          </w:tbl>
+        </w:tc>
+      </w:tr>
+      <w:tr>
+        <w:trPr>
+          <w:trHeight w:val="285"/>
+        </w:trPr>
+        <w:tc>
+          <w:tcPr>
+            <w:tcW w:w="3060" w:type="dxa"/>
+            <w:tcBorders>
+              <w:top w:val="single" w:sz="6" w:space="0" w:color="auto"/>
+              <w:left w:val="single" w:sz="6" w:space="0" w:color="auto"/>
+              <w:bottom w:val="single" w:sz="6" w:space="0" w:color="auto"/>
+              <w:right w:val="single" w:sz="6" w:space="0" w:color="auto"/>
+            </w:tcBorders>
+            <w:shd w:val="clear" w:color="auto" w:fill="FFFFFF"/>
+            <w:hideMark/>
+          </w:tcPr>
           <w:p>
             <w:pPr>
               <w:rPr>
                 <w:rFonts w:ascii="BC Sans" w:hAnsi="BC Sans"/>
-                <w:sz w:val="24"/>
-                <w:szCs w:val="24"/>
+                <w:kern w:val="2"/>
+                <w:lang w:eastAsia="en-CA"/>
+                <w14:ligatures w14:val="standardContextual"/>
               </w:rPr>
             </w:pPr>
+            <w:r>
+              <w:rPr>
+                <w:rFonts w:ascii="BC Sans" w:hAnsi="BC Sans"/>
+                <w:kern w:val="2"/>
+                <w:lang w:val="en-CA" w:eastAsia="en-CA"/>
+                <w14:ligatures w14:val="standardContextual"/>
+              </w:rPr>
+              <w:t>Comments:</w:t>
+            </w:r>
+            <w:r>
+              <w:rPr>
+                <w:rFonts w:ascii="BC Sans" w:hAnsi="BC Sans"/>
+                <w:kern w:val="2"/>
+                <w:lang w:eastAsia="en-CA"/>
+                <w14:ligatures w14:val="standardContextual"/>
+              </w:rPr>
+              <w:t> </w:t>
+            </w:r>
           </w:p>
-          <w:tbl>
-            <w:tblPr>
-              <w:tblW w:w="9390" w:type="dxa"/>
-              <w:tblBorders>
-                <w:top w:val="outset" w:sz="6" w:space="0" w:color="auto"/>
-                <w:left w:val="outset" w:sz="6" w:space="0" w:color="auto"/>
-                <w:bottom w:val="outset" w:sz="6" w:space="0" w:color="auto"/>
-                <w:right w:val="outset" w:sz="6" w:space="0" w:color="auto"/>
-              </w:tblBorders>
-              <w:tblCellMar>
-                <w:left w:w="0" w:type="dxa"/>
-                <w:right w:w="0" w:type="dxa"/>
-              </w:tblCellMar>
-              <w:tblLook w:val="04A0" w:firstRow="1" w:lastRow="0" w:firstColumn="1" w:lastColumn="0" w:noHBand="0" w:noVBand="1"/>
-            </w:tblPr>
-            <w:tblGrid>
-              <w:gridCol w:w="9390"/>
-            </w:tblGrid>
-            <w:tr>
-              <w:trPr>
-                <w:trHeight w:val="285"/>
-              </w:trPr>
-              <w:tc>
-                <w:tcPr>
-                  <w:tcW w:w="9390" w:type="dxa"/>
-                  <w:tcBorders>
-                    <w:top w:val="nil"/>
-                    <w:left w:val="nil"/>
-                    <w:bottom w:val="nil"/>
-                    <w:right w:val="nil"/>
-                  </w:tcBorders>
-                  <w:shd w:val="clear" w:color="auto" w:fill="FFFFFF"/>
-                  <w:hideMark/>
-                </w:tcPr>
-                <w:p>
-                  <w:pPr>
-                    <w:rPr>
-                      <w:rFonts w:ascii="BC Sans" w:hAnsi="BC Sans"/>
-                      <w:sz w:val="24"/>
-                      <w:szCs w:val="24"/>
-                    </w:rPr>
-                  </w:pPr>
-                </w:p>
-              </w:tc>
-            </w:tr>
-          </w:tbl>
-          <w:p/>
-          <w:p/>
+        </w:tc>
+        <w:tc>
+          <w:tcPr>
+            <w:tcW w:w="5760" w:type="dxa"/>
+            <w:tcBorders>
+              <w:top w:val="single" w:sz="6" w:space="0" w:color="auto"/>
+              <w:left w:val="single" w:sz="6" w:space="0" w:color="auto"/>
+              <w:bottom w:val="single" w:sz="6" w:space="0" w:color="auto"/>
+              <w:right w:val="single" w:sz="6" w:space="0" w:color="auto"/>
+            </w:tcBorders>
+            <w:shd w:val="clear" w:color="auto" w:fill="FFFFFF"/>
+            <w:hideMark/>
+          </w:tcPr>
           <w:p>
             <w:pPr>
-              <w:spacing w:after="0" w:line="254" w:lineRule="auto"/>
+              <w:rPr>
+                <w:rFonts w:ascii="BC Sans" w:hAnsi="BC Sans"/>
+                <w:kern w:val="2"/>
+                <w:lang w:eastAsia="en-CA"/>
+                <w14:ligatures w14:val="standardContextual"/>
+              </w:rPr>
             </w:pPr>
+            <w:r>
+              <w:rPr>
+                <w:rFonts w:ascii="BC Sans" w:hAnsi="BC Sans"/>
+                <w:kern w:val="2"/>
+                <w:lang w:val="en-CA" w:eastAsia="en-CA"/>
+                <w14:ligatures w14:val="standardContextual"/>
+              </w:rPr>
+              <w:t>{{</w:t>
+            </w:r>
+            <w:proofErr w:type="spellStart"/>
+            <w:r>
+              <w:rPr>
+                <w:rFonts w:ascii="BC Sans" w:hAnsi="BC Sans"/>
+                <w:kern w:val="2"/>
+                <w:lang w:eastAsia="en-CA"/>
+                <w14:ligatures w14:val="standardContextual"/>
+              </w:rPr>
+              <w:t>ClosureReasonDescription</w:t>
+            </w:r>
+            <w:proofErr w:type="spellEnd"/>
+            <w:r>
+              <w:rPr>
+                <w:rFonts w:ascii="BC Sans" w:hAnsi="BC Sans"/>
+                <w:kern w:val="2"/>
+                <w:lang w:val="en-CA" w:eastAsia="en-CA"/>
+                <w14:ligatures w14:val="standardContextual"/>
+              </w:rPr>
+              <w:t>}}</w:t>
+            </w:r>
+            <w:r>
+              <w:rPr>
+                <w:rFonts w:ascii="BC Sans" w:hAnsi="BC Sans"/>
+                <w:kern w:val="2"/>
+                <w:lang w:eastAsia="en-CA"/>
+                <w14:ligatures w14:val="standardContextual"/>
+              </w:rPr>
+              <w:t> </w:t>
+            </w:r>
           </w:p>
         </w:tc>
       </w:tr>
     </w:tbl>
-    <w:p>
-      <w:pPr>
-        <w:spacing w:after="0" w:line="20" w:lineRule="atLeast"/>
-        <w:rPr>
-          <w:kern w:val="2"/>
-          <w:sz w:val="2"/>
-          <w:szCs w:val="2"/>
-          <w:lang w:val="en-CA" w:eastAsia="en-CA"/>
-          <w14:ligatures w14:val="standardContextual"/>
-        </w:rPr>
-      </w:pPr>
-    </w:p>
-    <w:p>
-      <w:pPr>
-        <w:rPr>
-          <w:rFonts w:ascii="BC Sans" w:hAnsi="BC Sans"/>
-          <w:kern w:val="2"/>
-          <w:sz w:val="24"/>
-          <w:szCs w:val="24"/>
-          <w:lang w:val="en-CA" w:eastAsia="en-CA"/>
-          <w14:ligatures w14:val="standardContextual"/>
-        </w:rPr>
-      </w:pPr>
-      <w:r>
-        <w:rPr>
-          <w:rFonts w:ascii="BC Sans" w:hAnsi="BC Sans"/>
-          <w:kern w:val="2"/>
-          <w:sz w:val="24"/>
-          <w:szCs w:val="24"/>
-          <w:lang w:val="en-CA" w:eastAsia="en-CA"/>
-          <w14:ligatures w14:val="standardContextual"/>
-        </w:rPr>
-        <w:br w:type="page"/>
-      </w:r>
-    </w:p>
     <w:p>
       <w:pPr>
         <w:rPr>
@@ -914,238 +2271,6 @@
           <w14:ligatures w14:val="standardContextual"/>
         </w:rPr>
       </w:pPr>
-      <w:r>
-        <w:rPr>
-          <w:rFonts w:ascii="BC Sans" w:hAnsi="BC Sans"/>
-          <w:kern w:val="2"/>
-          <w:sz w:val="24"/>
-          <w:szCs w:val="24"/>
-          <w:lang w:val="en-CA" w:eastAsia="en-CA"/>
-          <w14:ligatures w14:val="standardContextual"/>
-        </w:rPr>
-        <w:lastRenderedPageBreak/>
-        <w:t>The application package</w:t>
-      </w:r>
-      <w:r>
-        <w:rPr>
-          <w:rFonts w:ascii="Arial" w:hAnsi="Arial" w:cs="Arial"/>
-          <w:kern w:val="2"/>
-          <w:sz w:val="24"/>
-          <w:szCs w:val="24"/>
-          <w:lang w:val="en-CA" w:eastAsia="en-CA"/>
-          <w14:ligatures w14:val="standardContextual"/>
-        </w:rPr>
-        <w:t> </w:t>
-      </w:r>
-      <w:r>
-        <w:rPr>
-          <w:rFonts w:ascii="BC Sans" w:hAnsi="BC Sans"/>
-          <w:kern w:val="2"/>
-          <w:sz w:val="24"/>
-          <w:szCs w:val="24"/>
-          <w:lang w:val="en-CA" w:eastAsia="en-CA"/>
-          <w14:ligatures w14:val="standardContextual"/>
-        </w:rPr>
-        <w:t>submitted</w:t>
-      </w:r>
-      <w:r>
-        <w:rPr>
-          <w:rFonts w:ascii="Arial" w:hAnsi="Arial" w:cs="Arial"/>
-          <w:kern w:val="2"/>
-          <w:sz w:val="24"/>
-          <w:szCs w:val="24"/>
-          <w:lang w:val="en-CA" w:eastAsia="en-CA"/>
-          <w14:ligatures w14:val="standardContextual"/>
-        </w:rPr>
-        <w:t> </w:t>
-      </w:r>
-      <w:r>
-        <w:rPr>
-          <w:rFonts w:ascii="BC Sans" w:hAnsi="BC Sans"/>
-          <w:kern w:val="2"/>
-          <w:sz w:val="24"/>
-          <w:szCs w:val="24"/>
-          <w:lang w:val="en-CA" w:eastAsia="en-CA"/>
-          <w14:ligatures w14:val="standardContextual"/>
-        </w:rPr>
-        <w:t>for</w:t>
-      </w:r>
-      <w:r>
-        <w:rPr>
-          <w:rFonts w:ascii="Arial" w:hAnsi="Arial" w:cs="Arial"/>
-          <w:kern w:val="2"/>
-          <w:sz w:val="24"/>
-          <w:szCs w:val="24"/>
-          <w:lang w:val="en-CA" w:eastAsia="en-CA"/>
-          <w14:ligatures w14:val="standardContextual"/>
-        </w:rPr>
-        <w:t> </w:t>
-      </w:r>
-      <w:r>
-        <w:rPr>
-          <w:rFonts w:ascii="BC Sans" w:hAnsi="BC Sans"/>
-          <w:kern w:val="2"/>
-          <w:sz w:val="24"/>
-          <w:szCs w:val="24"/>
-          <w:lang w:val="en-CA" w:eastAsia="en-CA"/>
-          <w14:ligatures w14:val="standardContextual"/>
-        </w:rPr>
-        <w:t>the above</w:t>
-      </w:r>
-      <w:r>
-        <w:rPr>
-          <w:rFonts w:ascii="Arial" w:hAnsi="Arial" w:cs="Arial"/>
-          <w:kern w:val="2"/>
-          <w:sz w:val="24"/>
-          <w:szCs w:val="24"/>
-          <w:lang w:val="en-CA" w:eastAsia="en-CA"/>
-          <w14:ligatures w14:val="standardContextual"/>
-        </w:rPr>
-        <w:t> </w:t>
-      </w:r>
-      <w:r>
-        <w:rPr>
-          <w:rFonts w:ascii="BC Sans" w:hAnsi="BC Sans"/>
-          <w:kern w:val="2"/>
-          <w:sz w:val="24"/>
-          <w:szCs w:val="24"/>
-          <w:lang w:val="en-CA" w:eastAsia="en-CA"/>
-          <w14:ligatures w14:val="standardContextual"/>
-        </w:rPr>
-        <w:t>has been reviewed and a source water</w:t>
-      </w:r>
-      <w:r>
-        <w:rPr>
-          <w:rFonts w:ascii="Arial" w:hAnsi="Arial" w:cs="Arial"/>
-          <w:kern w:val="2"/>
-          <w:sz w:val="24"/>
-          <w:szCs w:val="24"/>
-          <w:lang w:val="en-CA" w:eastAsia="en-CA"/>
-          <w14:ligatures w14:val="standardContextual"/>
-        </w:rPr>
-        <w:t> </w:t>
-      </w:r>
-      <w:r>
-        <w:rPr>
-          <w:rFonts w:ascii="BC Sans" w:hAnsi="BC Sans"/>
-          <w:kern w:val="2"/>
-          <w:sz w:val="24"/>
-          <w:szCs w:val="24"/>
-          <w:lang w:val="en-CA" w:eastAsia="en-CA"/>
-          <w14:ligatures w14:val="standardContextual"/>
-        </w:rPr>
-        <w:t>evaluation</w:t>
-      </w:r>
-      <w:r>
-        <w:rPr>
-          <w:rFonts w:ascii="Arial" w:hAnsi="Arial" w:cs="Arial"/>
-          <w:kern w:val="2"/>
-          <w:sz w:val="24"/>
-          <w:szCs w:val="24"/>
-          <w:lang w:val="en-CA" w:eastAsia="en-CA"/>
-          <w14:ligatures w14:val="standardContextual"/>
-        </w:rPr>
-        <w:t> </w:t>
-      </w:r>
-      <w:r>
-        <w:rPr>
-          <w:rFonts w:ascii="BC Sans" w:hAnsi="BC Sans"/>
-          <w:kern w:val="2"/>
-          <w:sz w:val="24"/>
-          <w:szCs w:val="24"/>
-          <w:lang w:val="en-CA" w:eastAsia="en-CA"/>
-          <w14:ligatures w14:val="standardContextual"/>
-        </w:rPr>
-        <w:t>was completed.</w:t>
-      </w:r>
-      <w:r>
-        <w:rPr>
-          <w:rFonts w:ascii="Arial" w:hAnsi="Arial" w:cs="Arial"/>
-          <w:kern w:val="2"/>
-          <w:sz w:val="24"/>
-          <w:szCs w:val="24"/>
-          <w:lang w:val="en-CA" w:eastAsia="en-CA"/>
-          <w14:ligatures w14:val="standardContextual"/>
-        </w:rPr>
-        <w:t> </w:t>
-      </w:r>
-      <w:r>
-        <w:rPr>
-          <w:rFonts w:ascii="BC Sans" w:hAnsi="BC Sans"/>
-          <w:kern w:val="2"/>
-          <w:sz w:val="24"/>
-          <w:szCs w:val="24"/>
-          <w:lang w:val="en-CA" w:eastAsia="en-CA"/>
-          <w14:ligatures w14:val="standardContextual"/>
-        </w:rPr>
-        <w:t>Our standard procedure is to do an evaluation of the drinking water source before a Public Health Engineer (PHE) reviews a proposed treatment and before an Environmental Health Officer (EHO) issues a Permit to Operate a water supply system (for new or unpermitted water systems).</w:t>
-      </w:r>
-      <w:r>
-        <w:rPr>
-          <w:rFonts w:ascii="Arial" w:hAnsi="Arial" w:cs="Arial"/>
-          <w:kern w:val="2"/>
-          <w:sz w:val="24"/>
-          <w:szCs w:val="24"/>
-          <w:lang w:val="en-CA" w:eastAsia="en-CA"/>
-          <w14:ligatures w14:val="standardContextual"/>
-        </w:rPr>
-        <w:t> </w:t>
-      </w:r>
-      <w:r>
-        <w:rPr>
-          <w:rFonts w:ascii="BC Sans" w:hAnsi="BC Sans"/>
-          <w:kern w:val="2"/>
-          <w:sz w:val="24"/>
-          <w:szCs w:val="24"/>
-          <w:lang w:val="en-CA" w:eastAsia="en-CA"/>
-          <w14:ligatures w14:val="standardContextual"/>
-        </w:rPr>
-        <w:t>Based on the information</w:t>
-      </w:r>
-      <w:r>
-        <w:rPr>
-          <w:rFonts w:ascii="Arial" w:hAnsi="Arial" w:cs="Arial"/>
-          <w:kern w:val="2"/>
-          <w:sz w:val="24"/>
-          <w:szCs w:val="24"/>
-          <w:lang w:val="en-CA" w:eastAsia="en-CA"/>
-          <w14:ligatures w14:val="standardContextual"/>
-        </w:rPr>
-        <w:t> </w:t>
-      </w:r>
-      <w:r>
-        <w:rPr>
-          <w:rFonts w:ascii="BC Sans" w:hAnsi="BC Sans"/>
-          <w:kern w:val="2"/>
-          <w:sz w:val="24"/>
-          <w:szCs w:val="24"/>
-          <w:lang w:val="en-CA" w:eastAsia="en-CA"/>
-          <w14:ligatures w14:val="standardContextual"/>
-        </w:rPr>
-        <w:t>submitted, the following summary is provided:</w:t>
-      </w:r>
-      <w:r>
-        <w:rPr>
-          <w:rFonts w:ascii="Arial" w:hAnsi="Arial" w:cs="Arial"/>
-          <w:kern w:val="2"/>
-          <w:sz w:val="24"/>
-          <w:szCs w:val="24"/>
-          <w:lang w:val="en-CA" w:eastAsia="en-CA"/>
-          <w14:ligatures w14:val="standardContextual"/>
-        </w:rPr>
-        <w:t> </w:t>
-      </w:r>
-      <w:r>
-        <w:rPr>
-          <w:rFonts w:ascii="Arial" w:hAnsi="Arial" w:cs="Arial"/>
-          <w:kern w:val="2"/>
-          <w:sz w:val="24"/>
-          <w:szCs w:val="24"/>
-          <w:lang w:eastAsia="en-CA"/>
-          <w14:ligatures w14:val="standardContextual"/>
-        </w:rPr>
-        <w:t> </w:t>
-      </w:r>
       <w:r>
         <w:rPr>
           <w:rFonts w:ascii="BC Sans" w:hAnsi="BC Sans"/>
@@ -1158,58 +2283,85 @@
         <w:t> </w:t>
       </w:r>
     </w:p>
-    <w:p>
-      <w:pPr>
-        <w:rPr>
-          <w:kern w:val="2"/>
-          <w:lang w:eastAsia="en-CA"/>
-          <w14:ligatures w14:val="standardContextual"/>
-        </w:rPr>
-      </w:pPr>
-      <w:r>
-        <w:rPr>
-          <w:kern w:val="2"/>
-          <w:lang w:eastAsia="en-CA"/>
-          <w14:ligatures w14:val="standardContextual"/>
-        </w:rPr>
-        <w:t> </w:t>
-      </w:r>
-    </w:p>
     <w:tbl>
       <w:tblPr>
-        <w:tblW w:w="0" w:type="dxa"/>
-        <w:tblBorders>
-          <w:top w:val="outset" w:sz="6" w:space="0" w:color="auto"/>
-          <w:left w:val="outset" w:sz="6" w:space="0" w:color="auto"/>
-          <w:bottom w:val="outset" w:sz="6" w:space="0" w:color="auto"/>
-          <w:right w:val="outset" w:sz="6" w:space="0" w:color="auto"/>
-        </w:tblBorders>
-        <w:tblCellMar>
-          <w:left w:w="0" w:type="dxa"/>
-          <w:right w:w="0" w:type="dxa"/>
-        </w:tblCellMar>
+        <w:tblStyle w:val="TableGrid"/>
+        <w:tblW w:w="8820" w:type="dxa"/>
+        <w:tblInd w:w="175" w:type="dxa"/>
         <w:tblLook w:val="04A0" w:firstRow="1" w:lastRow="0" w:firstColumn="1" w:lastColumn="0" w:noHBand="0" w:noVBand="1"/>
       </w:tblPr>
       <w:tblGrid>
-        <w:gridCol w:w="4142"/>
-        <w:gridCol w:w="5202"/>
+        <w:gridCol w:w="8820"/>
       </w:tblGrid>
       <w:tr>
-        <w:trPr>
-          <w:trHeight w:val="285"/>
-        </w:trPr>
         <w:tc>
           <w:tcPr>
-            <w:tcW w:w="2955" w:type="dxa"/>
+            <w:tcW w:w="8820" w:type="dxa"/>
             <w:tcBorders>
-              <w:top w:val="single" w:sz="6" w:space="0" w:color="auto"/>
-              <w:left w:val="single" w:sz="6" w:space="0" w:color="auto"/>
-              <w:bottom w:val="single" w:sz="6" w:space="0" w:color="auto"/>
-              <w:right w:val="single" w:sz="6" w:space="0" w:color="auto"/>
+              <w:top w:val="nil"/>
+              <w:left w:val="nil"/>
+              <w:bottom w:val="nil"/>
+              <w:right w:val="nil"/>
             </w:tcBorders>
-            <w:shd w:val="clear" w:color="auto" w:fill="FFFFFF"/>
-            <w:hideMark/>
           </w:tcPr>
+          <w:p>
+            <w:pPr>
+              <w:jc w:val="both"/>
+              <w:rPr>
+                <w:rFonts w:ascii="BC Sans" w:hAnsi="BC Sans"/>
+                <w:b/>
+                <w:bCs/>
+                <w:kern w:val="2"/>
+                <w:sz w:val="24"/>
+                <w:szCs w:val="24"/>
+                <w:lang w:val="en-CA" w:eastAsia="en-CA"/>
+                <w14:ligatures w14:val="standardContextual"/>
+              </w:rPr>
+            </w:pPr>
+            <w:r>
+              <w:rPr>
+                <w:rFonts w:ascii="BC Sans" w:hAnsi="BC Sans"/>
+                <w:b/>
+                <w:bCs/>
+                <w:kern w:val="2"/>
+                <w:sz w:val="24"/>
+                <w:szCs w:val="24"/>
+                <w:lang w:val="en-CA" w:eastAsia="en-CA"/>
+                <w14:ligatures w14:val="standardContextual"/>
+              </w:rPr>
+              <w:lastRenderedPageBreak/>
+              <w:t>Note:</w:t>
+            </w:r>
+          </w:p>
+          <w:p>
+            <w:pPr>
+              <w:jc w:val="both"/>
+              <w:rPr>
+                <w:rFonts w:ascii="BC Sans" w:hAnsi="BC Sans"/>
+                <w:sz w:val="24"/>
+                <w:szCs w:val="24"/>
+                <w:lang w:val="en-CA"/>
+              </w:rPr>
+            </w:pPr>
+            <w:r>
+              <w:rPr>
+                <w:rFonts w:ascii="BC Sans" w:hAnsi="BC Sans"/>
+                <w:sz w:val="24"/>
+                <w:szCs w:val="24"/>
+                <w:lang w:val="en-CA"/>
+              </w:rPr>
+              <w:t>This is neither a construction permit nor an operating permit. Construction permits construction permit waivers, and operating permits can be applied for separately. An operating permit will be issued following the construction of the water system/upon conditions being met/etc. Terms and conditions for the operating permit will be informed by this source water evaluation.</w:t>
+            </w:r>
+          </w:p>
+          <w:p>
+            <w:pPr>
+              <w:jc w:val="both"/>
+              <w:rPr>
+                <w:kern w:val="2"/>
+                <w14:ligatures w14:val="standardContextual"/>
+              </w:rPr>
+            </w:pPr>
+          </w:p>
           <w:p>
             <w:pPr>
               <w:rPr>
@@ -1224,79 +2376,15 @@
             <w:r>
               <w:rPr>
                 <w:rFonts w:ascii="BC Sans" w:hAnsi="BC Sans"/>
-                <w:kern w:val="2"/>
-                <w:sz w:val="24"/>
-                <w:szCs w:val="24"/>
-                <w:lang w:val="en-CA" w:eastAsia="en-CA"/>
-                <w14:ligatures w14:val="standardContextual"/>
-              </w:rPr>
-              <w:t>{{#</w:t>
-            </w:r>
-            <w:r>
-              <w:rPr>
-                <w:rFonts w:ascii="BC Sans" w:hAnsi="BC Sans"/>
-                <w:kern w:val="2"/>
-                <w:sz w:val="24"/>
-                <w:szCs w:val="24"/>
-                <w:lang w:val="en-CA" w:eastAsia="en-CA"/>
-                <w14:ligatures w14:val="standardContextual"/>
-              </w:rPr>
-              <w:t>IF_BLAAccountTypeDW</w:t>
-            </w:r>
-            <w:r>
-              <w:rPr>
-                <w:rFonts w:ascii="BC Sans" w:hAnsi="BC Sans"/>
-                <w:kern w:val="2"/>
-                <w:sz w:val="24"/>
-                <w:szCs w:val="24"/>
-                <w:lang w:val="en-CA" w:eastAsia="en-CA"/>
-                <w14:ligatures w14:val="standardContextual"/>
-              </w:rPr>
-              <w:t>}}</w:t>
-            </w:r>
-            <w:r>
-              <w:rPr>
-                <w:rFonts w:ascii="BC Sans" w:hAnsi="BC Sans"/>
-                <w:kern w:val="2"/>
-                <w:sz w:val="24"/>
-                <w:szCs w:val="24"/>
-                <w:lang w:val="en-CA" w:eastAsia="en-CA"/>
-                <w14:ligatures w14:val="standardContextual"/>
-              </w:rPr>
-              <w:t>GARP</w:t>
-            </w:r>
-            <w:r>
-              <w:rPr>
-                <w:rFonts w:ascii="Arial" w:hAnsi="Arial" w:cs="Arial"/>
-                <w:kern w:val="2"/>
-                <w:sz w:val="24"/>
-                <w:szCs w:val="24"/>
-                <w:lang w:val="en-CA" w:eastAsia="en-CA"/>
-                <w14:ligatures w14:val="standardContextual"/>
-              </w:rPr>
-              <w:t> </w:t>
-            </w:r>
-            <w:r>
-              <w:rPr>
-                <w:rFonts w:ascii="BC Sans" w:hAnsi="BC Sans"/>
-                <w:kern w:val="2"/>
-                <w:sz w:val="24"/>
-                <w:szCs w:val="24"/>
-                <w:lang w:val="en-CA" w:eastAsia="en-CA"/>
-                <w14:ligatures w14:val="standardContextual"/>
-              </w:rPr>
-              <w:t>Screening Outcome:</w:t>
-            </w:r>
-            <w:r>
-              <w:rPr>
-                <w:rFonts w:ascii="Arial" w:hAnsi="Arial" w:cs="Arial"/>
+                <w:b/>
+                <w:bCs/>
                 <w:kern w:val="2"/>
                 <w:sz w:val="24"/>
                 <w:szCs w:val="24"/>
                 <w:lang w:eastAsia="en-CA"/>
                 <w14:ligatures w14:val="standardContextual"/>
               </w:rPr>
-              <w:t> </w:t>
+              <w:t>Issuing Authority: </w:t>
             </w:r>
             <w:r>
               <w:rPr>
@@ -1307,22 +2395,9 @@
                 <w:lang w:eastAsia="en-CA"/>
                 <w14:ligatures w14:val="standardContextual"/>
               </w:rPr>
-              <w:t> </w:t>
+              <w:t>Northern Health Authority, Public Health Protection</w:t>
             </w:r>
           </w:p>
-        </w:tc>
-        <w:tc>
-          <w:tcPr>
-            <w:tcW w:w="5940" w:type="dxa"/>
-            <w:tcBorders>
-              <w:top w:val="single" w:sz="6" w:space="0" w:color="auto"/>
-              <w:left w:val="single" w:sz="6" w:space="0" w:color="auto"/>
-              <w:bottom w:val="single" w:sz="6" w:space="0" w:color="auto"/>
-              <w:right w:val="single" w:sz="6" w:space="0" w:color="auto"/>
-            </w:tcBorders>
-            <w:shd w:val="clear" w:color="auto" w:fill="FFFFFF"/>
-            <w:hideMark/>
-          </w:tcPr>
           <w:p>
             <w:pPr>
               <w:rPr>
@@ -1334,19 +2409,9 @@
                 <w14:ligatures w14:val="standardContextual"/>
               </w:rPr>
             </w:pPr>
-            <w:r>
-              <w:rPr>
-                <w:rFonts w:ascii="BC Sans" w:hAnsi="BC Sans"/>
-                <w:kern w:val="2"/>
-                <w:sz w:val="24"/>
-                <w:szCs w:val="24"/>
-                <w:lang w:val="en-CA" w:eastAsia="en-CA"/>
-                <w14:ligatures w14:val="standardContextual"/>
-              </w:rPr>
-              <w:t>{{</w:t>
-            </w:r>
-            <w:proofErr w:type="spellStart"/>
-            <w:r>
+          </w:p>
+          <w:p>
+            <w:pPr>
               <w:rPr>
                 <w:rFonts w:ascii="BC Sans" w:hAnsi="BC Sans"/>
                 <w:kern w:val="2"/>
@@ -1355,65 +2420,21 @@
                 <w:lang w:eastAsia="en-CA"/>
                 <w14:ligatures w14:val="standardContextual"/>
               </w:rPr>
-              <w:t>GARPScreeningOutcome</w:t>
-            </w:r>
-            <w:proofErr w:type="spellEnd"/>
+            </w:pPr>
             <w:r>
               <w:rPr>
                 <w:rFonts w:ascii="BC Sans" w:hAnsi="BC Sans"/>
+                <w:b/>
+                <w:bCs/>
                 <w:kern w:val="2"/>
                 <w:sz w:val="24"/>
                 <w:szCs w:val="24"/>
-                <w:lang w:val="en-CA" w:eastAsia="en-CA"/>
+                <w:lang w:eastAsia="en-CA"/>
                 <w14:ligatures w14:val="standardContextual"/>
               </w:rPr>
-              <w:t>}}{{/</w:t>
+              <w:t>By Authority of: </w:t>
             </w:r>
-            <w:proofErr w:type="spellStart"/>
             <w:r>
-              <w:rPr>
-                <w:rFonts w:ascii="BC Sans" w:hAnsi="BC Sans"/>
-                <w:kern w:val="2"/>
-                <w:sz w:val="24"/>
-                <w:szCs w:val="24"/>
-                <w:lang w:val="en-CA" w:eastAsia="en-CA"/>
-                <w14:ligatures w14:val="standardContextual"/>
-              </w:rPr>
-              <w:t>IF_BLAAccountTypeDW</w:t>
-            </w:r>
-            <w:proofErr w:type="spellEnd"/>
-            <w:r>
-              <w:rPr>
-                <w:rFonts w:ascii="BC Sans" w:hAnsi="BC Sans"/>
-                <w:kern w:val="2"/>
-                <w:sz w:val="24"/>
-                <w:szCs w:val="24"/>
-                <w:lang w:val="en-CA" w:eastAsia="en-CA"/>
-                <w14:ligatures w14:val="standardContextual"/>
-              </w:rPr>
-              <w:t>}}</w:t>
-            </w:r>
-          </w:p>
-        </w:tc>
-      </w:tr>
-      <w:tr>
-        <w:trPr>
-          <w:trHeight w:val="1005"/>
-        </w:trPr>
-        <w:tc>
-          <w:tcPr>
-            <w:tcW w:w="2955" w:type="dxa"/>
-            <w:tcBorders>
-              <w:top w:val="single" w:sz="6" w:space="0" w:color="auto"/>
-              <w:left w:val="single" w:sz="6" w:space="0" w:color="auto"/>
-              <w:bottom w:val="single" w:sz="6" w:space="0" w:color="auto"/>
-              <w:right w:val="single" w:sz="6" w:space="0" w:color="auto"/>
-            </w:tcBorders>
-            <w:shd w:val="clear" w:color="auto" w:fill="FFFFFF"/>
-            <w:hideMark/>
-          </w:tcPr>
-          <w:p>
-            <w:pPr>
               <w:rPr>
                 <w:rFonts w:ascii="BC Sans" w:hAnsi="BC Sans"/>
                 <w:kern w:val="2"/>
@@ -1422,28 +2443,7 @@
                 <w:lang w:eastAsia="en-CA"/>
                 <w14:ligatures w14:val="standardContextual"/>
               </w:rPr>
-            </w:pPr>
-            <w:r>
-              <w:rPr>
-                <w:rFonts w:ascii="BC Sans" w:hAnsi="BC Sans"/>
-                <w:kern w:val="2"/>
-                <w:sz w:val="24"/>
-                <w:szCs w:val="24"/>
-                <w:lang w:val="en-CA" w:eastAsia="en-CA"/>
-                <w14:ligatures w14:val="standardContextual"/>
-              </w:rPr>
-              <w:t>Chemical parameters of concern based on drinking water quality guidelines:</w:t>
-            </w:r>
-            <w:r>
-              <w:rPr>
-                <w:rFonts w:ascii="Arial" w:hAnsi="Arial" w:cs="Arial"/>
-                <w:kern w:val="2"/>
-                <w:sz w:val="24"/>
-                <w:szCs w:val="24"/>
-                <w:lang w:eastAsia="en-CA"/>
-                <w14:ligatures w14:val="standardContextual"/>
-              </w:rPr>
-              <w:t> </w:t>
+              <w:t>Drinking Water Protection Act; Drinking Water Protection Regulation </w:t>
             </w:r>
             <w:r>
               <w:rPr>
@@ -1454,1067 +2454,30 @@
                 <w:lang w:eastAsia="en-CA"/>
                 <w14:ligatures w14:val="standardContextual"/>
               </w:rPr>
-              <w:t> </w:t>
+              <w:t>and the Public Health Act</w:t>
             </w:r>
           </w:p>
-        </w:tc>
-        <w:tc>
-          <w:tcPr>
-            <w:tcW w:w="5940" w:type="dxa"/>
-            <w:tcBorders>
-              <w:top w:val="single" w:sz="6" w:space="0" w:color="auto"/>
-              <w:left w:val="single" w:sz="6" w:space="0" w:color="auto"/>
-              <w:bottom w:val="single" w:sz="6" w:space="0" w:color="auto"/>
-              <w:right w:val="single" w:sz="6" w:space="0" w:color="auto"/>
-            </w:tcBorders>
-            <w:shd w:val="clear" w:color="auto" w:fill="FFFFFF"/>
-            <w:hideMark/>
-          </w:tcPr>
           <w:p>
             <w:pPr>
+              <w:jc w:val="both"/>
               <w:rPr>
                 <w:rFonts w:ascii="BC Sans" w:hAnsi="BC Sans"/>
-                <w:kern w:val="2"/>
-                <w:sz w:val="24"/>
-                <w:szCs w:val="24"/>
-                <w:lang w:eastAsia="en-CA"/>
-                <w14:ligatures w14:val="standardContextual"/>
-              </w:rPr>
-            </w:pPr>
-            <w:r>
-              <w:rPr>
-                <w:rFonts w:ascii="BC Sans" w:hAnsi="BC Sans"/>
+                <w:b/>
+                <w:bCs/>
                 <w:kern w:val="2"/>
                 <w:sz w:val="24"/>
                 <w:szCs w:val="24"/>
                 <w:lang w:val="en-CA" w:eastAsia="en-CA"/>
                 <w14:ligatures w14:val="standardContextual"/>
               </w:rPr>
-              <w:t>Refer to water sample results</w:t>
-            </w:r>
-            <w:r>
-              <w:rPr>
-                <w:rFonts w:ascii="Arial" w:hAnsi="Arial" w:cs="Arial"/>
-                <w:kern w:val="2"/>
-                <w:sz w:val="24"/>
-                <w:szCs w:val="24"/>
-                <w:lang w:eastAsia="en-CA"/>
-                <w14:ligatures w14:val="standardContextual"/>
-              </w:rPr>
-              <w:t> </w:t>
-            </w:r>
-            <w:r>
-              <w:rPr>
-                <w:rFonts w:ascii="BC Sans" w:hAnsi="BC Sans"/>
-                <w:kern w:val="2"/>
-                <w:sz w:val="24"/>
-                <w:szCs w:val="24"/>
-                <w:lang w:eastAsia="en-CA"/>
-                <w14:ligatures w14:val="standardContextual"/>
-              </w:rPr>
-              <w:t> </w:t>
-            </w:r>
-          </w:p>
-        </w:tc>
-      </w:tr>
-      <w:tr>
-        <w:trPr>
-          <w:trHeight w:val="285"/>
-        </w:trPr>
-        <w:tc>
-          <w:tcPr>
-            <w:tcW w:w="2955" w:type="dxa"/>
-            <w:tcBorders>
-              <w:top w:val="single" w:sz="6" w:space="0" w:color="auto"/>
-              <w:left w:val="single" w:sz="6" w:space="0" w:color="auto"/>
-              <w:bottom w:val="single" w:sz="6" w:space="0" w:color="auto"/>
-              <w:right w:val="single" w:sz="6" w:space="0" w:color="auto"/>
-            </w:tcBorders>
-            <w:shd w:val="clear" w:color="auto" w:fill="FFFFFF"/>
-            <w:hideMark/>
-          </w:tcPr>
-          <w:p>
-            <w:pPr>
-              <w:rPr>
-                <w:rFonts w:ascii="BC Sans" w:hAnsi="BC Sans"/>
-                <w:kern w:val="2"/>
-                <w:sz w:val="24"/>
-                <w:szCs w:val="24"/>
-                <w:lang w:eastAsia="en-CA"/>
-                <w14:ligatures w14:val="standardContextual"/>
-              </w:rPr>
             </w:pPr>
-            <w:r>
-              <w:rPr>
-                <w:rFonts w:ascii="BC Sans" w:hAnsi="BC Sans"/>
-                <w:kern w:val="2"/>
-                <w:sz w:val="24"/>
-                <w:szCs w:val="24"/>
-                <w:lang w:val="en-CA" w:eastAsia="en-CA"/>
-                <w14:ligatures w14:val="standardContextual"/>
-              </w:rPr>
-              <w:t>Treatment:</w:t>
-            </w:r>
-            <w:r>
-              <w:rPr>
-                <w:rFonts w:ascii="Arial" w:hAnsi="Arial" w:cs="Arial"/>
-                <w:kern w:val="2"/>
-                <w:sz w:val="24"/>
-                <w:szCs w:val="24"/>
-                <w:lang w:val="en-CA" w:eastAsia="en-CA"/>
-                <w14:ligatures w14:val="standardContextual"/>
-              </w:rPr>
-              <w:t> </w:t>
-            </w:r>
-            <w:r>
-              <w:rPr>
-                <w:rFonts w:ascii="Arial" w:hAnsi="Arial" w:cs="Arial"/>
-                <w:kern w:val="2"/>
-                <w:sz w:val="24"/>
-                <w:szCs w:val="24"/>
-                <w:lang w:eastAsia="en-CA"/>
-                <w14:ligatures w14:val="standardContextual"/>
-              </w:rPr>
-              <w:t> </w:t>
-            </w:r>
-            <w:r>
-              <w:rPr>
-                <w:rFonts w:ascii="BC Sans" w:hAnsi="BC Sans"/>
-                <w:kern w:val="2"/>
-                <w:sz w:val="24"/>
-                <w:szCs w:val="24"/>
-                <w:lang w:eastAsia="en-CA"/>
-                <w14:ligatures w14:val="standardContextual"/>
-              </w:rPr>
-              <w:t> </w:t>
-            </w:r>
-          </w:p>
-        </w:tc>
-        <w:tc>
-          <w:tcPr>
-            <w:tcW w:w="5940" w:type="dxa"/>
-            <w:tcBorders>
-              <w:top w:val="single" w:sz="6" w:space="0" w:color="auto"/>
-              <w:left w:val="single" w:sz="6" w:space="0" w:color="auto"/>
-              <w:bottom w:val="single" w:sz="6" w:space="0" w:color="auto"/>
-              <w:right w:val="single" w:sz="6" w:space="0" w:color="auto"/>
-            </w:tcBorders>
-            <w:shd w:val="clear" w:color="auto" w:fill="FFFFFF"/>
-            <w:hideMark/>
-          </w:tcPr>
-          <w:p>
-            <w:pPr>
-              <w:rPr>
-                <w:rFonts w:ascii="BC Sans" w:hAnsi="BC Sans"/>
-                <w:kern w:val="2"/>
-                <w:sz w:val="24"/>
-                <w:szCs w:val="24"/>
-                <w:lang w:eastAsia="en-CA"/>
-                <w14:ligatures w14:val="standardContextual"/>
-              </w:rPr>
-            </w:pPr>
-            <w:r>
-              <w:rPr>
-                <w:rFonts w:ascii="BC Sans" w:hAnsi="BC Sans"/>
-                <w:kern w:val="2"/>
-                <w:sz w:val="24"/>
-                <w:szCs w:val="24"/>
-                <w:lang w:eastAsia="en-CA"/>
-                <w14:ligatures w14:val="standardContextual"/>
-              </w:rPr>
-              <w:t>{{#</w:t>
-            </w:r>
-            <w:r>
-              <w:rPr>
-                <w:rFonts w:ascii="BC Sans" w:hAnsi="BC Sans"/>
-                <w:kern w:val="2"/>
-                <w:sz w:val="24"/>
-                <w:szCs w:val="24"/>
-                <w:lang w:eastAsia="en-CA"/>
-                <w14:ligatures w14:val="standardContextual"/>
-              </w:rPr>
-              <w:t>IF_Treatement</w:t>
-            </w:r>
-            <w:r>
-              <w:rPr>
-                <w:rFonts w:ascii="BC Sans" w:hAnsi="BC Sans"/>
-                <w:kern w:val="2"/>
-                <w:sz w:val="24"/>
-                <w:szCs w:val="24"/>
-                <w:lang w:eastAsia="en-CA"/>
-                <w14:ligatures w14:val="standardContextual"/>
-              </w:rPr>
-              <w:t>1</w:t>
-            </w:r>
-            <w:r>
-              <w:rPr>
-                <w:rFonts w:ascii="BC Sans" w:hAnsi="BC Sans"/>
-                <w:kern w:val="2"/>
-                <w:sz w:val="24"/>
-                <w:szCs w:val="24"/>
-                <w:lang w:eastAsia="en-CA"/>
-                <w14:ligatures w14:val="standardContextual"/>
-              </w:rPr>
-              <w:t>}}</w:t>
-            </w:r>
-            <w:r>
-              <w:rPr>
-                <w:rFonts w:ascii="BC Sans" w:hAnsi="BC Sans"/>
-                <w:kern w:val="2"/>
-                <w:sz w:val="24"/>
-                <w:szCs w:val="24"/>
-                <w:lang w:val="en-CA" w:eastAsia="en-CA"/>
-                <w14:ligatures w14:val="standardContextual"/>
-              </w:rPr>
-              <w:t>The groundwater source water shall be treated</w:t>
-            </w:r>
-            <w:r>
-              <w:rPr>
-                <w:rFonts w:ascii="Arial" w:hAnsi="Arial" w:cs="Arial"/>
-                <w:kern w:val="2"/>
-                <w:sz w:val="24"/>
-                <w:szCs w:val="24"/>
-                <w:lang w:val="en-CA" w:eastAsia="en-CA"/>
-                <w14:ligatures w14:val="standardContextual"/>
-              </w:rPr>
-              <w:t> </w:t>
-            </w:r>
-            <w:r>
-              <w:rPr>
-                <w:rFonts w:ascii="BC Sans" w:hAnsi="BC Sans"/>
-                <w:kern w:val="2"/>
-                <w:sz w:val="24"/>
-                <w:szCs w:val="24"/>
-                <w:lang w:val="en-CA" w:eastAsia="en-CA"/>
-                <w14:ligatures w14:val="standardContextual"/>
-              </w:rPr>
-              <w:t>in accordance with</w:t>
-            </w:r>
-            <w:r>
-              <w:rPr>
-                <w:rFonts w:ascii="Arial" w:hAnsi="Arial" w:cs="Arial"/>
-                <w:kern w:val="2"/>
-                <w:sz w:val="24"/>
-                <w:szCs w:val="24"/>
-                <w:lang w:val="en-CA" w:eastAsia="en-CA"/>
-                <w14:ligatures w14:val="standardContextual"/>
-              </w:rPr>
-              <w:t> </w:t>
-            </w:r>
-            <w:r>
-              <w:rPr>
-                <w:rFonts w:ascii="BC Sans" w:hAnsi="BC Sans"/>
-                <w:kern w:val="2"/>
-                <w:sz w:val="24"/>
-                <w:szCs w:val="24"/>
-                <w:lang w:val="en-CA" w:eastAsia="en-CA"/>
-                <w14:ligatures w14:val="standardContextual"/>
-              </w:rPr>
-              <w:t xml:space="preserve">the Drinking Water Treatment Objectives (Microbiological) for Ground Water Supplies in </w:t>
-            </w:r>
-            <w:r>
-              <w:rPr>
-                <w:rFonts w:ascii="BC Sans" w:hAnsi="BC Sans"/>
-                <w:kern w:val="2"/>
-                <w:sz w:val="24"/>
-                <w:szCs w:val="24"/>
-                <w:lang w:val="en-CA" w:eastAsia="en-CA"/>
-                <w14:ligatures w14:val="standardContextual"/>
-              </w:rPr>
-              <w:lastRenderedPageBreak/>
-              <w:t>BC. Restate target virus for treatment.</w:t>
-            </w:r>
-            <w:r>
-              <w:rPr>
-                <w:rFonts w:ascii="Arial" w:hAnsi="Arial" w:cs="Arial"/>
-                <w:kern w:val="2"/>
-                <w:sz w:val="24"/>
-                <w:szCs w:val="24"/>
-                <w:lang w:eastAsia="en-CA"/>
-                <w14:ligatures w14:val="standardContextual"/>
-              </w:rPr>
-              <w:t> </w:t>
-            </w:r>
-            <w:r>
-              <w:rPr>
-                <w:rFonts w:ascii="BC Sans" w:hAnsi="BC Sans"/>
-                <w:kern w:val="2"/>
-                <w:sz w:val="24"/>
-                <w:szCs w:val="24"/>
-                <w:lang w:eastAsia="en-CA"/>
-                <w14:ligatures w14:val="standardContextual"/>
-              </w:rPr>
-              <w:t>{{/</w:t>
-            </w:r>
-            <w:r>
-              <w:rPr>
-                <w:rFonts w:ascii="BC Sans" w:hAnsi="BC Sans"/>
-                <w:kern w:val="2"/>
-                <w:sz w:val="24"/>
-                <w:szCs w:val="24"/>
-                <w:lang w:eastAsia="en-CA"/>
-                <w14:ligatures w14:val="standardContextual"/>
-              </w:rPr>
-              <w:t>IF_Treatement</w:t>
-            </w:r>
-            <w:r>
-              <w:rPr>
-                <w:rFonts w:ascii="BC Sans" w:hAnsi="BC Sans"/>
-                <w:kern w:val="2"/>
-                <w:sz w:val="24"/>
-                <w:szCs w:val="24"/>
-                <w:lang w:eastAsia="en-CA"/>
-                <w14:ligatures w14:val="standardContextual"/>
-              </w:rPr>
-              <w:t>1</w:t>
-            </w:r>
-            <w:r>
-              <w:rPr>
-                <w:rFonts w:ascii="BC Sans" w:hAnsi="BC Sans"/>
-                <w:kern w:val="2"/>
-                <w:sz w:val="24"/>
-                <w:szCs w:val="24"/>
-                <w:lang w:eastAsia="en-CA"/>
-                <w14:ligatures w14:val="standardContextual"/>
-              </w:rPr>
-              <w:t>}}</w:t>
-            </w:r>
-          </w:p>
-          <w:p>
-            <w:pPr>
-              <w:rPr>
-                <w:rFonts w:ascii="BC Sans" w:hAnsi="BC Sans"/>
-                <w:i/>
-                <w:iCs/>
-                <w:kern w:val="2"/>
-                <w:sz w:val="24"/>
-                <w:szCs w:val="24"/>
-                <w:lang w:val="en-CA" w:eastAsia="en-CA"/>
-                <w14:ligatures w14:val="standardContextual"/>
-              </w:rPr>
-            </w:pPr>
-            <w:r>
-              <w:rPr>
-                <w:rFonts w:ascii="BC Sans" w:hAnsi="BC Sans"/>
-                <w:i/>
-                <w:iCs/>
-                <w:kern w:val="2"/>
-                <w:sz w:val="24"/>
-                <w:szCs w:val="24"/>
-                <w:lang w:val="en-CA" w:eastAsia="en-CA"/>
-                <w14:ligatures w14:val="standardContextual"/>
-              </w:rPr>
-              <w:t>{{#</w:t>
-            </w:r>
-            <w:r>
-              <w:rPr>
-                <w:rFonts w:ascii="BC Sans" w:hAnsi="BC Sans"/>
-                <w:i/>
-                <w:iCs/>
-                <w:kern w:val="2"/>
-                <w:sz w:val="24"/>
-                <w:szCs w:val="24"/>
-                <w:lang w:val="en-CA" w:eastAsia="en-CA"/>
-                <w14:ligatures w14:val="standardContextual"/>
-              </w:rPr>
-              <w:t>IF_Treatement2</w:t>
-            </w:r>
-            <w:r>
-              <w:rPr>
-                <w:rFonts w:ascii="BC Sans" w:hAnsi="BC Sans"/>
-                <w:i/>
-                <w:iCs/>
-                <w:kern w:val="2"/>
-                <w:sz w:val="24"/>
-                <w:szCs w:val="24"/>
-                <w:lang w:val="en-CA" w:eastAsia="en-CA"/>
-                <w14:ligatures w14:val="standardContextual"/>
-              </w:rPr>
-              <w:t>}}</w:t>
-            </w:r>
-            <w:r>
-              <w:rPr>
-                <w:rFonts w:ascii="BC Sans" w:hAnsi="BC Sans"/>
-                <w:kern w:val="2"/>
-                <w:sz w:val="24"/>
-                <w:szCs w:val="24"/>
-                <w:lang w:val="en-CA" w:eastAsia="en-CA"/>
-                <w14:ligatures w14:val="standardContextual"/>
-              </w:rPr>
-              <w:t>The surface water source water shall be treated</w:t>
-            </w:r>
-            <w:r>
-              <w:rPr>
-                <w:rFonts w:ascii="Arial" w:hAnsi="Arial" w:cs="Arial"/>
-                <w:kern w:val="2"/>
-                <w:sz w:val="24"/>
-                <w:szCs w:val="24"/>
-                <w:lang w:val="en-CA" w:eastAsia="en-CA"/>
-                <w14:ligatures w14:val="standardContextual"/>
-              </w:rPr>
-              <w:t> </w:t>
-            </w:r>
-            <w:r>
-              <w:rPr>
-                <w:rFonts w:ascii="BC Sans" w:hAnsi="BC Sans"/>
-                <w:kern w:val="2"/>
-                <w:sz w:val="24"/>
-                <w:szCs w:val="24"/>
-                <w:lang w:val="en-CA" w:eastAsia="en-CA"/>
-                <w14:ligatures w14:val="standardContextual"/>
-              </w:rPr>
-              <w:t>in accordance with</w:t>
-            </w:r>
-            <w:r>
-              <w:rPr>
-                <w:rFonts w:ascii="Arial" w:hAnsi="Arial" w:cs="Arial"/>
-                <w:kern w:val="2"/>
-                <w:sz w:val="24"/>
-                <w:szCs w:val="24"/>
-                <w:lang w:val="en-CA" w:eastAsia="en-CA"/>
-                <w14:ligatures w14:val="standardContextual"/>
-              </w:rPr>
-              <w:t> </w:t>
-            </w:r>
-            <w:r>
-              <w:rPr>
-                <w:rFonts w:ascii="BC Sans" w:hAnsi="BC Sans"/>
-                <w:kern w:val="2"/>
-                <w:sz w:val="24"/>
-                <w:szCs w:val="24"/>
-                <w:lang w:val="en-CA" w:eastAsia="en-CA"/>
-                <w14:ligatures w14:val="standardContextual"/>
-              </w:rPr>
-              <w:t>the Drinking Water Treatment Objectives (Microbiological) for Surface Water Supplies in BC. Restate target virus for treatment.</w:t>
-            </w:r>
-            <w:r>
-              <w:rPr>
-                <w:rFonts w:ascii="Arial" w:hAnsi="Arial" w:cs="Arial"/>
-                <w:kern w:val="2"/>
-                <w:sz w:val="24"/>
-                <w:szCs w:val="24"/>
-                <w:lang w:eastAsia="en-CA"/>
-                <w14:ligatures w14:val="standardContextual"/>
-              </w:rPr>
-              <w:t> </w:t>
-            </w:r>
-            <w:r>
-              <w:rPr>
-                <w:rFonts w:ascii="BC Sans" w:hAnsi="BC Sans"/>
-                <w:kern w:val="2"/>
-                <w:sz w:val="24"/>
-                <w:szCs w:val="24"/>
-                <w:lang w:eastAsia="en-CA"/>
-                <w14:ligatures w14:val="standardContextual"/>
-              </w:rPr>
-              <w:t>{{/</w:t>
-            </w:r>
-            <w:r>
-              <w:rPr>
-                <w:rFonts w:ascii="BC Sans" w:hAnsi="BC Sans"/>
-                <w:kern w:val="2"/>
-                <w:sz w:val="24"/>
-                <w:szCs w:val="24"/>
-                <w:lang w:eastAsia="en-CA"/>
-                <w14:ligatures w14:val="standardContextual"/>
-              </w:rPr>
-              <w:t>IF_Treatement2</w:t>
-            </w:r>
-            <w:r>
-              <w:rPr>
-                <w:rFonts w:ascii="BC Sans" w:hAnsi="BC Sans"/>
-                <w:kern w:val="2"/>
-                <w:sz w:val="24"/>
-                <w:szCs w:val="24"/>
-                <w:lang w:eastAsia="en-CA"/>
-                <w14:ligatures w14:val="standardContextual"/>
-              </w:rPr>
-              <w:t>}}</w:t>
-            </w:r>
-          </w:p>
-          <w:p>
-            <w:pPr>
-              <w:rPr>
-                <w:rFonts w:ascii="BC Sans" w:hAnsi="BC Sans"/>
-                <w:kern w:val="2"/>
-                <w:sz w:val="24"/>
-                <w:szCs w:val="24"/>
-                <w:lang w:val="en-CA" w:eastAsia="en-CA"/>
-                <w14:ligatures w14:val="standardContextual"/>
-              </w:rPr>
-            </w:pPr>
-            <w:r>
-              <w:rPr>
-                <w:rFonts w:ascii="BC Sans" w:hAnsi="BC Sans"/>
-                <w:kern w:val="2"/>
-                <w:sz w:val="24"/>
-                <w:szCs w:val="24"/>
-                <w:lang w:val="en-CA" w:eastAsia="en-CA"/>
-                <w14:ligatures w14:val="standardContextual"/>
-              </w:rPr>
-              <w:t>{{#</w:t>
-            </w:r>
-            <w:r>
-              <w:rPr>
-                <w:rFonts w:ascii="BC Sans" w:hAnsi="BC Sans"/>
-                <w:kern w:val="2"/>
-                <w:sz w:val="24"/>
-                <w:szCs w:val="24"/>
-                <w:lang w:val="en-CA" w:eastAsia="en-CA"/>
-                <w14:ligatures w14:val="standardContextual"/>
-              </w:rPr>
-              <w:t>IF_Treatement</w:t>
-            </w:r>
-            <w:r>
-              <w:rPr>
-                <w:rFonts w:ascii="BC Sans" w:hAnsi="BC Sans"/>
-                <w:kern w:val="2"/>
-                <w:sz w:val="24"/>
-                <w:szCs w:val="24"/>
-                <w:lang w:val="en-CA" w:eastAsia="en-CA"/>
-                <w14:ligatures w14:val="standardContextual"/>
-              </w:rPr>
-              <w:t>3}}</w:t>
-            </w:r>
-            <w:r>
-              <w:rPr>
-                <w:rFonts w:ascii="BC Sans" w:hAnsi="BC Sans"/>
-                <w:kern w:val="2"/>
-                <w:sz w:val="24"/>
-                <w:szCs w:val="24"/>
-                <w:lang w:val="en-CA" w:eastAsia="en-CA"/>
-                <w14:ligatures w14:val="standardContextual"/>
-              </w:rPr>
-              <w:t>The rainwater source shall be treated</w:t>
-            </w:r>
-            <w:r>
-              <w:rPr>
-                <w:rFonts w:ascii="Arial" w:hAnsi="Arial" w:cs="Arial"/>
-                <w:kern w:val="2"/>
-                <w:sz w:val="24"/>
-                <w:szCs w:val="24"/>
-                <w:lang w:val="en-CA" w:eastAsia="en-CA"/>
-                <w14:ligatures w14:val="standardContextual"/>
-              </w:rPr>
-              <w:t> </w:t>
-            </w:r>
-            <w:r>
-              <w:rPr>
-                <w:rFonts w:ascii="BC Sans" w:hAnsi="BC Sans"/>
-                <w:kern w:val="2"/>
-                <w:sz w:val="24"/>
-                <w:szCs w:val="24"/>
-                <w:lang w:val="en-CA" w:eastAsia="en-CA"/>
-                <w14:ligatures w14:val="standardContextual"/>
-              </w:rPr>
-              <w:t>in accordance with</w:t>
-            </w:r>
-            <w:r>
-              <w:rPr>
-                <w:rFonts w:ascii="Arial" w:hAnsi="Arial" w:cs="Arial"/>
-                <w:kern w:val="2"/>
-                <w:sz w:val="24"/>
-                <w:szCs w:val="24"/>
-                <w:lang w:val="en-CA" w:eastAsia="en-CA"/>
-                <w14:ligatures w14:val="standardContextual"/>
-              </w:rPr>
-              <w:t> </w:t>
-            </w:r>
-            <w:r>
-              <w:rPr>
-                <w:rFonts w:ascii="BC Sans" w:hAnsi="BC Sans"/>
-                <w:kern w:val="2"/>
-                <w:sz w:val="24"/>
-                <w:szCs w:val="24"/>
-                <w:lang w:val="en-CA" w:eastAsia="en-CA"/>
-                <w14:ligatures w14:val="standardContextual"/>
-              </w:rPr>
-              <w:t>the Ministry of Health Guidance for Treatment of Rainwater Harvested for Potable Use</w:t>
-            </w:r>
-            <w:r>
-              <w:rPr>
-                <w:rFonts w:ascii="Arial" w:hAnsi="Arial" w:cs="Arial"/>
-                <w:kern w:val="2"/>
-                <w:sz w:val="24"/>
-                <w:szCs w:val="24"/>
-                <w:lang w:eastAsia="en-CA"/>
-                <w14:ligatures w14:val="standardContextual"/>
-              </w:rPr>
-              <w:t> </w:t>
-            </w:r>
-            <w:r>
-              <w:rPr>
-                <w:rFonts w:ascii="BC Sans" w:hAnsi="BC Sans"/>
-                <w:kern w:val="2"/>
-                <w:sz w:val="24"/>
-                <w:szCs w:val="24"/>
-                <w:lang w:eastAsia="en-CA"/>
-                <w14:ligatures w14:val="standardContextual"/>
-              </w:rPr>
-              <w:t> </w:t>
-            </w:r>
-            <w:r>
-              <w:rPr>
-                <w:rFonts w:ascii="BC Sans" w:hAnsi="BC Sans"/>
-                <w:kern w:val="2"/>
-                <w:sz w:val="24"/>
-                <w:szCs w:val="24"/>
-                <w:lang w:eastAsia="en-CA"/>
-                <w14:ligatures w14:val="standardContextual"/>
-              </w:rPr>
-              <w:t>{{/</w:t>
-            </w:r>
-            <w:r>
-              <w:rPr>
-                <w:rFonts w:ascii="BC Sans" w:hAnsi="BC Sans"/>
-                <w:kern w:val="2"/>
-                <w:sz w:val="24"/>
-                <w:szCs w:val="24"/>
-                <w:lang w:eastAsia="en-CA"/>
-                <w14:ligatures w14:val="standardContextual"/>
-              </w:rPr>
-              <w:t>IF_Treatement</w:t>
-            </w:r>
-            <w:r>
-              <w:rPr>
-                <w:rFonts w:ascii="BC Sans" w:hAnsi="BC Sans"/>
-                <w:kern w:val="2"/>
-                <w:sz w:val="24"/>
-                <w:szCs w:val="24"/>
-                <w:lang w:eastAsia="en-CA"/>
-                <w14:ligatures w14:val="standardContextual"/>
-              </w:rPr>
-              <w:t>3}}</w:t>
-            </w:r>
-          </w:p>
-        </w:tc>
-      </w:tr>
-      <w:tr>
-        <w:trPr>
-          <w:trHeight w:val="285"/>
-        </w:trPr>
-        <w:tc>
-          <w:tcPr>
-            <w:tcW w:w="2955" w:type="dxa"/>
-            <w:tcBorders>
-              <w:top w:val="single" w:sz="6" w:space="0" w:color="auto"/>
-              <w:left w:val="single" w:sz="6" w:space="0" w:color="auto"/>
-              <w:bottom w:val="single" w:sz="6" w:space="0" w:color="auto"/>
-              <w:right w:val="single" w:sz="6" w:space="0" w:color="auto"/>
-            </w:tcBorders>
-            <w:shd w:val="clear" w:color="auto" w:fill="FFFFFF"/>
-            <w:hideMark/>
-          </w:tcPr>
-          <w:p>
-            <w:pPr>
-              <w:rPr>
-                <w:rFonts w:ascii="BC Sans" w:hAnsi="BC Sans"/>
-                <w:kern w:val="2"/>
-                <w:sz w:val="24"/>
-                <w:szCs w:val="24"/>
-                <w:lang w:eastAsia="en-CA"/>
-                <w14:ligatures w14:val="standardContextual"/>
-              </w:rPr>
-            </w:pPr>
-            <w:r>
-              <w:rPr>
-                <w:rFonts w:ascii="BC Sans" w:hAnsi="BC Sans"/>
-                <w:kern w:val="2"/>
-                <w:sz w:val="24"/>
-                <w:szCs w:val="24"/>
-                <w:lang w:val="en-CA" w:eastAsia="en-CA"/>
-                <w14:ligatures w14:val="standardContextual"/>
-              </w:rPr>
-              <w:lastRenderedPageBreak/>
-              <w:t>The source water was evaluated as:</w:t>
-            </w:r>
-            <w:r>
-              <w:rPr>
-                <w:rFonts w:ascii="Arial" w:hAnsi="Arial" w:cs="Arial"/>
-                <w:kern w:val="2"/>
-                <w:sz w:val="24"/>
-                <w:szCs w:val="24"/>
-                <w:lang w:val="en-CA" w:eastAsia="en-CA"/>
-                <w14:ligatures w14:val="standardContextual"/>
-              </w:rPr>
-              <w:t> </w:t>
-            </w:r>
-            <w:r>
-              <w:rPr>
-                <w:rFonts w:ascii="Arial" w:hAnsi="Arial" w:cs="Arial"/>
-                <w:kern w:val="2"/>
-                <w:sz w:val="24"/>
-                <w:szCs w:val="24"/>
-                <w:lang w:eastAsia="en-CA"/>
-                <w14:ligatures w14:val="standardContextual"/>
-              </w:rPr>
-              <w:t> </w:t>
-            </w:r>
-            <w:r>
-              <w:rPr>
-                <w:rFonts w:ascii="BC Sans" w:hAnsi="BC Sans"/>
-                <w:kern w:val="2"/>
-                <w:sz w:val="24"/>
-                <w:szCs w:val="24"/>
-                <w:lang w:eastAsia="en-CA"/>
-                <w14:ligatures w14:val="standardContextual"/>
-              </w:rPr>
-              <w:t> </w:t>
-            </w:r>
-          </w:p>
-        </w:tc>
-        <w:tc>
-          <w:tcPr>
-            <w:tcW w:w="5940" w:type="dxa"/>
-            <w:tcBorders>
-              <w:top w:val="single" w:sz="6" w:space="0" w:color="auto"/>
-              <w:left w:val="single" w:sz="6" w:space="0" w:color="auto"/>
-              <w:bottom w:val="single" w:sz="6" w:space="0" w:color="auto"/>
-              <w:right w:val="single" w:sz="6" w:space="0" w:color="auto"/>
-            </w:tcBorders>
-            <w:shd w:val="clear" w:color="auto" w:fill="FFFFFF"/>
-            <w:hideMark/>
-          </w:tcPr>
-          <w:p>
-            <w:pPr>
-              <w:rPr>
-                <w:rFonts w:ascii="BC Sans" w:hAnsi="BC Sans"/>
-                <w:kern w:val="2"/>
-                <w:sz w:val="24"/>
-                <w:szCs w:val="24"/>
-                <w:lang w:eastAsia="en-CA"/>
-                <w14:ligatures w14:val="standardContextual"/>
-              </w:rPr>
-            </w:pPr>
-            <w:r>
-              <w:rPr>
-                <w:rFonts w:ascii="BC Sans" w:hAnsi="BC Sans"/>
-                <w:kern w:val="2"/>
-                <w:sz w:val="24"/>
-                <w:szCs w:val="24"/>
-                <w:lang w:val="en-CA" w:eastAsia="en-CA"/>
-                <w14:ligatures w14:val="standardContextual"/>
-              </w:rPr>
-              <w:t>{{</w:t>
-            </w:r>
-            <w:proofErr w:type="spellStart"/>
-            <w:r>
-              <w:rPr>
-                <w:rFonts w:ascii="BC Sans" w:hAnsi="BC Sans"/>
-                <w:kern w:val="2"/>
-                <w:sz w:val="24"/>
-                <w:szCs w:val="24"/>
-                <w:lang w:val="en-CA" w:eastAsia="en-CA"/>
-                <w14:ligatures w14:val="standardContextual"/>
-              </w:rPr>
-              <w:t>ClosureReason</w:t>
-            </w:r>
-            <w:proofErr w:type="spellEnd"/>
-            <w:r>
-              <w:rPr>
-                <w:rFonts w:ascii="BC Sans" w:hAnsi="BC Sans"/>
-                <w:kern w:val="2"/>
-                <w:sz w:val="24"/>
-                <w:szCs w:val="24"/>
-                <w:lang w:val="en-CA" w:eastAsia="en-CA"/>
-                <w14:ligatures w14:val="standardContextual"/>
-              </w:rPr>
-              <w:t>}}</w:t>
-            </w:r>
-            <w:r>
-              <w:rPr>
-                <w:rFonts w:ascii="Arial" w:hAnsi="Arial" w:cs="Arial"/>
-                <w:kern w:val="2"/>
-                <w:sz w:val="24"/>
-                <w:szCs w:val="24"/>
-                <w:lang w:eastAsia="en-CA"/>
-                <w14:ligatures w14:val="standardContextual"/>
-              </w:rPr>
-              <w:t> </w:t>
-            </w:r>
-            <w:r>
-              <w:rPr>
-                <w:rFonts w:ascii="BC Sans" w:hAnsi="BC Sans"/>
-                <w:kern w:val="2"/>
-                <w:sz w:val="24"/>
-                <w:szCs w:val="24"/>
-                <w:lang w:eastAsia="en-CA"/>
-                <w14:ligatures w14:val="standardContextual"/>
-              </w:rPr>
-              <w:t> </w:t>
-            </w:r>
-          </w:p>
-        </w:tc>
-      </w:tr>
-      <w:tr>
-        <w:trPr>
-          <w:trHeight w:val="285"/>
-        </w:trPr>
-        <w:tc>
-          <w:tcPr>
-            <w:tcW w:w="2955" w:type="dxa"/>
-            <w:tcBorders>
-              <w:top w:val="single" w:sz="6" w:space="0" w:color="auto"/>
-              <w:left w:val="single" w:sz="6" w:space="0" w:color="auto"/>
-              <w:bottom w:val="single" w:sz="6" w:space="0" w:color="auto"/>
-              <w:right w:val="single" w:sz="6" w:space="0" w:color="auto"/>
-            </w:tcBorders>
-            <w:shd w:val="clear" w:color="auto" w:fill="FFFFFF"/>
-            <w:hideMark/>
-          </w:tcPr>
-          <w:p>
-            <w:pPr>
-              <w:rPr>
-                <w:rFonts w:ascii="BC Sans" w:hAnsi="BC Sans"/>
-                <w:kern w:val="2"/>
-                <w:sz w:val="24"/>
-                <w:szCs w:val="24"/>
-                <w:lang w:eastAsia="en-CA"/>
-                <w14:ligatures w14:val="standardContextual"/>
-              </w:rPr>
-            </w:pPr>
-            <w:r>
-              <w:rPr>
-                <w:rFonts w:ascii="BC Sans" w:hAnsi="BC Sans"/>
-                <w:kern w:val="2"/>
-                <w:sz w:val="24"/>
-                <w:szCs w:val="24"/>
-                <w:lang w:val="en-CA" w:eastAsia="en-CA"/>
-                <w14:ligatures w14:val="standardContextual"/>
-              </w:rPr>
-              <w:t>Key recommendations:</w:t>
-            </w:r>
-            <w:r>
-              <w:rPr>
-                <w:rFonts w:ascii="BC Sans" w:hAnsi="BC Sans"/>
-                <w:kern w:val="2"/>
-                <w:sz w:val="24"/>
-                <w:szCs w:val="24"/>
-                <w:lang w:eastAsia="en-CA"/>
-                <w14:ligatures w14:val="standardContextual"/>
-              </w:rPr>
-              <w:t> </w:t>
-            </w:r>
-          </w:p>
-        </w:tc>
-        <w:tc>
-          <w:tcPr>
-            <w:tcW w:w="5940" w:type="dxa"/>
-            <w:tcBorders>
-              <w:top w:val="single" w:sz="6" w:space="0" w:color="auto"/>
-              <w:left w:val="single" w:sz="6" w:space="0" w:color="auto"/>
-              <w:bottom w:val="single" w:sz="6" w:space="0" w:color="auto"/>
-              <w:right w:val="single" w:sz="6" w:space="0" w:color="auto"/>
-            </w:tcBorders>
-            <w:shd w:val="clear" w:color="auto" w:fill="FFFFFF"/>
-            <w:hideMark/>
-          </w:tcPr>
-          <w:p>
-            <w:pPr>
-              <w:rPr>
-                <w:rFonts w:ascii="BC Sans" w:hAnsi="BC Sans"/>
-                <w:kern w:val="2"/>
-                <w:sz w:val="24"/>
-                <w:szCs w:val="24"/>
-                <w:lang w:eastAsia="en-CA"/>
-                <w14:ligatures w14:val="standardContextual"/>
-              </w:rPr>
-            </w:pPr>
-            <w:r>
-              <w:rPr>
-                <w:rFonts w:ascii="BC Sans" w:hAnsi="BC Sans"/>
-                <w:kern w:val="2"/>
-                <w:sz w:val="24"/>
-                <w:szCs w:val="24"/>
-                <w:lang w:eastAsia="en-CA"/>
-                <w14:ligatures w14:val="standardContextual"/>
-              </w:rPr>
-              <w:t> </w:t>
-            </w:r>
-          </w:p>
-        </w:tc>
-      </w:tr>
-      <w:tr>
-        <w:trPr>
-          <w:trHeight w:val="285"/>
-        </w:trPr>
-        <w:tc>
-          <w:tcPr>
-            <w:tcW w:w="2955" w:type="dxa"/>
-            <w:tcBorders>
-              <w:top w:val="single" w:sz="6" w:space="0" w:color="auto"/>
-              <w:left w:val="single" w:sz="6" w:space="0" w:color="auto"/>
-              <w:bottom w:val="single" w:sz="6" w:space="0" w:color="auto"/>
-              <w:right w:val="single" w:sz="6" w:space="0" w:color="auto"/>
-            </w:tcBorders>
-            <w:shd w:val="clear" w:color="auto" w:fill="FFFFFF"/>
-            <w:hideMark/>
-          </w:tcPr>
-          <w:p>
-            <w:pPr>
-              <w:rPr>
-                <w:rFonts w:ascii="BC Sans" w:hAnsi="BC Sans"/>
-                <w:kern w:val="2"/>
-                <w:sz w:val="24"/>
-                <w:szCs w:val="24"/>
-                <w:lang w:eastAsia="en-CA"/>
-                <w14:ligatures w14:val="standardContextual"/>
-              </w:rPr>
-            </w:pPr>
-            <w:r>
-              <w:rPr>
-                <w:rFonts w:ascii="BC Sans" w:hAnsi="BC Sans"/>
-                <w:kern w:val="2"/>
-                <w:sz w:val="24"/>
-                <w:szCs w:val="24"/>
-                <w:lang w:val="en-CA" w:eastAsia="en-CA"/>
-                <w14:ligatures w14:val="standardContextual"/>
-              </w:rPr>
-              <w:lastRenderedPageBreak/>
-              <w:t>Comments:</w:t>
-            </w:r>
-            <w:r>
-              <w:rPr>
-                <w:rFonts w:ascii="Arial" w:hAnsi="Arial" w:cs="Arial"/>
-                <w:kern w:val="2"/>
-                <w:sz w:val="24"/>
-                <w:szCs w:val="24"/>
-                <w:lang w:val="en-CA" w:eastAsia="en-CA"/>
-                <w14:ligatures w14:val="standardContextual"/>
-              </w:rPr>
-              <w:t> </w:t>
-            </w:r>
-            <w:r>
-              <w:rPr>
-                <w:rFonts w:ascii="Arial" w:hAnsi="Arial" w:cs="Arial"/>
-                <w:kern w:val="2"/>
-                <w:sz w:val="24"/>
-                <w:szCs w:val="24"/>
-                <w:lang w:eastAsia="en-CA"/>
-                <w14:ligatures w14:val="standardContextual"/>
-              </w:rPr>
-              <w:t> </w:t>
-            </w:r>
-            <w:r>
-              <w:rPr>
-                <w:rFonts w:ascii="BC Sans" w:hAnsi="BC Sans"/>
-                <w:kern w:val="2"/>
-                <w:sz w:val="24"/>
-                <w:szCs w:val="24"/>
-                <w:lang w:eastAsia="en-CA"/>
-                <w14:ligatures w14:val="standardContextual"/>
-              </w:rPr>
-              <w:t> </w:t>
-            </w:r>
-          </w:p>
-        </w:tc>
-        <w:tc>
-          <w:tcPr>
-            <w:tcW w:w="5940" w:type="dxa"/>
-            <w:tcBorders>
-              <w:top w:val="single" w:sz="6" w:space="0" w:color="auto"/>
-              <w:left w:val="single" w:sz="6" w:space="0" w:color="auto"/>
-              <w:bottom w:val="single" w:sz="6" w:space="0" w:color="auto"/>
-              <w:right w:val="single" w:sz="6" w:space="0" w:color="auto"/>
-            </w:tcBorders>
-            <w:shd w:val="clear" w:color="auto" w:fill="FFFFFF"/>
-            <w:hideMark/>
-          </w:tcPr>
-          <w:p>
-            <w:pPr>
-              <w:rPr>
-                <w:rFonts w:ascii="BC Sans" w:hAnsi="BC Sans"/>
-                <w:kern w:val="2"/>
-                <w:sz w:val="24"/>
-                <w:szCs w:val="24"/>
-                <w:lang w:eastAsia="en-CA"/>
-                <w14:ligatures w14:val="standardContextual"/>
-              </w:rPr>
-            </w:pPr>
-            <w:r>
-              <w:rPr>
-                <w:rFonts w:ascii="BC Sans" w:hAnsi="BC Sans"/>
-                <w:kern w:val="2"/>
-                <w:sz w:val="24"/>
-                <w:szCs w:val="24"/>
-                <w:lang w:val="en-CA" w:eastAsia="en-CA"/>
-                <w14:ligatures w14:val="standardContextual"/>
-              </w:rPr>
-              <w:t>{{</w:t>
-            </w:r>
-            <w:proofErr w:type="spellStart"/>
-            <w:r>
-              <w:rPr>
-                <w:rFonts w:ascii="BC Sans" w:hAnsi="BC Sans"/>
-                <w:kern w:val="2"/>
-                <w:sz w:val="24"/>
-                <w:szCs w:val="24"/>
-                <w:lang w:eastAsia="en-CA"/>
-                <w14:ligatures w14:val="standardContextual"/>
-              </w:rPr>
-              <w:t>ClosureReasonDescription</w:t>
-            </w:r>
-            <w:proofErr w:type="spellEnd"/>
-            <w:r>
-              <w:rPr>
-                <w:rFonts w:ascii="BC Sans" w:hAnsi="BC Sans"/>
-                <w:kern w:val="2"/>
-                <w:sz w:val="24"/>
-                <w:szCs w:val="24"/>
-                <w:lang w:val="en-CA" w:eastAsia="en-CA"/>
-                <w14:ligatures w14:val="standardContextual"/>
-              </w:rPr>
-              <w:t>}}</w:t>
-            </w:r>
-            <w:r>
-              <w:rPr>
-                <w:rFonts w:ascii="Arial" w:hAnsi="Arial" w:cs="Arial"/>
-                <w:kern w:val="2"/>
-                <w:sz w:val="24"/>
-                <w:szCs w:val="24"/>
-                <w:lang w:eastAsia="en-CA"/>
-                <w14:ligatures w14:val="standardContextual"/>
-              </w:rPr>
-              <w:t> </w:t>
-            </w:r>
-            <w:r>
-              <w:rPr>
-                <w:rFonts w:ascii="BC Sans" w:hAnsi="BC Sans"/>
-                <w:kern w:val="2"/>
-                <w:sz w:val="24"/>
-                <w:szCs w:val="24"/>
-                <w:lang w:eastAsia="en-CA"/>
-                <w14:ligatures w14:val="standardContextual"/>
-              </w:rPr>
-              <w:t> </w:t>
-            </w:r>
           </w:p>
         </w:tc>
       </w:tr>
     </w:tbl>
     <w:p>
       <w:pPr>
-        <w:rPr>
-          <w:rFonts w:ascii="BC Sans" w:hAnsi="BC Sans"/>
-          <w:kern w:val="2"/>
-          <w:sz w:val="24"/>
-          <w:szCs w:val="24"/>
-          <w:lang w:eastAsia="en-CA"/>
-          <w14:ligatures w14:val="standardContextual"/>
-        </w:rPr>
-      </w:pPr>
-      <w:r>
-        <w:rPr>
-          <w:rFonts w:ascii="BC Sans" w:hAnsi="BC Sans"/>
-          <w:kern w:val="2"/>
-          <w:sz w:val="24"/>
-          <w:szCs w:val="24"/>
-          <w:lang w:eastAsia="en-CA"/>
-          <w14:ligatures w14:val="standardContextual"/>
-        </w:rPr>
-        <w:t> </w:t>
-      </w:r>
-      <w:r>
+        <w:jc w:val="both"/>
         <w:rPr>
           <w:rFonts w:ascii="BC Sans" w:hAnsi="BC Sans"/>
           <w:b/>
@@ -2525,373 +2488,7 @@
           <w:lang w:val="en-CA" w:eastAsia="en-CA"/>
           <w14:ligatures w14:val="standardContextual"/>
         </w:rPr>
-        <w:t>Note:</w:t>
-      </w:r>
-      <w:r>
-        <w:rPr>
-          <w:rFonts w:ascii="Arial" w:hAnsi="Arial" w:cs="Arial"/>
-          <w:kern w:val="2"/>
-          <w:sz w:val="24"/>
-          <w:szCs w:val="24"/>
-          <w:lang w:eastAsia="en-CA"/>
-          <w14:ligatures w14:val="standardContextual"/>
-        </w:rPr>
-        <w:t> </w:t>
-      </w:r>
-      <w:r>
-        <w:rPr>
-          <w:rFonts w:ascii="BC Sans" w:hAnsi="BC Sans"/>
-          <w:kern w:val="2"/>
-          <w:sz w:val="24"/>
-          <w:szCs w:val="24"/>
-          <w:lang w:eastAsia="en-CA"/>
-          <w14:ligatures w14:val="standardContextual"/>
-        </w:rPr>
-        <w:t> </w:t>
-      </w:r>
-      <w:r>
-        <w:rPr>
-          <w:rFonts w:ascii="BC Sans" w:hAnsi="BC Sans"/>
-          <w:kern w:val="2"/>
-          <w:sz w:val="24"/>
-          <w:szCs w:val="24"/>
-          <w:lang w:eastAsia="en-CA"/>
-          <w14:ligatures w14:val="standardContextual"/>
-        </w:rPr>
-        <w:br/>
-      </w:r>
-      <w:r>
-        <w:rPr>
-          <w:rFonts w:ascii="BC Sans" w:hAnsi="BC Sans"/>
-          <w:kern w:val="2"/>
-          <w:sz w:val="24"/>
-          <w:szCs w:val="24"/>
-          <w:lang w:val="en-CA" w:eastAsia="en-CA"/>
-          <w14:ligatures w14:val="standardContextual"/>
-        </w:rPr>
-        <w:t>This is neither a construction</w:t>
-      </w:r>
-      <w:r>
-        <w:rPr>
-          <w:rFonts w:ascii="Arial" w:hAnsi="Arial" w:cs="Arial"/>
-          <w:kern w:val="2"/>
-          <w:sz w:val="24"/>
-          <w:szCs w:val="24"/>
-          <w:lang w:val="en-CA" w:eastAsia="en-CA"/>
-          <w14:ligatures w14:val="standardContextual"/>
-        </w:rPr>
-        <w:t> </w:t>
-      </w:r>
-      <w:r>
-        <w:rPr>
-          <w:rFonts w:ascii="BC Sans" w:hAnsi="BC Sans"/>
-          <w:kern w:val="2"/>
-          <w:sz w:val="24"/>
-          <w:szCs w:val="24"/>
-          <w:lang w:val="en-CA" w:eastAsia="en-CA"/>
-          <w14:ligatures w14:val="standardContextual"/>
-        </w:rPr>
-        <w:t>permit</w:t>
-      </w:r>
-      <w:r>
-        <w:rPr>
-          <w:rFonts w:ascii="BC Sans" w:hAnsi="BC Sans" w:cs="Gadugi"/>
-          <w:kern w:val="2"/>
-          <w:sz w:val="24"/>
-          <w:szCs w:val="24"/>
-          <w:lang w:val="en-CA" w:eastAsia="en-CA"/>
-          <w14:ligatures w14:val="standardContextual"/>
-        </w:rPr>
-        <w:t> </w:t>
-      </w:r>
-      <w:r>
-        <w:rPr>
-          <w:rFonts w:ascii="BC Sans" w:hAnsi="BC Sans"/>
-          <w:kern w:val="2"/>
-          <w:sz w:val="24"/>
-          <w:szCs w:val="24"/>
-          <w:lang w:val="en-CA" w:eastAsia="en-CA"/>
-          <w14:ligatures w14:val="standardContextual"/>
-        </w:rPr>
-        <w:t>nor an operating permit. Construction permits, construction</w:t>
-      </w:r>
-      <w:r>
-        <w:rPr>
-          <w:rFonts w:ascii="Arial" w:hAnsi="Arial" w:cs="Arial"/>
-          <w:kern w:val="2"/>
-          <w:sz w:val="24"/>
-          <w:szCs w:val="24"/>
-          <w:lang w:val="en-CA" w:eastAsia="en-CA"/>
-          <w14:ligatures w14:val="standardContextual"/>
-        </w:rPr>
-        <w:t> </w:t>
-      </w:r>
-      <w:r>
-        <w:rPr>
-          <w:rFonts w:ascii="BC Sans" w:hAnsi="BC Sans"/>
-          <w:kern w:val="2"/>
-          <w:sz w:val="24"/>
-          <w:szCs w:val="24"/>
-          <w:lang w:val="en-CA" w:eastAsia="en-CA"/>
-          <w14:ligatures w14:val="standardContextual"/>
-        </w:rPr>
-        <w:t>permit</w:t>
-      </w:r>
-      <w:r>
-        <w:rPr>
-          <w:rFonts w:ascii="Arial" w:hAnsi="Arial" w:cs="Arial"/>
-          <w:kern w:val="2"/>
-          <w:sz w:val="24"/>
-          <w:szCs w:val="24"/>
-          <w:lang w:val="en-CA" w:eastAsia="en-CA"/>
-          <w14:ligatures w14:val="standardContextual"/>
-        </w:rPr>
-        <w:t> </w:t>
-      </w:r>
-      <w:r>
-        <w:rPr>
-          <w:rFonts w:ascii="BC Sans" w:hAnsi="BC Sans"/>
-          <w:kern w:val="2"/>
-          <w:sz w:val="24"/>
-          <w:szCs w:val="24"/>
-          <w:lang w:val="en-CA" w:eastAsia="en-CA"/>
-          <w14:ligatures w14:val="standardContextual"/>
-        </w:rPr>
-        <w:t>waivers,</w:t>
-      </w:r>
-      <w:r>
-        <w:rPr>
-          <w:rFonts w:ascii="Arial" w:hAnsi="Arial" w:cs="Arial"/>
-          <w:kern w:val="2"/>
-          <w:sz w:val="24"/>
-          <w:szCs w:val="24"/>
-          <w:lang w:val="en-CA" w:eastAsia="en-CA"/>
-          <w14:ligatures w14:val="standardContextual"/>
-        </w:rPr>
-        <w:t> </w:t>
-      </w:r>
-      <w:r>
-        <w:rPr>
-          <w:rFonts w:ascii="BC Sans" w:hAnsi="BC Sans"/>
-          <w:kern w:val="2"/>
-          <w:sz w:val="24"/>
-          <w:szCs w:val="24"/>
-          <w:lang w:val="en-CA" w:eastAsia="en-CA"/>
-          <w14:ligatures w14:val="standardContextual"/>
-        </w:rPr>
-        <w:t>and operating permits can be applied for</w:t>
-      </w:r>
-      <w:r>
-        <w:rPr>
-          <w:rFonts w:ascii="BC Sans" w:hAnsi="BC Sans" w:cs="Gadugi"/>
-          <w:kern w:val="2"/>
-          <w:sz w:val="24"/>
-          <w:szCs w:val="24"/>
-          <w:lang w:val="en-CA" w:eastAsia="en-CA"/>
-          <w14:ligatures w14:val="standardContextual"/>
-        </w:rPr>
-        <w:t> </w:t>
-      </w:r>
-      <w:r>
-        <w:rPr>
-          <w:rFonts w:ascii="BC Sans" w:hAnsi="BC Sans"/>
-          <w:kern w:val="2"/>
-          <w:sz w:val="24"/>
-          <w:szCs w:val="24"/>
-          <w:lang w:val="en-CA" w:eastAsia="en-CA"/>
-          <w14:ligatures w14:val="standardContextual"/>
-        </w:rPr>
-        <w:t>separately.</w:t>
-      </w:r>
-      <w:r>
-        <w:rPr>
-          <w:rFonts w:ascii="Arial" w:hAnsi="Arial" w:cs="Arial"/>
-          <w:kern w:val="2"/>
-          <w:sz w:val="24"/>
-          <w:szCs w:val="24"/>
-          <w:lang w:val="en-CA" w:eastAsia="en-CA"/>
-          <w14:ligatures w14:val="standardContextual"/>
-        </w:rPr>
-        <w:t> </w:t>
-      </w:r>
-      <w:r>
-        <w:rPr>
-          <w:rFonts w:ascii="BC Sans" w:hAnsi="BC Sans"/>
-          <w:kern w:val="2"/>
-          <w:sz w:val="24"/>
-          <w:szCs w:val="24"/>
-          <w:lang w:val="en-CA" w:eastAsia="en-CA"/>
-          <w14:ligatures w14:val="standardContextual"/>
-        </w:rPr>
-        <w:t>An operating permit will be issued following the construction of the water system/upon</w:t>
-      </w:r>
-      <w:r>
-        <w:rPr>
-          <w:rFonts w:ascii="Arial" w:hAnsi="Arial" w:cs="Arial"/>
-          <w:kern w:val="2"/>
-          <w:sz w:val="24"/>
-          <w:szCs w:val="24"/>
-          <w:lang w:val="en-CA" w:eastAsia="en-CA"/>
-          <w14:ligatures w14:val="standardContextual"/>
-        </w:rPr>
-        <w:t> </w:t>
-      </w:r>
-      <w:r>
-        <w:rPr>
-          <w:rFonts w:ascii="BC Sans" w:hAnsi="BC Sans"/>
-          <w:kern w:val="2"/>
-          <w:sz w:val="24"/>
-          <w:szCs w:val="24"/>
-          <w:lang w:val="en-CA" w:eastAsia="en-CA"/>
-          <w14:ligatures w14:val="standardContextual"/>
-        </w:rPr>
-        <w:t>conditions being met/etc.</w:t>
-      </w:r>
-      <w:r>
-        <w:rPr>
-          <w:rFonts w:ascii="Arial" w:hAnsi="Arial" w:cs="Arial"/>
-          <w:b/>
-          <w:bCs/>
-          <w:kern w:val="2"/>
-          <w:sz w:val="24"/>
-          <w:szCs w:val="24"/>
-          <w:lang w:val="en-CA" w:eastAsia="en-CA"/>
-          <w14:ligatures w14:val="standardContextual"/>
-        </w:rPr>
-        <w:t> </w:t>
-      </w:r>
-      <w:r>
-        <w:rPr>
-          <w:rFonts w:ascii="BC Sans" w:hAnsi="BC Sans"/>
-          <w:kern w:val="2"/>
-          <w:sz w:val="24"/>
-          <w:szCs w:val="24"/>
-          <w:lang w:val="en-CA" w:eastAsia="en-CA"/>
-          <w14:ligatures w14:val="standardContextual"/>
-        </w:rPr>
-        <w:t>Terms and conditions for the operating permit will be informed by this source water evaluation.</w:t>
-      </w:r>
-      <w:r>
-        <w:rPr>
-          <w:rFonts w:ascii="Arial" w:hAnsi="Arial" w:cs="Arial"/>
-          <w:kern w:val="2"/>
-          <w:sz w:val="24"/>
-          <w:szCs w:val="24"/>
-          <w:lang w:eastAsia="en-CA"/>
-          <w14:ligatures w14:val="standardContextual"/>
-        </w:rPr>
-        <w:t> </w:t>
-      </w:r>
-      <w:r>
-        <w:rPr>
-          <w:rFonts w:ascii="BC Sans" w:hAnsi="BC Sans"/>
-          <w:kern w:val="2"/>
-          <w:sz w:val="24"/>
-          <w:szCs w:val="24"/>
-          <w:lang w:eastAsia="en-CA"/>
-          <w14:ligatures w14:val="standardContextual"/>
-        </w:rPr>
-        <w:t> </w:t>
-      </w:r>
-    </w:p>
-    <w:p>
-      <w:pPr>
-        <w:rPr>
-          <w:rFonts w:ascii="BC Sans" w:hAnsi="BC Sans"/>
-          <w:kern w:val="2"/>
-          <w:lang w:eastAsia="en-CA"/>
-          <w14:ligatures w14:val="standardContextual"/>
-        </w:rPr>
-      </w:pPr>
-    </w:p>
-    <w:p>
-      <w:pPr>
-        <w:rPr>
-          <w:rFonts w:ascii="BC Sans" w:hAnsi="BC Sans"/>
-          <w:kern w:val="2"/>
-          <w:sz w:val="24"/>
-          <w:szCs w:val="24"/>
-          <w:lang w:eastAsia="en-CA"/>
-          <w14:ligatures w14:val="standardContextual"/>
-        </w:rPr>
-      </w:pPr>
-      <w:r>
-        <w:rPr>
-          <w:rFonts w:ascii="BC Sans" w:hAnsi="BC Sans"/>
-          <w:b/>
-          <w:bCs/>
-          <w:kern w:val="2"/>
-          <w:sz w:val="24"/>
-          <w:szCs w:val="24"/>
-          <w:lang w:eastAsia="en-CA"/>
-          <w14:ligatures w14:val="standardContextual"/>
-        </w:rPr>
-        <w:t>Issuing Authority: </w:t>
-      </w:r>
-      <w:r>
-        <w:rPr>
-          <w:rFonts w:ascii="BC Sans" w:hAnsi="BC Sans"/>
-          <w:kern w:val="2"/>
-          <w:sz w:val="24"/>
-          <w:szCs w:val="24"/>
-          <w:lang w:eastAsia="en-CA"/>
-          <w14:ligatures w14:val="standardContextual"/>
-        </w:rPr>
-        <w:t>Northern Health Authority, Public Health Protection</w:t>
-      </w:r>
-    </w:p>
-    <w:p>
-      <w:pPr>
-        <w:rPr>
-          <w:rFonts w:ascii="BC Sans" w:hAnsi="BC Sans"/>
-          <w:kern w:val="2"/>
-          <w:sz w:val="24"/>
-          <w:szCs w:val="24"/>
-          <w:lang w:eastAsia="en-CA"/>
-          <w14:ligatures w14:val="standardContextual"/>
-        </w:rPr>
-      </w:pPr>
-      <w:r>
-        <w:rPr>
-          <w:rFonts w:ascii="BC Sans" w:hAnsi="BC Sans"/>
-          <w:b/>
-          <w:bCs/>
-          <w:kern w:val="2"/>
-          <w:sz w:val="24"/>
-          <w:szCs w:val="24"/>
-          <w:lang w:eastAsia="en-CA"/>
-          <w14:ligatures w14:val="standardContextual"/>
-        </w:rPr>
-        <w:t>By Authority of: </w:t>
-      </w:r>
-      <w:r>
-        <w:rPr>
-          <w:rFonts w:ascii="BC Sans" w:hAnsi="BC Sans"/>
-          <w:kern w:val="2"/>
-          <w:sz w:val="24"/>
-          <w:szCs w:val="24"/>
-          <w:lang w:eastAsia="en-CA"/>
-          <w14:ligatures w14:val="standardContextual"/>
-        </w:rPr>
-        <w:t>Drinking Water Protection Act; Drinking Water Protection Regulation </w:t>
-      </w:r>
-    </w:p>
-    <w:p>
-      <w:pPr>
-        <w:rPr>
-          <w:kern w:val="2"/>
-          <w:lang w:eastAsia="en-CA"/>
-          <w14:ligatures w14:val="standardContextual"/>
-        </w:rPr>
-      </w:pPr>
-      <w:r>
-        <w:rPr>
-          <w:kern w:val="2"/>
-          <w:lang w:eastAsia="en-CA"/>
-          <w14:ligatures w14:val="standardContextual"/>
-        </w:rPr>
-        <w:t> </w:t>
-      </w:r>
+      </w:pPr>
     </w:p>
     <w:p>
       <w:pPr>
@@ -2930,8 +2527,8 @@
     <w:sectPr>
       <w:headerReference w:type="default" r:id="rId11"/>
       <w:footerReference w:type="default" r:id="rId12"/>
-      <w:pgSz w:w="12240" w:h="15840"/>
-      <w:pgMar w:top="1440" w:right="1440" w:bottom="1440" w:left="1440" w:header="720" w:footer="720" w:gutter="0"/>
+      <w:pgSz w:w="12240" w:h="15840" w:code="1"/>
+      <w:pgMar w:top="1411" w:right="1699" w:bottom="1411" w:left="1699" w:header="720" w:footer="720" w:gutter="0"/>
       <w:cols w:space="720"/>
       <w:docGrid w:linePitch="360"/>
     </w:sectPr>
@@ -2940,7 +2537,7 @@
 </file>
 
 <file path=word/endnotes.xml><?xml version="1.0" encoding="utf-8"?>
-<w:endnotes xmlns:wpc="http://schemas.microsoft.com/office/word/2010/wordprocessingCanvas" xmlns:cx="http://schemas.microsoft.com/office/drawing/2014/chartex" xmlns:cx1="http://schemas.microsoft.com/office/drawing/2015/9/8/chartex" xmlns:cx2="http://schemas.microsoft.com/office/drawing/2015/10/21/chartex" xmlns:cx3="http://schemas.microsoft.com/office/drawing/2016/5/9/chartex" xmlns:cx4="http://schemas.microsoft.com/office/drawing/2016/5/10/chartex" xmlns:cx5="http://schemas.microsoft.com/office/drawing/2016/5/11/chartex" xmlns:cx6="http://schemas.microsoft.com/office/drawing/2016/5/12/chartex" xmlns:cx7="http://schemas.microsoft.com/office/drawing/2016/5/13/chartex" xmlns:cx8="http://schemas.microsoft.com/office/drawing/2016/5/14/chartex" xmlns:mc="http://schemas.openxmlformats.org/markup-compatibility/2006" xmlns:aink="http://schemas.microsoft.com/office/drawing/2016/ink" xmlns:am3d="http://schemas.microsoft.com/office/drawing/2017/model3d" xmlns:o="urn:schemas-microsoft-com:office:office" xmlns:oel="http://schemas.microsoft.com/office/2019/extlst" xmlns:r="http://schemas.openxmlformats.org/officeDocument/2006/relationships" xmlns:m="http://schemas.openxmlformats.org/officeDocument/2006/math" xmlns:v="urn:schemas-microsoft-com:vml" xmlns:wp14="http://schemas.microsoft.com/office/word/2010/wordprocessingDrawing" xmlns:wp="http://schemas.openxmlformats.org/drawingml/2006/wordprocessingDrawing" xmlns:w10="urn:schemas-microsoft-com:office:word" xmlns:w="http://schemas.openxmlformats.org/wordprocessingml/2006/main" xmlns:w14="http://schemas.microsoft.com/office/word/2010/wordml" xmlns:w15="http://schemas.microsoft.com/office/word/2012/wordml" xmlns:w16cex="http://schemas.microsoft.com/office/word/2018/wordml/cex" xmlns:w16cid="http://schemas.microsoft.com/office/word/2016/wordml/cid" xmlns:w16="http://schemas.microsoft.com/office/word/2018/wordml" xmlns:w16du="http://schemas.microsoft.com/office/word/2023/wordml/word16du" xmlns:w16sdtdh="http://schemas.microsoft.com/office/word/2020/wordml/sdtdatahash" xmlns:w16sdtfl="http://schemas.microsoft.com/office/word/2024/wordml/sdtformatlock" xmlns:w16se="http://schemas.microsoft.com/office/word/2015/wordml/symex" xmlns:wpg="http://schemas.microsoft.com/office/word/2010/wordprocessingGroup" xmlns:wpi="http://schemas.microsoft.com/office/word/2010/wordprocessingInk" xmlns:wne="http://schemas.microsoft.com/office/word/2006/wordml" xmlns:wps="http://schemas.microsoft.com/office/word/2010/wordprocessingShape" mc:Ignorable="w14 w15 w16se w16cid w16 w16cex w16sdtdh w16sdtfl w16du wp14">
+<w:endnotes xmlns:wpc="http://schemas.microsoft.com/office/word/2010/wordprocessingCanvas" xmlns:cx="http://schemas.microsoft.com/office/drawing/2014/chartex" xmlns:cx1="http://schemas.microsoft.com/office/drawing/2015/9/8/chartex" xmlns:cx2="http://schemas.microsoft.com/office/drawing/2015/10/21/chartex" xmlns:cx3="http://schemas.microsoft.com/office/drawing/2016/5/9/chartex" xmlns:cx4="http://schemas.microsoft.com/office/drawing/2016/5/10/chartex" xmlns:cx5="http://schemas.microsoft.com/office/drawing/2016/5/11/chartex" xmlns:cx6="http://schemas.microsoft.com/office/drawing/2016/5/12/chartex" xmlns:cx7="http://schemas.microsoft.com/office/drawing/2016/5/13/chartex" xmlns:cx8="http://schemas.microsoft.com/office/drawing/2016/5/14/chartex" xmlns:mc="http://schemas.openxmlformats.org/markup-compatibility/2006" xmlns:aink="http://schemas.microsoft.com/office/drawing/2016/ink" xmlns:am3d="http://schemas.microsoft.com/office/drawing/2017/model3d" xmlns:o="urn:schemas-microsoft-com:office:office" xmlns:oel="http://schemas.microsoft.com/office/2019/extlst" xmlns:r="http://schemas.openxmlformats.org/officeDocument/2006/relationships" xmlns:m="http://schemas.openxmlformats.org/officeDocument/2006/math" xmlns:v="urn:schemas-microsoft-com:vml" xmlns:wp14="http://schemas.microsoft.com/office/word/2010/wordprocessingDrawing" xmlns:wp="http://schemas.openxmlformats.org/drawingml/2006/wordprocessingDrawing" xmlns:w10="urn:schemas-microsoft-com:office:word" xmlns:w="http://schemas.openxmlformats.org/wordprocessingml/2006/main" xmlns:w14="http://schemas.microsoft.com/office/word/2010/wordml" xmlns:w15="http://schemas.microsoft.com/office/word/2012/wordml" xmlns:w16cei="http://schemas.microsoft.com/office/word/2026/wordml/cei" xmlns:w16cex="http://schemas.microsoft.com/office/word/2018/wordml/cex" xmlns:w16cid="http://schemas.microsoft.com/office/word/2016/wordml/cid" xmlns:w16="http://schemas.microsoft.com/office/word/2018/wordml" xmlns:w16du="http://schemas.microsoft.com/office/word/2023/wordml/word16du" xmlns:w16sdtdh="http://schemas.microsoft.com/office/word/2020/wordml/sdtdatahash" xmlns:w16sdtfl="http://schemas.microsoft.com/office/word/2024/wordml/sdtformatlock" xmlns:w16se="http://schemas.microsoft.com/office/word/2015/wordml/symex" xmlns:wpg="http://schemas.microsoft.com/office/word/2010/wordprocessingGroup" xmlns:wpi="http://schemas.microsoft.com/office/word/2010/wordprocessingInk" xmlns:wne="http://schemas.microsoft.com/office/word/2006/wordml" xmlns:wps="http://schemas.microsoft.com/office/word/2010/wordprocessingShape" mc:Ignorable="w14 w15 w16se w16cid w16 w16cex w16sdtdh w16sdtfl w16du wp14">
   <w:endnote w:type="separator" w:id="-1">
     <w:p>
       <w:pPr>
@@ -2965,7 +2562,7 @@
 </file>
 
 <file path=word/footer1.xml><?xml version="1.0" encoding="utf-8"?>
-<w:ftr xmlns:wpc="http://schemas.microsoft.com/office/word/2010/wordprocessingCanvas" xmlns:cx="http://schemas.microsoft.com/office/drawing/2014/chartex" xmlns:cx1="http://schemas.microsoft.com/office/drawing/2015/9/8/chartex" xmlns:cx2="http://schemas.microsoft.com/office/drawing/2015/10/21/chartex" xmlns:cx3="http://schemas.microsoft.com/office/drawing/2016/5/9/chartex" xmlns:cx4="http://schemas.microsoft.com/office/drawing/2016/5/10/chartex" xmlns:cx5="http://schemas.microsoft.com/office/drawing/2016/5/11/chartex" xmlns:cx6="http://schemas.microsoft.com/office/drawing/2016/5/12/chartex" xmlns:cx7="http://schemas.microsoft.com/office/drawing/2016/5/13/chartex" xmlns:cx8="http://schemas.microsoft.com/office/drawing/2016/5/14/chartex" xmlns:mc="http://schemas.openxmlformats.org/markup-compatibility/2006" xmlns:aink="http://schemas.microsoft.com/office/drawing/2016/ink" xmlns:am3d="http://schemas.microsoft.com/office/drawing/2017/model3d" xmlns:o="urn:schemas-microsoft-com:office:office" xmlns:oel="http://schemas.microsoft.com/office/2019/extlst" xmlns:r="http://schemas.openxmlformats.org/officeDocument/2006/relationships" xmlns:m="http://schemas.openxmlformats.org/officeDocument/2006/math" xmlns:v="urn:schemas-microsoft-com:vml" xmlns:wp14="http://schemas.microsoft.com/office/word/2010/wordprocessingDrawing" xmlns:wp="http://schemas.openxmlformats.org/drawingml/2006/wordprocessingDrawing" xmlns:w10="urn:schemas-microsoft-com:office:word" xmlns:w="http://schemas.openxmlformats.org/wordprocessingml/2006/main" xmlns:w14="http://schemas.microsoft.com/office/word/2010/wordml" xmlns:w15="http://schemas.microsoft.com/office/word/2012/wordml" xmlns:w16cex="http://schemas.microsoft.com/office/word/2018/wordml/cex" xmlns:w16cid="http://schemas.microsoft.com/office/word/2016/wordml/cid" xmlns:w16="http://schemas.microsoft.com/office/word/2018/wordml" xmlns:w16du="http://schemas.microsoft.com/office/word/2023/wordml/word16du" xmlns:w16sdtdh="http://schemas.microsoft.com/office/word/2020/wordml/sdtdatahash" xmlns:w16sdtfl="http://schemas.microsoft.com/office/word/2024/wordml/sdtformatlock" xmlns:w16se="http://schemas.microsoft.com/office/word/2015/wordml/symex" xmlns:wpg="http://schemas.microsoft.com/office/word/2010/wordprocessingGroup" xmlns:wpi="http://schemas.microsoft.com/office/word/2010/wordprocessingInk" xmlns:wne="http://schemas.microsoft.com/office/word/2006/wordml" xmlns:wps="http://schemas.microsoft.com/office/word/2010/wordprocessingShape" mc:Ignorable="w14 w15 w16se w16cid w16 w16cex w16sdtdh w16sdtfl w16du wp14">
+<w:ftr xmlns:wpc="http://schemas.microsoft.com/office/word/2010/wordprocessingCanvas" xmlns:cx="http://schemas.microsoft.com/office/drawing/2014/chartex" xmlns:cx1="http://schemas.microsoft.com/office/drawing/2015/9/8/chartex" xmlns:cx2="http://schemas.microsoft.com/office/drawing/2015/10/21/chartex" xmlns:cx3="http://schemas.microsoft.com/office/drawing/2016/5/9/chartex" xmlns:cx4="http://schemas.microsoft.com/office/drawing/2016/5/10/chartex" xmlns:cx5="http://schemas.microsoft.com/office/drawing/2016/5/11/chartex" xmlns:cx6="http://schemas.microsoft.com/office/drawing/2016/5/12/chartex" xmlns:cx7="http://schemas.microsoft.com/office/drawing/2016/5/13/chartex" xmlns:cx8="http://schemas.microsoft.com/office/drawing/2016/5/14/chartex" xmlns:mc="http://schemas.openxmlformats.org/markup-compatibility/2006" xmlns:aink="http://schemas.microsoft.com/office/drawing/2016/ink" xmlns:am3d="http://schemas.microsoft.com/office/drawing/2017/model3d" xmlns:o="urn:schemas-microsoft-com:office:office" xmlns:oel="http://schemas.microsoft.com/office/2019/extlst" xmlns:r="http://schemas.openxmlformats.org/officeDocument/2006/relationships" xmlns:m="http://schemas.openxmlformats.org/officeDocument/2006/math" xmlns:v="urn:schemas-microsoft-com:vml" xmlns:wp14="http://schemas.microsoft.com/office/word/2010/wordprocessingDrawing" xmlns:wp="http://schemas.openxmlformats.org/drawingml/2006/wordprocessingDrawing" xmlns:w10="urn:schemas-microsoft-com:office:word" xmlns:w="http://schemas.openxmlformats.org/wordprocessingml/2006/main" xmlns:w14="http://schemas.microsoft.com/office/word/2010/wordml" xmlns:w15="http://schemas.microsoft.com/office/word/2012/wordml" xmlns:w16cei="http://schemas.microsoft.com/office/word/2026/wordml/cei" xmlns:w16cex="http://schemas.microsoft.com/office/word/2018/wordml/cex" xmlns:w16cid="http://schemas.microsoft.com/office/word/2016/wordml/cid" xmlns:w16="http://schemas.microsoft.com/office/word/2018/wordml" xmlns:w16du="http://schemas.microsoft.com/office/word/2023/wordml/word16du" xmlns:w16sdtdh="http://schemas.microsoft.com/office/word/2020/wordml/sdtdatahash" xmlns:w16sdtfl="http://schemas.microsoft.com/office/word/2024/wordml/sdtformatlock" xmlns:w16se="http://schemas.microsoft.com/office/word/2015/wordml/symex" xmlns:wpg="http://schemas.microsoft.com/office/word/2010/wordprocessingGroup" xmlns:wpi="http://schemas.microsoft.com/office/word/2010/wordprocessingInk" xmlns:wne="http://schemas.microsoft.com/office/word/2006/wordml" xmlns:wps="http://schemas.microsoft.com/office/word/2010/wordprocessingShape" mc:Ignorable="w14 w15 w16se w16cid w16 w16cex w16sdtdh w16sdtfl w16du wp14">
   <w:p>
     <w:pPr>
       <w:spacing w:after="0" w:line="240" w:lineRule="auto"/>
@@ -3102,7 +2699,7 @@
 </file>
 
 <file path=word/footnotes.xml><?xml version="1.0" encoding="utf-8"?>
-<w:footnotes xmlns:wpc="http://schemas.microsoft.com/office/word/2010/wordprocessingCanvas" xmlns:cx="http://schemas.microsoft.com/office/drawing/2014/chartex" xmlns:cx1="http://schemas.microsoft.com/office/drawing/2015/9/8/chartex" xmlns:cx2="http://schemas.microsoft.com/office/drawing/2015/10/21/chartex" xmlns:cx3="http://schemas.microsoft.com/office/drawing/2016/5/9/chartex" xmlns:cx4="http://schemas.microsoft.com/office/drawing/2016/5/10/chartex" xmlns:cx5="http://schemas.microsoft.com/office/drawing/2016/5/11/chartex" xmlns:cx6="http://schemas.microsoft.com/office/drawing/2016/5/12/chartex" xmlns:cx7="http://schemas.microsoft.com/office/drawing/2016/5/13/chartex" xmlns:cx8="http://schemas.microsoft.com/office/drawing/2016/5/14/chartex" xmlns:mc="http://schemas.openxmlformats.org/markup-compatibility/2006" xmlns:aink="http://schemas.microsoft.com/office/drawing/2016/ink" xmlns:am3d="http://schemas.microsoft.com/office/drawing/2017/model3d" xmlns:o="urn:schemas-microsoft-com:office:office" xmlns:oel="http://schemas.microsoft.com/office/2019/extlst" xmlns:r="http://schemas.openxmlformats.org/officeDocument/2006/relationships" xmlns:m="http://schemas.openxmlformats.org/officeDocument/2006/math" xmlns:v="urn:schemas-microsoft-com:vml" xmlns:wp14="http://schemas.microsoft.com/office/word/2010/wordprocessingDrawing" xmlns:wp="http://schemas.openxmlformats.org/drawingml/2006/wordprocessingDrawing" xmlns:w10="urn:schemas-microsoft-com:office:word" xmlns:w="http://schemas.openxmlformats.org/wordprocessingml/2006/main" xmlns:w14="http://schemas.microsoft.com/office/word/2010/wordml" xmlns:w15="http://schemas.microsoft.com/office/word/2012/wordml" xmlns:w16cex="http://schemas.microsoft.com/office/word/2018/wordml/cex" xmlns:w16cid="http://schemas.microsoft.com/office/word/2016/wordml/cid" xmlns:w16="http://schemas.microsoft.com/office/word/2018/wordml" xmlns:w16du="http://schemas.microsoft.com/office/word/2023/wordml/word16du" xmlns:w16sdtdh="http://schemas.microsoft.com/office/word/2020/wordml/sdtdatahash" xmlns:w16sdtfl="http://schemas.microsoft.com/office/word/2024/wordml/sdtformatlock" xmlns:w16se="http://schemas.microsoft.com/office/word/2015/wordml/symex" xmlns:wpg="http://schemas.microsoft.com/office/word/2010/wordprocessingGroup" xmlns:wpi="http://schemas.microsoft.com/office/word/2010/wordprocessingInk" xmlns:wne="http://schemas.microsoft.com/office/word/2006/wordml" xmlns:wps="http://schemas.microsoft.com/office/word/2010/wordprocessingShape" mc:Ignorable="w14 w15 w16se w16cid w16 w16cex w16sdtdh w16sdtfl w16du wp14">
+<w:footnotes xmlns:wpc="http://schemas.microsoft.com/office/word/2010/wordprocessingCanvas" xmlns:cx="http://schemas.microsoft.com/office/drawing/2014/chartex" xmlns:cx1="http://schemas.microsoft.com/office/drawing/2015/9/8/chartex" xmlns:cx2="http://schemas.microsoft.com/office/drawing/2015/10/21/chartex" xmlns:cx3="http://schemas.microsoft.com/office/drawing/2016/5/9/chartex" xmlns:cx4="http://schemas.microsoft.com/office/drawing/2016/5/10/chartex" xmlns:cx5="http://schemas.microsoft.com/office/drawing/2016/5/11/chartex" xmlns:cx6="http://schemas.microsoft.com/office/drawing/2016/5/12/chartex" xmlns:cx7="http://schemas.microsoft.com/office/drawing/2016/5/13/chartex" xmlns:cx8="http://schemas.microsoft.com/office/drawing/2016/5/14/chartex" xmlns:mc="http://schemas.openxmlformats.org/markup-compatibility/2006" xmlns:aink="http://schemas.microsoft.com/office/drawing/2016/ink" xmlns:am3d="http://schemas.microsoft.com/office/drawing/2017/model3d" xmlns:o="urn:schemas-microsoft-com:office:office" xmlns:oel="http://schemas.microsoft.com/office/2019/extlst" xmlns:r="http://schemas.openxmlformats.org/officeDocument/2006/relationships" xmlns:m="http://schemas.openxmlformats.org/officeDocument/2006/math" xmlns:v="urn:schemas-microsoft-com:vml" xmlns:wp14="http://schemas.microsoft.com/office/word/2010/wordprocessingDrawing" xmlns:wp="http://schemas.openxmlformats.org/drawingml/2006/wordprocessingDrawing" xmlns:w10="urn:schemas-microsoft-com:office:word" xmlns:w="http://schemas.openxmlformats.org/wordprocessingml/2006/main" xmlns:w14="http://schemas.microsoft.com/office/word/2010/wordml" xmlns:w15="http://schemas.microsoft.com/office/word/2012/wordml" xmlns:w16cei="http://schemas.microsoft.com/office/word/2026/wordml/cei" xmlns:w16cex="http://schemas.microsoft.com/office/word/2018/wordml/cex" xmlns:w16cid="http://schemas.microsoft.com/office/word/2016/wordml/cid" xmlns:w16="http://schemas.microsoft.com/office/word/2018/wordml" xmlns:w16du="http://schemas.microsoft.com/office/word/2023/wordml/word16du" xmlns:w16sdtdh="http://schemas.microsoft.com/office/word/2020/wordml/sdtdatahash" xmlns:w16sdtfl="http://schemas.microsoft.com/office/word/2024/wordml/sdtformatlock" xmlns:w16se="http://schemas.microsoft.com/office/word/2015/wordml/symex" xmlns:wpg="http://schemas.microsoft.com/office/word/2010/wordprocessingGroup" xmlns:wpi="http://schemas.microsoft.com/office/word/2010/wordprocessingInk" xmlns:wne="http://schemas.microsoft.com/office/word/2006/wordml" xmlns:wps="http://schemas.microsoft.com/office/word/2010/wordprocessingShape" mc:Ignorable="w14 w15 w16se w16cid w16 w16cex w16sdtdh w16sdtfl w16du wp14">
   <w:footnote w:type="separator" w:id="-1">
     <w:p>
       <w:pPr>
@@ -3127,11 +2724,12 @@
 </file>
 
 <file path=word/header1.xml><?xml version="1.0" encoding="utf-8"?>
-<w:hdr xmlns:wpc="http://schemas.microsoft.com/office/word/2010/wordprocessingCanvas" xmlns:cx="http://schemas.microsoft.com/office/drawing/2014/chartex" xmlns:cx1="http://schemas.microsoft.com/office/drawing/2015/9/8/chartex" xmlns:cx2="http://schemas.microsoft.com/office/drawing/2015/10/21/chartex" xmlns:cx3="http://schemas.microsoft.com/office/drawing/2016/5/9/chartex" xmlns:cx4="http://schemas.microsoft.com/office/drawing/2016/5/10/chartex" xmlns:cx5="http://schemas.microsoft.com/office/drawing/2016/5/11/chartex" xmlns:cx6="http://schemas.microsoft.com/office/drawing/2016/5/12/chartex" xmlns:cx7="http://schemas.microsoft.com/office/drawing/2016/5/13/chartex" xmlns:cx8="http://schemas.microsoft.com/office/drawing/2016/5/14/chartex" xmlns:mc="http://schemas.openxmlformats.org/markup-compatibility/2006" xmlns:aink="http://schemas.microsoft.com/office/drawing/2016/ink" xmlns:am3d="http://schemas.microsoft.com/office/drawing/2017/model3d" xmlns:o="urn:schemas-microsoft-com:office:office" xmlns:oel="http://schemas.microsoft.com/office/2019/extlst" xmlns:r="http://schemas.openxmlformats.org/officeDocument/2006/relationships" xmlns:m="http://schemas.openxmlformats.org/officeDocument/2006/math" xmlns:v="urn:schemas-microsoft-com:vml" xmlns:wp14="http://schemas.microsoft.com/office/word/2010/wordprocessingDrawing" xmlns:wp="http://schemas.openxmlformats.org/drawingml/2006/wordprocessingDrawing" xmlns:w10="urn:schemas-microsoft-com:office:word" xmlns:w="http://schemas.openxmlformats.org/wordprocessingml/2006/main" xmlns:w14="http://schemas.microsoft.com/office/word/2010/wordml" xmlns:w15="http://schemas.microsoft.com/office/word/2012/wordml" xmlns:w16cex="http://schemas.microsoft.com/office/word/2018/wordml/cex" xmlns:w16cid="http://schemas.microsoft.com/office/word/2016/wordml/cid" xmlns:w16="http://schemas.microsoft.com/office/word/2018/wordml" xmlns:w16du="http://schemas.microsoft.com/office/word/2023/wordml/word16du" xmlns:w16sdtdh="http://schemas.microsoft.com/office/word/2020/wordml/sdtdatahash" xmlns:w16sdtfl="http://schemas.microsoft.com/office/word/2024/wordml/sdtformatlock" xmlns:w16se="http://schemas.microsoft.com/office/word/2015/wordml/symex" xmlns:wpg="http://schemas.microsoft.com/office/word/2010/wordprocessingGroup" xmlns:wpi="http://schemas.microsoft.com/office/word/2010/wordprocessingInk" xmlns:wne="http://schemas.microsoft.com/office/word/2006/wordml" xmlns:wps="http://schemas.microsoft.com/office/word/2010/wordprocessingShape" mc:Ignorable="w14 w15 w16se w16cid w16 w16cex w16sdtdh w16sdtfl w16du wp14">
+<w:hdr xmlns:wpc="http://schemas.microsoft.com/office/word/2010/wordprocessingCanvas" xmlns:cx="http://schemas.microsoft.com/office/drawing/2014/chartex" xmlns:cx1="http://schemas.microsoft.com/office/drawing/2015/9/8/chartex" xmlns:cx2="http://schemas.microsoft.com/office/drawing/2015/10/21/chartex" xmlns:cx3="http://schemas.microsoft.com/office/drawing/2016/5/9/chartex" xmlns:cx4="http://schemas.microsoft.com/office/drawing/2016/5/10/chartex" xmlns:cx5="http://schemas.microsoft.com/office/drawing/2016/5/11/chartex" xmlns:cx6="http://schemas.microsoft.com/office/drawing/2016/5/12/chartex" xmlns:cx7="http://schemas.microsoft.com/office/drawing/2016/5/13/chartex" xmlns:cx8="http://schemas.microsoft.com/office/drawing/2016/5/14/chartex" xmlns:mc="http://schemas.openxmlformats.org/markup-compatibility/2006" xmlns:aink="http://schemas.microsoft.com/office/drawing/2016/ink" xmlns:am3d="http://schemas.microsoft.com/office/drawing/2017/model3d" xmlns:o="urn:schemas-microsoft-com:office:office" xmlns:oel="http://schemas.microsoft.com/office/2019/extlst" xmlns:r="http://schemas.openxmlformats.org/officeDocument/2006/relationships" xmlns:m="http://schemas.openxmlformats.org/officeDocument/2006/math" xmlns:v="urn:schemas-microsoft-com:vml" xmlns:wp14="http://schemas.microsoft.com/office/word/2010/wordprocessingDrawing" xmlns:wp="http://schemas.openxmlformats.org/drawingml/2006/wordprocessingDrawing" xmlns:w10="urn:schemas-microsoft-com:office:word" xmlns:w="http://schemas.openxmlformats.org/wordprocessingml/2006/main" xmlns:w14="http://schemas.microsoft.com/office/word/2010/wordml" xmlns:w15="http://schemas.microsoft.com/office/word/2012/wordml" xmlns:w16cei="http://schemas.microsoft.com/office/word/2026/wordml/cei" xmlns:w16cex="http://schemas.microsoft.com/office/word/2018/wordml/cex" xmlns:w16cid="http://schemas.microsoft.com/office/word/2016/wordml/cid" xmlns:w16="http://schemas.microsoft.com/office/word/2018/wordml" xmlns:w16du="http://schemas.microsoft.com/office/word/2023/wordml/word16du" xmlns:w16sdtdh="http://schemas.microsoft.com/office/word/2020/wordml/sdtdatahash" xmlns:w16sdtfl="http://schemas.microsoft.com/office/word/2024/wordml/sdtformatlock" xmlns:w16se="http://schemas.microsoft.com/office/word/2015/wordml/symex" xmlns:wpg="http://schemas.microsoft.com/office/word/2010/wordprocessingGroup" xmlns:wpi="http://schemas.microsoft.com/office/word/2010/wordprocessingInk" xmlns:wne="http://schemas.microsoft.com/office/word/2006/wordml" xmlns:wps="http://schemas.microsoft.com/office/word/2010/wordprocessingShape" mc:Ignorable="w14 w15 w16se w16cid w16 w16cex w16sdtdh w16sdtfl w16du wp14">
   <w:tbl>
     <w:tblPr>
       <w:tblStyle w:val="TableGrid"/>
-      <w:tblW w:w="9673" w:type="dxa"/>
+      <w:tblW w:w="10433" w:type="dxa"/>
+      <w:tblInd w:w="-801" w:type="dxa"/>
       <w:tblBorders>
         <w:top w:val="none" w:sz="0" w:space="0" w:color="auto"/>
         <w:left w:val="none" w:sz="0" w:space="0" w:color="auto"/>
@@ -3143,17 +2741,16 @@
       <w:tblLook w:val="04A0" w:firstRow="1" w:lastRow="0" w:firstColumn="1" w:lastColumn="0" w:noHBand="0" w:noVBand="1"/>
     </w:tblPr>
     <w:tblGrid>
-      <w:gridCol w:w="4410"/>
-      <w:gridCol w:w="5263"/>
+      <w:gridCol w:w="4936"/>
+      <w:gridCol w:w="5497"/>
     </w:tblGrid>
     <w:tr>
       <w:trPr>
-        <w:trHeight w:val="1823"/>
+        <w:trHeight w:val="1430"/>
       </w:trPr>
       <w:tc>
         <w:tcPr>
-          <w:tcW w:w="4410" w:type="dxa"/>
-          <w:hideMark/>
+          <w:tcW w:w="4936" w:type="dxa"/>
         </w:tcPr>
         <w:p>
           <w:pPr>
@@ -3187,9 +2784,9 @@
               <w:lang w:val="en-CA" w:eastAsia="en-CA"/>
             </w:rPr>
             <w:drawing>
-              <wp:inline distT="0" distB="0" distL="0" distR="0" wp14:anchorId="2562FC09" wp14:editId="616BB118">
-                <wp:extent cx="2046577" cy="495300"/>
-                <wp:effectExtent l="0" t="0" r="0" b="0"/>
+              <wp:inline distT="0" distB="0" distL="0" distR="0" wp14:anchorId="2D141AC7" wp14:editId="21244F0E">
+                <wp:extent cx="1974670" cy="738554"/>
+                <wp:effectExtent l="0" t="0" r="6985" b="4445"/>
                 <wp:docPr id="1440894317" name="Picture 1"/>
                 <wp:cNvGraphicFramePr>
                   <a:graphicFrameLocks xmlns:a="http://schemas.openxmlformats.org/drawingml/2006/main" noChangeAspect="1"/>
@@ -3210,7 +2807,7 @@
                       <pic:spPr>
                         <a:xfrm>
                           <a:off x="0" y="0"/>
-                          <a:ext cx="2136765" cy="517127"/>
+                          <a:ext cx="2272250" cy="849853"/>
                         </a:xfrm>
                         <a:prstGeom prst="rect">
                           <a:avLst/>
@@ -3230,9 +2827,258 @@
               <w:lang w:val="en-CA" w:eastAsia="en-CA"/>
               <w14:ligatures w14:val="standardContextual"/>
             </w:rPr>
-            <w:t>{{/</w:t>
+            <w:t xml:space="preserve">  </w:t>
           </w:r>
-          <w:proofErr w:type="spellStart"/>
+        </w:p>
+      </w:tc>
+      <w:tc>
+        <w:tcPr>
+          <w:tcW w:w="5497" w:type="dxa"/>
+        </w:tcPr>
+        <w:tbl>
+          <w:tblPr>
+            <w:tblStyle w:val="TableGrid"/>
+            <w:tblpPr w:leftFromText="180" w:rightFromText="180" w:vertAnchor="text" w:horzAnchor="margin" w:tblpXSpec="right" w:tblpY="185"/>
+            <w:tblOverlap w:val="never"/>
+            <w:tblW w:w="0" w:type="auto"/>
+            <w:tblBorders>
+              <w:top w:val="none" w:sz="0" w:space="0" w:color="auto"/>
+              <w:left w:val="none" w:sz="0" w:space="0" w:color="auto"/>
+              <w:bottom w:val="none" w:sz="0" w:space="0" w:color="auto"/>
+              <w:right w:val="none" w:sz="0" w:space="0" w:color="auto"/>
+              <w:insideH w:val="none" w:sz="0" w:space="0" w:color="auto"/>
+              <w:insideV w:val="none" w:sz="0" w:space="0" w:color="auto"/>
+            </w:tblBorders>
+            <w:tblLook w:val="04A0" w:firstRow="1" w:lastRow="0" w:firstColumn="1" w:lastColumn="0" w:noHBand="0" w:noVBand="1"/>
+          </w:tblPr>
+          <w:tblGrid>
+            <w:gridCol w:w="5172"/>
+          </w:tblGrid>
+          <w:tr>
+            <w:tc>
+              <w:tcPr>
+                <w:tcW w:w="5172" w:type="dxa"/>
+              </w:tcPr>
+              <w:p>
+                <w:proofErr w:type="gramStart"/>
+                <w:r>
+                  <w:rPr>
+                    <w:rFonts w:ascii="BC Sans" w:hAnsi="BC Sans"/>
+                    <w:b/>
+                    <w:bCs/>
+                    <w:color w:val="000000"/>
+                    <w:sz w:val="24"/>
+                    <w:szCs w:val="24"/>
+                  </w:rPr>
+                  <w:t>Application #: </w:t>
+                </w:r>
+                <w:r>
+                  <w:rPr>
+                    <w:rFonts w:ascii="BC Sans" w:hAnsi="BC Sans"/>
+                    <w:color w:val="000000"/>
+                    <w:sz w:val="24"/>
+                    <w:szCs w:val="24"/>
+                  </w:rPr>
+                  <w:t>{{</w:t>
+                </w:r>
+                <w:proofErr w:type="spellStart"/>
+                <w:proofErr w:type="gramEnd"/>
+                <w:r>
+                  <w:rPr>
+                    <w:rFonts w:ascii="BC Sans" w:hAnsi="BC Sans"/>
+                    <w:color w:val="000000"/>
+                    <w:sz w:val="24"/>
+                    <w:szCs w:val="24"/>
+                  </w:rPr>
+                  <w:t>BLAName</w:t>
+                </w:r>
+                <w:proofErr w:type="spellEnd"/>
+                <w:r>
+                  <w:rPr>
+                    <w:rFonts w:ascii="BC Sans" w:hAnsi="BC Sans"/>
+                    <w:color w:val="000000"/>
+                    <w:sz w:val="24"/>
+                    <w:szCs w:val="24"/>
+                  </w:rPr>
+                  <w:t>}} </w:t>
+                </w:r>
+              </w:p>
+            </w:tc>
+          </w:tr>
+          <w:tr>
+            <w:tc>
+              <w:tcPr>
+                <w:tcW w:w="5172" w:type="dxa"/>
+              </w:tcPr>
+              <w:p>
+                <w:r>
+                  <w:rPr>
+                    <w:rFonts w:ascii="BC Sans" w:hAnsi="BC Sans"/>
+                    <w:b/>
+                    <w:bCs/>
+                    <w:color w:val="000000"/>
+                    <w:sz w:val="24"/>
+                    <w:szCs w:val="24"/>
+                  </w:rPr>
+                  <w:t xml:space="preserve">Application </w:t>
+                </w:r>
+                <w:proofErr w:type="gramStart"/>
+                <w:r>
+                  <w:rPr>
+                    <w:rFonts w:ascii="BC Sans" w:hAnsi="BC Sans"/>
+                    <w:b/>
+                    <w:bCs/>
+                    <w:color w:val="000000"/>
+                    <w:sz w:val="24"/>
+                    <w:szCs w:val="24"/>
+                  </w:rPr>
+                  <w:t>Date: </w:t>
+                </w:r>
+                <w:r>
+                  <w:rPr>
+                    <w:rFonts w:ascii="BC Sans" w:hAnsi="BC Sans"/>
+                    <w:color w:val="000000"/>
+                    <w:sz w:val="24"/>
+                    <w:szCs w:val="24"/>
+                  </w:rPr>
+                  <w:t>{{</w:t>
+                </w:r>
+                <w:proofErr w:type="spellStart"/>
+                <w:proofErr w:type="gramEnd"/>
+                <w:r>
+                  <w:rPr>
+                    <w:rFonts w:ascii="BC Sans" w:hAnsi="BC Sans"/>
+                    <w:color w:val="000000"/>
+                    <w:sz w:val="24"/>
+                    <w:szCs w:val="24"/>
+                  </w:rPr>
+                  <w:t>AppliedDate</w:t>
+                </w:r>
+                <w:proofErr w:type="spellEnd"/>
+                <w:r>
+                  <w:rPr>
+                    <w:rFonts w:ascii="BC Sans" w:hAnsi="BC Sans"/>
+                    <w:color w:val="000000"/>
+                    <w:sz w:val="24"/>
+                    <w:szCs w:val="24"/>
+                  </w:rPr>
+                  <w:t>}}</w:t>
+                </w:r>
+                <w:r>
+                  <w:rPr>
+                    <w:rFonts w:ascii="BC Sans" w:hAnsi="BC Sans"/>
+                    <w:b/>
+                    <w:bCs/>
+                    <w:color w:val="000000"/>
+                    <w:sz w:val="24"/>
+                    <w:szCs w:val="24"/>
+                  </w:rPr>
+                  <w:t> </w:t>
+                </w:r>
+              </w:p>
+            </w:tc>
+          </w:tr>
+          <w:tr>
+            <w:tc>
+              <w:tcPr>
+                <w:tcW w:w="5172" w:type="dxa"/>
+              </w:tcPr>
+              <w:p>
+                <w:r>
+                  <w:rPr>
+                    <w:rFonts w:ascii="BC Sans" w:hAnsi="BC Sans"/>
+                    <w:b/>
+                    <w:bCs/>
+                    <w:color w:val="000000"/>
+                    <w:sz w:val="24"/>
+                    <w:szCs w:val="24"/>
+                  </w:rPr>
+                  <w:t>Source </w:t>
+                </w:r>
+                <w:proofErr w:type="spellStart"/>
+                <w:proofErr w:type="gramStart"/>
+                <w:r>
+                  <w:rPr>
+                    <w:rFonts w:ascii="BC Sans" w:hAnsi="BC Sans"/>
+                    <w:b/>
+                    <w:bCs/>
+                    <w:color w:val="000000"/>
+                    <w:sz w:val="24"/>
+                    <w:szCs w:val="24"/>
+                  </w:rPr>
+                  <w:t>WaterName</w:t>
+                </w:r>
+                <w:proofErr w:type="spellEnd"/>
+                <w:r>
+                  <w:rPr>
+                    <w:rFonts w:ascii="BC Sans" w:hAnsi="BC Sans"/>
+                    <w:b/>
+                    <w:bCs/>
+                    <w:color w:val="000000"/>
+                    <w:sz w:val="24"/>
+                    <w:szCs w:val="24"/>
+                  </w:rPr>
+                  <w:t>: </w:t>
+                </w:r>
+                <w:r>
+                  <w:rPr>
+                    <w:rFonts w:ascii="BC Sans" w:hAnsi="BC Sans"/>
+                    <w:color w:val="000000"/>
+                    <w:sz w:val="24"/>
+                    <w:szCs w:val="24"/>
+                  </w:rPr>
+                  <w:t>{{</w:t>
+                </w:r>
+                <w:proofErr w:type="spellStart"/>
+                <w:proofErr w:type="gramEnd"/>
+                <w:r>
+                  <w:rPr>
+                    <w:rFonts w:ascii="BC Sans" w:hAnsi="BC Sans"/>
+                    <w:color w:val="000000"/>
+                    <w:sz w:val="24"/>
+                    <w:szCs w:val="24"/>
+                  </w:rPr>
+                  <w:t>WaterSourceName</w:t>
+                </w:r>
+                <w:proofErr w:type="spellEnd"/>
+                <w:r>
+                  <w:rPr>
+                    <w:rFonts w:ascii="BC Sans" w:hAnsi="BC Sans"/>
+                    <w:sz w:val="24"/>
+                    <w:szCs w:val="24"/>
+                  </w:rPr>
+                  <w:t>}}</w:t>
+                </w:r>
+                <w:r>
+                  <w:rPr>
+                    <w:rFonts w:ascii="BC Sans" w:hAnsi="BC Sans"/>
+                    <w:sz w:val="24"/>
+                    <w:szCs w:val="24"/>
+                  </w:rPr>
+                  <w:t xml:space="preserve"> </w:t>
+                </w:r>
+              </w:p>
+            </w:tc>
+          </w:tr>
+        </w:tbl>
+        <w:p>
+          <w:pPr>
+            <w:rPr>
+              <w:rFonts w:ascii="BC Sans" w:hAnsi="BC Sans"/>
+              <w:b/>
+              <w:bCs/>
+              <w:color w:val="000000"/>
+              <w:sz w:val="24"/>
+              <w:szCs w:val="24"/>
+            </w:rPr>
+          </w:pPr>
+          <w:r>
+            <w:rPr>
+              <w:sz w:val="14"/>
+              <w:szCs w:val="14"/>
+            </w:rPr>
+            <w:t>{{/IF_HA_</w:t>
+          </w:r>
           <w:r>
             <w:rPr>
               <w:kern w:val="2"/>
@@ -3241,9 +3087,30 @@
               <w:lang w:val="en-CA" w:eastAsia="en-CA"/>
               <w14:ligatures w14:val="standardContextual"/>
             </w:rPr>
-            <w:t>IF_HA_Northern</w:t>
+            <w:t>Northern}}</w:t>
           </w:r>
-          <w:proofErr w:type="spellEnd"/>
+        </w:p>
+      </w:tc>
+    </w:tr>
+    <w:tr>
+      <w:trPr>
+        <w:trHeight w:val="872"/>
+      </w:trPr>
+      <w:tc>
+        <w:tcPr>
+          <w:tcW w:w="4936" w:type="dxa"/>
+        </w:tcPr>
+        <w:p>
+          <w:pPr>
+            <w:rPr>
+              <w:rFonts w:ascii="BC Sans" w:hAnsi="BC Sans"/>
+              <w:b/>
+              <w:bCs/>
+              <w:color w:val="000000"/>
+              <w:sz w:val="36"/>
+              <w:szCs w:val="36"/>
+            </w:rPr>
+          </w:pPr>
           <w:r>
             <w:rPr>
               <w:kern w:val="2"/>
@@ -3252,7 +3119,17 @@
               <w:lang w:val="en-CA" w:eastAsia="en-CA"/>
               <w14:ligatures w14:val="standardContextual"/>
             </w:rPr>
-            <w:t>}}{{#IF_HA_Interior}}</w:t>
+            <w:t xml:space="preserve"> </w:t>
+          </w:r>
+          <w:r>
+            <w:rPr>
+              <w:kern w:val="2"/>
+              <w:sz w:val="14"/>
+              <w:szCs w:val="14"/>
+              <w:lang w:val="en-CA" w:eastAsia="en-CA"/>
+              <w14:ligatures w14:val="standardContextual"/>
+            </w:rPr>
+            <w:t>{{#IF_HA_Interior}}</w:t>
           </w:r>
           <w:r>
             <w:rPr>
@@ -3263,7 +3140,7 @@
               <w:lang w:val="en-CA" w:eastAsia="en-CA"/>
             </w:rPr>
             <w:drawing>
-              <wp:inline distT="0" distB="0" distL="0" distR="0" wp14:anchorId="625AED6B" wp14:editId="55530D64">
+              <wp:inline distT="0" distB="0" distL="0" distR="0" wp14:anchorId="6D84D5A3" wp14:editId="1C04C295">
                 <wp:extent cx="1308868" cy="716781"/>
                 <wp:effectExtent l="0" t="0" r="5715" b="7620"/>
                 <wp:docPr id="252836082" name="Picture 2"/>
@@ -3306,18 +3183,268 @@
               <w:lang w:val="en-CA" w:eastAsia="en-CA"/>
               <w14:ligatures w14:val="standardContextual"/>
             </w:rPr>
+            <w:t xml:space="preserve">   </w:t>
+          </w:r>
+        </w:p>
+      </w:tc>
+      <w:tc>
+        <w:tcPr>
+          <w:tcW w:w="5497" w:type="dxa"/>
+        </w:tcPr>
+        <w:tbl>
+          <w:tblPr>
+            <w:tblStyle w:val="TableGrid"/>
+            <w:tblpPr w:leftFromText="180" w:rightFromText="180" w:vertAnchor="text" w:horzAnchor="page" w:tblpX="1485" w:tblpY="18"/>
+            <w:tblOverlap w:val="never"/>
+            <w:tblW w:w="0" w:type="auto"/>
+            <w:tblBorders>
+              <w:top w:val="none" w:sz="0" w:space="0" w:color="auto"/>
+              <w:left w:val="none" w:sz="0" w:space="0" w:color="auto"/>
+              <w:bottom w:val="none" w:sz="0" w:space="0" w:color="auto"/>
+              <w:right w:val="none" w:sz="0" w:space="0" w:color="auto"/>
+              <w:insideH w:val="none" w:sz="0" w:space="0" w:color="auto"/>
+              <w:insideV w:val="none" w:sz="0" w:space="0" w:color="auto"/>
+            </w:tblBorders>
+            <w:tblLook w:val="04A0" w:firstRow="1" w:lastRow="0" w:firstColumn="1" w:lastColumn="0" w:noHBand="0" w:noVBand="1"/>
+          </w:tblPr>
+          <w:tblGrid>
+            <w:gridCol w:w="5172"/>
+          </w:tblGrid>
+          <w:tr>
+            <w:tc>
+              <w:tcPr>
+                <w:tcW w:w="5172" w:type="dxa"/>
+                <w:hideMark/>
+              </w:tcPr>
+              <w:p>
+                <w:proofErr w:type="gramStart"/>
+                <w:r>
+                  <w:rPr>
+                    <w:rFonts w:ascii="BC Sans" w:hAnsi="BC Sans"/>
+                    <w:b/>
+                    <w:bCs/>
+                    <w:color w:val="000000"/>
+                    <w:sz w:val="24"/>
+                    <w:szCs w:val="24"/>
+                  </w:rPr>
+                  <w:t>Application #: </w:t>
+                </w:r>
+                <w:r>
+                  <w:rPr>
+                    <w:rFonts w:ascii="BC Sans" w:hAnsi="BC Sans"/>
+                    <w:color w:val="000000"/>
+                    <w:sz w:val="24"/>
+                    <w:szCs w:val="24"/>
+                  </w:rPr>
+                  <w:t>{{</w:t>
+                </w:r>
+                <w:proofErr w:type="spellStart"/>
+                <w:proofErr w:type="gramEnd"/>
+                <w:r>
+                  <w:rPr>
+                    <w:rFonts w:ascii="BC Sans" w:hAnsi="BC Sans"/>
+                    <w:color w:val="000000"/>
+                    <w:sz w:val="24"/>
+                    <w:szCs w:val="24"/>
+                  </w:rPr>
+                  <w:t>BLAName</w:t>
+                </w:r>
+                <w:proofErr w:type="spellEnd"/>
+                <w:r>
+                  <w:rPr>
+                    <w:rFonts w:ascii="BC Sans" w:hAnsi="BC Sans"/>
+                    <w:color w:val="000000"/>
+                    <w:sz w:val="24"/>
+                    <w:szCs w:val="24"/>
+                  </w:rPr>
+                  <w:t>}} </w:t>
+                </w:r>
+              </w:p>
+            </w:tc>
+          </w:tr>
+          <w:tr>
+            <w:tc>
+              <w:tcPr>
+                <w:tcW w:w="5172" w:type="dxa"/>
+                <w:hideMark/>
+              </w:tcPr>
+              <w:p>
+                <w:r>
+                  <w:rPr>
+                    <w:rFonts w:ascii="BC Sans" w:hAnsi="BC Sans"/>
+                    <w:b/>
+                    <w:bCs/>
+                    <w:color w:val="000000"/>
+                    <w:sz w:val="24"/>
+                    <w:szCs w:val="24"/>
+                  </w:rPr>
+                  <w:t xml:space="preserve">Application </w:t>
+                </w:r>
+                <w:proofErr w:type="gramStart"/>
+                <w:r>
+                  <w:rPr>
+                    <w:rFonts w:ascii="BC Sans" w:hAnsi="BC Sans"/>
+                    <w:b/>
+                    <w:bCs/>
+                    <w:color w:val="000000"/>
+                    <w:sz w:val="24"/>
+                    <w:szCs w:val="24"/>
+                  </w:rPr>
+                  <w:t>Date: </w:t>
+                </w:r>
+                <w:r>
+                  <w:rPr>
+                    <w:rFonts w:ascii="BC Sans" w:hAnsi="BC Sans"/>
+                    <w:color w:val="000000"/>
+                    <w:sz w:val="24"/>
+                    <w:szCs w:val="24"/>
+                  </w:rPr>
+                  <w:t>{{</w:t>
+                </w:r>
+                <w:proofErr w:type="spellStart"/>
+                <w:proofErr w:type="gramEnd"/>
+                <w:r>
+                  <w:rPr>
+                    <w:rFonts w:ascii="BC Sans" w:hAnsi="BC Sans"/>
+                    <w:color w:val="000000"/>
+                    <w:sz w:val="24"/>
+                    <w:szCs w:val="24"/>
+                  </w:rPr>
+                  <w:t>AppliedDate</w:t>
+                </w:r>
+                <w:proofErr w:type="spellEnd"/>
+                <w:r>
+                  <w:rPr>
+                    <w:rFonts w:ascii="BC Sans" w:hAnsi="BC Sans"/>
+                    <w:color w:val="000000"/>
+                    <w:sz w:val="24"/>
+                    <w:szCs w:val="24"/>
+                  </w:rPr>
+                  <w:t>}}</w:t>
+                </w:r>
+                <w:r>
+                  <w:rPr>
+                    <w:rFonts w:ascii="BC Sans" w:hAnsi="BC Sans"/>
+                    <w:b/>
+                    <w:bCs/>
+                    <w:color w:val="000000"/>
+                    <w:sz w:val="24"/>
+                    <w:szCs w:val="24"/>
+                  </w:rPr>
+                  <w:t> </w:t>
+                </w:r>
+              </w:p>
+            </w:tc>
+          </w:tr>
+          <w:tr>
+            <w:tc>
+              <w:tcPr>
+                <w:tcW w:w="5172" w:type="dxa"/>
+                <w:hideMark/>
+              </w:tcPr>
+              <w:p>
+                <w:r>
+                  <w:rPr>
+                    <w:rFonts w:ascii="BC Sans" w:hAnsi="BC Sans"/>
+                    <w:b/>
+                    <w:bCs/>
+                    <w:color w:val="000000"/>
+                    <w:sz w:val="24"/>
+                    <w:szCs w:val="24"/>
+                  </w:rPr>
+                  <w:t>Source </w:t>
+                </w:r>
+                <w:proofErr w:type="spellStart"/>
+                <w:proofErr w:type="gramStart"/>
+                <w:r>
+                  <w:rPr>
+                    <w:rFonts w:ascii="BC Sans" w:hAnsi="BC Sans"/>
+                    <w:b/>
+                    <w:bCs/>
+                    <w:color w:val="000000"/>
+                    <w:sz w:val="24"/>
+                    <w:szCs w:val="24"/>
+                  </w:rPr>
+                  <w:t>WaterName</w:t>
+                </w:r>
+                <w:proofErr w:type="spellEnd"/>
+                <w:r>
+                  <w:rPr>
+                    <w:rFonts w:ascii="BC Sans" w:hAnsi="BC Sans"/>
+                    <w:b/>
+                    <w:bCs/>
+                    <w:color w:val="000000"/>
+                    <w:sz w:val="24"/>
+                    <w:szCs w:val="24"/>
+                  </w:rPr>
+                  <w:t>: </w:t>
+                </w:r>
+                <w:r>
+                  <w:rPr>
+                    <w:rFonts w:ascii="BC Sans" w:hAnsi="BC Sans"/>
+                    <w:color w:val="000000"/>
+                    <w:sz w:val="24"/>
+                    <w:szCs w:val="24"/>
+                  </w:rPr>
+                  <w:t>{{</w:t>
+                </w:r>
+                <w:proofErr w:type="spellStart"/>
+                <w:proofErr w:type="gramEnd"/>
+                <w:r>
+                  <w:rPr>
+                    <w:rFonts w:ascii="BC Sans" w:hAnsi="BC Sans"/>
+                    <w:color w:val="000000"/>
+                    <w:sz w:val="24"/>
+                    <w:szCs w:val="24"/>
+                  </w:rPr>
+                  <w:t>WaterSourceName</w:t>
+                </w:r>
+                <w:proofErr w:type="spellEnd"/>
+                <w:r>
+                  <w:rPr>
+                    <w:rFonts w:ascii="BC Sans" w:hAnsi="BC Sans"/>
+                    <w:sz w:val="24"/>
+                    <w:szCs w:val="24"/>
+                  </w:rPr>
+                  <w:t xml:space="preserve">}} </w:t>
+                </w:r>
+              </w:p>
+            </w:tc>
+          </w:tr>
+        </w:tbl>
+        <w:p>
+          <w:pPr>
+            <w:jc w:val="center"/>
+            <w:rPr>
+              <w:rFonts w:ascii="BC Sans" w:hAnsi="BC Sans"/>
+              <w:b/>
+              <w:bCs/>
+              <w:color w:val="000000"/>
+              <w:sz w:val="36"/>
+              <w:szCs w:val="36"/>
+            </w:rPr>
+          </w:pPr>
+          <w:r>
+            <w:rPr>
+              <w:sz w:val="14"/>
+              <w:szCs w:val="14"/>
+            </w:rPr>
             <w:t>{{/</w:t>
           </w:r>
           <w:proofErr w:type="spellStart"/>
           <w:r>
             <w:rPr>
-              <w:kern w:val="2"/>
               <w:sz w:val="14"/>
               <w:szCs w:val="14"/>
-              <w:lang w:val="en-CA" w:eastAsia="en-CA"/>
-              <w14:ligatures w14:val="standardContextual"/>
             </w:rPr>
-            <w:t>IF_HA_Interior</w:t>
+            <w:t>IF_HA_</w:t>
+          </w:r>
+          <w:r>
+            <w:rPr>
+              <w:sz w:val="14"/>
+              <w:szCs w:val="14"/>
+            </w:rPr>
+            <w:t>Interior</w:t>
           </w:r>
           <w:proofErr w:type="spellEnd"/>
           <w:r>
@@ -3328,8 +3455,29 @@
               <w:lang w:val="en-CA" w:eastAsia="en-CA"/>
               <w14:ligatures w14:val="standardContextual"/>
             </w:rPr>
-            <w:t>}</w:t>
+            <w:t>}}</w:t>
           </w:r>
+        </w:p>
+      </w:tc>
+    </w:tr>
+    <w:tr>
+      <w:trPr>
+        <w:trHeight w:val="472"/>
+      </w:trPr>
+      <w:tc>
+        <w:tcPr>
+          <w:tcW w:w="4936" w:type="dxa"/>
+        </w:tcPr>
+        <w:p>
+          <w:pPr>
+            <w:rPr>
+              <w:kern w:val="2"/>
+              <w:sz w:val="14"/>
+              <w:szCs w:val="14"/>
+              <w:lang w:val="en-CA" w:eastAsia="en-CA"/>
+              <w14:ligatures w14:val="standardContextual"/>
+            </w:rPr>
+          </w:pPr>
           <w:r>
             <w:rPr>
               <w:kern w:val="2"/>
@@ -3338,7 +3486,7 @@
               <w:lang w:val="en-CA" w:eastAsia="en-CA"/>
               <w14:ligatures w14:val="standardContextual"/>
             </w:rPr>
-            <w:t>}</w:t>
+            <w:t xml:space="preserve"> </w:t>
           </w:r>
           <w:r>
             <w:rPr>
@@ -3352,15 +3500,25 @@
           </w:r>
           <w:r>
             <w:rPr>
+              <w:kern w:val="2"/>
+              <w:sz w:val="14"/>
+              <w:szCs w:val="14"/>
+              <w:lang w:val="en-CA" w:eastAsia="en-CA"/>
+              <w14:ligatures w14:val="standardContextual"/>
+            </w:rPr>
+            <w:t xml:space="preserve">  </w:t>
+          </w:r>
+          <w:r>
+            <w:rPr>
               <w:noProof/>
               <w:sz w:val="10"/>
               <w:szCs w:val="10"/>
               <w:lang w:val="en-CA"/>
             </w:rPr>
             <w:drawing>
-              <wp:inline distT="0" distB="0" distL="0" distR="0" wp14:anchorId="1D38653F" wp14:editId="1790D8F6">
-                <wp:extent cx="1362075" cy="676780"/>
-                <wp:effectExtent l="0" t="0" r="0" b="9525"/>
+              <wp:inline distT="0" distB="0" distL="0" distR="0" wp14:anchorId="1A641EE4" wp14:editId="6A633281">
+                <wp:extent cx="1005840" cy="675863"/>
+                <wp:effectExtent l="0" t="0" r="3810" b="0"/>
                 <wp:docPr id="6847848" name="Picture 6"/>
                 <wp:cNvGraphicFramePr>
                   <a:graphicFrameLocks xmlns:a="http://schemas.openxmlformats.org/drawingml/2006/main" noChangeAspect="1"/>
@@ -3381,7 +3539,7 @@
                       <pic:spPr>
                         <a:xfrm>
                           <a:off x="0" y="0"/>
-                          <a:ext cx="1413672" cy="702417"/>
+                          <a:ext cx="1049745" cy="705365"/>
                         </a:xfrm>
                         <a:prstGeom prst="rect">
                           <a:avLst/>
@@ -3393,6 +3551,251 @@
               </wp:inline>
             </w:drawing>
           </w:r>
+        </w:p>
+      </w:tc>
+      <w:tc>
+        <w:tcPr>
+          <w:tcW w:w="5497" w:type="dxa"/>
+        </w:tcPr>
+        <w:tbl>
+          <w:tblPr>
+            <w:tblStyle w:val="TableGrid"/>
+            <w:tblpPr w:leftFromText="180" w:rightFromText="180" w:vertAnchor="text" w:horzAnchor="page" w:tblpX="1485" w:tblpY="18"/>
+            <w:tblOverlap w:val="never"/>
+            <w:tblW w:w="0" w:type="auto"/>
+            <w:tblBorders>
+              <w:top w:val="none" w:sz="0" w:space="0" w:color="auto"/>
+              <w:left w:val="none" w:sz="0" w:space="0" w:color="auto"/>
+              <w:bottom w:val="none" w:sz="0" w:space="0" w:color="auto"/>
+              <w:right w:val="none" w:sz="0" w:space="0" w:color="auto"/>
+              <w:insideH w:val="none" w:sz="0" w:space="0" w:color="auto"/>
+              <w:insideV w:val="none" w:sz="0" w:space="0" w:color="auto"/>
+            </w:tblBorders>
+            <w:tblLook w:val="04A0" w:firstRow="1" w:lastRow="0" w:firstColumn="1" w:lastColumn="0" w:noHBand="0" w:noVBand="1"/>
+          </w:tblPr>
+          <w:tblGrid>
+            <w:gridCol w:w="5172"/>
+          </w:tblGrid>
+          <w:tr>
+            <w:tc>
+              <w:tcPr>
+                <w:tcW w:w="5172" w:type="dxa"/>
+                <w:hideMark/>
+              </w:tcPr>
+              <w:p>
+                <w:proofErr w:type="gramStart"/>
+                <w:r>
+                  <w:rPr>
+                    <w:rFonts w:ascii="BC Sans" w:hAnsi="BC Sans"/>
+                    <w:b/>
+                    <w:bCs/>
+                    <w:color w:val="000000"/>
+                    <w:sz w:val="24"/>
+                    <w:szCs w:val="24"/>
+                  </w:rPr>
+                  <w:t>Application #: </w:t>
+                </w:r>
+                <w:r>
+                  <w:rPr>
+                    <w:rFonts w:ascii="BC Sans" w:hAnsi="BC Sans"/>
+                    <w:color w:val="000000"/>
+                    <w:sz w:val="24"/>
+                    <w:szCs w:val="24"/>
+                  </w:rPr>
+                  <w:t>{{</w:t>
+                </w:r>
+                <w:proofErr w:type="spellStart"/>
+                <w:proofErr w:type="gramEnd"/>
+                <w:r>
+                  <w:rPr>
+                    <w:rFonts w:ascii="BC Sans" w:hAnsi="BC Sans"/>
+                    <w:color w:val="000000"/>
+                    <w:sz w:val="24"/>
+                    <w:szCs w:val="24"/>
+                  </w:rPr>
+                  <w:t>BLAName</w:t>
+                </w:r>
+                <w:proofErr w:type="spellEnd"/>
+                <w:r>
+                  <w:rPr>
+                    <w:rFonts w:ascii="BC Sans" w:hAnsi="BC Sans"/>
+                    <w:color w:val="000000"/>
+                    <w:sz w:val="24"/>
+                    <w:szCs w:val="24"/>
+                  </w:rPr>
+                  <w:t>}} </w:t>
+                </w:r>
+              </w:p>
+            </w:tc>
+          </w:tr>
+          <w:tr>
+            <w:tc>
+              <w:tcPr>
+                <w:tcW w:w="5172" w:type="dxa"/>
+                <w:hideMark/>
+              </w:tcPr>
+              <w:p>
+                <w:r>
+                  <w:rPr>
+                    <w:rFonts w:ascii="BC Sans" w:hAnsi="BC Sans"/>
+                    <w:b/>
+                    <w:bCs/>
+                    <w:color w:val="000000"/>
+                    <w:sz w:val="24"/>
+                    <w:szCs w:val="24"/>
+                  </w:rPr>
+                  <w:t xml:space="preserve">Application </w:t>
+                </w:r>
+                <w:proofErr w:type="gramStart"/>
+                <w:r>
+                  <w:rPr>
+                    <w:rFonts w:ascii="BC Sans" w:hAnsi="BC Sans"/>
+                    <w:b/>
+                    <w:bCs/>
+                    <w:color w:val="000000"/>
+                    <w:sz w:val="24"/>
+                    <w:szCs w:val="24"/>
+                  </w:rPr>
+                  <w:t>Date: </w:t>
+                </w:r>
+                <w:r>
+                  <w:rPr>
+                    <w:rFonts w:ascii="BC Sans" w:hAnsi="BC Sans"/>
+                    <w:color w:val="000000"/>
+                    <w:sz w:val="24"/>
+                    <w:szCs w:val="24"/>
+                  </w:rPr>
+                  <w:t>{{</w:t>
+                </w:r>
+                <w:proofErr w:type="spellStart"/>
+                <w:proofErr w:type="gramEnd"/>
+                <w:r>
+                  <w:rPr>
+                    <w:rFonts w:ascii="BC Sans" w:hAnsi="BC Sans"/>
+                    <w:color w:val="000000"/>
+                    <w:sz w:val="24"/>
+                    <w:szCs w:val="24"/>
+                  </w:rPr>
+                  <w:t>AppliedDate</w:t>
+                </w:r>
+                <w:proofErr w:type="spellEnd"/>
+                <w:r>
+                  <w:rPr>
+                    <w:rFonts w:ascii="BC Sans" w:hAnsi="BC Sans"/>
+                    <w:color w:val="000000"/>
+                    <w:sz w:val="24"/>
+                    <w:szCs w:val="24"/>
+                  </w:rPr>
+                  <w:t>}}</w:t>
+                </w:r>
+                <w:r>
+                  <w:rPr>
+                    <w:rFonts w:ascii="BC Sans" w:hAnsi="BC Sans"/>
+                    <w:b/>
+                    <w:bCs/>
+                    <w:color w:val="000000"/>
+                    <w:sz w:val="24"/>
+                    <w:szCs w:val="24"/>
+                  </w:rPr>
+                  <w:t> </w:t>
+                </w:r>
+              </w:p>
+            </w:tc>
+          </w:tr>
+          <w:tr>
+            <w:tc>
+              <w:tcPr>
+                <w:tcW w:w="5172" w:type="dxa"/>
+                <w:hideMark/>
+              </w:tcPr>
+              <w:p>
+                <w:r>
+                  <w:rPr>
+                    <w:rFonts w:ascii="BC Sans" w:hAnsi="BC Sans"/>
+                    <w:b/>
+                    <w:bCs/>
+                    <w:color w:val="000000"/>
+                    <w:sz w:val="24"/>
+                    <w:szCs w:val="24"/>
+                  </w:rPr>
+                  <w:t>Source </w:t>
+                </w:r>
+                <w:proofErr w:type="spellStart"/>
+                <w:proofErr w:type="gramStart"/>
+                <w:r>
+                  <w:rPr>
+                    <w:rFonts w:ascii="BC Sans" w:hAnsi="BC Sans"/>
+                    <w:b/>
+                    <w:bCs/>
+                    <w:color w:val="000000"/>
+                    <w:sz w:val="24"/>
+                    <w:szCs w:val="24"/>
+                  </w:rPr>
+                  <w:t>WaterName</w:t>
+                </w:r>
+                <w:proofErr w:type="spellEnd"/>
+                <w:r>
+                  <w:rPr>
+                    <w:rFonts w:ascii="BC Sans" w:hAnsi="BC Sans"/>
+                    <w:b/>
+                    <w:bCs/>
+                    <w:color w:val="000000"/>
+                    <w:sz w:val="24"/>
+                    <w:szCs w:val="24"/>
+                  </w:rPr>
+                  <w:t>: </w:t>
+                </w:r>
+                <w:r>
+                  <w:rPr>
+                    <w:rFonts w:ascii="BC Sans" w:hAnsi="BC Sans"/>
+                    <w:color w:val="000000"/>
+                    <w:sz w:val="24"/>
+                    <w:szCs w:val="24"/>
+                  </w:rPr>
+                  <w:t>{{</w:t>
+                </w:r>
+                <w:proofErr w:type="spellStart"/>
+                <w:proofErr w:type="gramEnd"/>
+                <w:r>
+                  <w:rPr>
+                    <w:rFonts w:ascii="BC Sans" w:hAnsi="BC Sans"/>
+                    <w:color w:val="000000"/>
+                    <w:sz w:val="24"/>
+                    <w:szCs w:val="24"/>
+                  </w:rPr>
+                  <w:t>WaterSourceName</w:t>
+                </w:r>
+                <w:proofErr w:type="spellEnd"/>
+                <w:r>
+                  <w:rPr>
+                    <w:rFonts w:ascii="BC Sans" w:hAnsi="BC Sans"/>
+                    <w:sz w:val="24"/>
+                    <w:szCs w:val="24"/>
+                  </w:rPr>
+                  <w:t xml:space="preserve">}} </w:t>
+                </w:r>
+              </w:p>
+            </w:tc>
+          </w:tr>
+        </w:tbl>
+        <w:p>
+          <w:pPr>
+            <w:rPr>
+              <w:rFonts w:ascii="BC Sans" w:hAnsi="BC Sans"/>
+              <w:b/>
+              <w:bCs/>
+              <w:color w:val="000000"/>
+              <w:sz w:val="36"/>
+              <w:szCs w:val="36"/>
+            </w:rPr>
+          </w:pPr>
+          <w:r>
+            <w:rPr>
+              <w:sz w:val="14"/>
+              <w:szCs w:val="14"/>
+            </w:rPr>
+            <w:t>{{/IF_HA_</w:t>
+          </w:r>
           <w:r>
             <w:rPr>
               <w:kern w:val="2"/>
@@ -3401,20 +3804,8 @@
               <w:lang w:val="en-CA" w:eastAsia="en-CA"/>
               <w14:ligatures w14:val="standardContextual"/>
             </w:rPr>
-            <w:t>{{/</w:t>
+            <w:t>Island</w:t>
           </w:r>
-          <w:proofErr w:type="spellStart"/>
-          <w:r>
-            <w:rPr>
-              <w:kern w:val="2"/>
-              <w:sz w:val="14"/>
-              <w:szCs w:val="14"/>
-              <w:lang w:val="en-CA" w:eastAsia="en-CA"/>
-              <w14:ligatures w14:val="standardContextual"/>
-            </w:rPr>
-            <w:t>IF_HA_Island</w:t>
-          </w:r>
-          <w:proofErr w:type="spellEnd"/>
           <w:r>
             <w:rPr>
               <w:kern w:val="2"/>
@@ -3425,16 +3816,29 @@
             </w:rPr>
             <w:t>}}</w:t>
           </w:r>
-          <w:r>
+        </w:p>
+      </w:tc>
+    </w:tr>
+    <w:tr>
+      <w:trPr>
+        <w:trHeight w:val="1268"/>
+      </w:trPr>
+      <w:tc>
+        <w:tcPr>
+          <w:tcW w:w="4936" w:type="dxa"/>
+        </w:tcPr>
+        <w:p>
+          <w:pPr>
+            <w:jc w:val="center"/>
             <w:rPr>
-              <w:kern w:val="2"/>
-              <w:sz w:val="14"/>
-              <w:szCs w:val="14"/>
-              <w:lang w:val="en-CA" w:eastAsia="en-CA"/>
-              <w14:ligatures w14:val="standardContextual"/>
+              <w:rFonts w:ascii="BC Sans" w:hAnsi="BC Sans"/>
+              <w:b/>
+              <w:bCs/>
+              <w:color w:val="000000"/>
+              <w:sz w:val="36"/>
+              <w:szCs w:val="36"/>
             </w:rPr>
-            <w:br/>
-          </w:r>
+          </w:pPr>
           <w:r>
             <w:rPr>
               <w:kern w:val="2"/>
@@ -3454,9 +3858,9 @@
               <w:lang w:val="en-CA" w:eastAsia="en-CA"/>
             </w:rPr>
             <w:drawing>
-              <wp:inline distT="0" distB="0" distL="0" distR="0" wp14:anchorId="3BC09502" wp14:editId="66214A30">
-                <wp:extent cx="1479726" cy="386715"/>
-                <wp:effectExtent l="0" t="0" r="6350" b="0"/>
+              <wp:inline distT="0" distB="0" distL="0" distR="0" wp14:anchorId="0EAF5D82" wp14:editId="46BC8E48">
+                <wp:extent cx="1975803" cy="654050"/>
+                <wp:effectExtent l="0" t="0" r="5715" b="0"/>
                 <wp:docPr id="322279440" name="Picture 4"/>
                 <wp:cNvGraphicFramePr>
                   <a:graphicFrameLocks xmlns:a="http://schemas.openxmlformats.org/drawingml/2006/main" noChangeAspect="1"/>
@@ -3477,7 +3881,7 @@
                       <pic:spPr>
                         <a:xfrm>
                           <a:off x="0" y="0"/>
-                          <a:ext cx="1517294" cy="396533"/>
+                          <a:ext cx="2070313" cy="685336"/>
                         </a:xfrm>
                         <a:prstGeom prst="rect">
                           <a:avLst/>
@@ -3489,15 +3893,259 @@
               </wp:inline>
             </w:drawing>
           </w:r>
+        </w:p>
+      </w:tc>
+      <w:tc>
+        <w:tcPr>
+          <w:tcW w:w="5497" w:type="dxa"/>
+        </w:tcPr>
+        <w:tbl>
+          <w:tblPr>
+            <w:tblStyle w:val="TableGrid"/>
+            <w:tblpPr w:leftFromText="180" w:rightFromText="180" w:vertAnchor="text" w:horzAnchor="page" w:tblpX="1485" w:tblpY="18"/>
+            <w:tblOverlap w:val="never"/>
+            <w:tblW w:w="0" w:type="auto"/>
+            <w:tblBorders>
+              <w:top w:val="none" w:sz="0" w:space="0" w:color="auto"/>
+              <w:left w:val="none" w:sz="0" w:space="0" w:color="auto"/>
+              <w:bottom w:val="none" w:sz="0" w:space="0" w:color="auto"/>
+              <w:right w:val="none" w:sz="0" w:space="0" w:color="auto"/>
+              <w:insideH w:val="none" w:sz="0" w:space="0" w:color="auto"/>
+              <w:insideV w:val="none" w:sz="0" w:space="0" w:color="auto"/>
+            </w:tblBorders>
+            <w:tblLook w:val="04A0" w:firstRow="1" w:lastRow="0" w:firstColumn="1" w:lastColumn="0" w:noHBand="0" w:noVBand="1"/>
+          </w:tblPr>
+          <w:tblGrid>
+            <w:gridCol w:w="5172"/>
+          </w:tblGrid>
+          <w:tr>
+            <w:tc>
+              <w:tcPr>
+                <w:tcW w:w="5172" w:type="dxa"/>
+                <w:hideMark/>
+              </w:tcPr>
+              <w:p>
+                <w:proofErr w:type="gramStart"/>
+                <w:r>
+                  <w:rPr>
+                    <w:rFonts w:ascii="BC Sans" w:hAnsi="BC Sans"/>
+                    <w:b/>
+                    <w:bCs/>
+                    <w:color w:val="000000"/>
+                    <w:sz w:val="24"/>
+                    <w:szCs w:val="24"/>
+                  </w:rPr>
+                  <w:t>Application #: </w:t>
+                </w:r>
+                <w:r>
+                  <w:rPr>
+                    <w:rFonts w:ascii="BC Sans" w:hAnsi="BC Sans"/>
+                    <w:color w:val="000000"/>
+                    <w:sz w:val="24"/>
+                    <w:szCs w:val="24"/>
+                  </w:rPr>
+                  <w:t>{{</w:t>
+                </w:r>
+                <w:proofErr w:type="spellStart"/>
+                <w:proofErr w:type="gramEnd"/>
+                <w:r>
+                  <w:rPr>
+                    <w:rFonts w:ascii="BC Sans" w:hAnsi="BC Sans"/>
+                    <w:color w:val="000000"/>
+                    <w:sz w:val="24"/>
+                    <w:szCs w:val="24"/>
+                  </w:rPr>
+                  <w:t>BLAName</w:t>
+                </w:r>
+                <w:proofErr w:type="spellEnd"/>
+                <w:r>
+                  <w:rPr>
+                    <w:rFonts w:ascii="BC Sans" w:hAnsi="BC Sans"/>
+                    <w:color w:val="000000"/>
+                    <w:sz w:val="24"/>
+                    <w:szCs w:val="24"/>
+                  </w:rPr>
+                  <w:t>}} </w:t>
+                </w:r>
+              </w:p>
+            </w:tc>
+          </w:tr>
+          <w:tr>
+            <w:tc>
+              <w:tcPr>
+                <w:tcW w:w="5172" w:type="dxa"/>
+                <w:hideMark/>
+              </w:tcPr>
+              <w:p>
+                <w:r>
+                  <w:rPr>
+                    <w:rFonts w:ascii="BC Sans" w:hAnsi="BC Sans"/>
+                    <w:b/>
+                    <w:bCs/>
+                    <w:color w:val="000000"/>
+                    <w:sz w:val="24"/>
+                    <w:szCs w:val="24"/>
+                  </w:rPr>
+                  <w:t xml:space="preserve">Application </w:t>
+                </w:r>
+                <w:proofErr w:type="gramStart"/>
+                <w:r>
+                  <w:rPr>
+                    <w:rFonts w:ascii="BC Sans" w:hAnsi="BC Sans"/>
+                    <w:b/>
+                    <w:bCs/>
+                    <w:color w:val="000000"/>
+                    <w:sz w:val="24"/>
+                    <w:szCs w:val="24"/>
+                  </w:rPr>
+                  <w:t>Date: </w:t>
+                </w:r>
+                <w:r>
+                  <w:rPr>
+                    <w:rFonts w:ascii="BC Sans" w:hAnsi="BC Sans"/>
+                    <w:color w:val="000000"/>
+                    <w:sz w:val="24"/>
+                    <w:szCs w:val="24"/>
+                  </w:rPr>
+                  <w:t>{{</w:t>
+                </w:r>
+                <w:proofErr w:type="spellStart"/>
+                <w:proofErr w:type="gramEnd"/>
+                <w:r>
+                  <w:rPr>
+                    <w:rFonts w:ascii="BC Sans" w:hAnsi="BC Sans"/>
+                    <w:color w:val="000000"/>
+                    <w:sz w:val="24"/>
+                    <w:szCs w:val="24"/>
+                  </w:rPr>
+                  <w:t>AppliedDate</w:t>
+                </w:r>
+                <w:proofErr w:type="spellEnd"/>
+                <w:r>
+                  <w:rPr>
+                    <w:rFonts w:ascii="BC Sans" w:hAnsi="BC Sans"/>
+                    <w:color w:val="000000"/>
+                    <w:sz w:val="24"/>
+                    <w:szCs w:val="24"/>
+                  </w:rPr>
+                  <w:t>}}</w:t>
+                </w:r>
+                <w:r>
+                  <w:rPr>
+                    <w:rFonts w:ascii="BC Sans" w:hAnsi="BC Sans"/>
+                    <w:b/>
+                    <w:bCs/>
+                    <w:color w:val="000000"/>
+                    <w:sz w:val="24"/>
+                    <w:szCs w:val="24"/>
+                  </w:rPr>
+                  <w:t> </w:t>
+                </w:r>
+              </w:p>
+            </w:tc>
+          </w:tr>
+          <w:tr>
+            <w:tc>
+              <w:tcPr>
+                <w:tcW w:w="5172" w:type="dxa"/>
+                <w:hideMark/>
+              </w:tcPr>
+              <w:p>
+                <w:r>
+                  <w:rPr>
+                    <w:rFonts w:ascii="BC Sans" w:hAnsi="BC Sans"/>
+                    <w:b/>
+                    <w:bCs/>
+                    <w:color w:val="000000"/>
+                    <w:sz w:val="24"/>
+                    <w:szCs w:val="24"/>
+                  </w:rPr>
+                  <w:t>Source </w:t>
+                </w:r>
+                <w:proofErr w:type="spellStart"/>
+                <w:proofErr w:type="gramStart"/>
+                <w:r>
+                  <w:rPr>
+                    <w:rFonts w:ascii="BC Sans" w:hAnsi="BC Sans"/>
+                    <w:b/>
+                    <w:bCs/>
+                    <w:color w:val="000000"/>
+                    <w:sz w:val="24"/>
+                    <w:szCs w:val="24"/>
+                  </w:rPr>
+                  <w:t>WaterName</w:t>
+                </w:r>
+                <w:proofErr w:type="spellEnd"/>
+                <w:r>
+                  <w:rPr>
+                    <w:rFonts w:ascii="BC Sans" w:hAnsi="BC Sans"/>
+                    <w:b/>
+                    <w:bCs/>
+                    <w:color w:val="000000"/>
+                    <w:sz w:val="24"/>
+                    <w:szCs w:val="24"/>
+                  </w:rPr>
+                  <w:t>: </w:t>
+                </w:r>
+                <w:r>
+                  <w:rPr>
+                    <w:rFonts w:ascii="BC Sans" w:hAnsi="BC Sans"/>
+                    <w:color w:val="000000"/>
+                    <w:sz w:val="24"/>
+                    <w:szCs w:val="24"/>
+                  </w:rPr>
+                  <w:t>{{</w:t>
+                </w:r>
+                <w:proofErr w:type="spellStart"/>
+                <w:proofErr w:type="gramEnd"/>
+                <w:r>
+                  <w:rPr>
+                    <w:rFonts w:ascii="BC Sans" w:hAnsi="BC Sans"/>
+                    <w:color w:val="000000"/>
+                    <w:sz w:val="24"/>
+                    <w:szCs w:val="24"/>
+                  </w:rPr>
+                  <w:t>WaterSourceName</w:t>
+                </w:r>
+                <w:proofErr w:type="spellEnd"/>
+                <w:r>
+                  <w:rPr>
+                    <w:rFonts w:ascii="BC Sans" w:hAnsi="BC Sans"/>
+                    <w:sz w:val="24"/>
+                    <w:szCs w:val="24"/>
+                  </w:rPr>
+                  <w:t>}}</w:t>
+                </w:r>
+                <w:r>
+                  <w:rPr>
+                    <w:rFonts w:ascii="BC Sans" w:hAnsi="BC Sans"/>
+                    <w:sz w:val="24"/>
+                    <w:szCs w:val="24"/>
+                  </w:rPr>
+                  <w:t xml:space="preserve"> </w:t>
+                </w:r>
+              </w:p>
+            </w:tc>
+          </w:tr>
+        </w:tbl>
+        <w:p>
+          <w:pPr>
+            <w:jc w:val="center"/>
+            <w:rPr>
+              <w:rFonts w:ascii="BC Sans" w:hAnsi="BC Sans"/>
+              <w:b/>
+              <w:bCs/>
+              <w:color w:val="000000"/>
+              <w:sz w:val="36"/>
+              <w:szCs w:val="36"/>
+            </w:rPr>
+          </w:pPr>
           <w:r>
             <w:rPr>
-              <w:kern w:val="2"/>
               <w:sz w:val="14"/>
               <w:szCs w:val="14"/>
-              <w:lang w:val="en-CA" w:eastAsia="en-CA"/>
-              <w14:ligatures w14:val="standardContextual"/>
             </w:rPr>
-            <w:t>{{/</w:t>
+            <w:t>{{/IF_HA_</w:t>
           </w:r>
           <w:proofErr w:type="spellStart"/>
           <w:r>
@@ -3508,7 +4156,7 @@
               <w:lang w:val="en-CA" w:eastAsia="en-CA"/>
               <w14:ligatures w14:val="standardContextual"/>
             </w:rPr>
-            <w:t>IF_HA_VancouverCoastal</w:t>
+            <w:t>VancouverCoastal</w:t>
           </w:r>
           <w:proofErr w:type="spellEnd"/>
           <w:r>
@@ -3519,38 +4167,55 @@
               <w:lang w:val="en-CA" w:eastAsia="en-CA"/>
               <w14:ligatures w14:val="standardContextual"/>
             </w:rPr>
-            <w:t>}</w:t>
+            <w:t>}}</w:t>
           </w:r>
+        </w:p>
+      </w:tc>
+    </w:tr>
+    <w:tr>
+      <w:trPr>
+        <w:trHeight w:val="1196"/>
+      </w:trPr>
+      <w:tc>
+        <w:tcPr>
+          <w:tcW w:w="4936" w:type="dxa"/>
+        </w:tcPr>
+        <w:p>
+          <w:pPr>
+            <w:jc w:val="center"/>
+            <w:rPr>
+              <w:b/>
+              <w:bCs/>
+              <w:color w:val="000000"/>
+              <w:sz w:val="14"/>
+              <w:szCs w:val="14"/>
+              <w:lang w:val="en-CA"/>
+            </w:rPr>
+          </w:pPr>
           <w:r>
             <w:rPr>
-              <w:kern w:val="2"/>
+              <w:b/>
+              <w:bCs/>
+              <w:color w:val="000000"/>
               <w:sz w:val="14"/>
               <w:szCs w:val="14"/>
-              <w:lang w:val="en-CA" w:eastAsia="en-CA"/>
-              <w14:ligatures w14:val="standardContextual"/>
-            </w:rPr>
-            <w:t>}</w:t>
-          </w:r>
-          <w:r>
-            <w:rPr>
-              <w:kern w:val="2"/>
-              <w:sz w:val="14"/>
-              <w:szCs w:val="14"/>
-              <w:lang w:val="en-CA" w:eastAsia="en-CA"/>
-              <w14:ligatures w14:val="standardContextual"/>
-            </w:rPr>
-            <w:br/>
-          </w:r>
-          <w:r>
-            <w:rPr>
-              <w:kern w:val="2"/>
-              <w:sz w:val="14"/>
-              <w:szCs w:val="14"/>
-              <w:lang w:val="en-CA" w:eastAsia="en-CA"/>
-              <w14:ligatures w14:val="standardContextual"/>
+              <w:lang w:val="en-CA"/>
             </w:rPr>
             <w:t>{{#IF_HA_Fraser}}</w:t>
           </w:r>
+        </w:p>
+        <w:p>
+          <w:pPr>
+            <w:jc w:val="center"/>
+            <w:rPr>
+              <w:b/>
+              <w:bCs/>
+              <w:color w:val="000000"/>
+              <w:sz w:val="14"/>
+              <w:szCs w:val="14"/>
+              <w:lang w:val="en-CA"/>
+            </w:rPr>
+          </w:pPr>
           <w:r>
             <w:rPr>
               <w:noProof/>
@@ -3560,10 +4225,10 @@
               <w:lang w:val="en-CA" w:eastAsia="en-CA"/>
             </w:rPr>
             <w:drawing>
-              <wp:inline distT="0" distB="0" distL="0" distR="0" wp14:anchorId="7BEA7888" wp14:editId="6D1EFB8E">
+              <wp:inline distT="0" distB="0" distL="0" distR="0" wp14:anchorId="12E1FCE9" wp14:editId="02B0288D">
                 <wp:extent cx="2028825" cy="550591"/>
                 <wp:effectExtent l="0" t="0" r="0" b="1905"/>
-                <wp:docPr id="1829599090" name="Picture 5"/>
+                <wp:docPr id="2017922111" name="Picture 5"/>
                 <wp:cNvGraphicFramePr>
                   <a:graphicFrameLocks xmlns:a="http://schemas.openxmlformats.org/drawingml/2006/main" noChangeAspect="1"/>
                 </wp:cNvGraphicFramePr>
@@ -3595,48 +4260,17 @@
               </wp:inline>
             </w:drawing>
           </w:r>
-          <w:r>
-            <w:rPr>
-              <w:kern w:val="2"/>
-              <w:sz w:val="14"/>
-              <w:szCs w:val="14"/>
-              <w:lang w:val="en-CA" w:eastAsia="en-CA"/>
-              <w14:ligatures w14:val="standardContextual"/>
-            </w:rPr>
-            <w:t>{{/</w:t>
-          </w:r>
-          <w:proofErr w:type="spellStart"/>
-          <w:r>
-            <w:rPr>
-              <w:kern w:val="2"/>
-              <w:sz w:val="14"/>
-              <w:szCs w:val="14"/>
-              <w:lang w:val="en-CA" w:eastAsia="en-CA"/>
-              <w14:ligatures w14:val="standardContextual"/>
-            </w:rPr>
-            <w:t>IF_HA_Fraser</w:t>
-          </w:r>
-          <w:proofErr w:type="spellEnd"/>
-          <w:r>
-            <w:rPr>
-              <w:kern w:val="2"/>
-              <w:sz w:val="14"/>
-              <w:szCs w:val="14"/>
-              <w:lang w:val="en-CA" w:eastAsia="en-CA"/>
-              <w14:ligatures w14:val="standardContextual"/>
-            </w:rPr>
-            <w:t>}}</w:t>
-          </w:r>
         </w:p>
       </w:tc>
       <w:tc>
         <w:tcPr>
-          <w:tcW w:w="5263" w:type="dxa"/>
-          <w:hideMark/>
+          <w:tcW w:w="5497" w:type="dxa"/>
         </w:tcPr>
         <w:tbl>
           <w:tblPr>
             <w:tblStyle w:val="TableGrid"/>
+            <w:tblpPr w:leftFromText="180" w:rightFromText="180" w:vertAnchor="text" w:horzAnchor="page" w:tblpX="1585" w:tblpY="50"/>
+            <w:tblOverlap w:val="never"/>
             <w:tblW w:w="0" w:type="auto"/>
             <w:tblBorders>
               <w:top w:val="none" w:sz="0" w:space="0" w:color="auto"/>
@@ -3649,81 +4283,56 @@
             <w:tblLook w:val="04A0" w:firstRow="1" w:lastRow="0" w:firstColumn="1" w:lastColumn="0" w:noHBand="0" w:noVBand="1"/>
           </w:tblPr>
           <w:tblGrid>
-            <w:gridCol w:w="5047"/>
+            <w:gridCol w:w="5172"/>
           </w:tblGrid>
           <w:tr>
             <w:tc>
               <w:tcPr>
-                <w:tcW w:w="6061" w:type="dxa"/>
+                <w:tcW w:w="5172" w:type="dxa"/>
+                <w:hideMark/>
               </w:tcPr>
               <w:p>
-                <w:pPr>
-                  <w:rPr>
-                    <w:rFonts w:ascii="BC Sans" w:hAnsi="BC Sans"/>
-                    <w:color w:val="000000"/>
-                    <w:sz w:val="26"/>
-                    <w:szCs w:val="26"/>
-                  </w:rPr>
-                </w:pPr>
+                <w:proofErr w:type="gramStart"/>
                 <w:r>
                   <w:rPr>
                     <w:rFonts w:ascii="BC Sans" w:hAnsi="BC Sans"/>
                     <w:b/>
                     <w:bCs/>
                     <w:color w:val="000000"/>
-                    <w:sz w:val="26"/>
-                    <w:szCs w:val="26"/>
+                    <w:sz w:val="24"/>
+                    <w:szCs w:val="24"/>
                   </w:rPr>
-                  <w:t xml:space="preserve">{{#BLIdentifier}}Source Evaluation #: </w:t>
+                  <w:t>Application #: </w:t>
                 </w:r>
                 <w:r>
                   <w:rPr>
                     <w:rFonts w:ascii="BC Sans" w:hAnsi="BC Sans"/>
                     <w:color w:val="000000"/>
-                    <w:sz w:val="26"/>
-                    <w:szCs w:val="26"/>
+                    <w:sz w:val="24"/>
+                    <w:szCs w:val="24"/>
                   </w:rPr>
                   <w:t>{{</w:t>
                 </w:r>
                 <w:proofErr w:type="spellStart"/>
+                <w:proofErr w:type="gramEnd"/>
                 <w:r>
                   <w:rPr>
                     <w:rFonts w:ascii="BC Sans" w:hAnsi="BC Sans"/>
                     <w:color w:val="000000"/>
-                    <w:sz w:val="26"/>
-                    <w:szCs w:val="26"/>
+                    <w:sz w:val="24"/>
+                    <w:szCs w:val="24"/>
                   </w:rPr>
-                  <w:t>BLIdentifier</w:t>
+                  <w:t>BLAName</w:t>
                 </w:r>
                 <w:proofErr w:type="spellEnd"/>
                 <w:r>
                   <w:rPr>
                     <w:rFonts w:ascii="BC Sans" w:hAnsi="BC Sans"/>
                     <w:color w:val="000000"/>
-                    <w:sz w:val="26"/>
-                    <w:szCs w:val="26"/>
+                    <w:sz w:val="24"/>
+                    <w:szCs w:val="24"/>
                   </w:rPr>
-                  <w:t>}}{{/</w:t>
-                </w:r>
-                <w:proofErr w:type="spellStart"/>
-                <w:r>
-                  <w:rPr>
-                    <w:rFonts w:ascii="BC Sans" w:hAnsi="BC Sans"/>
-                    <w:color w:val="000000"/>
-                    <w:sz w:val="26"/>
-                    <w:szCs w:val="26"/>
-                  </w:rPr>
-                  <w:t>BLIdentifier</w:t>
-                </w:r>
-                <w:proofErr w:type="spellEnd"/>
-                <w:r>
-                  <w:rPr>
-                    <w:rFonts w:ascii="BC Sans" w:hAnsi="BC Sans"/>
-                    <w:color w:val="000000"/>
-                    <w:sz w:val="26"/>
-                    <w:szCs w:val="26"/>
-                  </w:rPr>
-                  <w:t>}}</w:t>
+                  <w:t>}} </w:t>
                 </w:r>
               </w:p>
             </w:tc>
@@ -3731,7 +4340,8 @@
           <w:tr>
             <w:tc>
               <w:tcPr>
-                <w:tcW w:w="6061" w:type="dxa"/>
+                <w:tcW w:w="5172" w:type="dxa"/>
+                <w:hideMark/>
               </w:tcPr>
               <w:p>
                 <w:r>
@@ -3740,19 +4350,52 @@
                     <w:b/>
                     <w:bCs/>
                     <w:color w:val="000000"/>
-                    <w:sz w:val="26"/>
-                    <w:szCs w:val="26"/>
+                    <w:sz w:val="24"/>
+                    <w:szCs w:val="24"/>
                   </w:rPr>
-                  <w:t>Water Source:</w:t>
+                  <w:t xml:space="preserve">Application </w:t>
+                </w:r>
+                <w:proofErr w:type="gramStart"/>
+                <w:r>
+                  <w:rPr>
+                    <w:rFonts w:ascii="BC Sans" w:hAnsi="BC Sans"/>
+                    <w:b/>
+                    <w:bCs/>
+                    <w:color w:val="000000"/>
+                    <w:sz w:val="24"/>
+                    <w:szCs w:val="24"/>
+                  </w:rPr>
+                  <w:t>Date: </w:t>
                 </w:r>
                 <w:r>
                   <w:rPr>
                     <w:rFonts w:ascii="BC Sans" w:hAnsi="BC Sans"/>
                     <w:color w:val="000000"/>
-                    <w:sz w:val="26"/>
-                    <w:szCs w:val="26"/>
+                    <w:sz w:val="24"/>
+                    <w:szCs w:val="24"/>
                   </w:rPr>
-                  <w:t xml:space="preserve"> {{AccountCategoryL1}}</w:t>
+                  <w:t>{{</w:t>
+                </w:r>
+                <w:proofErr w:type="spellStart"/>
+                <w:proofErr w:type="gramEnd"/>
+                <w:r>
+                  <w:rPr>
+                    <w:rFonts w:ascii="BC Sans" w:hAnsi="BC Sans"/>
+                    <w:color w:val="000000"/>
+                    <w:sz w:val="24"/>
+                    <w:szCs w:val="24"/>
+                  </w:rPr>
+                  <w:t>AppliedDate</w:t>
+                </w:r>
+                <w:proofErr w:type="spellEnd"/>
+                <w:r>
+                  <w:rPr>
+                    <w:rFonts w:ascii="BC Sans" w:hAnsi="BC Sans"/>
+                    <w:color w:val="000000"/>
+                    <w:sz w:val="24"/>
+                    <w:szCs w:val="24"/>
+                  </w:rPr>
+                  <w:t>}}</w:t>
                 </w:r>
                 <w:r>
                   <w:rPr>
@@ -3760,10 +4403,10 @@
                     <w:b/>
                     <w:bCs/>
                     <w:color w:val="000000"/>
-                    <w:sz w:val="26"/>
-                    <w:szCs w:val="26"/>
+                    <w:sz w:val="24"/>
+                    <w:szCs w:val="24"/>
                   </w:rPr>
-                  <w:t xml:space="preserve"> </w:t>
+                  <w:t> </w:t>
                 </w:r>
               </w:p>
             </w:tc>
@@ -3771,80 +4414,142 @@
           <w:tr>
             <w:tc>
               <w:tcPr>
-                <w:tcW w:w="6061" w:type="dxa"/>
+                <w:tcW w:w="5172" w:type="dxa"/>
+                <w:hideMark/>
               </w:tcPr>
               <w:p>
-                <w:pPr>
-                  <w:rPr>
-                    <w:rFonts w:ascii="BC Sans" w:hAnsi="BC Sans"/>
-                    <w:b/>
-                    <w:bCs/>
-                    <w:color w:val="000000"/>
-                    <w:sz w:val="26"/>
-                    <w:szCs w:val="26"/>
-                  </w:rPr>
-                </w:pPr>
                 <w:r>
                   <w:rPr>
                     <w:rFonts w:ascii="BC Sans" w:hAnsi="BC Sans"/>
                     <w:b/>
                     <w:bCs/>
                     <w:color w:val="000000"/>
-                    <w:sz w:val="26"/>
-                    <w:szCs w:val="26"/>
+                    <w:sz w:val="24"/>
+                    <w:szCs w:val="24"/>
                   </w:rPr>
-                  <w:t xml:space="preserve">Date: </w:t>
+                  <w:t>Source </w:t>
+                </w:r>
+                <w:proofErr w:type="spellStart"/>
+                <w:proofErr w:type="gramStart"/>
+                <w:r>
+                  <w:rPr>
+                    <w:rFonts w:ascii="BC Sans" w:hAnsi="BC Sans"/>
+                    <w:b/>
+                    <w:bCs/>
+                    <w:color w:val="000000"/>
+                    <w:sz w:val="24"/>
+                    <w:szCs w:val="24"/>
+                  </w:rPr>
+                  <w:t>WaterName</w:t>
+                </w:r>
+                <w:proofErr w:type="spellEnd"/>
+                <w:r>
+                  <w:rPr>
+                    <w:rFonts w:ascii="BC Sans" w:hAnsi="BC Sans"/>
+                    <w:b/>
+                    <w:bCs/>
+                    <w:color w:val="000000"/>
+                    <w:sz w:val="24"/>
+                    <w:szCs w:val="24"/>
+                  </w:rPr>
+                  <w:t>: </w:t>
                 </w:r>
                 <w:r>
                   <w:rPr>
                     <w:rFonts w:ascii="BC Sans" w:hAnsi="BC Sans"/>
                     <w:color w:val="000000"/>
-                    <w:sz w:val="26"/>
-                    <w:szCs w:val="26"/>
+                    <w:sz w:val="24"/>
+                    <w:szCs w:val="24"/>
                   </w:rPr>
                   <w:t>{{</w:t>
+                </w:r>
+                <w:proofErr w:type="spellStart"/>
+                <w:proofErr w:type="gramEnd"/>
+                <w:r>
+                  <w:rPr>
+                    <w:rFonts w:ascii="BC Sans" w:hAnsi="BC Sans"/>
+                    <w:color w:val="000000"/>
+                    <w:sz w:val="24"/>
+                    <w:szCs w:val="24"/>
+                  </w:rPr>
+                  <w:t>WaterSourceName</w:t>
+                </w:r>
+                <w:proofErr w:type="spellEnd"/>
+                <w:r>
+                  <w:rPr>
+                    <w:rFonts w:ascii="BC Sans" w:hAnsi="BC Sans"/>
+                    <w:sz w:val="24"/>
+                    <w:szCs w:val="24"/>
+                  </w:rPr>
+                  <w:t>}}</w:t>
                 </w:r>
                 <w:r>
                   <w:rPr>
                     <w:rFonts w:ascii="BC Sans" w:hAnsi="BC Sans"/>
-                    <w:color w:val="000000"/>
-                    <w:sz w:val="26"/>
-                    <w:szCs w:val="26"/>
+                    <w:sz w:val="24"/>
+                    <w:szCs w:val="24"/>
                   </w:rPr>
-                  <w:t>Today</w:t>
-                </w:r>
-                <w:r>
-                  <w:rPr>
-                    <w:rFonts w:ascii="BC Sans" w:hAnsi="BC Sans"/>
-                    <w:color w:val="000000"/>
-                    <w:sz w:val="26"/>
-                    <w:szCs w:val="26"/>
-                  </w:rPr>
-                  <w:t>}}</w:t>
+                  <w:t xml:space="preserve"> </w:t>
                 </w:r>
               </w:p>
             </w:tc>
           </w:tr>
         </w:tbl>
         <w:p>
+          <w:pPr>
+            <w:jc w:val="center"/>
+            <w:rPr>
+              <w:rFonts w:ascii="BC Sans" w:hAnsi="BC Sans"/>
+              <w:b/>
+              <w:bCs/>
+              <w:color w:val="000000"/>
+              <w:sz w:val="36"/>
+              <w:szCs w:val="36"/>
+            </w:rPr>
+          </w:pPr>
           <w:r>
             <w:rPr>
-              <w:color w:val="000000"/>
+              <w:b/>
+              <w:bCs/>
+              <w:sz w:val="14"/>
+              <w:szCs w:val="14"/>
+              <w:lang w:val="en-CA"/>
             </w:rPr>
-            <w:br/>
+            <w:t>{{/</w:t>
+          </w:r>
+          <w:proofErr w:type="spellStart"/>
+          <w:r>
+            <w:rPr>
+              <w:b/>
+              <w:bCs/>
+              <w:sz w:val="14"/>
+              <w:szCs w:val="14"/>
+              <w:lang w:val="en-CA"/>
+            </w:rPr>
+            <w:t>IF_HA_Fraser</w:t>
+          </w:r>
+          <w:proofErr w:type="spellEnd"/>
+          <w:r>
+            <w:rPr>
+              <w:b/>
+              <w:bCs/>
+              <w:sz w:val="14"/>
+              <w:szCs w:val="14"/>
+              <w:lang w:val="en-CA"/>
+            </w:rPr>
+            <w:t>}}</w:t>
           </w:r>
         </w:p>
       </w:tc>
     </w:tr>
     <w:tr>
       <w:trPr>
-        <w:trHeight w:val="472"/>
+        <w:trHeight w:val="629"/>
       </w:trPr>
       <w:tc>
         <w:tcPr>
-          <w:tcW w:w="9673" w:type="dxa"/>
+          <w:tcW w:w="10433" w:type="dxa"/>
           <w:gridSpan w:val="2"/>
-          <w:hideMark/>
         </w:tcPr>
         <w:p>
           <w:pPr>
@@ -3882,7 +4587,7 @@
 </file>
 
 <file path=word/numbering.xml><?xml version="1.0" encoding="utf-8"?>
-<w:numbering xmlns:wpc="http://schemas.microsoft.com/office/word/2010/wordprocessingCanvas" xmlns:cx="http://schemas.microsoft.com/office/drawing/2014/chartex" xmlns:cx1="http://schemas.microsoft.com/office/drawing/2015/9/8/chartex" xmlns:cx2="http://schemas.microsoft.com/office/drawing/2015/10/21/chartex" xmlns:cx3="http://schemas.microsoft.com/office/drawing/2016/5/9/chartex" xmlns:cx4="http://schemas.microsoft.com/office/drawing/2016/5/10/chartex" xmlns:cx5="http://schemas.microsoft.com/office/drawing/2016/5/11/chartex" xmlns:cx6="http://schemas.microsoft.com/office/drawing/2016/5/12/chartex" xmlns:cx7="http://schemas.microsoft.com/office/drawing/2016/5/13/chartex" xmlns:cx8="http://schemas.microsoft.com/office/drawing/2016/5/14/chartex" xmlns:mc="http://schemas.openxmlformats.org/markup-compatibility/2006" xmlns:aink="http://schemas.microsoft.com/office/drawing/2016/ink" xmlns:am3d="http://schemas.microsoft.com/office/drawing/2017/model3d" xmlns:o="urn:schemas-microsoft-com:office:office" xmlns:oel="http://schemas.microsoft.com/office/2019/extlst" xmlns:r="http://schemas.openxmlformats.org/officeDocument/2006/relationships" xmlns:m="http://schemas.openxmlformats.org/officeDocument/2006/math" xmlns:v="urn:schemas-microsoft-com:vml" xmlns:wp14="http://schemas.microsoft.com/office/word/2010/wordprocessingDrawing" xmlns:wp="http://schemas.openxmlformats.org/drawingml/2006/wordprocessingDrawing" xmlns:w10="urn:schemas-microsoft-com:office:word" xmlns:w="http://schemas.openxmlformats.org/wordprocessingml/2006/main" xmlns:w14="http://schemas.microsoft.com/office/word/2010/wordml" xmlns:w15="http://schemas.microsoft.com/office/word/2012/wordml" xmlns:w16cex="http://schemas.microsoft.com/office/word/2018/wordml/cex" xmlns:w16cid="http://schemas.microsoft.com/office/word/2016/wordml/cid" xmlns:w16="http://schemas.microsoft.com/office/word/2018/wordml" xmlns:w16du="http://schemas.microsoft.com/office/word/2023/wordml/word16du" xmlns:w16sdtdh="http://schemas.microsoft.com/office/word/2020/wordml/sdtdatahash" xmlns:w16sdtfl="http://schemas.microsoft.com/office/word/2024/wordml/sdtformatlock" xmlns:w16se="http://schemas.microsoft.com/office/word/2015/wordml/symex" xmlns:wpg="http://schemas.microsoft.com/office/word/2010/wordprocessingGroup" xmlns:wpi="http://schemas.microsoft.com/office/word/2010/wordprocessingInk" xmlns:wne="http://schemas.microsoft.com/office/word/2006/wordml" xmlns:wps="http://schemas.microsoft.com/office/word/2010/wordprocessingShape" mc:Ignorable="w14 w15 w16se w16cid w16 w16cex w16sdtdh w16sdtfl w16du wp14">
+<w:numbering xmlns:wpc="http://schemas.microsoft.com/office/word/2010/wordprocessingCanvas" xmlns:cx="http://schemas.microsoft.com/office/drawing/2014/chartex" xmlns:cx1="http://schemas.microsoft.com/office/drawing/2015/9/8/chartex" xmlns:cx2="http://schemas.microsoft.com/office/drawing/2015/10/21/chartex" xmlns:cx3="http://schemas.microsoft.com/office/drawing/2016/5/9/chartex" xmlns:cx4="http://schemas.microsoft.com/office/drawing/2016/5/10/chartex" xmlns:cx5="http://schemas.microsoft.com/office/drawing/2016/5/11/chartex" xmlns:cx6="http://schemas.microsoft.com/office/drawing/2016/5/12/chartex" xmlns:cx7="http://schemas.microsoft.com/office/drawing/2016/5/13/chartex" xmlns:cx8="http://schemas.microsoft.com/office/drawing/2016/5/14/chartex" xmlns:mc="http://schemas.openxmlformats.org/markup-compatibility/2006" xmlns:aink="http://schemas.microsoft.com/office/drawing/2016/ink" xmlns:am3d="http://schemas.microsoft.com/office/drawing/2017/model3d" xmlns:o="urn:schemas-microsoft-com:office:office" xmlns:oel="http://schemas.microsoft.com/office/2019/extlst" xmlns:r="http://schemas.openxmlformats.org/officeDocument/2006/relationships" xmlns:m="http://schemas.openxmlformats.org/officeDocument/2006/math" xmlns:v="urn:schemas-microsoft-com:vml" xmlns:wp14="http://schemas.microsoft.com/office/word/2010/wordprocessingDrawing" xmlns:wp="http://schemas.openxmlformats.org/drawingml/2006/wordprocessingDrawing" xmlns:w10="urn:schemas-microsoft-com:office:word" xmlns:w="http://schemas.openxmlformats.org/wordprocessingml/2006/main" xmlns:w14="http://schemas.microsoft.com/office/word/2010/wordml" xmlns:w15="http://schemas.microsoft.com/office/word/2012/wordml" xmlns:w16cei="http://schemas.microsoft.com/office/word/2026/wordml/cei" xmlns:w16cex="http://schemas.microsoft.com/office/word/2018/wordml/cex" xmlns:w16cid="http://schemas.microsoft.com/office/word/2016/wordml/cid" xmlns:w16="http://schemas.microsoft.com/office/word/2018/wordml" xmlns:w16du="http://schemas.microsoft.com/office/word/2023/wordml/word16du" xmlns:w16sdtdh="http://schemas.microsoft.com/office/word/2020/wordml/sdtdatahash" xmlns:w16sdtfl="http://schemas.microsoft.com/office/word/2024/wordml/sdtformatlock" xmlns:w16se="http://schemas.microsoft.com/office/word/2015/wordml/symex" xmlns:wpg="http://schemas.microsoft.com/office/word/2010/wordprocessingGroup" xmlns:wpi="http://schemas.microsoft.com/office/word/2010/wordprocessingInk" xmlns:wne="http://schemas.microsoft.com/office/word/2006/wordml" xmlns:wps="http://schemas.microsoft.com/office/word/2010/wordprocessingShape" mc:Ignorable="w14 w15 w16se w16cid w16 w16cex w16sdtdh w16sdtfl w16du wp14">
   <w:abstractNum w:abstractNumId="0" w15:restartNumberingAfterBreak="0">
     <w:nsid w:val="FFFFFF7C"/>
     <w:multiLevelType w:val="singleLevel"/>
@@ -5683,7 +6388,7 @@
   <w:style w:type="paragraph" w:default="1" w:styleId="Normal">
     <w:name w:val="Normal"/>
     <w:qFormat/>
-    <w:rsid w:val="00087A4E"/>
+    <w:rsid w:val="00767CD1"/>
   </w:style>
   <w:style w:type="paragraph" w:styleId="Heading1">
     <w:name w:val="heading 1"/>
@@ -17113,6 +17818,26 @@
 </file>
 
 <file path=customXml/item1.xml><?xml version="1.0" encoding="utf-8"?>
+<p:properties xmlns:p="http://schemas.microsoft.com/office/2006/metadata/properties" xmlns:xsi="http://www.w3.org/2001/XMLSchema-instance" xmlns:pc="http://schemas.microsoft.com/office/infopath/2007/PartnerControls">
+  <documentManagement>
+    <lcf76f155ced4ddcb4097134ff3c332f xmlns="94d5cf59-5162-48bc-aa9b-620df72947f5">
+      <Terms xmlns="http://schemas.microsoft.com/office/infopath/2007/PartnerControls"/>
+    </lcf76f155ced4ddcb4097134ff3c332f>
+    <TaxCatchAll xmlns="8350b7c0-334b-4e19-bfc1-744f6a979eee" xsi:nil="true"/>
+  </documentManagement>
+</p:properties>
+</file>
+
+<file path=customXml/item2.xml><?xml version="1.0" encoding="utf-8"?>
+<?mso-contentType ?>
+<FormTemplates xmlns="http://schemas.microsoft.com/sharepoint/v3/contenttype/forms">
+  <Display>DocumentLibraryForm</Display>
+  <Edit>DocumentLibraryForm</Edit>
+  <New>DocumentLibraryForm</New>
+</FormTemplates>
+</file>
+
+<file path=customXml/item3.xml><?xml version="1.0" encoding="utf-8"?>
 <ct:contentTypeSchema xmlns:ct="http://schemas.microsoft.com/office/2006/metadata/contentType" xmlns:ma="http://schemas.microsoft.com/office/2006/metadata/properties/metaAttributes" ct:_="" ma:_="" ma:contentTypeName="Document" ma:contentTypeID="0x01010015F16144C0593A4A82C8AE0B67DB460F" ma:contentTypeVersion="11" ma:contentTypeDescription="Create a new document." ma:contentTypeScope="" ma:versionID="f03428ffc1746d68619392bc270e65d0">
   <xsd:schema xmlns:xsd="http://www.w3.org/2001/XMLSchema" xmlns:xs="http://www.w3.org/2001/XMLSchema" xmlns:p="http://schemas.microsoft.com/office/2006/metadata/properties" xmlns:ns2="94d5cf59-5162-48bc-aa9b-620df72947f5" xmlns:ns3="8350b7c0-334b-4e19-bfc1-744f6a979eee" targetNamespace="http://schemas.microsoft.com/office/2006/metadata/properties" ma:root="true" ma:fieldsID="2206ae29c74f0be434f81d51f34f460d" ns2:_="" ns3:_="">
     <xsd:import namespace="94d5cf59-5162-48bc-aa9b-620df72947f5"/>
@@ -17307,31 +18032,30 @@
 </ct:contentTypeSchema>
 </file>
 
-<file path=customXml/item2.xml><?xml version="1.0" encoding="utf-8"?>
+<file path=customXml/item4.xml><?xml version="1.0" encoding="utf-8"?>
 <b:Sources xmlns:b="http://schemas.openxmlformats.org/officeDocument/2006/bibliography" xmlns="http://schemas.openxmlformats.org/officeDocument/2006/bibliography" SelectedStyle="/APA.XSL" StyleName="APA"/>
 </file>
 
-<file path=customXml/item3.xml><?xml version="1.0" encoding="utf-8"?>
-<p:properties xmlns:p="http://schemas.microsoft.com/office/2006/metadata/properties" xmlns:xsi="http://www.w3.org/2001/XMLSchema-instance" xmlns:pc="http://schemas.microsoft.com/office/infopath/2007/PartnerControls">
-  <documentManagement>
-    <lcf76f155ced4ddcb4097134ff3c332f xmlns="94d5cf59-5162-48bc-aa9b-620df72947f5">
-      <Terms xmlns="http://schemas.microsoft.com/office/infopath/2007/PartnerControls"/>
-    </lcf76f155ced4ddcb4097134ff3c332f>
-    <TaxCatchAll xmlns="8350b7c0-334b-4e19-bfc1-744f6a979eee" xsi:nil="true"/>
-  </documentManagement>
-</p:properties>
+<file path=customXml/itemProps1.xml><?xml version="1.0" encoding="utf-8"?>
+<ds:datastoreItem xmlns:ds="http://schemas.openxmlformats.org/officeDocument/2006/customXml" ds:itemID="{A7606A45-B25C-4FBA-BE17-306B7D23C091}">
+  <ds:schemaRefs>
+    <ds:schemaRef ds:uri="http://schemas.microsoft.com/office/2006/metadata/properties"/>
+    <ds:schemaRef ds:uri="http://schemas.microsoft.com/office/infopath/2007/PartnerControls"/>
+    <ds:schemaRef ds:uri="94d5cf59-5162-48bc-aa9b-620df72947f5"/>
+    <ds:schemaRef ds:uri="8350b7c0-334b-4e19-bfc1-744f6a979eee"/>
+  </ds:schemaRefs>
+</ds:datastoreItem>
 </file>
 
-<file path=customXml/item4.xml><?xml version="1.0" encoding="utf-8"?>
-<?mso-contentType ?>
-<FormTemplates xmlns="http://schemas.microsoft.com/sharepoint/v3/contenttype/forms">
-  <Display>DocumentLibraryForm</Display>
-  <Edit>DocumentLibraryForm</Edit>
-  <New>DocumentLibraryForm</New>
-</FormTemplates>
+<file path=customXml/itemProps2.xml><?xml version="1.0" encoding="utf-8"?>
+<ds:datastoreItem xmlns:ds="http://schemas.openxmlformats.org/officeDocument/2006/customXml" ds:itemID="{360ECE8A-3139-463D-90B6-2A7471686095}">
+  <ds:schemaRefs>
+    <ds:schemaRef ds:uri="http://schemas.microsoft.com/sharepoint/v3/contenttype/forms"/>
+  </ds:schemaRefs>
+</ds:datastoreItem>
 </file>
 
-<file path=customXml/itemProps1.xml><?xml version="1.0" encoding="utf-8"?>
+<file path=customXml/itemProps3.xml><?xml version="1.0" encoding="utf-8"?>
 <ds:datastoreItem xmlns:ds="http://schemas.openxmlformats.org/officeDocument/2006/customXml" ds:itemID="{5B64FE0E-7912-4F95-AAFF-E0C8FB9265FD}">
   <ds:schemaRefs>
     <ds:schemaRef ds:uri="http://schemas.microsoft.com/office/2006/metadata/contentType"/>
@@ -17350,29 +18074,10 @@
 </ds:datastoreItem>
 </file>
 
-<file path=customXml/itemProps2.xml><?xml version="1.0" encoding="utf-8"?>
+<file path=customXml/itemProps4.xml><?xml version="1.0" encoding="utf-8"?>
 <ds:datastoreItem xmlns:ds="http://schemas.openxmlformats.org/officeDocument/2006/customXml" ds:itemID="{EF278816-EC6F-A645-907D-7F25AECB1D4A}">
   <ds:schemaRefs>
     <ds:schemaRef ds:uri="http://schemas.openxmlformats.org/officeDocument/2006/bibliography"/>
-  </ds:schemaRefs>
-</ds:datastoreItem>
-</file>
-
-<file path=customXml/itemProps3.xml><?xml version="1.0" encoding="utf-8"?>
-<ds:datastoreItem xmlns:ds="http://schemas.openxmlformats.org/officeDocument/2006/customXml" ds:itemID="{A7606A45-B25C-4FBA-BE17-306B7D23C091}">
-  <ds:schemaRefs>
-    <ds:schemaRef ds:uri="http://schemas.microsoft.com/office/2006/metadata/properties"/>
-    <ds:schemaRef ds:uri="http://schemas.microsoft.com/office/infopath/2007/PartnerControls"/>
-    <ds:schemaRef ds:uri="94d5cf59-5162-48bc-aa9b-620df72947f5"/>
-    <ds:schemaRef ds:uri="8350b7c0-334b-4e19-bfc1-744f6a979eee"/>
-  </ds:schemaRefs>
-</ds:datastoreItem>
-</file>
-
-<file path=customXml/itemProps4.xml><?xml version="1.0" encoding="utf-8"?>
-<ds:datastoreItem xmlns:ds="http://schemas.openxmlformats.org/officeDocument/2006/customXml" ds:itemID="{360ECE8A-3139-463D-90B6-2A7471686095}">
-  <ds:schemaRefs>
-    <ds:schemaRef ds:uri="http://schemas.microsoft.com/sharepoint/v3/contenttype/forms"/>
   </ds:schemaRefs>
 </ds:datastoreItem>
 </file>

--- a/PHOCS-Docgentemplates/PHOCS_WaterSourceEvaluation_Template.docx
+++ b/PHOCS-Docgentemplates/PHOCS_WaterSourceEvaluation_Template.docx
@@ -7,7 +7,7 @@
         <w:tblStyle w:val="TableGrid"/>
         <w:tblpPr w:leftFromText="180" w:rightFromText="180" w:vertAnchor="text" w:horzAnchor="margin" w:tblpY="60"/>
         <w:tblOverlap w:val="never"/>
-        <w:tblW w:w="9355" w:type="dxa"/>
+        <w:tblW w:w="9625" w:type="dxa"/>
         <w:tblBorders>
           <w:top w:val="none" w:sz="0" w:space="0" w:color="auto"/>
           <w:left w:val="none" w:sz="0" w:space="0" w:color="auto"/>
@@ -20,7 +20,7 @@
       </w:tblPr>
       <w:tblGrid>
         <w:gridCol w:w="5220"/>
-        <w:gridCol w:w="4135"/>
+        <w:gridCol w:w="4405"/>
       </w:tblGrid>
       <w:tr>
         <w:trPr>
@@ -62,7 +62,7 @@
         </w:tc>
         <w:tc>
           <w:tcPr>
-            <w:tcW w:w="4135" w:type="dxa"/>
+            <w:tcW w:w="4405" w:type="dxa"/>
           </w:tcPr>
           <w:p>
             <w:r>
@@ -142,7 +142,7 @@
         </w:tc>
         <w:tc>
           <w:tcPr>
-            <w:tcW w:w="4135" w:type="dxa"/>
+            <w:tcW w:w="4405" w:type="dxa"/>
           </w:tcPr>
           <w:p>
             <w:pPr>
@@ -217,7 +217,7 @@
         </w:tc>
         <w:tc>
           <w:tcPr>
-            <w:tcW w:w="4135" w:type="dxa"/>
+            <w:tcW w:w="4405" w:type="dxa"/>
           </w:tcPr>
           <w:p>
             <w:pPr>
@@ -310,7 +310,7 @@
         </w:tc>
         <w:tc>
           <w:tcPr>
-            <w:tcW w:w="4135" w:type="dxa"/>
+            <w:tcW w:w="4405" w:type="dxa"/>
           </w:tcPr>
           <w:p>
             <w:pPr>
@@ -375,6 +375,7 @@
                 <w:sz w:val="24"/>
                 <w:szCs w:val="24"/>
               </w:rPr>
+              <w:lastRenderedPageBreak/>
               <w:t>Owner Name: </w:t>
             </w:r>
           </w:p>
@@ -401,7 +402,10 @@
         </w:tc>
         <w:tc>
           <w:tcPr>
-            <w:tcW w:w="4135" w:type="dxa"/>
+            <w:tcW w:w="4405" w:type="dxa"/>
+            <w:tcBorders>
+              <w:left w:val="nil"/>
+            </w:tcBorders>
           </w:tcPr>
           <w:p>
             <w:pPr>
@@ -492,7 +496,7 @@
         </w:tc>
         <w:tc>
           <w:tcPr>
-            <w:tcW w:w="4135" w:type="dxa"/>
+            <w:tcW w:w="4405" w:type="dxa"/>
           </w:tcPr>
           <w:p>
             <w:r>
@@ -549,7 +553,6 @@
                 <w:szCs w:val="24"/>
                 <w:lang w:val="en-CA"/>
               </w:rPr>
-              <w:lastRenderedPageBreak/>
               <w:t>Water License Number:</w:t>
             </w:r>
             <w:r>
@@ -595,7 +598,7 @@
         </w:tc>
         <w:tc>
           <w:tcPr>
-            <w:tcW w:w="4135" w:type="dxa"/>
+            <w:tcW w:w="4405" w:type="dxa"/>
           </w:tcPr>
           <w:p>
             <w:pPr>
@@ -698,7 +701,7 @@
         </w:tc>
         <w:tc>
           <w:tcPr>
-            <w:tcW w:w="4135" w:type="dxa"/>
+            <w:tcW w:w="4405" w:type="dxa"/>
           </w:tcPr>
           <w:p>
             <w:pPr>
@@ -762,6 +765,7 @@
                 <w:szCs w:val="24"/>
                 <w:lang w:val="en-CA"/>
               </w:rPr>
+              <w:lastRenderedPageBreak/>
               <w:t>Drawing from Aquifer Number:</w:t>
             </w:r>
             <w:r>
@@ -807,7 +811,7 @@
         </w:tc>
         <w:tc>
           <w:tcPr>
-            <w:tcW w:w="4135" w:type="dxa"/>
+            <w:tcW w:w="4405" w:type="dxa"/>
           </w:tcPr>
           <w:p>
             <w:pPr>
@@ -882,7 +886,7 @@
         </w:tc>
         <w:tc>
           <w:tcPr>
-            <w:tcW w:w="4135" w:type="dxa"/>
+            <w:tcW w:w="4405" w:type="dxa"/>
           </w:tcPr>
           <w:p>
             <w:pPr>
@@ -937,15 +941,7 @@
           <w:sz w:val="24"/>
           <w:szCs w:val="24"/>
         </w:rPr>
-        <w:t xml:space="preserve"> </w:t>
-      </w:r>
-      <w:r>
-        <w:rPr>
-          <w:rFonts w:ascii="BC Sans" w:hAnsi="BC Sans"/>
-          <w:sz w:val="24"/>
-          <w:szCs w:val="24"/>
-        </w:rPr>
-        <w:t xml:space="preserve"> </w:t>
+        <w:t xml:space="preserve">  </w:t>
       </w:r>
       <w:r>
         <w:rPr>
@@ -992,6 +988,9 @@
     </w:p>
     <w:p>
       <w:pPr>
+        <w:tabs>
+          <w:tab w:val="right" w:pos="8842"/>
+        </w:tabs>
         <w:rPr>
           <w:kern w:val="2"/>
           <w:lang w:eastAsia="en-CA"/>
@@ -1004,15 +1003,7 @@
           <w:sz w:val="24"/>
           <w:szCs w:val="24"/>
         </w:rPr>
-        <w:t xml:space="preserve"> </w:t>
-      </w:r>
-      <w:r>
-        <w:rPr>
-          <w:rFonts w:ascii="BC Sans" w:hAnsi="BC Sans"/>
-          <w:sz w:val="24"/>
-          <w:szCs w:val="24"/>
-        </w:rPr>
-        <w:t xml:space="preserve"> </w:t>
+        <w:t xml:space="preserve">  </w:t>
       </w:r>
       <w:r>
         <w:rPr>
@@ -1094,25 +1085,23 @@
     <w:tbl>
       <w:tblPr>
         <w:tblStyle w:val="TableGrid"/>
-        <w:tblW w:w="0" w:type="auto"/>
-        <w:tblInd w:w="85" w:type="dxa"/>
-        <w:tblBorders>
-          <w:top w:val="none" w:sz="0" w:space="0" w:color="auto"/>
-          <w:left w:val="none" w:sz="0" w:space="0" w:color="auto"/>
-          <w:bottom w:val="none" w:sz="0" w:space="0" w:color="auto"/>
-          <w:right w:val="none" w:sz="0" w:space="0" w:color="auto"/>
-          <w:insideH w:val="none" w:sz="0" w:space="0" w:color="auto"/>
-          <w:insideV w:val="none" w:sz="0" w:space="0" w:color="auto"/>
-        </w:tblBorders>
+        <w:tblW w:w="8910" w:type="dxa"/>
+        <w:tblInd w:w="-5" w:type="dxa"/>
         <w:tblLook w:val="04A0" w:firstRow="1" w:lastRow="0" w:firstColumn="1" w:lastColumn="0" w:noHBand="0" w:noVBand="1"/>
       </w:tblPr>
       <w:tblGrid>
-        <w:gridCol w:w="8747"/>
+        <w:gridCol w:w="8910"/>
       </w:tblGrid>
       <w:tr>
         <w:tc>
           <w:tcPr>
-            <w:tcW w:w="8747" w:type="dxa"/>
+            <w:tcW w:w="8910" w:type="dxa"/>
+            <w:tcBorders>
+              <w:top w:val="nil"/>
+              <w:left w:val="nil"/>
+              <w:bottom w:val="nil"/>
+              <w:right w:val="nil"/>
+            </w:tcBorders>
           </w:tcPr>
           <w:p>
             <w:pPr>
@@ -1215,7 +1204,7 @@
                 <w:lang w:val="en-CA" w:eastAsia="en-CA"/>
                 <w14:ligatures w14:val="standardContextual"/>
               </w:rPr>
-              <w:t xml:space="preserve"> standard procedure is to do an evaluation of the drinking water source before a Public Health Engineer (PHE) reviews a </w:t>
+              <w:t xml:space="preserve"> standard procedure is to do an evaluation of the drinking water source before a Public Health Engineer (PHE) reviews a proposed </w:t>
             </w:r>
             <w:r>
               <w:rPr>
@@ -1227,51 +1216,7 @@
                 <w14:ligatures w14:val="standardContextual"/>
               </w:rPr>
               <w:lastRenderedPageBreak/>
-              <w:t>proposed treatment and before an Environmental Health Officer (EHO) issues a Permit to Operate</w:t>
-            </w:r>
-            <w:r>
-              <w:rPr>
-                <w:rFonts w:ascii="BC Sans" w:hAnsi="BC Sans"/>
-                <w:kern w:val="2"/>
-                <w:sz w:val="24"/>
-                <w:szCs w:val="24"/>
-                <w:lang w:val="en-CA" w:eastAsia="en-CA"/>
-                <w14:ligatures w14:val="standardContextual"/>
-              </w:rPr>
-              <w:t xml:space="preserve"> </w:t>
-            </w:r>
-            <w:r>
-              <w:rPr>
-                <w:rFonts w:ascii="BC Sans" w:hAnsi="BC Sans"/>
-                <w:kern w:val="2"/>
-                <w:sz w:val="24"/>
-                <w:szCs w:val="24"/>
-                <w:lang w:val="en-CA" w:eastAsia="en-CA"/>
-                <w14:ligatures w14:val="standardContextual"/>
-              </w:rPr>
-              <w:t>a</w:t>
-            </w:r>
-            <w:r>
-              <w:rPr>
-                <w:rFonts w:ascii="BC Sans" w:hAnsi="BC Sans"/>
-                <w:kern w:val="2"/>
-                <w:sz w:val="24"/>
-                <w:szCs w:val="24"/>
-                <w:lang w:val="en-CA" w:eastAsia="en-CA"/>
-                <w14:ligatures w14:val="standardContextual"/>
-              </w:rPr>
-              <w:t xml:space="preserve"> </w:t>
-            </w:r>
-            <w:r>
-              <w:rPr>
-                <w:rFonts w:ascii="BC Sans" w:hAnsi="BC Sans"/>
-                <w:kern w:val="2"/>
-                <w:sz w:val="24"/>
-                <w:szCs w:val="24"/>
-                <w:lang w:val="en-CA" w:eastAsia="en-CA"/>
-                <w14:ligatures w14:val="standardContextual"/>
-              </w:rPr>
-              <w:t>water supply system (for new or unpermitted water systems).</w:t>
+              <w:t>treatment and before an Environmental Health Officer (EHO) issues a Permit to Operate a water supply system (for new or unpermitted water systems).</w:t>
             </w:r>
             <w:r>
               <w:rPr>
@@ -1311,29 +1256,7 @@
                 <w:lang w:val="en-CA" w:eastAsia="en-CA"/>
                 <w14:ligatures w14:val="standardContextual"/>
               </w:rPr>
-              <w:t>,</w:t>
-            </w:r>
-            <w:r>
-              <w:rPr>
-                <w:rFonts w:ascii="BC Sans" w:hAnsi="BC Sans"/>
-                <w:kern w:val="2"/>
-                <w:sz w:val="24"/>
-                <w:szCs w:val="24"/>
-                <w:lang w:val="en-CA" w:eastAsia="en-CA"/>
-                <w14:ligatures w14:val="standardContextual"/>
-              </w:rPr>
-              <w:t xml:space="preserve"> </w:t>
-            </w:r>
-            <w:r>
-              <w:rPr>
-                <w:rFonts w:ascii="BC Sans" w:hAnsi="BC Sans"/>
-                <w:kern w:val="2"/>
-                <w:sz w:val="24"/>
-                <w:szCs w:val="24"/>
-                <w:lang w:val="en-CA" w:eastAsia="en-CA"/>
-                <w14:ligatures w14:val="standardContextual"/>
-              </w:rPr>
-              <w:t>the following summary is provided:</w:t>
+              <w:t>, the following summary is provided:</w:t>
             </w:r>
             <w:r>
               <w:rPr>
@@ -1362,8 +1285,8 @@
     </w:p>
     <w:tbl>
       <w:tblPr>
-        <w:tblW w:w="8820" w:type="dxa"/>
-        <w:tblInd w:w="172" w:type="dxa"/>
+        <w:tblW w:w="9090" w:type="dxa"/>
+        <w:tblInd w:w="82" w:type="dxa"/>
         <w:tblBorders>
           <w:top w:val="outset" w:sz="6" w:space="0" w:color="auto"/>
           <w:left w:val="outset" w:sz="6" w:space="0" w:color="auto"/>
@@ -1378,8 +1301,8 @@
         <w:tblLook w:val="04A0" w:firstRow="1" w:lastRow="0" w:firstColumn="1" w:lastColumn="0" w:noHBand="0" w:noVBand="1"/>
       </w:tblPr>
       <w:tblGrid>
-        <w:gridCol w:w="3060"/>
-        <w:gridCol w:w="5760"/>
+        <w:gridCol w:w="3150"/>
+        <w:gridCol w:w="5940"/>
       </w:tblGrid>
       <w:tr>
         <w:trPr>
@@ -1387,7 +1310,7 @@
         </w:trPr>
         <w:tc>
           <w:tcPr>
-            <w:tcW w:w="3060" w:type="dxa"/>
+            <w:tcW w:w="3150" w:type="dxa"/>
             <w:tcBorders>
               <w:top w:val="single" w:sz="6" w:space="0" w:color="auto"/>
               <w:left w:val="single" w:sz="6" w:space="0" w:color="auto"/>
@@ -1427,7 +1350,7 @@
         </w:tc>
         <w:tc>
           <w:tcPr>
-            <w:tcW w:w="5760" w:type="dxa"/>
+            <w:tcW w:w="5940" w:type="dxa"/>
             <w:tcBorders>
               <w:top w:val="single" w:sz="6" w:space="0" w:color="auto"/>
               <w:left w:val="single" w:sz="6" w:space="0" w:color="auto"/>
@@ -1463,7 +1386,7 @@
         </w:trPr>
         <w:tc>
           <w:tcPr>
-            <w:tcW w:w="3060" w:type="dxa"/>
+            <w:tcW w:w="3150" w:type="dxa"/>
             <w:tcBorders>
               <w:top w:val="single" w:sz="6" w:space="0" w:color="auto"/>
               <w:left w:val="single" w:sz="6" w:space="0" w:color="auto"/>
@@ -1504,7 +1427,7 @@
         </w:tc>
         <w:tc>
           <w:tcPr>
-            <w:tcW w:w="5760" w:type="dxa"/>
+            <w:tcW w:w="5940" w:type="dxa"/>
             <w:tcBorders>
               <w:top w:val="single" w:sz="6" w:space="0" w:color="auto"/>
               <w:left w:val="single" w:sz="6" w:space="0" w:color="auto"/>
@@ -1558,7 +1481,7 @@
         </w:trPr>
         <w:tc>
           <w:tcPr>
-            <w:tcW w:w="3060" w:type="dxa"/>
+            <w:tcW w:w="3150" w:type="dxa"/>
             <w:tcBorders>
               <w:top w:val="single" w:sz="6" w:space="0" w:color="auto"/>
               <w:left w:val="single" w:sz="6" w:space="0" w:color="auto"/>
@@ -1584,6 +1507,7 @@
                 <w:lang w:val="en-CA" w:eastAsia="en-CA"/>
                 <w14:ligatures w14:val="standardContextual"/>
               </w:rPr>
+              <w:lastRenderedPageBreak/>
               <w:t>Treatment:</w:t>
             </w:r>
             <w:r>
@@ -1599,7 +1523,7 @@
         </w:tc>
         <w:tc>
           <w:tcPr>
-            <w:tcW w:w="5760" w:type="dxa"/>
+            <w:tcW w:w="5940" w:type="dxa"/>
             <w:tcBorders>
               <w:top w:val="single" w:sz="6" w:space="0" w:color="auto"/>
               <w:left w:val="single" w:sz="6" w:space="0" w:color="auto"/>
@@ -1624,16 +1548,7 @@
                 <w:lang w:eastAsia="en-CA"/>
                 <w14:ligatures w14:val="standardContextual"/>
               </w:rPr>
-              <w:t>{{#IF_Treatement</w:t>
-            </w:r>
-            <w:r>
-              <w:rPr>
-                <w:rFonts w:ascii="BC Sans" w:hAnsi="BC Sans"/>
-                <w:kern w:val="2"/>
-                <w:lang w:eastAsia="en-CA"/>
-                <w14:ligatures w14:val="standardContextual"/>
-              </w:rPr>
-              <w:t>1</w:t>
+              <w:t>{{#IF_Treatement1</w:t>
             </w:r>
             <w:proofErr w:type="gramStart"/>
             <w:r>
@@ -1696,16 +1611,7 @@
                 <w:lang w:val="en-CA" w:eastAsia="en-CA"/>
                 <w14:ligatures w14:val="standardContextual"/>
               </w:rPr>
-              <w:t xml:space="preserve"> Drinking Water Treatment </w:t>
-            </w:r>
-            <w:r>
-              <w:rPr>
-                <w:rFonts w:ascii="BC Sans" w:hAnsi="BC Sans"/>
-                <w:kern w:val="2"/>
-                <w:lang w:val="en-CA" w:eastAsia="en-CA"/>
-                <w14:ligatures w14:val="standardContextual"/>
-              </w:rPr>
-              <w:t>Objectives (Microbiological) for Ground Water Supplies in BC. Restate target virus for treatment.</w:t>
+              <w:t xml:space="preserve"> Drinking Water Treatment Objectives (Microbiological) for Ground Water Supplies in BC. Restate target virus for treatment.</w:t>
             </w:r>
             <w:r>
               <w:rPr>
@@ -1722,25 +1628,7 @@
                 <w:lang w:eastAsia="en-CA"/>
                 <w14:ligatures w14:val="standardContextual"/>
               </w:rPr>
-              <w:t>{{/IF_Treatement</w:t>
-            </w:r>
-            <w:r>
-              <w:rPr>
-                <w:rFonts w:ascii="BC Sans" w:hAnsi="BC Sans"/>
-                <w:kern w:val="2"/>
-                <w:lang w:eastAsia="en-CA"/>
-                <w14:ligatures w14:val="standardContextual"/>
-              </w:rPr>
-              <w:t>1</w:t>
-            </w:r>
-            <w:r>
-              <w:rPr>
-                <w:rFonts w:ascii="BC Sans" w:hAnsi="BC Sans"/>
-                <w:kern w:val="2"/>
-                <w:lang w:eastAsia="en-CA"/>
-                <w14:ligatures w14:val="standardContextual"/>
-              </w:rPr>
-              <w:t>}}</w:t>
+              <w:t>{{/IF_Treatement1}}</w:t>
             </w:r>
           </w:p>
           <w:p>
@@ -1760,7 +1648,6 @@
                 <w:lang w:val="en-CA" w:eastAsia="en-CA"/>
                 <w14:ligatures w14:val="standardContextual"/>
               </w:rPr>
-              <w:lastRenderedPageBreak/>
               <w:t>{{#IF_Treatement2</w:t>
             </w:r>
             <w:proofErr w:type="gramStart"/>
@@ -1872,16 +1759,7 @@
                 <w:lang w:val="en-CA" w:eastAsia="en-CA"/>
                 <w14:ligatures w14:val="standardContextual"/>
               </w:rPr>
-              <w:t>}}</w:t>
-            </w:r>
-            <w:r>
-              <w:rPr>
-                <w:rFonts w:ascii="BC Sans" w:hAnsi="BC Sans"/>
-                <w:kern w:val="2"/>
-                <w:lang w:val="en-CA" w:eastAsia="en-CA"/>
-                <w14:ligatures w14:val="standardContextual"/>
-              </w:rPr>
-              <w:t>The</w:t>
+              <w:t>}}The</w:t>
             </w:r>
             <w:proofErr w:type="gramEnd"/>
             <w:r>
@@ -1925,7 +1803,17 @@
                 <w:lang w:val="en-CA" w:eastAsia="en-CA"/>
                 <w14:ligatures w14:val="standardContextual"/>
               </w:rPr>
-              <w:t xml:space="preserve"> Ministry of Health Guidance for Treatment of Rainwater Harvested for Potable </w:t>
+              <w:t xml:space="preserve"> Ministry of Health Guidance for </w:t>
+            </w:r>
+            <w:r>
+              <w:rPr>
+                <w:rFonts w:ascii="BC Sans" w:hAnsi="BC Sans"/>
+                <w:kern w:val="2"/>
+                <w:lang w:val="en-CA" w:eastAsia="en-CA"/>
+                <w14:ligatures w14:val="standardContextual"/>
+              </w:rPr>
+              <w:lastRenderedPageBreak/>
+              <w:t xml:space="preserve">Treatment of Rainwater Harvested for Potable </w:t>
             </w:r>
             <w:r>
               <w:rPr>
@@ -1942,16 +1830,7 @@
                 <w:lang w:eastAsia="en-CA"/>
                 <w14:ligatures w14:val="standardContextual"/>
               </w:rPr>
-              <w:t> </w:t>
-            </w:r>
-            <w:r>
-              <w:rPr>
-                <w:rFonts w:ascii="BC Sans" w:hAnsi="BC Sans"/>
-                <w:kern w:val="2"/>
-                <w:lang w:eastAsia="en-CA"/>
-                <w14:ligatures w14:val="standardContextual"/>
-              </w:rPr>
-              <w:t>{{/IF_Treatement3}}</w:t>
+              <w:t> {{/IF_Treatement3}}</w:t>
             </w:r>
           </w:p>
         </w:tc>
@@ -1962,7 +1841,7 @@
         </w:trPr>
         <w:tc>
           <w:tcPr>
-            <w:tcW w:w="3060" w:type="dxa"/>
+            <w:tcW w:w="3150" w:type="dxa"/>
             <w:tcBorders>
               <w:top w:val="single" w:sz="6" w:space="0" w:color="auto"/>
               <w:left w:val="single" w:sz="6" w:space="0" w:color="auto"/>
@@ -2004,7 +1883,7 @@
         </w:tc>
         <w:tc>
           <w:tcPr>
-            <w:tcW w:w="5760" w:type="dxa"/>
+            <w:tcW w:w="5940" w:type="dxa"/>
             <w:tcBorders>
               <w:top w:val="single" w:sz="6" w:space="0" w:color="auto"/>
               <w:left w:val="single" w:sz="6" w:space="0" w:color="auto"/>
@@ -2070,7 +1949,7 @@
         </w:trPr>
         <w:tc>
           <w:tcPr>
-            <w:tcW w:w="3060" w:type="dxa"/>
+            <w:tcW w:w="3150" w:type="dxa"/>
             <w:tcBorders>
               <w:top w:val="single" w:sz="6" w:space="0" w:color="auto"/>
               <w:left w:val="single" w:sz="6" w:space="0" w:color="auto"/>
@@ -2121,7 +2000,7 @@
         </w:tc>
         <w:tc>
           <w:tcPr>
-            <w:tcW w:w="5760" w:type="dxa"/>
+            <w:tcW w:w="5940" w:type="dxa"/>
             <w:tcBorders>
               <w:top w:val="single" w:sz="6" w:space="0" w:color="auto"/>
               <w:left w:val="single" w:sz="6" w:space="0" w:color="auto"/>
@@ -2158,7 +2037,7 @@
         </w:trPr>
         <w:tc>
           <w:tcPr>
-            <w:tcW w:w="3060" w:type="dxa"/>
+            <w:tcW w:w="3150" w:type="dxa"/>
             <w:tcBorders>
               <w:top w:val="single" w:sz="6" w:space="0" w:color="auto"/>
               <w:left w:val="single" w:sz="6" w:space="0" w:color="auto"/>
@@ -2199,7 +2078,7 @@
         </w:tc>
         <w:tc>
           <w:tcPr>
-            <w:tcW w:w="5760" w:type="dxa"/>
+            <w:tcW w:w="5940" w:type="dxa"/>
             <w:tcBorders>
               <w:top w:val="single" w:sz="6" w:space="0" w:color="auto"/>
               <w:left w:val="single" w:sz="6" w:space="0" w:color="auto"/>
@@ -2271,32 +2150,21 @@
           <w14:ligatures w14:val="standardContextual"/>
         </w:rPr>
       </w:pPr>
-      <w:r>
-        <w:rPr>
-          <w:rFonts w:ascii="BC Sans" w:hAnsi="BC Sans"/>
-          <w:kern w:val="2"/>
-          <w:sz w:val="24"/>
-          <w:szCs w:val="24"/>
-          <w:lang w:eastAsia="en-CA"/>
-          <w14:ligatures w14:val="standardContextual"/>
-        </w:rPr>
-        <w:t> </w:t>
-      </w:r>
     </w:p>
     <w:tbl>
       <w:tblPr>
         <w:tblStyle w:val="TableGrid"/>
-        <w:tblW w:w="8820" w:type="dxa"/>
-        <w:tblInd w:w="175" w:type="dxa"/>
+        <w:tblW w:w="8910" w:type="dxa"/>
+        <w:tblInd w:w="85" w:type="dxa"/>
         <w:tblLook w:val="04A0" w:firstRow="1" w:lastRow="0" w:firstColumn="1" w:lastColumn="0" w:noHBand="0" w:noVBand="1"/>
       </w:tblPr>
       <w:tblGrid>
-        <w:gridCol w:w="8820"/>
+        <w:gridCol w:w="8910"/>
       </w:tblGrid>
       <w:tr>
         <w:tc>
           <w:tcPr>
-            <w:tcW w:w="8820" w:type="dxa"/>
+            <w:tcW w:w="8910" w:type="dxa"/>
             <w:tcBorders>
               <w:top w:val="nil"/>
               <w:left w:val="nil"/>
@@ -2329,7 +2197,6 @@
                 <w:lang w:val="en-CA" w:eastAsia="en-CA"/>
                 <w14:ligatures w14:val="standardContextual"/>
               </w:rPr>
-              <w:lastRenderedPageBreak/>
               <w:t>Note:</w:t>
             </w:r>
           </w:p>
@@ -2350,25 +2217,50 @@
                 <w:szCs w:val="24"/>
                 <w:lang w:val="en-CA"/>
               </w:rPr>
+              <w:lastRenderedPageBreak/>
               <w:t>This is neither a construction permit nor an operating permit. Construction permits construction permit waivers, and operating permits can be applied for separately. An operating permit will be issued following the construction of the water system/upon conditions being met/etc. Terms and conditions for the operating permit will be informed by this source water evaluation.</w:t>
             </w:r>
           </w:p>
-          <w:p>
-            <w:pPr>
-              <w:jc w:val="both"/>
-              <w:rPr>
-                <w:kern w:val="2"/>
-                <w14:ligatures w14:val="standardContextual"/>
-              </w:rPr>
-            </w:pPr>
-          </w:p>
+        </w:tc>
+      </w:tr>
+    </w:tbl>
+    <w:p>
+      <w:pPr>
+        <w:rPr>
+          <w:kern w:val="2"/>
+          <w:lang w:eastAsia="en-CA"/>
+          <w14:ligatures w14:val="standardContextual"/>
+        </w:rPr>
+      </w:pPr>
+    </w:p>
+    <w:tbl>
+      <w:tblPr>
+        <w:tblStyle w:val="TableGrid"/>
+        <w:tblW w:w="9090" w:type="dxa"/>
+        <w:tblInd w:w="-5" w:type="dxa"/>
+        <w:tblBorders>
+          <w:top w:val="none" w:sz="0" w:space="0" w:color="auto"/>
+          <w:left w:val="none" w:sz="0" w:space="0" w:color="auto"/>
+          <w:bottom w:val="none" w:sz="0" w:space="0" w:color="auto"/>
+          <w:right w:val="none" w:sz="0" w:space="0" w:color="auto"/>
+          <w:insideH w:val="none" w:sz="0" w:space="0" w:color="auto"/>
+          <w:insideV w:val="none" w:sz="0" w:space="0" w:color="auto"/>
+        </w:tblBorders>
+        <w:tblLook w:val="04A0" w:firstRow="1" w:lastRow="0" w:firstColumn="1" w:lastColumn="0" w:noHBand="0" w:noVBand="1"/>
+      </w:tblPr>
+      <w:tblGrid>
+        <w:gridCol w:w="4241"/>
+        <w:gridCol w:w="4849"/>
+      </w:tblGrid>
+      <w:tr>
+        <w:tc>
+          <w:tcPr>
+            <w:tcW w:w="4241" w:type="dxa"/>
+          </w:tcPr>
           <w:p>
             <w:pPr>
               <w:rPr>
-                <w:rFonts w:ascii="BC Sans" w:hAnsi="BC Sans"/>
                 <w:kern w:val="2"/>
-                <w:sz w:val="24"/>
-                <w:szCs w:val="24"/>
                 <w:lang w:eastAsia="en-CA"/>
                 <w14:ligatures w14:val="standardContextual"/>
               </w:rPr>
@@ -2384,8 +2276,38 @@
                 <w:lang w:eastAsia="en-CA"/>
                 <w14:ligatures w14:val="standardContextual"/>
               </w:rPr>
+              <w:t xml:space="preserve"> </w:t>
+            </w:r>
+            <w:r>
+              <w:rPr>
+                <w:rFonts w:ascii="BC Sans" w:hAnsi="BC Sans"/>
+                <w:b/>
+                <w:bCs/>
+                <w:kern w:val="2"/>
+                <w:sz w:val="24"/>
+                <w:szCs w:val="24"/>
+                <w:lang w:eastAsia="en-CA"/>
+                <w14:ligatures w14:val="standardContextual"/>
+              </w:rPr>
               <w:t>Issuing Authority: </w:t>
             </w:r>
+          </w:p>
+        </w:tc>
+        <w:tc>
+          <w:tcPr>
+            <w:tcW w:w="4849" w:type="dxa"/>
+          </w:tcPr>
+          <w:p>
+            <w:pPr>
+              <w:rPr>
+                <w:rFonts w:ascii="BC Sans" w:hAnsi="BC Sans"/>
+                <w:kern w:val="2"/>
+                <w:sz w:val="24"/>
+                <w:szCs w:val="24"/>
+                <w:lang w:eastAsia="en-CA"/>
+                <w14:ligatures w14:val="standardContextual"/>
+              </w:rPr>
+            </w:pPr>
             <w:r>
               <w:rPr>
                 <w:rFonts w:ascii="BC Sans" w:hAnsi="BC Sans"/>
@@ -2401,22 +2323,23 @@
           <w:p>
             <w:pPr>
               <w:rPr>
-                <w:rFonts w:ascii="BC Sans" w:hAnsi="BC Sans"/>
                 <w:kern w:val="2"/>
-                <w:sz w:val="24"/>
-                <w:szCs w:val="24"/>
                 <w:lang w:eastAsia="en-CA"/>
                 <w14:ligatures w14:val="standardContextual"/>
               </w:rPr>
             </w:pPr>
           </w:p>
+        </w:tc>
+      </w:tr>
+      <w:tr>
+        <w:tc>
+          <w:tcPr>
+            <w:tcW w:w="4241" w:type="dxa"/>
+          </w:tcPr>
           <w:p>
             <w:pPr>
               <w:rPr>
-                <w:rFonts w:ascii="BC Sans" w:hAnsi="BC Sans"/>
                 <w:kern w:val="2"/>
-                <w:sz w:val="24"/>
-                <w:szCs w:val="24"/>
                 <w:lang w:eastAsia="en-CA"/>
                 <w14:ligatures w14:val="standardContextual"/>
               </w:rPr>
@@ -2432,8 +2355,36 @@
                 <w:lang w:eastAsia="en-CA"/>
                 <w14:ligatures w14:val="standardContextual"/>
               </w:rPr>
+              <w:lastRenderedPageBreak/>
+              <w:t xml:space="preserve"> </w:t>
+            </w:r>
+            <w:r>
+              <w:rPr>
+                <w:rFonts w:ascii="BC Sans" w:hAnsi="BC Sans"/>
+                <w:b/>
+                <w:bCs/>
+                <w:kern w:val="2"/>
+                <w:sz w:val="24"/>
+                <w:szCs w:val="24"/>
+                <w:lang w:eastAsia="en-CA"/>
+                <w14:ligatures w14:val="standardContextual"/>
+              </w:rPr>
               <w:t>By Authority of: </w:t>
             </w:r>
+          </w:p>
+        </w:tc>
+        <w:tc>
+          <w:tcPr>
+            <w:tcW w:w="4849" w:type="dxa"/>
+          </w:tcPr>
+          <w:p>
+            <w:pPr>
+              <w:rPr>
+                <w:kern w:val="2"/>
+                <w:lang w:eastAsia="en-CA"/>
+                <w14:ligatures w14:val="standardContextual"/>
+              </w:rPr>
+            </w:pPr>
             <w:r>
               <w:rPr>
                 <w:rFonts w:ascii="BC Sans" w:hAnsi="BC Sans"/>
@@ -2457,39 +2408,9 @@
               <w:t>and the Public Health Act</w:t>
             </w:r>
           </w:p>
-          <w:p>
-            <w:pPr>
-              <w:jc w:val="both"/>
-              <w:rPr>
-                <w:rFonts w:ascii="BC Sans" w:hAnsi="BC Sans"/>
-                <w:b/>
-                <w:bCs/>
-                <w:kern w:val="2"/>
-                <w:sz w:val="24"/>
-                <w:szCs w:val="24"/>
-                <w:lang w:val="en-CA" w:eastAsia="en-CA"/>
-                <w14:ligatures w14:val="standardContextual"/>
-              </w:rPr>
-            </w:pPr>
-          </w:p>
         </w:tc>
       </w:tr>
     </w:tbl>
-    <w:p>
-      <w:pPr>
-        <w:jc w:val="both"/>
-        <w:rPr>
-          <w:rFonts w:ascii="BC Sans" w:hAnsi="BC Sans"/>
-          <w:b/>
-          <w:bCs/>
-          <w:kern w:val="2"/>
-          <w:sz w:val="24"/>
-          <w:szCs w:val="24"/>
-          <w:lang w:val="en-CA" w:eastAsia="en-CA"/>
-          <w14:ligatures w14:val="standardContextual"/>
-        </w:rPr>
-      </w:pPr>
-    </w:p>
     <w:p>
       <w:pPr>
         <w:rPr>
@@ -2498,14 +2419,6 @@
           <w14:ligatures w14:val="standardContextual"/>
         </w:rPr>
       </w:pPr>
-      <w:r>
-        <w:rPr>
-          <w:kern w:val="2"/>
-          <w:lang w:eastAsia="en-CA"/>
-          <w14:ligatures w14:val="standardContextual"/>
-        </w:rPr>
-        <w:t> </w:t>
-      </w:r>
     </w:p>
     <w:p>
       <w:pPr>
@@ -2583,13 +2496,6 @@
         <w:szCs w:val="24"/>
       </w:rPr>
     </w:pPr>
-    <w:r>
-      <w:rPr>
-        <w:rFonts w:ascii="Calibri" w:eastAsia="Calibri" w:hAnsi="Calibri" w:cs="Calibri"/>
-        <w:color w:val="000000" w:themeColor="text1"/>
-      </w:rPr>
-      <w:t>THIS LICENCE IS NON-TRANSFERABLE AND MUST BE DISPLAYED IN A CONSPICUOUS LOCATION</w:t>
-    </w:r>
   </w:p>
   <w:p>
     <w:pPr>
@@ -2725,11 +2631,12 @@
 
 <file path=word/header1.xml><?xml version="1.0" encoding="utf-8"?>
 <w:hdr xmlns:wpc="http://schemas.microsoft.com/office/word/2010/wordprocessingCanvas" xmlns:cx="http://schemas.microsoft.com/office/drawing/2014/chartex" xmlns:cx1="http://schemas.microsoft.com/office/drawing/2015/9/8/chartex" xmlns:cx2="http://schemas.microsoft.com/office/drawing/2015/10/21/chartex" xmlns:cx3="http://schemas.microsoft.com/office/drawing/2016/5/9/chartex" xmlns:cx4="http://schemas.microsoft.com/office/drawing/2016/5/10/chartex" xmlns:cx5="http://schemas.microsoft.com/office/drawing/2016/5/11/chartex" xmlns:cx6="http://schemas.microsoft.com/office/drawing/2016/5/12/chartex" xmlns:cx7="http://schemas.microsoft.com/office/drawing/2016/5/13/chartex" xmlns:cx8="http://schemas.microsoft.com/office/drawing/2016/5/14/chartex" xmlns:mc="http://schemas.openxmlformats.org/markup-compatibility/2006" xmlns:aink="http://schemas.microsoft.com/office/drawing/2016/ink" xmlns:am3d="http://schemas.microsoft.com/office/drawing/2017/model3d" xmlns:o="urn:schemas-microsoft-com:office:office" xmlns:oel="http://schemas.microsoft.com/office/2019/extlst" xmlns:r="http://schemas.openxmlformats.org/officeDocument/2006/relationships" xmlns:m="http://schemas.openxmlformats.org/officeDocument/2006/math" xmlns:v="urn:schemas-microsoft-com:vml" xmlns:wp14="http://schemas.microsoft.com/office/word/2010/wordprocessingDrawing" xmlns:wp="http://schemas.openxmlformats.org/drawingml/2006/wordprocessingDrawing" xmlns:w10="urn:schemas-microsoft-com:office:word" xmlns:w="http://schemas.openxmlformats.org/wordprocessingml/2006/main" xmlns:w14="http://schemas.microsoft.com/office/word/2010/wordml" xmlns:w15="http://schemas.microsoft.com/office/word/2012/wordml" xmlns:w16cei="http://schemas.microsoft.com/office/word/2026/wordml/cei" xmlns:w16cex="http://schemas.microsoft.com/office/word/2018/wordml/cex" xmlns:w16cid="http://schemas.microsoft.com/office/word/2016/wordml/cid" xmlns:w16="http://schemas.microsoft.com/office/word/2018/wordml" xmlns:w16du="http://schemas.microsoft.com/office/word/2023/wordml/word16du" xmlns:w16sdtdh="http://schemas.microsoft.com/office/word/2020/wordml/sdtdatahash" xmlns:w16sdtfl="http://schemas.microsoft.com/office/word/2024/wordml/sdtformatlock" xmlns:w16se="http://schemas.microsoft.com/office/word/2015/wordml/symex" xmlns:wpg="http://schemas.microsoft.com/office/word/2010/wordprocessingGroup" xmlns:wpi="http://schemas.microsoft.com/office/word/2010/wordprocessingInk" xmlns:wne="http://schemas.microsoft.com/office/word/2006/wordml" xmlns:wps="http://schemas.microsoft.com/office/word/2010/wordprocessingShape" mc:Ignorable="w14 w15 w16se w16cid w16 w16cex w16sdtdh w16sdtfl w16du wp14">
+  <w:p/>
   <w:tbl>
     <w:tblPr>
       <w:tblStyle w:val="TableGrid"/>
-      <w:tblW w:w="10433" w:type="dxa"/>
-      <w:tblInd w:w="-801" w:type="dxa"/>
+      <w:tblW w:w="9457" w:type="dxa"/>
+      <w:tblInd w:w="175" w:type="dxa"/>
       <w:tblBorders>
         <w:top w:val="none" w:sz="0" w:space="0" w:color="auto"/>
         <w:left w:val="none" w:sz="0" w:space="0" w:color="auto"/>
@@ -2741,8 +2648,8 @@
       <w:tblLook w:val="04A0" w:firstRow="1" w:lastRow="0" w:firstColumn="1" w:lastColumn="0" w:noHBand="0" w:noVBand="1"/>
     </w:tblPr>
     <w:tblGrid>
-      <w:gridCol w:w="4936"/>
-      <w:gridCol w:w="5497"/>
+      <w:gridCol w:w="4836"/>
+      <w:gridCol w:w="4621"/>
     </w:tblGrid>
     <w:tr>
       <w:trPr>
@@ -2750,7 +2657,7 @@
       </w:trPr>
       <w:tc>
         <w:tcPr>
-          <w:tcW w:w="4936" w:type="dxa"/>
+          <w:tcW w:w="4860" w:type="dxa"/>
         </w:tcPr>
         <w:p>
           <w:pPr>
@@ -2784,10 +2691,10 @@
               <w:lang w:val="en-CA" w:eastAsia="en-CA"/>
             </w:rPr>
             <w:drawing>
-              <wp:inline distT="0" distB="0" distL="0" distR="0" wp14:anchorId="2D141AC7" wp14:editId="21244F0E">
-                <wp:extent cx="1974670" cy="738554"/>
-                <wp:effectExtent l="0" t="0" r="6985" b="4445"/>
-                <wp:docPr id="1440894317" name="Picture 1"/>
+              <wp:inline distT="0" distB="0" distL="0" distR="0" wp14:anchorId="2D141AC7" wp14:editId="1A2401DF">
+                <wp:extent cx="1688123" cy="751840"/>
+                <wp:effectExtent l="0" t="0" r="7620" b="0"/>
+                <wp:docPr id="1575334807" name="Picture 1"/>
                 <wp:cNvGraphicFramePr>
                   <a:graphicFrameLocks xmlns:a="http://schemas.openxmlformats.org/drawingml/2006/main" noChangeAspect="1"/>
                 </wp:cNvGraphicFramePr>
@@ -2807,7 +2714,7 @@
                       <pic:spPr>
                         <a:xfrm>
                           <a:off x="0" y="0"/>
-                          <a:ext cx="2272250" cy="849853"/>
+                          <a:ext cx="2000562" cy="890991"/>
                         </a:xfrm>
                         <a:prstGeom prst="rect">
                           <a:avLst/>
@@ -2819,28 +2726,18 @@
               </wp:inline>
             </w:drawing>
           </w:r>
-          <w:r>
-            <w:rPr>
-              <w:kern w:val="2"/>
-              <w:sz w:val="14"/>
-              <w:szCs w:val="14"/>
-              <w:lang w:val="en-CA" w:eastAsia="en-CA"/>
-              <w14:ligatures w14:val="standardContextual"/>
-            </w:rPr>
-            <w:t xml:space="preserve">  </w:t>
-          </w:r>
         </w:p>
       </w:tc>
       <w:tc>
         <w:tcPr>
-          <w:tcW w:w="5497" w:type="dxa"/>
+          <w:tcW w:w="4597" w:type="dxa"/>
         </w:tcPr>
         <w:tbl>
           <w:tblPr>
             <w:tblStyle w:val="TableGrid"/>
-            <w:tblpPr w:leftFromText="180" w:rightFromText="180" w:vertAnchor="text" w:horzAnchor="margin" w:tblpXSpec="right" w:tblpY="185"/>
+            <w:tblpPr w:leftFromText="180" w:rightFromText="180" w:vertAnchor="text" w:horzAnchor="margin" w:tblpX="85" w:tblpY="196"/>
             <w:tblOverlap w:val="never"/>
-            <w:tblW w:w="0" w:type="auto"/>
+            <w:tblW w:w="4405" w:type="dxa"/>
             <w:tblBorders>
               <w:top w:val="none" w:sz="0" w:space="0" w:color="auto"/>
               <w:left w:val="none" w:sz="0" w:space="0" w:color="auto"/>
@@ -2852,12 +2749,12 @@
             <w:tblLook w:val="04A0" w:firstRow="1" w:lastRow="0" w:firstColumn="1" w:lastColumn="0" w:noHBand="0" w:noVBand="1"/>
           </w:tblPr>
           <w:tblGrid>
-            <w:gridCol w:w="5172"/>
+            <w:gridCol w:w="4405"/>
           </w:tblGrid>
           <w:tr>
             <w:tc>
               <w:tcPr>
-                <w:tcW w:w="5172" w:type="dxa"/>
+                <w:tcW w:w="4405" w:type="dxa"/>
               </w:tcPr>
               <w:p>
                 <w:proofErr w:type="gramStart"/>
@@ -2908,7 +2805,7 @@
           <w:tr>
             <w:tc>
               <w:tcPr>
-                <w:tcW w:w="5172" w:type="dxa"/>
+                <w:tcW w:w="4405" w:type="dxa"/>
               </w:tcPr>
               <w:p>
                 <w:r>
@@ -2981,7 +2878,7 @@
           <w:tr>
             <w:tc>
               <w:tcPr>
-                <w:tcW w:w="5172" w:type="dxa"/>
+                <w:tcW w:w="4405" w:type="dxa"/>
               </w:tcPr>
               <w:p>
                 <w:r>
@@ -2993,9 +2890,19 @@
                     <w:sz w:val="24"/>
                     <w:szCs w:val="24"/>
                   </w:rPr>
-                  <w:t>Source </w:t>
+                  <w:t>Source Water</w:t>
                 </w:r>
-                <w:proofErr w:type="spellStart"/>
+                <w:r>
+                  <w:rPr>
+                    <w:rFonts w:ascii="BC Sans" w:hAnsi="BC Sans"/>
+                    <w:b/>
+                    <w:bCs/>
+                    <w:color w:val="000000"/>
+                    <w:sz w:val="24"/>
+                    <w:szCs w:val="24"/>
+                  </w:rPr>
+                  <w:t xml:space="preserve"> </w:t>
+                </w:r>
                 <w:proofErr w:type="gramStart"/>
                 <w:r>
                   <w:rPr>
@@ -3006,9 +2913,8 @@
                     <w:sz w:val="24"/>
                     <w:szCs w:val="24"/>
                   </w:rPr>
-                  <w:t>WaterName</w:t>
+                  <w:t xml:space="preserve">    </w:t>
                 </w:r>
-                <w:proofErr w:type="spellEnd"/>
                 <w:r>
                   <w:rPr>
                     <w:rFonts w:ascii="BC Sans" w:hAnsi="BC Sans"/>
@@ -3018,7 +2924,7 @@
                     <w:sz w:val="24"/>
                     <w:szCs w:val="24"/>
                   </w:rPr>
-                  <w:t>: </w:t>
+                  <w:t>Name: </w:t>
                 </w:r>
                 <w:r>
                   <w:rPr>
@@ -3098,7 +3004,7 @@
       </w:trPr>
       <w:tc>
         <w:tcPr>
-          <w:tcW w:w="4936" w:type="dxa"/>
+          <w:tcW w:w="4860" w:type="dxa"/>
         </w:tcPr>
         <w:p>
           <w:pPr>
@@ -3111,16 +3017,6 @@
               <w:szCs w:val="36"/>
             </w:rPr>
           </w:pPr>
-          <w:r>
-            <w:rPr>
-              <w:kern w:val="2"/>
-              <w:sz w:val="14"/>
-              <w:szCs w:val="14"/>
-              <w:lang w:val="en-CA" w:eastAsia="en-CA"/>
-              <w14:ligatures w14:val="standardContextual"/>
-            </w:rPr>
-            <w:t xml:space="preserve"> </w:t>
-          </w:r>
           <w:r>
             <w:rPr>
               <w:kern w:val="2"/>
@@ -3143,7 +3039,7 @@
               <wp:inline distT="0" distB="0" distL="0" distR="0" wp14:anchorId="6D84D5A3" wp14:editId="1C04C295">
                 <wp:extent cx="1308868" cy="716781"/>
                 <wp:effectExtent l="0" t="0" r="5715" b="7620"/>
-                <wp:docPr id="252836082" name="Picture 2"/>
+                <wp:docPr id="958693269" name="Picture 2"/>
                 <wp:cNvGraphicFramePr>
                   <a:graphicFrameLocks xmlns:a="http://schemas.openxmlformats.org/drawingml/2006/main" noChangeAspect="1"/>
                 </wp:cNvGraphicFramePr>
@@ -3175,21 +3071,11 @@
               </wp:inline>
             </w:drawing>
           </w:r>
-          <w:r>
-            <w:rPr>
-              <w:kern w:val="2"/>
-              <w:sz w:val="14"/>
-              <w:szCs w:val="14"/>
-              <w:lang w:val="en-CA" w:eastAsia="en-CA"/>
-              <w14:ligatures w14:val="standardContextual"/>
-            </w:rPr>
-            <w:t xml:space="preserve">   </w:t>
-          </w:r>
         </w:p>
       </w:tc>
       <w:tc>
         <w:tcPr>
-          <w:tcW w:w="5497" w:type="dxa"/>
+          <w:tcW w:w="4597" w:type="dxa"/>
         </w:tcPr>
         <w:tbl>
           <w:tblPr>
@@ -3208,7 +3094,7 @@
             <w:tblLook w:val="04A0" w:firstRow="1" w:lastRow="0" w:firstColumn="1" w:lastColumn="0" w:noHBand="0" w:noVBand="1"/>
           </w:tblPr>
           <w:tblGrid>
-            <w:gridCol w:w="5172"/>
+            <w:gridCol w:w="4405"/>
           </w:tblGrid>
           <w:tr>
             <w:tc>
@@ -3352,9 +3238,19 @@
                     <w:sz w:val="24"/>
                     <w:szCs w:val="24"/>
                   </w:rPr>
-                  <w:t>Source </w:t>
+                  <w:t>Source Water</w:t>
                 </w:r>
-                <w:proofErr w:type="spellStart"/>
+                <w:r>
+                  <w:rPr>
+                    <w:rFonts w:ascii="BC Sans" w:hAnsi="BC Sans"/>
+                    <w:b/>
+                    <w:bCs/>
+                    <w:color w:val="000000"/>
+                    <w:sz w:val="24"/>
+                    <w:szCs w:val="24"/>
+                  </w:rPr>
+                  <w:t xml:space="preserve"> </w:t>
+                </w:r>
                 <w:proofErr w:type="gramStart"/>
                 <w:r>
                   <w:rPr>
@@ -3365,19 +3261,7 @@
                     <w:sz w:val="24"/>
                     <w:szCs w:val="24"/>
                   </w:rPr>
-                  <w:t>WaterName</w:t>
-                </w:r>
-                <w:proofErr w:type="spellEnd"/>
-                <w:r>
-                  <w:rPr>
-                    <w:rFonts w:ascii="BC Sans" w:hAnsi="BC Sans"/>
-                    <w:b/>
-                    <w:bCs/>
-                    <w:color w:val="000000"/>
-                    <w:sz w:val="24"/>
-                    <w:szCs w:val="24"/>
-                  </w:rPr>
-                  <w:t>: </w:t>
+                  <w:t>Name: </w:t>
                 </w:r>
                 <w:r>
                   <w:rPr>
@@ -3466,7 +3350,7 @@
       </w:trPr>
       <w:tc>
         <w:tcPr>
-          <w:tcW w:w="4936" w:type="dxa"/>
+          <w:tcW w:w="4860" w:type="dxa"/>
         </w:tcPr>
         <w:p>
           <w:pPr>
@@ -3478,16 +3362,6 @@
               <w14:ligatures w14:val="standardContextual"/>
             </w:rPr>
           </w:pPr>
-          <w:r>
-            <w:rPr>
-              <w:kern w:val="2"/>
-              <w:sz w:val="14"/>
-              <w:szCs w:val="14"/>
-              <w:lang w:val="en-CA" w:eastAsia="en-CA"/>
-              <w14:ligatures w14:val="standardContextual"/>
-            </w:rPr>
-            <w:t xml:space="preserve"> </w:t>
-          </w:r>
           <w:r>
             <w:rPr>
               <w:kern w:val="2"/>
@@ -3516,10 +3390,10 @@
               <w:lang w:val="en-CA"/>
             </w:rPr>
             <w:drawing>
-              <wp:inline distT="0" distB="0" distL="0" distR="0" wp14:anchorId="1A641EE4" wp14:editId="6A633281">
-                <wp:extent cx="1005840" cy="675863"/>
-                <wp:effectExtent l="0" t="0" r="3810" b="0"/>
-                <wp:docPr id="6847848" name="Picture 6"/>
+              <wp:inline distT="0" distB="0" distL="0" distR="0" wp14:anchorId="1A641EE4" wp14:editId="1BD3EF92">
+                <wp:extent cx="1533045" cy="675640"/>
+                <wp:effectExtent l="0" t="0" r="0" b="0"/>
+                <wp:docPr id="189202338" name="Picture 6"/>
                 <wp:cNvGraphicFramePr>
                   <a:graphicFrameLocks xmlns:a="http://schemas.openxmlformats.org/drawingml/2006/main" noChangeAspect="1"/>
                 </wp:cNvGraphicFramePr>
@@ -3539,7 +3413,7 @@
                       <pic:spPr>
                         <a:xfrm>
                           <a:off x="0" y="0"/>
-                          <a:ext cx="1049745" cy="705365"/>
+                          <a:ext cx="1604006" cy="706914"/>
                         </a:xfrm>
                         <a:prstGeom prst="rect">
                           <a:avLst/>
@@ -3555,7 +3429,7 @@
       </w:tc>
       <w:tc>
         <w:tcPr>
-          <w:tcW w:w="5497" w:type="dxa"/>
+          <w:tcW w:w="4597" w:type="dxa"/>
         </w:tcPr>
         <w:tbl>
           <w:tblPr>
@@ -3574,7 +3448,7 @@
             <w:tblLook w:val="04A0" w:firstRow="1" w:lastRow="0" w:firstColumn="1" w:lastColumn="0" w:noHBand="0" w:noVBand="1"/>
           </w:tblPr>
           <w:tblGrid>
-            <w:gridCol w:w="5172"/>
+            <w:gridCol w:w="4405"/>
           </w:tblGrid>
           <w:tr>
             <w:tc>
@@ -3718,9 +3592,19 @@
                     <w:sz w:val="24"/>
                     <w:szCs w:val="24"/>
                   </w:rPr>
-                  <w:t>Source </w:t>
+                  <w:t>Source Water</w:t>
                 </w:r>
-                <w:proofErr w:type="spellStart"/>
+                <w:r>
+                  <w:rPr>
+                    <w:rFonts w:ascii="BC Sans" w:hAnsi="BC Sans"/>
+                    <w:b/>
+                    <w:bCs/>
+                    <w:color w:val="000000"/>
+                    <w:sz w:val="24"/>
+                    <w:szCs w:val="24"/>
+                  </w:rPr>
+                  <w:t xml:space="preserve"> </w:t>
+                </w:r>
                 <w:proofErr w:type="gramStart"/>
                 <w:r>
                   <w:rPr>
@@ -3731,19 +3615,7 @@
                     <w:sz w:val="24"/>
                     <w:szCs w:val="24"/>
                   </w:rPr>
-                  <w:t>WaterName</w:t>
-                </w:r>
-                <w:proofErr w:type="spellEnd"/>
-                <w:r>
-                  <w:rPr>
-                    <w:rFonts w:ascii="BC Sans" w:hAnsi="BC Sans"/>
-                    <w:b/>
-                    <w:bCs/>
-                    <w:color w:val="000000"/>
-                    <w:sz w:val="24"/>
-                    <w:szCs w:val="24"/>
-                  </w:rPr>
-                  <w:t>: </w:t>
+                  <w:t>Name: </w:t>
                 </w:r>
                 <w:r>
                   <w:rPr>
@@ -3825,11 +3697,10 @@
       </w:trPr>
       <w:tc>
         <w:tcPr>
-          <w:tcW w:w="4936" w:type="dxa"/>
+          <w:tcW w:w="4860" w:type="dxa"/>
         </w:tcPr>
         <w:p>
           <w:pPr>
-            <w:jc w:val="center"/>
             <w:rPr>
               <w:rFonts w:ascii="BC Sans" w:hAnsi="BC Sans"/>
               <w:b/>
@@ -3841,13 +3712,46 @@
           </w:pPr>
           <w:r>
             <w:rPr>
+              <w:sz w:val="14"/>
+              <w:szCs w:val="14"/>
+            </w:rPr>
+            <w:t>{{</w:t>
+          </w:r>
+          <w:r>
+            <w:rPr>
+              <w:sz w:val="14"/>
+              <w:szCs w:val="14"/>
+            </w:rPr>
+            <w:t>#</w:t>
+          </w:r>
+          <w:r>
+            <w:rPr>
+              <w:sz w:val="14"/>
+              <w:szCs w:val="14"/>
+            </w:rPr>
+            <w:t>IF_HA_</w:t>
+          </w:r>
+          <w:proofErr w:type="spellStart"/>
+          <w:r>
+            <w:rPr>
               <w:kern w:val="2"/>
               <w:sz w:val="14"/>
               <w:szCs w:val="14"/>
               <w:lang w:val="en-CA" w:eastAsia="en-CA"/>
               <w14:ligatures w14:val="standardContextual"/>
             </w:rPr>
-            <w:t>{{#IF_HA_VancouverCoastal}}</w:t>
+            <w:t>VancouverCoastal</w:t>
+          </w:r>
+          <w:proofErr w:type="spellEnd"/>
+          <w:r>
+            <w:rPr>
+              <w:kern w:val="2"/>
+              <w:sz w:val="14"/>
+              <w:szCs w:val="14"/>
+              <w:lang w:val="en-CA" w:eastAsia="en-CA"/>
+              <w14:ligatures w14:val="standardContextual"/>
+            </w:rPr>
+            <w:t>}}</w:t>
           </w:r>
           <w:r>
             <w:rPr>
@@ -3858,10 +3762,10 @@
               <w:lang w:val="en-CA" w:eastAsia="en-CA"/>
             </w:rPr>
             <w:drawing>
-              <wp:inline distT="0" distB="0" distL="0" distR="0" wp14:anchorId="0EAF5D82" wp14:editId="46BC8E48">
-                <wp:extent cx="1975803" cy="654050"/>
-                <wp:effectExtent l="0" t="0" r="5715" b="0"/>
-                <wp:docPr id="322279440" name="Picture 4"/>
+              <wp:inline distT="0" distB="0" distL="0" distR="0" wp14:anchorId="0EAF5D82" wp14:editId="37BA13F9">
+                <wp:extent cx="1955409" cy="652685"/>
+                <wp:effectExtent l="0" t="0" r="6985" b="0"/>
+                <wp:docPr id="634357882" name="Picture 4"/>
                 <wp:cNvGraphicFramePr>
                   <a:graphicFrameLocks xmlns:a="http://schemas.openxmlformats.org/drawingml/2006/main" noChangeAspect="1"/>
                 </wp:cNvGraphicFramePr>
@@ -3881,7 +3785,7 @@
                       <pic:spPr>
                         <a:xfrm>
                           <a:off x="0" y="0"/>
-                          <a:ext cx="2070313" cy="685336"/>
+                          <a:ext cx="2091732" cy="698188"/>
                         </a:xfrm>
                         <a:prstGeom prst="rect">
                           <a:avLst/>
@@ -3897,7 +3801,7 @@
       </w:tc>
       <w:tc>
         <w:tcPr>
-          <w:tcW w:w="5497" w:type="dxa"/>
+          <w:tcW w:w="4597" w:type="dxa"/>
         </w:tcPr>
         <w:tbl>
           <w:tblPr>
@@ -3916,7 +3820,7 @@
             <w:tblLook w:val="04A0" w:firstRow="1" w:lastRow="0" w:firstColumn="1" w:lastColumn="0" w:noHBand="0" w:noVBand="1"/>
           </w:tblPr>
           <w:tblGrid>
-            <w:gridCol w:w="5172"/>
+            <w:gridCol w:w="4405"/>
           </w:tblGrid>
           <w:tr>
             <w:tc>
@@ -4060,9 +3964,19 @@
                     <w:sz w:val="24"/>
                     <w:szCs w:val="24"/>
                   </w:rPr>
-                  <w:t>Source </w:t>
+                  <w:t>Source Water</w:t>
                 </w:r>
-                <w:proofErr w:type="spellStart"/>
+                <w:r>
+                  <w:rPr>
+                    <w:rFonts w:ascii="BC Sans" w:hAnsi="BC Sans"/>
+                    <w:b/>
+                    <w:bCs/>
+                    <w:color w:val="000000"/>
+                    <w:sz w:val="24"/>
+                    <w:szCs w:val="24"/>
+                  </w:rPr>
+                  <w:t xml:space="preserve"> </w:t>
+                </w:r>
                 <w:proofErr w:type="gramStart"/>
                 <w:r>
                   <w:rPr>
@@ -4073,19 +3987,7 @@
                     <w:sz w:val="24"/>
                     <w:szCs w:val="24"/>
                   </w:rPr>
-                  <w:t>WaterName</w:t>
-                </w:r>
-                <w:proofErr w:type="spellEnd"/>
-                <w:r>
-                  <w:rPr>
-                    <w:rFonts w:ascii="BC Sans" w:hAnsi="BC Sans"/>
-                    <w:b/>
-                    <w:bCs/>
-                    <w:color w:val="000000"/>
-                    <w:sz w:val="24"/>
-                    <w:szCs w:val="24"/>
-                  </w:rPr>
-                  <w:t>: </w:t>
+                  <w:t>Name: </w:t>
                 </w:r>
                 <w:r>
                   <w:rPr>
@@ -4114,15 +4016,7 @@
                     <w:sz w:val="24"/>
                     <w:szCs w:val="24"/>
                   </w:rPr>
-                  <w:t>}}</w:t>
-                </w:r>
-                <w:r>
-                  <w:rPr>
-                    <w:rFonts w:ascii="BC Sans" w:hAnsi="BC Sans"/>
-                    <w:sz w:val="24"/>
-                    <w:szCs w:val="24"/>
-                  </w:rPr>
-                  <w:t xml:space="preserve"> </w:t>
+                  <w:t xml:space="preserve">}} </w:t>
                 </w:r>
               </w:p>
             </w:tc>
@@ -4178,7 +4072,7 @@
       </w:trPr>
       <w:tc>
         <w:tcPr>
-          <w:tcW w:w="4936" w:type="dxa"/>
+          <w:tcW w:w="4860" w:type="dxa"/>
         </w:tcPr>
         <w:p>
           <w:pPr>
@@ -4206,7 +4100,6 @@
         </w:p>
         <w:p>
           <w:pPr>
-            <w:jc w:val="center"/>
             <w:rPr>
               <w:b/>
               <w:bCs/>
@@ -4228,7 +4121,7 @@
               <wp:inline distT="0" distB="0" distL="0" distR="0" wp14:anchorId="12E1FCE9" wp14:editId="02B0288D">
                 <wp:extent cx="2028825" cy="550591"/>
                 <wp:effectExtent l="0" t="0" r="0" b="1905"/>
-                <wp:docPr id="2017922111" name="Picture 5"/>
+                <wp:docPr id="475939340" name="Picture 5"/>
                 <wp:cNvGraphicFramePr>
                   <a:graphicFrameLocks xmlns:a="http://schemas.openxmlformats.org/drawingml/2006/main" noChangeAspect="1"/>
                 </wp:cNvGraphicFramePr>
@@ -4264,7 +4157,7 @@
       </w:tc>
       <w:tc>
         <w:tcPr>
-          <w:tcW w:w="5497" w:type="dxa"/>
+          <w:tcW w:w="4597" w:type="dxa"/>
         </w:tcPr>
         <w:tbl>
           <w:tblPr>
@@ -4283,7 +4176,7 @@
             <w:tblLook w:val="04A0" w:firstRow="1" w:lastRow="0" w:firstColumn="1" w:lastColumn="0" w:noHBand="0" w:noVBand="1"/>
           </w:tblPr>
           <w:tblGrid>
-            <w:gridCol w:w="5172"/>
+            <w:gridCol w:w="4405"/>
           </w:tblGrid>
           <w:tr>
             <w:tc>
@@ -4427,9 +4320,19 @@
                     <w:sz w:val="24"/>
                     <w:szCs w:val="24"/>
                   </w:rPr>
-                  <w:t>Source </w:t>
+                  <w:t>Source Water</w:t>
                 </w:r>
-                <w:proofErr w:type="spellStart"/>
+                <w:r>
+                  <w:rPr>
+                    <w:rFonts w:ascii="BC Sans" w:hAnsi="BC Sans"/>
+                    <w:b/>
+                    <w:bCs/>
+                    <w:color w:val="000000"/>
+                    <w:sz w:val="24"/>
+                    <w:szCs w:val="24"/>
+                  </w:rPr>
+                  <w:t xml:space="preserve"> </w:t>
+                </w:r>
                 <w:proofErr w:type="gramStart"/>
                 <w:r>
                   <w:rPr>
@@ -4440,19 +4343,7 @@
                     <w:sz w:val="24"/>
                     <w:szCs w:val="24"/>
                   </w:rPr>
-                  <w:t>WaterName</w:t>
-                </w:r>
-                <w:proofErr w:type="spellEnd"/>
-                <w:r>
-                  <w:rPr>
-                    <w:rFonts w:ascii="BC Sans" w:hAnsi="BC Sans"/>
-                    <w:b/>
-                    <w:bCs/>
-                    <w:color w:val="000000"/>
-                    <w:sz w:val="24"/>
-                    <w:szCs w:val="24"/>
-                  </w:rPr>
-                  <w:t>: </w:t>
+                  <w:t>Name: </w:t>
                 </w:r>
                 <w:r>
                   <w:rPr>
@@ -4481,15 +4372,7 @@
                     <w:sz w:val="24"/>
                     <w:szCs w:val="24"/>
                   </w:rPr>
-                  <w:t>}}</w:t>
-                </w:r>
-                <w:r>
-                  <w:rPr>
-                    <w:rFonts w:ascii="BC Sans" w:hAnsi="BC Sans"/>
-                    <w:sz w:val="24"/>
-                    <w:szCs w:val="24"/>
-                  </w:rPr>
-                  <w:t xml:space="preserve"> </w:t>
+                  <w:t xml:space="preserve">}} </w:t>
                 </w:r>
               </w:p>
             </w:tc>
@@ -4548,9 +4431,22 @@
       </w:trPr>
       <w:tc>
         <w:tcPr>
-          <w:tcW w:w="10433" w:type="dxa"/>
+          <w:tcW w:w="9457" w:type="dxa"/>
           <w:gridSpan w:val="2"/>
         </w:tcPr>
+        <w:p>
+          <w:pPr>
+            <w:jc w:val="center"/>
+            <w:rPr>
+              <w:rFonts w:ascii="BC Sans" w:hAnsi="BC Sans"/>
+              <w:b/>
+              <w:bCs/>
+              <w:color w:val="000000"/>
+              <w:sz w:val="20"/>
+              <w:szCs w:val="20"/>
+            </w:rPr>
+          </w:pPr>
+        </w:p>
         <w:p>
           <w:pPr>
             <w:jc w:val="center"/>
@@ -4574,6 +4470,19 @@
             </w:rPr>
             <w:t>WATER SOURCE EVALUTION</w:t>
           </w:r>
+        </w:p>
+        <w:p>
+          <w:pPr>
+            <w:jc w:val="center"/>
+            <w:rPr>
+              <w:rFonts w:ascii="BC Sans" w:hAnsi="BC Sans"/>
+              <w:b/>
+              <w:bCs/>
+              <w:color w:val="000000"/>
+              <w:sz w:val="16"/>
+              <w:szCs w:val="16"/>
+            </w:rPr>
+          </w:pPr>
         </w:p>
       </w:tc>
     </w:tr>
@@ -6602,6 +6511,7 @@
   <w:style w:type="character" w:default="1" w:styleId="DefaultParagraphFont">
     <w:name w:val="Default Paragraph Font"/>
     <w:uiPriority w:val="1"/>
+    <w:semiHidden/>
     <w:unhideWhenUsed/>
   </w:style>
   <w:style w:type="table" w:default="1" w:styleId="TableNormal">
@@ -17818,26 +17728,10 @@
 </file>
 
 <file path=customXml/item1.xml><?xml version="1.0" encoding="utf-8"?>
-<p:properties xmlns:p="http://schemas.microsoft.com/office/2006/metadata/properties" xmlns:xsi="http://www.w3.org/2001/XMLSchema-instance" xmlns:pc="http://schemas.microsoft.com/office/infopath/2007/PartnerControls">
-  <documentManagement>
-    <lcf76f155ced4ddcb4097134ff3c332f xmlns="94d5cf59-5162-48bc-aa9b-620df72947f5">
-      <Terms xmlns="http://schemas.microsoft.com/office/infopath/2007/PartnerControls"/>
-    </lcf76f155ced4ddcb4097134ff3c332f>
-    <TaxCatchAll xmlns="8350b7c0-334b-4e19-bfc1-744f6a979eee" xsi:nil="true"/>
-  </documentManagement>
-</p:properties>
+<b:Sources xmlns:b="http://schemas.openxmlformats.org/officeDocument/2006/bibliography" xmlns="http://schemas.openxmlformats.org/officeDocument/2006/bibliography" SelectedStyle="/APA.XSL" StyleName="APA"/>
 </file>
 
 <file path=customXml/item2.xml><?xml version="1.0" encoding="utf-8"?>
-<?mso-contentType ?>
-<FormTemplates xmlns="http://schemas.microsoft.com/sharepoint/v3/contenttype/forms">
-  <Display>DocumentLibraryForm</Display>
-  <Edit>DocumentLibraryForm</Edit>
-  <New>DocumentLibraryForm</New>
-</FormTemplates>
-</file>
-
-<file path=customXml/item3.xml><?xml version="1.0" encoding="utf-8"?>
 <ct:contentTypeSchema xmlns:ct="http://schemas.microsoft.com/office/2006/metadata/contentType" xmlns:ma="http://schemas.microsoft.com/office/2006/metadata/properties/metaAttributes" ct:_="" ma:_="" ma:contentTypeName="Document" ma:contentTypeID="0x01010015F16144C0593A4A82C8AE0B67DB460F" ma:contentTypeVersion="11" ma:contentTypeDescription="Create a new document." ma:contentTypeScope="" ma:versionID="f03428ffc1746d68619392bc270e65d0">
   <xsd:schema xmlns:xsd="http://www.w3.org/2001/XMLSchema" xmlns:xs="http://www.w3.org/2001/XMLSchema" xmlns:p="http://schemas.microsoft.com/office/2006/metadata/properties" xmlns:ns2="94d5cf59-5162-48bc-aa9b-620df72947f5" xmlns:ns3="8350b7c0-334b-4e19-bfc1-744f6a979eee" targetNamespace="http://schemas.microsoft.com/office/2006/metadata/properties" ma:root="true" ma:fieldsID="2206ae29c74f0be434f81d51f34f460d" ns2:_="" ns3:_="">
     <xsd:import namespace="94d5cf59-5162-48bc-aa9b-620df72947f5"/>
@@ -18032,30 +17926,35 @@
 </ct:contentTypeSchema>
 </file>
 
+<file path=customXml/item3.xml><?xml version="1.0" encoding="utf-8"?>
+<?mso-contentType ?>
+<FormTemplates xmlns="http://schemas.microsoft.com/sharepoint/v3/contenttype/forms">
+  <Display>DocumentLibraryForm</Display>
+  <Edit>DocumentLibraryForm</Edit>
+  <New>DocumentLibraryForm</New>
+</FormTemplates>
+</file>
+
 <file path=customXml/item4.xml><?xml version="1.0" encoding="utf-8"?>
-<b:Sources xmlns:b="http://schemas.openxmlformats.org/officeDocument/2006/bibliography" xmlns="http://schemas.openxmlformats.org/officeDocument/2006/bibliography" SelectedStyle="/APA.XSL" StyleName="APA"/>
+<p:properties xmlns:p="http://schemas.microsoft.com/office/2006/metadata/properties" xmlns:xsi="http://www.w3.org/2001/XMLSchema-instance" xmlns:pc="http://schemas.microsoft.com/office/infopath/2007/PartnerControls">
+  <documentManagement>
+    <lcf76f155ced4ddcb4097134ff3c332f xmlns="94d5cf59-5162-48bc-aa9b-620df72947f5">
+      <Terms xmlns="http://schemas.microsoft.com/office/infopath/2007/PartnerControls"/>
+    </lcf76f155ced4ddcb4097134ff3c332f>
+    <TaxCatchAll xmlns="8350b7c0-334b-4e19-bfc1-744f6a979eee" xsi:nil="true"/>
+  </documentManagement>
+</p:properties>
 </file>
 
 <file path=customXml/itemProps1.xml><?xml version="1.0" encoding="utf-8"?>
-<ds:datastoreItem xmlns:ds="http://schemas.openxmlformats.org/officeDocument/2006/customXml" ds:itemID="{A7606A45-B25C-4FBA-BE17-306B7D23C091}">
+<ds:datastoreItem xmlns:ds="http://schemas.openxmlformats.org/officeDocument/2006/customXml" ds:itemID="{EF278816-EC6F-A645-907D-7F25AECB1D4A}">
   <ds:schemaRefs>
-    <ds:schemaRef ds:uri="http://schemas.microsoft.com/office/2006/metadata/properties"/>
-    <ds:schemaRef ds:uri="http://schemas.microsoft.com/office/infopath/2007/PartnerControls"/>
-    <ds:schemaRef ds:uri="94d5cf59-5162-48bc-aa9b-620df72947f5"/>
-    <ds:schemaRef ds:uri="8350b7c0-334b-4e19-bfc1-744f6a979eee"/>
+    <ds:schemaRef ds:uri="http://schemas.openxmlformats.org/officeDocument/2006/bibliography"/>
   </ds:schemaRefs>
 </ds:datastoreItem>
 </file>
 
 <file path=customXml/itemProps2.xml><?xml version="1.0" encoding="utf-8"?>
-<ds:datastoreItem xmlns:ds="http://schemas.openxmlformats.org/officeDocument/2006/customXml" ds:itemID="{360ECE8A-3139-463D-90B6-2A7471686095}">
-  <ds:schemaRefs>
-    <ds:schemaRef ds:uri="http://schemas.microsoft.com/sharepoint/v3/contenttype/forms"/>
-  </ds:schemaRefs>
-</ds:datastoreItem>
-</file>
-
-<file path=customXml/itemProps3.xml><?xml version="1.0" encoding="utf-8"?>
 <ds:datastoreItem xmlns:ds="http://schemas.openxmlformats.org/officeDocument/2006/customXml" ds:itemID="{5B64FE0E-7912-4F95-AAFF-E0C8FB9265FD}">
   <ds:schemaRefs>
     <ds:schemaRef ds:uri="http://schemas.microsoft.com/office/2006/metadata/contentType"/>
@@ -18074,10 +17973,21 @@
 </ds:datastoreItem>
 </file>
 
+<file path=customXml/itemProps3.xml><?xml version="1.0" encoding="utf-8"?>
+<ds:datastoreItem xmlns:ds="http://schemas.openxmlformats.org/officeDocument/2006/customXml" ds:itemID="{360ECE8A-3139-463D-90B6-2A7471686095}">
+  <ds:schemaRefs>
+    <ds:schemaRef ds:uri="http://schemas.microsoft.com/sharepoint/v3/contenttype/forms"/>
+  </ds:schemaRefs>
+</ds:datastoreItem>
+</file>
+
 <file path=customXml/itemProps4.xml><?xml version="1.0" encoding="utf-8"?>
-<ds:datastoreItem xmlns:ds="http://schemas.openxmlformats.org/officeDocument/2006/customXml" ds:itemID="{EF278816-EC6F-A645-907D-7F25AECB1D4A}">
+<ds:datastoreItem xmlns:ds="http://schemas.openxmlformats.org/officeDocument/2006/customXml" ds:itemID="{A7606A45-B25C-4FBA-BE17-306B7D23C091}">
   <ds:schemaRefs>
-    <ds:schemaRef ds:uri="http://schemas.openxmlformats.org/officeDocument/2006/bibliography"/>
+    <ds:schemaRef ds:uri="http://schemas.microsoft.com/office/2006/metadata/properties"/>
+    <ds:schemaRef ds:uri="http://schemas.microsoft.com/office/infopath/2007/PartnerControls"/>
+    <ds:schemaRef ds:uri="94d5cf59-5162-48bc-aa9b-620df72947f5"/>
+    <ds:schemaRef ds:uri="8350b7c0-334b-4e19-bfc1-744f6a979eee"/>
   </ds:schemaRefs>
 </ds:datastoreItem>
 </file>

--- a/PHOCS-Docgentemplates/PHOCS_WaterSourceEvaluation_Template.docx
+++ b/PHOCS-Docgentemplates/PHOCS_WaterSourceEvaluation_Template.docx
@@ -242,7 +242,7 @@
                 <w:sz w:val="24"/>
                 <w:szCs w:val="24"/>
               </w:rPr>
-              <w:t>BLAccountName</w:t>
+              <w:t>ParentAccountName</w:t>
             </w:r>
             <w:proofErr w:type="spellEnd"/>
             <w:r>
@@ -335,7 +335,7 @@
                 <w:sz w:val="24"/>
                 <w:szCs w:val="24"/>
               </w:rPr>
-              <w:t>BLAccountNumber</w:t>
+              <w:t>ParentAccountNumber</w:t>
             </w:r>
             <w:proofErr w:type="spellEnd"/>
             <w:r>
@@ -470,7 +470,27 @@
                 <w:sz w:val="24"/>
                 <w:szCs w:val="24"/>
               </w:rPr>
-              <w:t>Applicant Name:</w:t>
+              <w:t>Applicant</w:t>
+            </w:r>
+            <w:r>
+              <w:rPr>
+                <w:rFonts w:ascii="BC Sans" w:hAnsi="BC Sans"/>
+                <w:b/>
+                <w:bCs/>
+                <w:sz w:val="24"/>
+                <w:szCs w:val="24"/>
+              </w:rPr>
+              <w:t xml:space="preserve"> Contact</w:t>
+            </w:r>
+            <w:r>
+              <w:rPr>
+                <w:rFonts w:ascii="BC Sans" w:hAnsi="BC Sans"/>
+                <w:b/>
+                <w:bCs/>
+                <w:sz w:val="24"/>
+                <w:szCs w:val="24"/>
+              </w:rPr>
+              <w:t>:</w:t>
             </w:r>
           </w:p>
           <w:p>
@@ -988,85 +1008,36 @@
     </w:p>
     <w:p>
       <w:pPr>
-        <w:tabs>
-          <w:tab w:val="right" w:pos="8842"/>
-        </w:tabs>
         <w:rPr>
           <w:kern w:val="2"/>
-          <w:lang w:eastAsia="en-CA"/>
           <w14:ligatures w14:val="standardContextual"/>
         </w:rPr>
       </w:pPr>
       <w:r>
         <w:rPr>
           <w:rFonts w:ascii="BC Sans" w:hAnsi="BC Sans"/>
+          <w:color w:val="000000"/>
           <w:sz w:val="24"/>
           <w:szCs w:val="24"/>
         </w:rPr>
-        <w:t xml:space="preserve">  </w:t>
-      </w:r>
-      <w:r>
-        <w:rPr>
-          <w:rFonts w:ascii="BC Sans" w:hAnsi="BC Sans"/>
-          <w:sz w:val="24"/>
-          <w:szCs w:val="24"/>
-        </w:rPr>
-        <w:t>Re:</w:t>
-      </w:r>
-      <w:r>
-        <w:rPr>
-          <w:rFonts w:ascii="BC Sans" w:hAnsi="BC Sans"/>
-          <w:sz w:val="24"/>
-          <w:szCs w:val="24"/>
-        </w:rPr>
-        <w:t> Source</w:t>
-      </w:r>
-      <w:r>
-        <w:rPr>
-          <w:rFonts w:ascii="BC Sans" w:hAnsi="BC Sans"/>
-          <w:sz w:val="24"/>
-          <w:szCs w:val="24"/>
-        </w:rPr>
-        <w:t xml:space="preserve"> </w:t>
-      </w:r>
-      <w:r>
-        <w:rPr>
-          <w:rFonts w:ascii="BC Sans" w:hAnsi="BC Sans"/>
-          <w:sz w:val="24"/>
-          <w:szCs w:val="24"/>
-        </w:rPr>
-        <w:t>Water Evaluation </w:t>
+        <w:t xml:space="preserve">  Re: Source Water Evaluation </w:t>
       </w:r>
       <w:proofErr w:type="gramStart"/>
       <w:r>
         <w:rPr>
           <w:rFonts w:ascii="BC Sans" w:hAnsi="BC Sans"/>
+          <w:color w:val="000000"/>
           <w:sz w:val="24"/>
           <w:szCs w:val="24"/>
         </w:rPr>
-        <w:t>for</w:t>
-      </w:r>
-      <w:r>
-        <w:rPr>
-          <w:rFonts w:ascii="BC Sans" w:hAnsi="BC Sans"/>
-          <w:sz w:val="24"/>
-          <w:szCs w:val="24"/>
-        </w:rPr>
-        <w:t>:</w:t>
-      </w:r>
-      <w:r>
-        <w:rPr>
-          <w:rFonts w:ascii="BC Sans" w:hAnsi="BC Sans"/>
-          <w:sz w:val="24"/>
-          <w:szCs w:val="24"/>
-        </w:rPr>
-        <w:t xml:space="preserve"> {{</w:t>
+        <w:t>for: {{</w:t>
       </w:r>
       <w:proofErr w:type="spellStart"/>
       <w:proofErr w:type="gramEnd"/>
       <w:r>
         <w:rPr>
           <w:rFonts w:ascii="BC Sans" w:hAnsi="BC Sans"/>
+          <w:color w:val="000000"/>
           <w:sz w:val="24"/>
           <w:szCs w:val="24"/>
         </w:rPr>
@@ -1076,6 +1047,7 @@
       <w:r>
         <w:rPr>
           <w:rFonts w:ascii="BC Sans" w:hAnsi="BC Sans"/>
+          <w:color w:val="000000"/>
           <w:sz w:val="24"/>
           <w:szCs w:val="24"/>
         </w:rPr>
@@ -1085,27 +1057,28 @@
     <w:tbl>
       <w:tblPr>
         <w:tblStyle w:val="TableGrid"/>
-        <w:tblW w:w="8910" w:type="dxa"/>
+        <w:tblW w:w="9360" w:type="dxa"/>
         <w:tblInd w:w="-5" w:type="dxa"/>
+        <w:tblBorders>
+          <w:top w:val="none" w:sz="0" w:space="0" w:color="auto"/>
+          <w:left w:val="none" w:sz="0" w:space="0" w:color="auto"/>
+          <w:bottom w:val="none" w:sz="0" w:space="0" w:color="auto"/>
+          <w:right w:val="none" w:sz="0" w:space="0" w:color="auto"/>
+          <w:insideH w:val="none" w:sz="0" w:space="0" w:color="auto"/>
+          <w:insideV w:val="none" w:sz="0" w:space="0" w:color="auto"/>
+        </w:tblBorders>
         <w:tblLook w:val="04A0" w:firstRow="1" w:lastRow="0" w:firstColumn="1" w:lastColumn="0" w:noHBand="0" w:noVBand="1"/>
       </w:tblPr>
       <w:tblGrid>
-        <w:gridCol w:w="8910"/>
+        <w:gridCol w:w="9360"/>
       </w:tblGrid>
       <w:tr>
         <w:tc>
           <w:tcPr>
-            <w:tcW w:w="8910" w:type="dxa"/>
-            <w:tcBorders>
-              <w:top w:val="nil"/>
-              <w:left w:val="nil"/>
-              <w:bottom w:val="nil"/>
-              <w:right w:val="nil"/>
-            </w:tcBorders>
+            <w:tcW w:w="9360" w:type="dxa"/>
           </w:tcPr>
           <w:p>
             <w:pPr>
-              <w:jc w:val="both"/>
               <w:rPr>
                 <w:rFonts w:ascii="BC Sans" w:hAnsi="BC Sans"/>
                 <w:kern w:val="2"/>
@@ -1118,154 +1091,19 @@
             <w:r>
               <w:rPr>
                 <w:rFonts w:ascii="BC Sans" w:hAnsi="BC Sans"/>
-                <w:kern w:val="2"/>
                 <w:sz w:val="24"/>
                 <w:szCs w:val="24"/>
-                <w:lang w:val="en-CA" w:eastAsia="en-CA"/>
-                <w14:ligatures w14:val="standardContextual"/>
               </w:rPr>
-              <w:t xml:space="preserve">The application </w:t>
+              <w:t xml:space="preserve">The application package referenced above has been reviewed by a Drinking Water Officer and a source water evaluation has been completed. Based on the information </w:t>
             </w:r>
             <w:r>
               <w:rPr>
                 <w:rFonts w:ascii="BC Sans" w:hAnsi="BC Sans"/>
                 <w:sz w:val="24"/>
                 <w:szCs w:val="24"/>
-                <w:lang w:val="en-CA"/>
-              </w:rPr>
-              <w:t>package submitted for the</w:t>
-            </w:r>
-            <w:r>
-              <w:rPr>
-                <w:rFonts w:ascii="BC Sans" w:hAnsi="BC Sans"/>
-                <w:kern w:val="2"/>
-                <w:sz w:val="24"/>
-                <w:szCs w:val="24"/>
-                <w:lang w:val="en-CA" w:eastAsia="en-CA"/>
-                <w14:ligatures w14:val="standardContextual"/>
-              </w:rPr>
-              <w:t xml:space="preserve"> </w:t>
-            </w:r>
-            <w:r>
-              <w:rPr>
-                <w:rFonts w:ascii="BC Sans" w:hAnsi="BC Sans"/>
-                <w:sz w:val="24"/>
-                <w:szCs w:val="24"/>
-                <w:lang w:val="en-CA"/>
-              </w:rPr>
-              <w:t>above has</w:t>
-            </w:r>
-            <w:r>
-              <w:rPr>
-                <w:rFonts w:ascii="BC Sans" w:hAnsi="BC Sans"/>
-                <w:kern w:val="2"/>
-                <w:sz w:val="24"/>
-                <w:szCs w:val="24"/>
-                <w:lang w:val="en-CA" w:eastAsia="en-CA"/>
-                <w14:ligatures w14:val="standardContextual"/>
-              </w:rPr>
-              <w:t xml:space="preserve"> been reviewed and a source </w:t>
-            </w:r>
-            <w:r>
-              <w:rPr>
-                <w:rFonts w:ascii="BC Sans" w:hAnsi="BC Sans"/>
-                <w:sz w:val="24"/>
-                <w:szCs w:val="24"/>
-                <w:lang w:val="en-CA"/>
-              </w:rPr>
-              <w:t>water evaluation was</w:t>
-            </w:r>
-            <w:r>
-              <w:rPr>
-                <w:rFonts w:ascii="BC Sans" w:hAnsi="BC Sans"/>
-                <w:kern w:val="2"/>
-                <w:sz w:val="24"/>
-                <w:szCs w:val="24"/>
-                <w:lang w:val="en-CA" w:eastAsia="en-CA"/>
-                <w14:ligatures w14:val="standardContextual"/>
-              </w:rPr>
-              <w:t xml:space="preserve"> completed.</w:t>
-            </w:r>
-            <w:r>
-              <w:rPr>
-                <w:rFonts w:ascii="BC Sans" w:hAnsi="BC Sans"/>
-                <w:sz w:val="24"/>
-                <w:szCs w:val="24"/>
-                <w:lang w:val="en-CA"/>
-              </w:rPr>
-              <w:t> Our</w:t>
-            </w:r>
-            <w:r>
-              <w:rPr>
-                <w:rFonts w:ascii="BC Sans" w:hAnsi="BC Sans"/>
-                <w:kern w:val="2"/>
-                <w:sz w:val="24"/>
-                <w:szCs w:val="24"/>
-                <w:lang w:val="en-CA" w:eastAsia="en-CA"/>
-                <w14:ligatures w14:val="standardContextual"/>
-              </w:rPr>
-              <w:t xml:space="preserve"> standard procedure is to do an evaluation of the drinking water source before a Public Health Engineer (PHE) reviews a proposed </w:t>
-            </w:r>
-            <w:r>
-              <w:rPr>
-                <w:rFonts w:ascii="BC Sans" w:hAnsi="BC Sans"/>
-                <w:kern w:val="2"/>
-                <w:sz w:val="24"/>
-                <w:szCs w:val="24"/>
-                <w:lang w:val="en-CA" w:eastAsia="en-CA"/>
-                <w14:ligatures w14:val="standardContextual"/>
               </w:rPr>
               <w:lastRenderedPageBreak/>
-              <w:t>treatment and before an Environmental Health Officer (EHO) issues a Permit to Operate a water supply system (for new or unpermitted water systems).</w:t>
-            </w:r>
-            <w:r>
-              <w:rPr>
-                <w:rFonts w:ascii="BC Sans" w:hAnsi="BC Sans"/>
-                <w:sz w:val="24"/>
-                <w:szCs w:val="24"/>
-                <w:lang w:val="en-CA"/>
-              </w:rPr>
-              <w:t> Based</w:t>
-            </w:r>
-            <w:r>
-              <w:rPr>
-                <w:rFonts w:ascii="BC Sans" w:hAnsi="BC Sans"/>
-                <w:kern w:val="2"/>
-                <w:sz w:val="24"/>
-                <w:szCs w:val="24"/>
-                <w:lang w:val="en-CA" w:eastAsia="en-CA"/>
-                <w14:ligatures w14:val="standardContextual"/>
-              </w:rPr>
-              <w:t xml:space="preserve"> on the </w:t>
-            </w:r>
-            <w:r>
-              <w:rPr>
-                <w:rFonts w:ascii="BC Sans" w:hAnsi="BC Sans"/>
-                <w:sz w:val="24"/>
-                <w:szCs w:val="24"/>
-                <w:lang w:val="en-CA"/>
-              </w:rPr>
-              <w:t>information submitted</w:t>
-            </w:r>
-            <w:r>
-              <w:rPr>
-                <w:rFonts w:ascii="BC Sans" w:hAnsi="BC Sans"/>
-                <w:kern w:val="2"/>
-                <w:sz w:val="24"/>
-                <w:szCs w:val="24"/>
-                <w:lang w:val="en-CA" w:eastAsia="en-CA"/>
-                <w14:ligatures w14:val="standardContextual"/>
-              </w:rPr>
-              <w:t>, the following summary is provided:</w:t>
-            </w:r>
-            <w:r>
-              <w:rPr>
-                <w:rFonts w:ascii="BC Sans" w:hAnsi="BC Sans"/>
-                <w:sz w:val="24"/>
-                <w:szCs w:val="24"/>
-                <w:lang w:val="en-CA"/>
-              </w:rPr>
-              <w:t> </w:t>
+              <w:t>submitted and the results of the evaluation, the following summary is provided for the source water: </w:t>
             </w:r>
           </w:p>
         </w:tc>
@@ -1285,7 +1123,7 @@
     </w:p>
     <w:tbl>
       <w:tblPr>
-        <w:tblW w:w="9090" w:type="dxa"/>
+        <w:tblW w:w="9270" w:type="dxa"/>
         <w:tblInd w:w="82" w:type="dxa"/>
         <w:tblBorders>
           <w:top w:val="outset" w:sz="6" w:space="0" w:color="auto"/>
@@ -1302,7 +1140,7 @@
       </w:tblPr>
       <w:tblGrid>
         <w:gridCol w:w="3150"/>
-        <w:gridCol w:w="5940"/>
+        <w:gridCol w:w="6120"/>
       </w:tblGrid>
       <w:tr>
         <w:trPr>
@@ -1350,7 +1188,7 @@
         </w:tc>
         <w:tc>
           <w:tcPr>
-            <w:tcW w:w="5940" w:type="dxa"/>
+            <w:tcW w:w="6120" w:type="dxa"/>
             <w:tcBorders>
               <w:top w:val="single" w:sz="6" w:space="0" w:color="auto"/>
               <w:left w:val="single" w:sz="6" w:space="0" w:color="auto"/>
@@ -1427,7 +1265,7 @@
         </w:tc>
         <w:tc>
           <w:tcPr>
-            <w:tcW w:w="5940" w:type="dxa"/>
+            <w:tcW w:w="6120" w:type="dxa"/>
             <w:tcBorders>
               <w:top w:val="single" w:sz="6" w:space="0" w:color="auto"/>
               <w:left w:val="single" w:sz="6" w:space="0" w:color="auto"/>
@@ -1504,11 +1342,20 @@
               <w:rPr>
                 <w:rFonts w:ascii="BC Sans" w:hAnsi="BC Sans"/>
                 <w:kern w:val="2"/>
+                <w:lang w:eastAsia="en-CA"/>
+                <w14:ligatures w14:val="standardContextual"/>
+              </w:rPr>
+              <w:lastRenderedPageBreak/>
+              <w:t>Treatment level Required</w:t>
+            </w:r>
+            <w:r>
+              <w:rPr>
+                <w:rFonts w:ascii="BC Sans" w:hAnsi="BC Sans"/>
+                <w:kern w:val="2"/>
                 <w:lang w:val="en-CA" w:eastAsia="en-CA"/>
                 <w14:ligatures w14:val="standardContextual"/>
               </w:rPr>
-              <w:lastRenderedPageBreak/>
-              <w:t>Treatment:</w:t>
+              <w:t>:</w:t>
             </w:r>
             <w:r>
               <w:rPr>
@@ -1523,7 +1370,7 @@
         </w:tc>
         <w:tc>
           <w:tcPr>
-            <w:tcW w:w="5940" w:type="dxa"/>
+            <w:tcW w:w="6120" w:type="dxa"/>
             <w:tcBorders>
               <w:top w:val="single" w:sz="6" w:space="0" w:color="auto"/>
               <w:left w:val="single" w:sz="6" w:space="0" w:color="auto"/>
@@ -1564,62 +1411,30 @@
               <w:rPr>
                 <w:rFonts w:ascii="BC Sans" w:hAnsi="BC Sans"/>
                 <w:kern w:val="2"/>
-                <w:lang w:val="en-CA" w:eastAsia="en-CA"/>
+                <w:lang w:eastAsia="en-CA"/>
                 <w14:ligatures w14:val="standardContextual"/>
               </w:rPr>
-              <w:t>The</w:t>
+              <w:t>Drinking</w:t>
             </w:r>
             <w:proofErr w:type="gramEnd"/>
             <w:r>
               <w:rPr>
                 <w:rFonts w:ascii="BC Sans" w:hAnsi="BC Sans"/>
                 <w:kern w:val="2"/>
-                <w:lang w:val="en-CA" w:eastAsia="en-CA"/>
+                <w:lang w:eastAsia="en-CA"/>
                 <w14:ligatures w14:val="standardContextual"/>
               </w:rPr>
-              <w:t xml:space="preserve"> groundwater source water shall be </w:t>
+              <w:t xml:space="preserve"> Water Treatment Objectives (Microbiological) for Ground Water Supplies in British Columba. Restate target virus for </w:t>
             </w:r>
-            <w:r>
-              <w:rPr>
-                <w:rFonts w:ascii="BC Sans" w:hAnsi="BC Sans"/>
-                <w:color w:val="000000"/>
-                <w:lang w:val="en-CA"/>
-              </w:rPr>
-              <w:t>treated in</w:t>
-            </w:r>
+            <w:proofErr w:type="gramStart"/>
             <w:r>
               <w:rPr>
                 <w:rFonts w:ascii="BC Sans" w:hAnsi="BC Sans"/>
                 <w:kern w:val="2"/>
-                <w:lang w:val="en-CA" w:eastAsia="en-CA"/>
+                <w:lang w:eastAsia="en-CA"/>
                 <w14:ligatures w14:val="standardContextual"/>
               </w:rPr>
-              <w:t xml:space="preserve"> accordance </w:t>
-            </w:r>
-            <w:r>
-              <w:rPr>
-                <w:rFonts w:ascii="BC Sans" w:hAnsi="BC Sans"/>
-                <w:color w:val="000000"/>
-                <w:lang w:val="en-CA"/>
-              </w:rPr>
-              <w:t>with the</w:t>
-            </w:r>
-            <w:r>
-              <w:rPr>
-                <w:rFonts w:ascii="BC Sans" w:hAnsi="BC Sans"/>
-                <w:kern w:val="2"/>
-                <w:lang w:val="en-CA" w:eastAsia="en-CA"/>
-                <w14:ligatures w14:val="standardContextual"/>
-              </w:rPr>
-              <w:t xml:space="preserve"> Drinking Water Treatment Objectives (Microbiological) for Ground Water Supplies in BC. Restate target virus for treatment.</w:t>
-            </w:r>
-            <w:r>
-              <w:rPr>
-                <w:rFonts w:ascii="BC Sans" w:hAnsi="BC Sans"/>
-                <w:color w:val="000000"/>
-                <w:lang w:val="en-CA"/>
-              </w:rPr>
-              <w:t> </w:t>
+              <w:t>treatment</w:t>
             </w:r>
             <w:r>
               <w:rPr>
@@ -1628,7 +1443,17 @@
                 <w:lang w:eastAsia="en-CA"/>
                 <w14:ligatures w14:val="standardContextual"/>
               </w:rPr>
-              <w:t>{{/IF_Treatement1}}</w:t>
+              <w:t>{{/</w:t>
+            </w:r>
+            <w:proofErr w:type="gramEnd"/>
+            <w:r>
+              <w:rPr>
+                <w:rFonts w:ascii="BC Sans" w:hAnsi="BC Sans"/>
+                <w:kern w:val="2"/>
+                <w:lang w:eastAsia="en-CA"/>
+                <w14:ligatures w14:val="standardContextual"/>
+              </w:rPr>
+              <w:t>IF_Treatement1}}</w:t>
             </w:r>
           </w:p>
           <w:p>
@@ -1749,6 +1574,7 @@
                 <w:lang w:val="en-CA" w:eastAsia="en-CA"/>
                 <w14:ligatures w14:val="standardContextual"/>
               </w:rPr>
+              <w:lastRenderedPageBreak/>
               <w:t>{{#IF_Treatement3</w:t>
             </w:r>
             <w:proofErr w:type="gramStart"/>
@@ -1759,69 +1585,7 @@
                 <w:lang w:val="en-CA" w:eastAsia="en-CA"/>
                 <w14:ligatures w14:val="standardContextual"/>
               </w:rPr>
-              <w:t>}}The</w:t>
-            </w:r>
-            <w:proofErr w:type="gramEnd"/>
-            <w:r>
-              <w:rPr>
-                <w:rFonts w:ascii="BC Sans" w:hAnsi="BC Sans"/>
-                <w:kern w:val="2"/>
-                <w:lang w:val="en-CA" w:eastAsia="en-CA"/>
-                <w14:ligatures w14:val="standardContextual"/>
-              </w:rPr>
-              <w:t xml:space="preserve"> rainwater source shall be </w:t>
-            </w:r>
-            <w:r>
-              <w:rPr>
-                <w:rFonts w:ascii="BC Sans" w:hAnsi="BC Sans"/>
-                <w:color w:val="000000"/>
-                <w:lang w:val="en-CA"/>
-              </w:rPr>
-              <w:t>treated in</w:t>
-            </w:r>
-            <w:r>
-              <w:rPr>
-                <w:rFonts w:ascii="BC Sans" w:hAnsi="BC Sans"/>
-                <w:kern w:val="2"/>
-                <w:lang w:val="en-CA" w:eastAsia="en-CA"/>
-                <w14:ligatures w14:val="standardContextual"/>
-              </w:rPr>
-              <w:t xml:space="preserve"> accordance </w:t>
-            </w:r>
-            <w:r>
-              <w:rPr>
-                <w:rFonts w:ascii="BC Sans" w:hAnsi="BC Sans"/>
-                <w:color w:val="000000"/>
-                <w:lang w:val="en-CA"/>
-              </w:rPr>
-              <w:t>with the</w:t>
-            </w:r>
-            <w:r>
-              <w:rPr>
-                <w:rFonts w:ascii="BC Sans" w:hAnsi="BC Sans"/>
-                <w:kern w:val="2"/>
-                <w:lang w:val="en-CA" w:eastAsia="en-CA"/>
-                <w14:ligatures w14:val="standardContextual"/>
-              </w:rPr>
-              <w:t xml:space="preserve"> Ministry of Health Guidance for </w:t>
-            </w:r>
-            <w:r>
-              <w:rPr>
-                <w:rFonts w:ascii="BC Sans" w:hAnsi="BC Sans"/>
-                <w:kern w:val="2"/>
-                <w:lang w:val="en-CA" w:eastAsia="en-CA"/>
-                <w14:ligatures w14:val="standardContextual"/>
-              </w:rPr>
-              <w:lastRenderedPageBreak/>
-              <w:t xml:space="preserve">Treatment of Rainwater Harvested for Potable </w:t>
-            </w:r>
-            <w:r>
-              <w:rPr>
-                <w:rFonts w:ascii="BC Sans" w:hAnsi="BC Sans"/>
-                <w:color w:val="000000"/>
-                <w:lang w:val="en-CA"/>
-              </w:rPr>
-              <w:t>Use</w:t>
+              <w:t>}}</w:t>
             </w:r>
             <w:r>
               <w:rPr>
@@ -1830,7 +1594,26 @@
                 <w:lang w:eastAsia="en-CA"/>
                 <w14:ligatures w14:val="standardContextual"/>
               </w:rPr>
-              <w:t> {{/IF_Treatement3}}</w:t>
+              <w:t>Guidance</w:t>
+            </w:r>
+            <w:proofErr w:type="gramEnd"/>
+            <w:r>
+              <w:rPr>
+                <w:rFonts w:ascii="BC Sans" w:hAnsi="BC Sans"/>
+                <w:kern w:val="2"/>
+                <w:lang w:eastAsia="en-CA"/>
+                <w14:ligatures w14:val="standardContextual"/>
+              </w:rPr>
+              <w:t xml:space="preserve"> for Treatment of Rainwater Harvested for Potable Use in British Columbia</w:t>
+            </w:r>
+            <w:r>
+              <w:rPr>
+                <w:rFonts w:ascii="BC Sans" w:hAnsi="BC Sans"/>
+                <w:kern w:val="2"/>
+                <w:lang w:eastAsia="en-CA"/>
+                <w14:ligatures w14:val="standardContextual"/>
+              </w:rPr>
+              <w:t>{{/IF_Treatement3}}</w:t>
             </w:r>
           </w:p>
         </w:tc>
@@ -1883,7 +1666,7 @@
         </w:tc>
         <w:tc>
           <w:tcPr>
-            <w:tcW w:w="5940" w:type="dxa"/>
+            <w:tcW w:w="6120" w:type="dxa"/>
             <w:tcBorders>
               <w:top w:val="single" w:sz="6" w:space="0" w:color="auto"/>
               <w:left w:val="single" w:sz="6" w:space="0" w:color="auto"/>
@@ -2000,7 +1783,7 @@
         </w:tc>
         <w:tc>
           <w:tcPr>
-            <w:tcW w:w="5940" w:type="dxa"/>
+            <w:tcW w:w="6120" w:type="dxa"/>
             <w:tcBorders>
               <w:top w:val="single" w:sz="6" w:space="0" w:color="auto"/>
               <w:left w:val="single" w:sz="6" w:space="0" w:color="auto"/>
@@ -2078,7 +1861,7 @@
         </w:tc>
         <w:tc>
           <w:tcPr>
-            <w:tcW w:w="5940" w:type="dxa"/>
+            <w:tcW w:w="6120" w:type="dxa"/>
             <w:tcBorders>
               <w:top w:val="single" w:sz="6" w:space="0" w:color="auto"/>
               <w:left w:val="single" w:sz="6" w:space="0" w:color="auto"/>
@@ -2154,17 +1937,17 @@
     <w:tbl>
       <w:tblPr>
         <w:tblStyle w:val="TableGrid"/>
-        <w:tblW w:w="8910" w:type="dxa"/>
+        <w:tblW w:w="9270" w:type="dxa"/>
         <w:tblInd w:w="85" w:type="dxa"/>
         <w:tblLook w:val="04A0" w:firstRow="1" w:lastRow="0" w:firstColumn="1" w:lastColumn="0" w:noHBand="0" w:noVBand="1"/>
       </w:tblPr>
       <w:tblGrid>
-        <w:gridCol w:w="8910"/>
+        <w:gridCol w:w="9270"/>
       </w:tblGrid>
       <w:tr>
         <w:tc>
           <w:tcPr>
-            <w:tcW w:w="8910" w:type="dxa"/>
+            <w:tcW w:w="9270" w:type="dxa"/>
             <w:tcBorders>
               <w:top w:val="nil"/>
               <w:left w:val="nil"/>
@@ -2197,12 +1980,12 @@
                 <w:lang w:val="en-CA" w:eastAsia="en-CA"/>
                 <w14:ligatures w14:val="standardContextual"/>
               </w:rPr>
+              <w:lastRenderedPageBreak/>
               <w:t>Note:</w:t>
             </w:r>
           </w:p>
           <w:p>
             <w:pPr>
-              <w:jc w:val="both"/>
               <w:rPr>
                 <w:rFonts w:ascii="BC Sans" w:hAnsi="BC Sans"/>
                 <w:sz w:val="24"/>
@@ -2215,10 +1998,26 @@
                 <w:rFonts w:ascii="BC Sans" w:hAnsi="BC Sans"/>
                 <w:sz w:val="24"/>
                 <w:szCs w:val="24"/>
-                <w:lang w:val="en-CA"/>
               </w:rPr>
-              <w:lastRenderedPageBreak/>
-              <w:t>This is neither a construction permit nor an operating permit. Construction permits construction permit waivers, and operating permits can be applied for separately. An operating permit will be issued following the construction of the water system/upon conditions being met/etc. Terms and conditions for the operating permit will be informed by this source water evaluation.</w:t>
+              <w:t>This is not a Drinking Water Construction Permit, Drinking Water Construction Permit Waiver nor a Drinking Water Operating Permit. Construction Permits, Construction Permit Waivers, and Operating Permits can be </w:t>
+            </w:r>
+            <w:proofErr w:type="gramStart"/>
+            <w:r>
+              <w:rPr>
+                <w:rFonts w:ascii="BC Sans" w:hAnsi="BC Sans"/>
+                <w:sz w:val="24"/>
+                <w:szCs w:val="24"/>
+              </w:rPr>
+              <w:t>applied for</w:t>
+            </w:r>
+            <w:proofErr w:type="gramEnd"/>
+            <w:r>
+              <w:rPr>
+                <w:rFonts w:ascii="BC Sans" w:hAnsi="BC Sans"/>
+                <w:sz w:val="24"/>
+                <w:szCs w:val="24"/>
+              </w:rPr>
+              <w:t> separately. An Operating Permit will be issued following the construction of the water system/ and upon any permit terms and conditions being met. Terms and conditions for the Operating Permit will be informed by this source water evaluation.</w:t>
             </w:r>
           </w:p>
         </w:tc>
@@ -2236,7 +2035,7 @@
     <w:tbl>
       <w:tblPr>
         <w:tblStyle w:val="TableGrid"/>
-        <w:tblW w:w="9090" w:type="dxa"/>
+        <w:tblW w:w="9450" w:type="dxa"/>
         <w:tblInd w:w="-5" w:type="dxa"/>
         <w:tblBorders>
           <w:top w:val="none" w:sz="0" w:space="0" w:color="auto"/>
@@ -2250,7 +2049,7 @@
       </w:tblPr>
       <w:tblGrid>
         <w:gridCol w:w="4241"/>
-        <w:gridCol w:w="4849"/>
+        <w:gridCol w:w="5209"/>
       </w:tblGrid>
       <w:tr>
         <w:tc>
@@ -2295,7 +2094,7 @@
         </w:tc>
         <w:tc>
           <w:tcPr>
-            <w:tcW w:w="4849" w:type="dxa"/>
+            <w:tcW w:w="5209" w:type="dxa"/>
           </w:tcPr>
           <w:p>
             <w:pPr>
@@ -2317,7 +2116,31 @@
                 <w:lang w:eastAsia="en-CA"/>
                 <w14:ligatures w14:val="standardContextual"/>
               </w:rPr>
-              <w:t>Northern Health Authority, Public Health Protection</w:t>
+              <w:t>{{</w:t>
+            </w:r>
+            <w:proofErr w:type="spellStart"/>
+            <w:r>
+              <w:rPr>
+                <w:rFonts w:ascii="BC Sans" w:hAnsi="BC Sans"/>
+                <w:kern w:val="2"/>
+                <w:sz w:val="24"/>
+                <w:szCs w:val="24"/>
+                <w:lang w:eastAsia="en-CA"/>
+                <w14:ligatures w14:val="standardContextual"/>
+              </w:rPr>
+              <w:t>BLAccountHealthAuthority</w:t>
+            </w:r>
+            <w:proofErr w:type="spellEnd"/>
+            <w:r>
+              <w:rPr>
+                <w:rFonts w:ascii="BC Sans" w:hAnsi="BC Sans"/>
+                <w:kern w:val="2"/>
+                <w:sz w:val="24"/>
+                <w:szCs w:val="24"/>
+                <w:lang w:eastAsia="en-CA"/>
+                <w14:ligatures w14:val="standardContextual"/>
+              </w:rPr>
+              <w:t>}}</w:t>
             </w:r>
           </w:p>
           <w:p>
@@ -2375,7 +2198,7 @@
         </w:tc>
         <w:tc>
           <w:tcPr>
-            <w:tcW w:w="4849" w:type="dxa"/>
+            <w:tcW w:w="5209" w:type="dxa"/>
           </w:tcPr>
           <w:p>
             <w:pPr>
@@ -4470,6 +4293,17 @@
             </w:rPr>
             <w:t>WATER SOURCE EVALUTION</w:t>
           </w:r>
+          <w:r>
+            <w:rPr>
+              <w:rFonts w:ascii="BC Sans" w:hAnsi="BC Sans"/>
+              <w:b/>
+              <w:bCs/>
+              <w:color w:val="000000"/>
+              <w:sz w:val="36"/>
+              <w:szCs w:val="36"/>
+            </w:rPr>
+            <w:t xml:space="preserve"> LETTER</w:t>
+          </w:r>
         </w:p>
         <w:p>
           <w:pPr>
@@ -6511,7 +6345,6 @@
   <w:style w:type="character" w:default="1" w:styleId="DefaultParagraphFont">
     <w:name w:val="Default Paragraph Font"/>
     <w:uiPriority w:val="1"/>
-    <w:semiHidden/>
     <w:unhideWhenUsed/>
   </w:style>
   <w:style w:type="table" w:default="1" w:styleId="TableNormal">

--- a/PHOCS-Docgentemplates/PHOCS_WaterSourceEvaluation_Template.docx
+++ b/PHOCS-Docgentemplates/PHOCS_WaterSourceEvaluation_Template.docx
@@ -2261,8 +2261,12 @@
       </w:r>
     </w:p>
     <w:sectPr>
-      <w:headerReference w:type="default" r:id="rId11"/>
-      <w:footerReference w:type="default" r:id="rId12"/>
+      <w:headerReference w:type="even" r:id="rId11"/>
+      <w:headerReference w:type="default" r:id="rId12"/>
+      <w:footerReference w:type="even" r:id="rId13"/>
+      <w:footerReference w:type="default" r:id="rId14"/>
+      <w:headerReference w:type="first" r:id="rId15"/>
+      <w:footerReference w:type="first" r:id="rId16"/>
       <w:pgSz w:w="12240" w:h="15840" w:code="1"/>
       <w:pgMar w:top="1411" w:right="1699" w:bottom="1411" w:left="1699" w:header="720" w:footer="720" w:gutter="0"/>
       <w:cols w:space="720"/>
@@ -2301,6 +2305,16 @@
 <w:ftr xmlns:wpc="http://schemas.microsoft.com/office/word/2010/wordprocessingCanvas" xmlns:cx="http://schemas.microsoft.com/office/drawing/2014/chartex" xmlns:cx1="http://schemas.microsoft.com/office/drawing/2015/9/8/chartex" xmlns:cx2="http://schemas.microsoft.com/office/drawing/2015/10/21/chartex" xmlns:cx3="http://schemas.microsoft.com/office/drawing/2016/5/9/chartex" xmlns:cx4="http://schemas.microsoft.com/office/drawing/2016/5/10/chartex" xmlns:cx5="http://schemas.microsoft.com/office/drawing/2016/5/11/chartex" xmlns:cx6="http://schemas.microsoft.com/office/drawing/2016/5/12/chartex" xmlns:cx7="http://schemas.microsoft.com/office/drawing/2016/5/13/chartex" xmlns:cx8="http://schemas.microsoft.com/office/drawing/2016/5/14/chartex" xmlns:mc="http://schemas.openxmlformats.org/markup-compatibility/2006" xmlns:aink="http://schemas.microsoft.com/office/drawing/2016/ink" xmlns:am3d="http://schemas.microsoft.com/office/drawing/2017/model3d" xmlns:o="urn:schemas-microsoft-com:office:office" xmlns:oel="http://schemas.microsoft.com/office/2019/extlst" xmlns:r="http://schemas.openxmlformats.org/officeDocument/2006/relationships" xmlns:m="http://schemas.openxmlformats.org/officeDocument/2006/math" xmlns:v="urn:schemas-microsoft-com:vml" xmlns:wp14="http://schemas.microsoft.com/office/word/2010/wordprocessingDrawing" xmlns:wp="http://schemas.openxmlformats.org/drawingml/2006/wordprocessingDrawing" xmlns:w10="urn:schemas-microsoft-com:office:word" xmlns:w="http://schemas.openxmlformats.org/wordprocessingml/2006/main" xmlns:w14="http://schemas.microsoft.com/office/word/2010/wordml" xmlns:w15="http://schemas.microsoft.com/office/word/2012/wordml" xmlns:w16cei="http://schemas.microsoft.com/office/word/2026/wordml/cei" xmlns:w16cex="http://schemas.microsoft.com/office/word/2018/wordml/cex" xmlns:w16cid="http://schemas.microsoft.com/office/word/2016/wordml/cid" xmlns:w16="http://schemas.microsoft.com/office/word/2018/wordml" xmlns:w16du="http://schemas.microsoft.com/office/word/2023/wordml/word16du" xmlns:w16sdtdh="http://schemas.microsoft.com/office/word/2020/wordml/sdtdatahash" xmlns:w16sdtfl="http://schemas.microsoft.com/office/word/2024/wordml/sdtformatlock" xmlns:w16se="http://schemas.microsoft.com/office/word/2015/wordml/symex" xmlns:wpg="http://schemas.microsoft.com/office/word/2010/wordprocessingGroup" xmlns:wpi="http://schemas.microsoft.com/office/word/2010/wordprocessingInk" xmlns:wne="http://schemas.microsoft.com/office/word/2006/wordml" xmlns:wps="http://schemas.microsoft.com/office/word/2010/wordprocessingShape" mc:Ignorable="w14 w15 w16se w16cid w16 w16cex w16sdtdh w16sdtfl w16du wp14">
   <w:p>
     <w:pPr>
+      <w:pStyle w:val="Footer"/>
+    </w:pPr>
+  </w:p>
+</w:ftr>
+</file>
+
+<file path=word/footer2.xml><?xml version="1.0" encoding="utf-8"?>
+<w:ftr xmlns:wpc="http://schemas.microsoft.com/office/word/2010/wordprocessingCanvas" xmlns:cx="http://schemas.microsoft.com/office/drawing/2014/chartex" xmlns:cx1="http://schemas.microsoft.com/office/drawing/2015/9/8/chartex" xmlns:cx2="http://schemas.microsoft.com/office/drawing/2015/10/21/chartex" xmlns:cx3="http://schemas.microsoft.com/office/drawing/2016/5/9/chartex" xmlns:cx4="http://schemas.microsoft.com/office/drawing/2016/5/10/chartex" xmlns:cx5="http://schemas.microsoft.com/office/drawing/2016/5/11/chartex" xmlns:cx6="http://schemas.microsoft.com/office/drawing/2016/5/12/chartex" xmlns:cx7="http://schemas.microsoft.com/office/drawing/2016/5/13/chartex" xmlns:cx8="http://schemas.microsoft.com/office/drawing/2016/5/14/chartex" xmlns:mc="http://schemas.openxmlformats.org/markup-compatibility/2006" xmlns:aink="http://schemas.microsoft.com/office/drawing/2016/ink" xmlns:am3d="http://schemas.microsoft.com/office/drawing/2017/model3d" xmlns:o="urn:schemas-microsoft-com:office:office" xmlns:oel="http://schemas.microsoft.com/office/2019/extlst" xmlns:r="http://schemas.openxmlformats.org/officeDocument/2006/relationships" xmlns:m="http://schemas.openxmlformats.org/officeDocument/2006/math" xmlns:v="urn:schemas-microsoft-com:vml" xmlns:wp14="http://schemas.microsoft.com/office/word/2010/wordprocessingDrawing" xmlns:wp="http://schemas.openxmlformats.org/drawingml/2006/wordprocessingDrawing" xmlns:w10="urn:schemas-microsoft-com:office:word" xmlns:w="http://schemas.openxmlformats.org/wordprocessingml/2006/main" xmlns:w14="http://schemas.microsoft.com/office/word/2010/wordml" xmlns:w15="http://schemas.microsoft.com/office/word/2012/wordml" xmlns:w16cei="http://schemas.microsoft.com/office/word/2026/wordml/cei" xmlns:w16cex="http://schemas.microsoft.com/office/word/2018/wordml/cex" xmlns:w16cid="http://schemas.microsoft.com/office/word/2016/wordml/cid" xmlns:w16="http://schemas.microsoft.com/office/word/2018/wordml" xmlns:w16du="http://schemas.microsoft.com/office/word/2023/wordml/word16du" xmlns:w16sdtdh="http://schemas.microsoft.com/office/word/2020/wordml/sdtdatahash" xmlns:w16sdtfl="http://schemas.microsoft.com/office/word/2024/wordml/sdtformatlock" xmlns:w16se="http://schemas.microsoft.com/office/word/2015/wordml/symex" xmlns:wpg="http://schemas.microsoft.com/office/word/2010/wordprocessingGroup" xmlns:wpi="http://schemas.microsoft.com/office/word/2010/wordprocessingInk" xmlns:wne="http://schemas.microsoft.com/office/word/2006/wordml" xmlns:wps="http://schemas.microsoft.com/office/word/2010/wordprocessingShape" mc:Ignorable="w14 w15 w16se w16cid w16 w16cex w16sdtdh w16sdtfl w16du wp14">
+  <w:p>
+    <w:pPr>
       <w:spacing w:after="0" w:line="240" w:lineRule="auto"/>
       <w:jc w:val="center"/>
       <w:rPr>
@@ -2335,80 +2349,80 @@
       <w:pStyle w:val="Footer"/>
       <w:jc w:val="center"/>
       <w:rPr>
-        <w:rFonts w:asciiTheme="majorHAnsi" w:eastAsiaTheme="majorEastAsia" w:hAnsiTheme="majorHAnsi" w:cstheme="majorBidi"/>
-        <w:sz w:val="24"/>
-        <w:szCs w:val="24"/>
+        <w:rFonts w:ascii="BC Sans" w:eastAsiaTheme="majorEastAsia" w:hAnsi="BC Sans" w:cstheme="majorBidi"/>
       </w:rPr>
     </w:pPr>
     <w:r>
       <w:rPr>
-        <w:rFonts w:asciiTheme="majorHAnsi" w:eastAsiaTheme="majorEastAsia" w:hAnsiTheme="majorHAnsi" w:cstheme="majorBidi"/>
-        <w:sz w:val="24"/>
-        <w:szCs w:val="24"/>
+        <w:rFonts w:ascii="BC Sans" w:eastAsiaTheme="majorEastAsia" w:hAnsi="BC Sans" w:cstheme="majorBidi"/>
       </w:rPr>
       <w:t xml:space="preserve">Page </w:t>
     </w:r>
     <w:r>
       <w:rPr>
-        <w:rFonts w:asciiTheme="majorHAnsi" w:eastAsiaTheme="majorEastAsia" w:hAnsiTheme="majorHAnsi" w:cstheme="majorBidi"/>
-        <w:sz w:val="24"/>
-        <w:szCs w:val="24"/>
+        <w:rFonts w:ascii="BC Sans" w:eastAsiaTheme="majorEastAsia" w:hAnsi="BC Sans" w:cstheme="majorBidi"/>
       </w:rPr>
       <w:fldChar w:fldCharType="begin"/>
     </w:r>
     <w:r>
+      <w:rPr>
+        <w:rFonts w:ascii="BC Sans" w:hAnsi="BC Sans"/>
+      </w:rPr>
       <w:instrText>PAGE</w:instrText>
     </w:r>
     <w:r>
+      <w:rPr>
+        <w:rFonts w:ascii="BC Sans" w:hAnsi="BC Sans"/>
+      </w:rPr>
       <w:fldChar w:fldCharType="separate"/>
     </w:r>
     <w:r>
       <w:rPr>
+        <w:rFonts w:ascii="BC Sans" w:hAnsi="BC Sans"/>
         <w:noProof/>
       </w:rPr>
       <w:t>1</w:t>
     </w:r>
     <w:r>
       <w:rPr>
-        <w:rFonts w:asciiTheme="majorHAnsi" w:eastAsiaTheme="majorEastAsia" w:hAnsiTheme="majorHAnsi" w:cstheme="majorBidi"/>
-        <w:sz w:val="24"/>
-        <w:szCs w:val="24"/>
+        <w:rFonts w:ascii="BC Sans" w:eastAsiaTheme="majorEastAsia" w:hAnsi="BC Sans" w:cstheme="majorBidi"/>
       </w:rPr>
       <w:fldChar w:fldCharType="end"/>
     </w:r>
     <w:r>
       <w:rPr>
-        <w:rFonts w:asciiTheme="majorHAnsi" w:eastAsiaTheme="majorEastAsia" w:hAnsiTheme="majorHAnsi" w:cstheme="majorBidi"/>
-        <w:sz w:val="24"/>
-        <w:szCs w:val="24"/>
+        <w:rFonts w:ascii="BC Sans" w:eastAsiaTheme="majorEastAsia" w:hAnsi="BC Sans" w:cstheme="majorBidi"/>
       </w:rPr>
       <w:t xml:space="preserve"> of </w:t>
     </w:r>
     <w:r>
       <w:rPr>
-        <w:rFonts w:asciiTheme="majorHAnsi" w:eastAsiaTheme="majorEastAsia" w:hAnsiTheme="majorHAnsi" w:cstheme="majorBidi"/>
-        <w:sz w:val="24"/>
-        <w:szCs w:val="24"/>
+        <w:rFonts w:ascii="BC Sans" w:eastAsiaTheme="majorEastAsia" w:hAnsi="BC Sans" w:cstheme="majorBidi"/>
       </w:rPr>
       <w:fldChar w:fldCharType="begin"/>
     </w:r>
     <w:r>
+      <w:rPr>
+        <w:rFonts w:ascii="BC Sans" w:hAnsi="BC Sans"/>
+      </w:rPr>
       <w:instrText>NUMPAGES</w:instrText>
     </w:r>
     <w:r>
+      <w:rPr>
+        <w:rFonts w:ascii="BC Sans" w:hAnsi="BC Sans"/>
+      </w:rPr>
       <w:fldChar w:fldCharType="separate"/>
     </w:r>
     <w:r>
       <w:rPr>
+        <w:rFonts w:ascii="BC Sans" w:hAnsi="BC Sans"/>
         <w:noProof/>
       </w:rPr>
       <w:t>2</w:t>
     </w:r>
     <w:r>
       <w:rPr>
-        <w:rFonts w:asciiTheme="majorHAnsi" w:eastAsiaTheme="majorEastAsia" w:hAnsiTheme="majorHAnsi" w:cstheme="majorBidi"/>
-        <w:sz w:val="24"/>
-        <w:szCs w:val="24"/>
+        <w:rFonts w:ascii="BC Sans" w:eastAsiaTheme="majorEastAsia" w:hAnsi="BC Sans" w:cstheme="majorBidi"/>
       </w:rPr>
       <w:fldChar w:fldCharType="end"/>
     </w:r>
@@ -2422,6 +2436,16 @@
         <w:sz w:val="24"/>
         <w:szCs w:val="24"/>
       </w:rPr>
+    </w:pPr>
+  </w:p>
+</w:ftr>
+</file>
+
+<file path=word/footer3.xml><?xml version="1.0" encoding="utf-8"?>
+<w:ftr xmlns:wpc="http://schemas.microsoft.com/office/word/2010/wordprocessingCanvas" xmlns:cx="http://schemas.microsoft.com/office/drawing/2014/chartex" xmlns:cx1="http://schemas.microsoft.com/office/drawing/2015/9/8/chartex" xmlns:cx2="http://schemas.microsoft.com/office/drawing/2015/10/21/chartex" xmlns:cx3="http://schemas.microsoft.com/office/drawing/2016/5/9/chartex" xmlns:cx4="http://schemas.microsoft.com/office/drawing/2016/5/10/chartex" xmlns:cx5="http://schemas.microsoft.com/office/drawing/2016/5/11/chartex" xmlns:cx6="http://schemas.microsoft.com/office/drawing/2016/5/12/chartex" xmlns:cx7="http://schemas.microsoft.com/office/drawing/2016/5/13/chartex" xmlns:cx8="http://schemas.microsoft.com/office/drawing/2016/5/14/chartex" xmlns:mc="http://schemas.openxmlformats.org/markup-compatibility/2006" xmlns:aink="http://schemas.microsoft.com/office/drawing/2016/ink" xmlns:am3d="http://schemas.microsoft.com/office/drawing/2017/model3d" xmlns:o="urn:schemas-microsoft-com:office:office" xmlns:oel="http://schemas.microsoft.com/office/2019/extlst" xmlns:r="http://schemas.openxmlformats.org/officeDocument/2006/relationships" xmlns:m="http://schemas.openxmlformats.org/officeDocument/2006/math" xmlns:v="urn:schemas-microsoft-com:vml" xmlns:wp14="http://schemas.microsoft.com/office/word/2010/wordprocessingDrawing" xmlns:wp="http://schemas.openxmlformats.org/drawingml/2006/wordprocessingDrawing" xmlns:w10="urn:schemas-microsoft-com:office:word" xmlns:w="http://schemas.openxmlformats.org/wordprocessingml/2006/main" xmlns:w14="http://schemas.microsoft.com/office/word/2010/wordml" xmlns:w15="http://schemas.microsoft.com/office/word/2012/wordml" xmlns:w16cei="http://schemas.microsoft.com/office/word/2026/wordml/cei" xmlns:w16cex="http://schemas.microsoft.com/office/word/2018/wordml/cex" xmlns:w16cid="http://schemas.microsoft.com/office/word/2016/wordml/cid" xmlns:w16="http://schemas.microsoft.com/office/word/2018/wordml" xmlns:w16du="http://schemas.microsoft.com/office/word/2023/wordml/word16du" xmlns:w16sdtdh="http://schemas.microsoft.com/office/word/2020/wordml/sdtdatahash" xmlns:w16sdtfl="http://schemas.microsoft.com/office/word/2024/wordml/sdtformatlock" xmlns:w16se="http://schemas.microsoft.com/office/word/2015/wordml/symex" xmlns:wpg="http://schemas.microsoft.com/office/word/2010/wordprocessingGroup" xmlns:wpi="http://schemas.microsoft.com/office/word/2010/wordprocessingInk" xmlns:wne="http://schemas.microsoft.com/office/word/2006/wordml" xmlns:wps="http://schemas.microsoft.com/office/word/2010/wordprocessingShape" mc:Ignorable="w14 w15 w16se w16cid w16 w16cex w16sdtdh w16sdtfl w16du wp14">
+  <w:p>
+    <w:pPr>
+      <w:pStyle w:val="Footer"/>
     </w:pPr>
   </w:p>
 </w:ftr>
@@ -2453,6 +2477,16 @@
 </file>
 
 <file path=word/header1.xml><?xml version="1.0" encoding="utf-8"?>
+<w:hdr xmlns:wpc="http://schemas.microsoft.com/office/word/2010/wordprocessingCanvas" xmlns:cx="http://schemas.microsoft.com/office/drawing/2014/chartex" xmlns:cx1="http://schemas.microsoft.com/office/drawing/2015/9/8/chartex" xmlns:cx2="http://schemas.microsoft.com/office/drawing/2015/10/21/chartex" xmlns:cx3="http://schemas.microsoft.com/office/drawing/2016/5/9/chartex" xmlns:cx4="http://schemas.microsoft.com/office/drawing/2016/5/10/chartex" xmlns:cx5="http://schemas.microsoft.com/office/drawing/2016/5/11/chartex" xmlns:cx6="http://schemas.microsoft.com/office/drawing/2016/5/12/chartex" xmlns:cx7="http://schemas.microsoft.com/office/drawing/2016/5/13/chartex" xmlns:cx8="http://schemas.microsoft.com/office/drawing/2016/5/14/chartex" xmlns:mc="http://schemas.openxmlformats.org/markup-compatibility/2006" xmlns:aink="http://schemas.microsoft.com/office/drawing/2016/ink" xmlns:am3d="http://schemas.microsoft.com/office/drawing/2017/model3d" xmlns:o="urn:schemas-microsoft-com:office:office" xmlns:oel="http://schemas.microsoft.com/office/2019/extlst" xmlns:r="http://schemas.openxmlformats.org/officeDocument/2006/relationships" xmlns:m="http://schemas.openxmlformats.org/officeDocument/2006/math" xmlns:v="urn:schemas-microsoft-com:vml" xmlns:wp14="http://schemas.microsoft.com/office/word/2010/wordprocessingDrawing" xmlns:wp="http://schemas.openxmlformats.org/drawingml/2006/wordprocessingDrawing" xmlns:w10="urn:schemas-microsoft-com:office:word" xmlns:w="http://schemas.openxmlformats.org/wordprocessingml/2006/main" xmlns:w14="http://schemas.microsoft.com/office/word/2010/wordml" xmlns:w15="http://schemas.microsoft.com/office/word/2012/wordml" xmlns:w16cei="http://schemas.microsoft.com/office/word/2026/wordml/cei" xmlns:w16cex="http://schemas.microsoft.com/office/word/2018/wordml/cex" xmlns:w16cid="http://schemas.microsoft.com/office/word/2016/wordml/cid" xmlns:w16="http://schemas.microsoft.com/office/word/2018/wordml" xmlns:w16du="http://schemas.microsoft.com/office/word/2023/wordml/word16du" xmlns:w16sdtdh="http://schemas.microsoft.com/office/word/2020/wordml/sdtdatahash" xmlns:w16sdtfl="http://schemas.microsoft.com/office/word/2024/wordml/sdtformatlock" xmlns:w16se="http://schemas.microsoft.com/office/word/2015/wordml/symex" xmlns:wpg="http://schemas.microsoft.com/office/word/2010/wordprocessingGroup" xmlns:wpi="http://schemas.microsoft.com/office/word/2010/wordprocessingInk" xmlns:wne="http://schemas.microsoft.com/office/word/2006/wordml" xmlns:wps="http://schemas.microsoft.com/office/word/2010/wordprocessingShape" mc:Ignorable="w14 w15 w16se w16cid w16 w16cex w16sdtdh w16sdtfl w16du wp14">
+  <w:p>
+    <w:pPr>
+      <w:pStyle w:val="Header"/>
+    </w:pPr>
+  </w:p>
+</w:hdr>
+</file>
+
+<file path=word/header2.xml><?xml version="1.0" encoding="utf-8"?>
 <w:hdr xmlns:wpc="http://schemas.microsoft.com/office/word/2010/wordprocessingCanvas" xmlns:cx="http://schemas.microsoft.com/office/drawing/2014/chartex" xmlns:cx1="http://schemas.microsoft.com/office/drawing/2015/9/8/chartex" xmlns:cx2="http://schemas.microsoft.com/office/drawing/2015/10/21/chartex" xmlns:cx3="http://schemas.microsoft.com/office/drawing/2016/5/9/chartex" xmlns:cx4="http://schemas.microsoft.com/office/drawing/2016/5/10/chartex" xmlns:cx5="http://schemas.microsoft.com/office/drawing/2016/5/11/chartex" xmlns:cx6="http://schemas.microsoft.com/office/drawing/2016/5/12/chartex" xmlns:cx7="http://schemas.microsoft.com/office/drawing/2016/5/13/chartex" xmlns:cx8="http://schemas.microsoft.com/office/drawing/2016/5/14/chartex" xmlns:mc="http://schemas.openxmlformats.org/markup-compatibility/2006" xmlns:aink="http://schemas.microsoft.com/office/drawing/2016/ink" xmlns:am3d="http://schemas.microsoft.com/office/drawing/2017/model3d" xmlns:o="urn:schemas-microsoft-com:office:office" xmlns:oel="http://schemas.microsoft.com/office/2019/extlst" xmlns:r="http://schemas.openxmlformats.org/officeDocument/2006/relationships" xmlns:m="http://schemas.openxmlformats.org/officeDocument/2006/math" xmlns:v="urn:schemas-microsoft-com:vml" xmlns:wp14="http://schemas.microsoft.com/office/word/2010/wordprocessingDrawing" xmlns:wp="http://schemas.openxmlformats.org/drawingml/2006/wordprocessingDrawing" xmlns:w10="urn:schemas-microsoft-com:office:word" xmlns:w="http://schemas.openxmlformats.org/wordprocessingml/2006/main" xmlns:w14="http://schemas.microsoft.com/office/word/2010/wordml" xmlns:w15="http://schemas.microsoft.com/office/word/2012/wordml" xmlns:w16cei="http://schemas.microsoft.com/office/word/2026/wordml/cei" xmlns:w16cex="http://schemas.microsoft.com/office/word/2018/wordml/cex" xmlns:w16cid="http://schemas.microsoft.com/office/word/2016/wordml/cid" xmlns:w16="http://schemas.microsoft.com/office/word/2018/wordml" xmlns:w16du="http://schemas.microsoft.com/office/word/2023/wordml/word16du" xmlns:w16sdtdh="http://schemas.microsoft.com/office/word/2020/wordml/sdtdatahash" xmlns:w16sdtfl="http://schemas.microsoft.com/office/word/2024/wordml/sdtformatlock" xmlns:w16se="http://schemas.microsoft.com/office/word/2015/wordml/symex" xmlns:wpg="http://schemas.microsoft.com/office/word/2010/wordprocessingGroup" xmlns:wpi="http://schemas.microsoft.com/office/word/2010/wordprocessingInk" xmlns:wne="http://schemas.microsoft.com/office/word/2006/wordml" xmlns:wps="http://schemas.microsoft.com/office/word/2010/wordprocessingShape" mc:Ignorable="w14 w15 w16se w16cid w16 w16cex w16sdtdh w16sdtfl w16du wp14">
   <w:p/>
   <w:tbl>
@@ -2727,17 +2761,6 @@
                   <w:t xml:space="preserve"> </w:t>
                 </w:r>
                 <w:proofErr w:type="gramStart"/>
-                <w:r>
-                  <w:rPr>
-                    <w:rFonts w:ascii="BC Sans" w:hAnsi="BC Sans"/>
-                    <w:b/>
-                    <w:bCs/>
-                    <w:color w:val="000000"/>
-                    <w:sz w:val="24"/>
-                    <w:szCs w:val="24"/>
-                  </w:rPr>
-                  <w:t xml:space="preserve">    </w:t>
-                </w:r>
                 <w:r>
                   <w:rPr>
                     <w:rFonts w:ascii="BC Sans" w:hAnsi="BC Sans"/>
@@ -4329,6 +4352,16 @@
 </w:hdr>
 </file>
 
+<file path=word/header3.xml><?xml version="1.0" encoding="utf-8"?>
+<w:hdr xmlns:wpc="http://schemas.microsoft.com/office/word/2010/wordprocessingCanvas" xmlns:cx="http://schemas.microsoft.com/office/drawing/2014/chartex" xmlns:cx1="http://schemas.microsoft.com/office/drawing/2015/9/8/chartex" xmlns:cx2="http://schemas.microsoft.com/office/drawing/2015/10/21/chartex" xmlns:cx3="http://schemas.microsoft.com/office/drawing/2016/5/9/chartex" xmlns:cx4="http://schemas.microsoft.com/office/drawing/2016/5/10/chartex" xmlns:cx5="http://schemas.microsoft.com/office/drawing/2016/5/11/chartex" xmlns:cx6="http://schemas.microsoft.com/office/drawing/2016/5/12/chartex" xmlns:cx7="http://schemas.microsoft.com/office/drawing/2016/5/13/chartex" xmlns:cx8="http://schemas.microsoft.com/office/drawing/2016/5/14/chartex" xmlns:mc="http://schemas.openxmlformats.org/markup-compatibility/2006" xmlns:aink="http://schemas.microsoft.com/office/drawing/2016/ink" xmlns:am3d="http://schemas.microsoft.com/office/drawing/2017/model3d" xmlns:o="urn:schemas-microsoft-com:office:office" xmlns:oel="http://schemas.microsoft.com/office/2019/extlst" xmlns:r="http://schemas.openxmlformats.org/officeDocument/2006/relationships" xmlns:m="http://schemas.openxmlformats.org/officeDocument/2006/math" xmlns:v="urn:schemas-microsoft-com:vml" xmlns:wp14="http://schemas.microsoft.com/office/word/2010/wordprocessingDrawing" xmlns:wp="http://schemas.openxmlformats.org/drawingml/2006/wordprocessingDrawing" xmlns:w10="urn:schemas-microsoft-com:office:word" xmlns:w="http://schemas.openxmlformats.org/wordprocessingml/2006/main" xmlns:w14="http://schemas.microsoft.com/office/word/2010/wordml" xmlns:w15="http://schemas.microsoft.com/office/word/2012/wordml" xmlns:w16cei="http://schemas.microsoft.com/office/word/2026/wordml/cei" xmlns:w16cex="http://schemas.microsoft.com/office/word/2018/wordml/cex" xmlns:w16cid="http://schemas.microsoft.com/office/word/2016/wordml/cid" xmlns:w16="http://schemas.microsoft.com/office/word/2018/wordml" xmlns:w16du="http://schemas.microsoft.com/office/word/2023/wordml/word16du" xmlns:w16sdtdh="http://schemas.microsoft.com/office/word/2020/wordml/sdtdatahash" xmlns:w16sdtfl="http://schemas.microsoft.com/office/word/2024/wordml/sdtformatlock" xmlns:w16se="http://schemas.microsoft.com/office/word/2015/wordml/symex" xmlns:wpg="http://schemas.microsoft.com/office/word/2010/wordprocessingGroup" xmlns:wpi="http://schemas.microsoft.com/office/word/2010/wordprocessingInk" xmlns:wne="http://schemas.microsoft.com/office/word/2006/wordml" xmlns:wps="http://schemas.microsoft.com/office/word/2010/wordprocessingShape" mc:Ignorable="w14 w15 w16se w16cid w16 w16cex w16sdtdh w16sdtfl w16du wp14">
+  <w:p>
+    <w:pPr>
+      <w:pStyle w:val="Header"/>
+    </w:pPr>
+  </w:p>
+</w:hdr>
+</file>
+
 <file path=word/numbering.xml><?xml version="1.0" encoding="utf-8"?>
 <w:numbering xmlns:wpc="http://schemas.microsoft.com/office/word/2010/wordprocessingCanvas" xmlns:cx="http://schemas.microsoft.com/office/drawing/2014/chartex" xmlns:cx1="http://schemas.microsoft.com/office/drawing/2015/9/8/chartex" xmlns:cx2="http://schemas.microsoft.com/office/drawing/2015/10/21/chartex" xmlns:cx3="http://schemas.microsoft.com/office/drawing/2016/5/9/chartex" xmlns:cx4="http://schemas.microsoft.com/office/drawing/2016/5/10/chartex" xmlns:cx5="http://schemas.microsoft.com/office/drawing/2016/5/11/chartex" xmlns:cx6="http://schemas.microsoft.com/office/drawing/2016/5/12/chartex" xmlns:cx7="http://schemas.microsoft.com/office/drawing/2016/5/13/chartex" xmlns:cx8="http://schemas.microsoft.com/office/drawing/2016/5/14/chartex" xmlns:mc="http://schemas.openxmlformats.org/markup-compatibility/2006" xmlns:aink="http://schemas.microsoft.com/office/drawing/2016/ink" xmlns:am3d="http://schemas.microsoft.com/office/drawing/2017/model3d" xmlns:o="urn:schemas-microsoft-com:office:office" xmlns:oel="http://schemas.microsoft.com/office/2019/extlst" xmlns:r="http://schemas.openxmlformats.org/officeDocument/2006/relationships" xmlns:m="http://schemas.openxmlformats.org/officeDocument/2006/math" xmlns:v="urn:schemas-microsoft-com:vml" xmlns:wp14="http://schemas.microsoft.com/office/word/2010/wordprocessingDrawing" xmlns:wp="http://schemas.openxmlformats.org/drawingml/2006/wordprocessingDrawing" xmlns:w10="urn:schemas-microsoft-com:office:word" xmlns:w="http://schemas.openxmlformats.org/wordprocessingml/2006/main" xmlns:w14="http://schemas.microsoft.com/office/word/2010/wordml" xmlns:w15="http://schemas.microsoft.com/office/word/2012/wordml" xmlns:w16cei="http://schemas.microsoft.com/office/word/2026/wordml/cei" xmlns:w16cex="http://schemas.microsoft.com/office/word/2018/wordml/cex" xmlns:w16cid="http://schemas.microsoft.com/office/word/2016/wordml/cid" xmlns:w16="http://schemas.microsoft.com/office/word/2018/wordml" xmlns:w16du="http://schemas.microsoft.com/office/word/2023/wordml/word16du" xmlns:w16sdtdh="http://schemas.microsoft.com/office/word/2020/wordml/sdtdatahash" xmlns:w16sdtfl="http://schemas.microsoft.com/office/word/2024/wordml/sdtformatlock" xmlns:w16se="http://schemas.microsoft.com/office/word/2015/wordml/symex" xmlns:wpg="http://schemas.microsoft.com/office/word/2010/wordprocessingGroup" xmlns:wpi="http://schemas.microsoft.com/office/word/2010/wordprocessingInk" xmlns:wne="http://schemas.microsoft.com/office/word/2006/wordml" xmlns:wps="http://schemas.microsoft.com/office/word/2010/wordprocessingShape" mc:Ignorable="w14 w15 w16se w16cid w16 w16cex w16sdtdh w16sdtfl w16du wp14">
   <w:abstractNum w:abstractNumId="0" w15:restartNumberingAfterBreak="0">
@@ -6345,6 +6378,7 @@
   <w:style w:type="character" w:default="1" w:styleId="DefaultParagraphFont">
     <w:name w:val="Default Paragraph Font"/>
     <w:uiPriority w:val="1"/>
+    <w:semiHidden/>
     <w:unhideWhenUsed/>
   </w:style>
   <w:style w:type="table" w:default="1" w:styleId="TableNormal">
@@ -17561,10 +17595,26 @@
 </file>
 
 <file path=customXml/item1.xml><?xml version="1.0" encoding="utf-8"?>
-<b:Sources xmlns:b="http://schemas.openxmlformats.org/officeDocument/2006/bibliography" xmlns="http://schemas.openxmlformats.org/officeDocument/2006/bibliography" SelectedStyle="/APA.XSL" StyleName="APA"/>
+<p:properties xmlns:p="http://schemas.microsoft.com/office/2006/metadata/properties" xmlns:xsi="http://www.w3.org/2001/XMLSchema-instance" xmlns:pc="http://schemas.microsoft.com/office/infopath/2007/PartnerControls">
+  <documentManagement>
+    <lcf76f155ced4ddcb4097134ff3c332f xmlns="94d5cf59-5162-48bc-aa9b-620df72947f5">
+      <Terms xmlns="http://schemas.microsoft.com/office/infopath/2007/PartnerControls"/>
+    </lcf76f155ced4ddcb4097134ff3c332f>
+    <TaxCatchAll xmlns="8350b7c0-334b-4e19-bfc1-744f6a979eee" xsi:nil="true"/>
+  </documentManagement>
+</p:properties>
 </file>
 
 <file path=customXml/item2.xml><?xml version="1.0" encoding="utf-8"?>
+<?mso-contentType ?>
+<FormTemplates xmlns="http://schemas.microsoft.com/sharepoint/v3/contenttype/forms">
+  <Display>DocumentLibraryForm</Display>
+  <Edit>DocumentLibraryForm</Edit>
+  <New>DocumentLibraryForm</New>
+</FormTemplates>
+</file>
+
+<file path=customXml/item3.xml><?xml version="1.0" encoding="utf-8"?>
 <ct:contentTypeSchema xmlns:ct="http://schemas.microsoft.com/office/2006/metadata/contentType" xmlns:ma="http://schemas.microsoft.com/office/2006/metadata/properties/metaAttributes" ct:_="" ma:_="" ma:contentTypeName="Document" ma:contentTypeID="0x01010015F16144C0593A4A82C8AE0B67DB460F" ma:contentTypeVersion="11" ma:contentTypeDescription="Create a new document." ma:contentTypeScope="" ma:versionID="f03428ffc1746d68619392bc270e65d0">
   <xsd:schema xmlns:xsd="http://www.w3.org/2001/XMLSchema" xmlns:xs="http://www.w3.org/2001/XMLSchema" xmlns:p="http://schemas.microsoft.com/office/2006/metadata/properties" xmlns:ns2="94d5cf59-5162-48bc-aa9b-620df72947f5" xmlns:ns3="8350b7c0-334b-4e19-bfc1-744f6a979eee" targetNamespace="http://schemas.microsoft.com/office/2006/metadata/properties" ma:root="true" ma:fieldsID="2206ae29c74f0be434f81d51f34f460d" ns2:_="" ns3:_="">
     <xsd:import namespace="94d5cf59-5162-48bc-aa9b-620df72947f5"/>
@@ -17759,35 +17809,30 @@
 </ct:contentTypeSchema>
 </file>
 
-<file path=customXml/item3.xml><?xml version="1.0" encoding="utf-8"?>
-<?mso-contentType ?>
-<FormTemplates xmlns="http://schemas.microsoft.com/sharepoint/v3/contenttype/forms">
-  <Display>DocumentLibraryForm</Display>
-  <Edit>DocumentLibraryForm</Edit>
-  <New>DocumentLibraryForm</New>
-</FormTemplates>
-</file>
-
 <file path=customXml/item4.xml><?xml version="1.0" encoding="utf-8"?>
-<p:properties xmlns:p="http://schemas.microsoft.com/office/2006/metadata/properties" xmlns:xsi="http://www.w3.org/2001/XMLSchema-instance" xmlns:pc="http://schemas.microsoft.com/office/infopath/2007/PartnerControls">
-  <documentManagement>
-    <lcf76f155ced4ddcb4097134ff3c332f xmlns="94d5cf59-5162-48bc-aa9b-620df72947f5">
-      <Terms xmlns="http://schemas.microsoft.com/office/infopath/2007/PartnerControls"/>
-    </lcf76f155ced4ddcb4097134ff3c332f>
-    <TaxCatchAll xmlns="8350b7c0-334b-4e19-bfc1-744f6a979eee" xsi:nil="true"/>
-  </documentManagement>
-</p:properties>
+<b:Sources xmlns:b="http://schemas.openxmlformats.org/officeDocument/2006/bibliography" xmlns="http://schemas.openxmlformats.org/officeDocument/2006/bibliography" SelectedStyle="/APA.XSL" StyleName="APA"/>
 </file>
 
 <file path=customXml/itemProps1.xml><?xml version="1.0" encoding="utf-8"?>
-<ds:datastoreItem xmlns:ds="http://schemas.openxmlformats.org/officeDocument/2006/customXml" ds:itemID="{EF278816-EC6F-A645-907D-7F25AECB1D4A}">
+<ds:datastoreItem xmlns:ds="http://schemas.openxmlformats.org/officeDocument/2006/customXml" ds:itemID="{A7606A45-B25C-4FBA-BE17-306B7D23C091}">
   <ds:schemaRefs>
-    <ds:schemaRef ds:uri="http://schemas.openxmlformats.org/officeDocument/2006/bibliography"/>
+    <ds:schemaRef ds:uri="http://schemas.microsoft.com/office/2006/metadata/properties"/>
+    <ds:schemaRef ds:uri="http://schemas.microsoft.com/office/infopath/2007/PartnerControls"/>
+    <ds:schemaRef ds:uri="94d5cf59-5162-48bc-aa9b-620df72947f5"/>
+    <ds:schemaRef ds:uri="8350b7c0-334b-4e19-bfc1-744f6a979eee"/>
   </ds:schemaRefs>
 </ds:datastoreItem>
 </file>
 
 <file path=customXml/itemProps2.xml><?xml version="1.0" encoding="utf-8"?>
+<ds:datastoreItem xmlns:ds="http://schemas.openxmlformats.org/officeDocument/2006/customXml" ds:itemID="{360ECE8A-3139-463D-90B6-2A7471686095}">
+  <ds:schemaRefs>
+    <ds:schemaRef ds:uri="http://schemas.microsoft.com/sharepoint/v3/contenttype/forms"/>
+  </ds:schemaRefs>
+</ds:datastoreItem>
+</file>
+
+<file path=customXml/itemProps3.xml><?xml version="1.0" encoding="utf-8"?>
 <ds:datastoreItem xmlns:ds="http://schemas.openxmlformats.org/officeDocument/2006/customXml" ds:itemID="{5B64FE0E-7912-4F95-AAFF-E0C8FB9265FD}">
   <ds:schemaRefs>
     <ds:schemaRef ds:uri="http://schemas.microsoft.com/office/2006/metadata/contentType"/>
@@ -17806,21 +17851,10 @@
 </ds:datastoreItem>
 </file>
 
-<file path=customXml/itemProps3.xml><?xml version="1.0" encoding="utf-8"?>
-<ds:datastoreItem xmlns:ds="http://schemas.openxmlformats.org/officeDocument/2006/customXml" ds:itemID="{360ECE8A-3139-463D-90B6-2A7471686095}">
+<file path=customXml/itemProps4.xml><?xml version="1.0" encoding="utf-8"?>
+<ds:datastoreItem xmlns:ds="http://schemas.openxmlformats.org/officeDocument/2006/customXml" ds:itemID="{EF278816-EC6F-A645-907D-7F25AECB1D4A}">
   <ds:schemaRefs>
-    <ds:schemaRef ds:uri="http://schemas.microsoft.com/sharepoint/v3/contenttype/forms"/>
-  </ds:schemaRefs>
-</ds:datastoreItem>
-</file>
-
-<file path=customXml/itemProps4.xml><?xml version="1.0" encoding="utf-8"?>
-<ds:datastoreItem xmlns:ds="http://schemas.openxmlformats.org/officeDocument/2006/customXml" ds:itemID="{A7606A45-B25C-4FBA-BE17-306B7D23C091}">
-  <ds:schemaRefs>
-    <ds:schemaRef ds:uri="http://schemas.microsoft.com/office/2006/metadata/properties"/>
-    <ds:schemaRef ds:uri="http://schemas.microsoft.com/office/infopath/2007/PartnerControls"/>
-    <ds:schemaRef ds:uri="94d5cf59-5162-48bc-aa9b-620df72947f5"/>
-    <ds:schemaRef ds:uri="8350b7c0-334b-4e19-bfc1-744f6a979eee"/>
+    <ds:schemaRef ds:uri="http://schemas.openxmlformats.org/officeDocument/2006/bibliography"/>
   </ds:schemaRefs>
 </ds:datastoreItem>
 </file>
